--- a/dic/نــماذج  اليومية/صادر.docx
+++ b/dic/نــماذج  اليومية/صادر.docx
@@ -4,22 +4,67 @@
   <w:body>
     <w:p>
       <w:pPr>
-        <w:pStyle w:val="aa"/>
-        <w:tabs>
-          <w:tab w:val="right" w:pos="8280"/>
-        </w:tabs>
-        <w:jc w:val="center"/>
+        <w:rPr>
+          <w:rtl/>
+        </w:rPr>
       </w:pPr>
-      <w:bookmarkStart w:id="0" w:name="_Hlk172225417"/>
-      <w:bookmarkStart w:id="1" w:name="_Hlk172225418"/>
-      <w:bookmarkStart w:id="2" w:name="_Hlk172225897"/>
-      <w:bookmarkStart w:id="3" w:name="_Hlk172225898"/>
-      <w:bookmarkStart w:id="4" w:name="_Hlk172226412"/>
-      <w:bookmarkStart w:id="5" w:name="_Hlk172226413"/>
-      <w:bookmarkStart w:id="6" w:name="_Hlk172226627"/>
-      <w:bookmarkStart w:id="7" w:name="_Hlk172226628"/>
-      <w:bookmarkStart w:id="8" w:name="_Hlk172226907"/>
-      <w:bookmarkStart w:id="9" w:name="_Hlk172226908"/>
+      <w:r>
+        <w:rPr>
+          <w:noProof/>
+        </w:rPr>
+        <w:drawing>
+          <wp:anchor distT="0" distB="0" distL="114300" distR="114300" simplePos="0" relativeHeight="251665408" behindDoc="1" locked="0" layoutInCell="1" allowOverlap="1" wp14:anchorId="6FCCDD83" wp14:editId="2CE0DCC3">
+            <wp:simplePos x="0" y="0"/>
+            <wp:positionH relativeFrom="column">
+              <wp:posOffset>2849916</wp:posOffset>
+            </wp:positionH>
+            <wp:positionV relativeFrom="paragraph">
+              <wp:posOffset>45252</wp:posOffset>
+            </wp:positionV>
+            <wp:extent cx="906145" cy="307340"/>
+            <wp:effectExtent l="0" t="0" r="0" b="0"/>
+            <wp:wrapNone/>
+            <wp:docPr id="2092273833" name="officeArt object" descr="[CITYPNG.COM]HD Bismilah Arab Calligraphy بسم الله الرحمان الرحيم Basmalah PNG - 2400x898.png"/>
+            <wp:cNvGraphicFramePr/>
+            <a:graphic xmlns:a="http://schemas.openxmlformats.org/drawingml/2006/main">
+              <a:graphicData uri="http://schemas.openxmlformats.org/drawingml/2006/picture">
+                <pic:pic xmlns:pic="http://schemas.openxmlformats.org/drawingml/2006/picture">
+                  <pic:nvPicPr>
+                    <pic:cNvPr id="1073741827" name="officeArt object" descr="[CITYPNG.COM]HD Bismilah Arab Calligraphy بسم الله الرحمان الرحيم Basmalah PNG - 2400x898.png"/>
+                    <pic:cNvPicPr/>
+                  </pic:nvPicPr>
+                  <pic:blipFill>
+                    <a:blip r:embed="rId5" cstate="print">
+                      <a:extLst>
+                        <a:ext uri="{28A0092B-C50C-407E-A947-70E740481C1C}">
+                          <a14:useLocalDpi xmlns:a14="http://schemas.microsoft.com/office/drawing/2010/main" val="0"/>
+                        </a:ext>
+                      </a:extLst>
+                    </a:blip>
+                    <a:stretch>
+                      <a:fillRect/>
+                    </a:stretch>
+                  </pic:blipFill>
+                  <pic:spPr>
+                    <a:xfrm>
+                      <a:off x="0" y="0"/>
+                      <a:ext cx="906145" cy="307340"/>
+                    </a:xfrm>
+                    <a:prstGeom prst="rect">
+                      <a:avLst/>
+                    </a:prstGeom>
+                    <a:ln w="12700" cap="flat">
+                      <a:noFill/>
+                      <a:miter lim="400000"/>
+                    </a:ln>
+                    <a:effectLst/>
+                  </pic:spPr>
+                </pic:pic>
+              </a:graphicData>
+            </a:graphic>
+          </wp:anchor>
+        </w:drawing>
+      </w:r>
       <w:r>
         <w:rPr>
           <w:noProof/>
@@ -27,18 +72,18 @@
         <mc:AlternateContent>
           <mc:Choice Requires="wps">
             <w:drawing>
-              <wp:anchor distT="152400" distB="152400" distL="152400" distR="152400" simplePos="0" relativeHeight="251669504" behindDoc="1" locked="0" layoutInCell="1" allowOverlap="1" wp14:anchorId="1CED85F5" wp14:editId="5F38C9CA">
+              <wp:anchor distT="152400" distB="152400" distL="152400" distR="152400" simplePos="0" relativeHeight="251663360" behindDoc="1" locked="0" layoutInCell="1" allowOverlap="1" wp14:anchorId="1E075592" wp14:editId="1A6A809B">
                 <wp:simplePos x="0" y="0"/>
                 <wp:positionH relativeFrom="page">
-                  <wp:posOffset>4935220</wp:posOffset>
+                  <wp:posOffset>5553075</wp:posOffset>
                 </wp:positionH>
                 <wp:positionV relativeFrom="page">
-                  <wp:posOffset>1478915</wp:posOffset>
+                  <wp:posOffset>589651</wp:posOffset>
                 </wp:positionV>
-                <wp:extent cx="2475228" cy="338447"/>
-                <wp:effectExtent l="0" t="0" r="1905" b="0"/>
+                <wp:extent cx="1381125" cy="476250"/>
+                <wp:effectExtent l="0" t="0" r="0" b="0"/>
                 <wp:wrapNone/>
-                <wp:docPr id="1543253555" name="مربع نص 8" descr="مربع نص 22"/>
+                <wp:docPr id="455434861" name="مربع نص 9" descr="مربع نص 23"/>
                 <wp:cNvGraphicFramePr/>
                 <a:graphic xmlns:a="http://schemas.openxmlformats.org/drawingml/2006/main">
                   <a:graphicData uri="http://schemas.microsoft.com/office/word/2010/wordprocessingShape">
@@ -47,7 +92,7 @@
                       <wps:spPr>
                         <a:xfrm>
                           <a:off x="0" y="0"/>
-                          <a:ext cx="2475228" cy="338447"/>
+                          <a:ext cx="1381125" cy="476250"/>
                         </a:xfrm>
                         <a:prstGeom prst="rect">
                           <a:avLst/>
@@ -63,24 +108,41 @@
                         <w:txbxContent>
                           <w:p>
                             <w:pPr>
-                              <w:bidi w:val="0"/>
                               <w:spacing w:after="0" w:line="240" w:lineRule="auto"/>
                               <w:jc w:val="center"/>
                               <w:rPr>
-                                <w:rFonts w:asciiTheme="majorBidi" w:hAnsiTheme="majorBidi" w:cstheme="majorBidi"/>
-                                <w:sz w:val="28"/>
-                                <w:szCs w:val="28"/>
-                                <w:rtl/>
+                                <w:rFonts w:cs="Farsi Simple Bold"/>
                               </w:rPr>
                             </w:pPr>
                             <w:r>
                               <w:rPr>
-                                <w:rFonts w:asciiTheme="majorBidi" w:hAnsiTheme="majorBidi" w:cstheme="majorBidi" w:hint="cs"/>
-                                <w:sz w:val="28"/>
-                                <w:szCs w:val="28"/>
-                                <w:rtl/>
-                              </w:rPr>
-                              <w:t>الاتصالات الإدارية (8/2)37</w:t>
+                                <w:rFonts w:cs="Farsi Simple Bold" w:hint="cs"/>
+                                <w:sz w:val="36"/>
+                                <w:szCs w:val="36"/>
+                                <w:rtl/>
+                                <w:lang w:val="ar-SA"/>
+                              </w:rPr>
+                              <w:t>وزارة</w:t>
+                            </w:r>
+                            <w:r>
+                              <w:rPr>
+                                <w:rFonts w:ascii="Helvetica" w:hAnsi="Helvetica" w:cs="Farsi Simple Bold" w:hint="cs"/>
+                                <w:sz w:val="36"/>
+                                <w:szCs w:val="36"/>
+                                <w:rtl/>
+                                <w:lang w:val="ar-SA"/>
+                              </w:rPr>
+                              <w:t xml:space="preserve"> </w:t>
+                            </w:r>
+                            <w:r>
+                              <w:rPr>
+                                <w:rFonts w:cs="Farsi Simple Bold" w:hint="cs"/>
+                                <w:sz w:val="36"/>
+                                <w:szCs w:val="36"/>
+                                <w:rtl/>
+                                <w:lang w:val="ar-SA"/>
+                              </w:rPr>
+                              <w:t>الداخلية</w:t>
                             </w:r>
                           </w:p>
                         </w:txbxContent>
@@ -102,150 +164,51 @@
           </mc:Choice>
           <mc:Fallback>
             <w:pict>
-              <v:shapetype w14:anchorId="1CED85F5" id="_x0000_t202" coordsize="21600,21600" o:spt="202" path="m,l,21600r21600,l21600,xe">
+              <v:shapetype w14:anchorId="1E075592" id="_x0000_t202" coordsize="21600,21600" o:spt="202" path="m,l,21600r21600,l21600,xe">
                 <v:stroke joinstyle="miter"/>
                 <v:path gradientshapeok="t" o:connecttype="rect"/>
               </v:shapetype>
-              <v:shape id="مربع نص 8" o:spid="_x0000_s1026" type="#_x0000_t202" alt="مربع نص 22" style="position:absolute;left:0;text-align:left;margin-left:388.6pt;margin-top:116.45pt;width:194.9pt;height:26.65pt;z-index:-251646976;visibility:visible;mso-wrap-style:square;mso-width-percent:0;mso-height-percent:0;mso-wrap-distance-left:12pt;mso-wrap-distance-top:12pt;mso-wrap-distance-right:12pt;mso-wrap-distance-bottom:12pt;mso-position-horizontal:absolute;mso-position-horizontal-relative:page;mso-position-vertical:absolute;mso-position-vertical-relative:page;mso-width-percent:0;mso-height-percent:0;mso-width-relative:page;mso-height-relative:page;v-text-anchor:top" o:gfxdata="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" filled="f" stroked="f" strokeweight="1pt">
+              <v:shape id="مربع نص 9" o:spid="_x0000_s1026" type="#_x0000_t202" alt="مربع نص 23" style="position:absolute;left:0;text-align:left;margin-left:437.25pt;margin-top:46.45pt;width:108.75pt;height:37.5pt;z-index:-251653120;visibility:visible;mso-wrap-style:square;mso-width-percent:0;mso-height-percent:0;mso-wrap-distance-left:12pt;mso-wrap-distance-top:12pt;mso-wrap-distance-right:12pt;mso-wrap-distance-bottom:12pt;mso-position-horizontal:absolute;mso-position-horizontal-relative:page;mso-position-vertical:absolute;mso-position-vertical-relative:page;mso-width-percent:0;mso-height-percent:0;mso-width-relative:page;mso-height-relative:page;v-text-anchor:top" o:gfxdata="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" filled="f" stroked="f" strokeweight="1pt">
                 <v:stroke miterlimit="4"/>
                 <v:textbox inset="1.27mm,1.27mm,1.27mm,1.27mm">
                   <w:txbxContent>
                     <w:p>
                       <w:pPr>
-                        <w:bidi w:val="0"/>
                         <w:spacing w:after="0" w:line="240" w:lineRule="auto"/>
                         <w:jc w:val="center"/>
                         <w:rPr>
-                          <w:rFonts w:asciiTheme="majorBidi" w:hAnsiTheme="majorBidi" w:cstheme="majorBidi"/>
-                          <w:sz w:val="28"/>
-                          <w:szCs w:val="28"/>
-                          <w:rtl/>
+                          <w:rFonts w:cs="Farsi Simple Bold"/>
                         </w:rPr>
                       </w:pPr>
                       <w:r>
                         <w:rPr>
-                          <w:rFonts w:asciiTheme="majorBidi" w:hAnsiTheme="majorBidi" w:cstheme="majorBidi" w:hint="cs"/>
-                          <w:sz w:val="28"/>
-                          <w:szCs w:val="28"/>
-                          <w:rtl/>
-                        </w:rPr>
-                        <w:t>الاتصالات الإدارية (8/2)37</w:t>
-                      </w:r>
-                    </w:p>
-                  </w:txbxContent>
-                </v:textbox>
-                <w10:wrap anchorx="page" anchory="page"/>
-              </v:shape>
-            </w:pict>
-          </mc:Fallback>
-        </mc:AlternateContent>
-      </w:r>
-      <w:r>
-        <w:rPr>
-          <w:noProof/>
-        </w:rPr>
-        <mc:AlternateContent>
-          <mc:Choice Requires="wps">
-            <w:drawing>
-              <wp:anchor distT="152400" distB="152400" distL="152400" distR="152400" simplePos="0" relativeHeight="251667456" behindDoc="1" locked="0" layoutInCell="1" allowOverlap="1" wp14:anchorId="20A236A8" wp14:editId="0A179091">
-                <wp:simplePos x="0" y="0"/>
-                <wp:positionH relativeFrom="page">
-                  <wp:posOffset>4961164</wp:posOffset>
-                </wp:positionH>
-                <wp:positionV relativeFrom="page">
-                  <wp:posOffset>1066800</wp:posOffset>
-                </wp:positionV>
-                <wp:extent cx="2474595" cy="304800"/>
-                <wp:effectExtent l="0" t="0" r="1905" b="0"/>
-                <wp:wrapNone/>
-                <wp:docPr id="1004579151" name="مربع نص 8" descr="مربع نص 22"/>
-                <wp:cNvGraphicFramePr/>
-                <a:graphic xmlns:a="http://schemas.openxmlformats.org/drawingml/2006/main">
-                  <a:graphicData uri="http://schemas.microsoft.com/office/word/2010/wordprocessingShape">
-                    <wps:wsp>
-                      <wps:cNvSpPr txBox="1"/>
-                      <wps:spPr>
-                        <a:xfrm>
-                          <a:off x="0" y="0"/>
-                          <a:ext cx="2474595" cy="304800"/>
-                        </a:xfrm>
-                        <a:prstGeom prst="rect">
-                          <a:avLst/>
-                        </a:prstGeom>
-                        <a:noFill/>
-                        <a:ln w="12700" cap="flat">
-                          <a:noFill/>
-                          <a:miter lim="400000"/>
-                        </a:ln>
-                        <a:effectLst/>
-                      </wps:spPr>
-                      <wps:txbx>
-                        <w:txbxContent>
-                          <w:p>
-                            <w:pPr>
-                              <w:bidi w:val="0"/>
-                              <w:spacing w:after="0" w:line="240" w:lineRule="auto"/>
-                              <w:jc w:val="center"/>
-                              <w:rPr>
-                                <w:rFonts w:asciiTheme="majorBidi" w:hAnsiTheme="majorBidi" w:cstheme="majorBidi"/>
-                                <w:sz w:val="28"/>
-                                <w:szCs w:val="28"/>
-                              </w:rPr>
-                            </w:pPr>
-                            <w:r>
-                              <w:rPr>
-                                <w:rFonts w:asciiTheme="majorBidi" w:hAnsiTheme="majorBidi" w:cstheme="majorBidi" w:hint="cs"/>
-                                <w:sz w:val="28"/>
-                                <w:szCs w:val="28"/>
-                                <w:rtl/>
-                                <w:lang w:val="ar-SA"/>
-                              </w:rPr>
-                              <w:t>جوازات منطقة الرياض</w:t>
-                            </w:r>
-                          </w:p>
-                        </w:txbxContent>
-                      </wps:txbx>
-                      <wps:bodyPr vertOverflow="clip" horzOverflow="clip" wrap="square" lIns="45719" tIns="45719" rIns="45719" bIns="45719" numCol="1" anchor="t">
-                        <a:noAutofit/>
-                      </wps:bodyPr>
-                    </wps:wsp>
-                  </a:graphicData>
-                </a:graphic>
-                <wp14:sizeRelH relativeFrom="page">
-                  <wp14:pctWidth>0</wp14:pctWidth>
-                </wp14:sizeRelH>
-                <wp14:sizeRelV relativeFrom="page">
-                  <wp14:pctHeight>0</wp14:pctHeight>
-                </wp14:sizeRelV>
-              </wp:anchor>
-            </w:drawing>
-          </mc:Choice>
-          <mc:Fallback>
-            <w:pict>
-              <v:shape w14:anchorId="20A236A8" id="_x0000_s1027" type="#_x0000_t202" alt="مربع نص 22" style="position:absolute;left:0;text-align:left;margin-left:390.65pt;margin-top:84pt;width:194.85pt;height:24pt;z-index:-251649024;visibility:visible;mso-wrap-style:square;mso-width-percent:0;mso-height-percent:0;mso-wrap-distance-left:12pt;mso-wrap-distance-top:12pt;mso-wrap-distance-right:12pt;mso-wrap-distance-bottom:12pt;mso-position-horizontal:absolute;mso-position-horizontal-relative:page;mso-position-vertical:absolute;mso-position-vertical-relative:page;mso-width-percent:0;mso-height-percent:0;mso-width-relative:page;mso-height-relative:page;v-text-anchor:top" o:gfxdata="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" filled="f" stroked="f" strokeweight="1pt">
-                <v:stroke miterlimit="4"/>
-                <v:textbox inset="1.27mm,1.27mm,1.27mm,1.27mm">
-                  <w:txbxContent>
-                    <w:p>
-                      <w:pPr>
-                        <w:bidi w:val="0"/>
-                        <w:spacing w:after="0" w:line="240" w:lineRule="auto"/>
-                        <w:jc w:val="center"/>
-                        <w:rPr>
-                          <w:rFonts w:asciiTheme="majorBidi" w:hAnsiTheme="majorBidi" w:cstheme="majorBidi"/>
-                          <w:sz w:val="28"/>
-                          <w:szCs w:val="28"/>
-                        </w:rPr>
-                      </w:pPr>
-                      <w:r>
-                        <w:rPr>
-                          <w:rFonts w:asciiTheme="majorBidi" w:hAnsiTheme="majorBidi" w:cstheme="majorBidi" w:hint="cs"/>
-                          <w:sz w:val="28"/>
-                          <w:szCs w:val="28"/>
+                          <w:rFonts w:cs="Farsi Simple Bold" w:hint="cs"/>
+                          <w:sz w:val="36"/>
+                          <w:szCs w:val="36"/>
                           <w:rtl/>
                           <w:lang w:val="ar-SA"/>
                         </w:rPr>
-                        <w:t>جوازات منطقة الرياض</w:t>
+                        <w:t>وزارة</w:t>
+                      </w:r>
+                      <w:r>
+                        <w:rPr>
+                          <w:rFonts w:ascii="Helvetica" w:hAnsi="Helvetica" w:cs="Farsi Simple Bold" w:hint="cs"/>
+                          <w:sz w:val="36"/>
+                          <w:szCs w:val="36"/>
+                          <w:rtl/>
+                          <w:lang w:val="ar-SA"/>
+                        </w:rPr>
+                        <w:t xml:space="preserve"> </w:t>
+                      </w:r>
+                      <w:r>
+                        <w:rPr>
+                          <w:rFonts w:cs="Farsi Simple Bold" w:hint="cs"/>
+                          <w:sz w:val="36"/>
+                          <w:szCs w:val="36"/>
+                          <w:rtl/>
+                          <w:lang w:val="ar-SA"/>
+                        </w:rPr>
+                        <w:t>الداخلية</w:t>
                       </w:r>
                     </w:p>
                   </w:txbxContent>
@@ -261,13 +224,13 @@
           <w:noProof/>
         </w:rPr>
         <w:drawing>
-          <wp:anchor distT="152400" distB="152400" distL="152400" distR="152400" simplePos="0" relativeHeight="251659264" behindDoc="1" locked="0" layoutInCell="1" allowOverlap="1" wp14:anchorId="5B75C501" wp14:editId="4F0072BF">
+          <wp:anchor distT="152400" distB="152400" distL="152400" distR="152400" simplePos="0" relativeHeight="251659264" behindDoc="1" locked="0" layoutInCell="1" allowOverlap="1" wp14:anchorId="02D4877D" wp14:editId="2E5E7D56">
             <wp:simplePos x="0" y="0"/>
             <wp:positionH relativeFrom="page">
               <wp:posOffset>5292090</wp:posOffset>
             </wp:positionH>
             <wp:positionV relativeFrom="page">
-              <wp:posOffset>372110</wp:posOffset>
+              <wp:posOffset>371739</wp:posOffset>
             </wp:positionV>
             <wp:extent cx="1731645" cy="525780"/>
             <wp:effectExtent l="0" t="0" r="1905" b="0"/>
@@ -286,7 +249,7 @@
                     </pic:cNvPicPr>
                   </pic:nvPicPr>
                   <pic:blipFill>
-                    <a:blip r:embed="rId5" cstate="print">
+                    <a:blip r:embed="rId6" cstate="print">
                       <a:extLst>
                         <a:ext uri="{28A0092B-C50C-407E-A947-70E740481C1C}">
                           <a14:useLocalDpi xmlns:a14="http://schemas.microsoft.com/office/drawing/2010/main" val="0"/>
@@ -328,7 +291,97 @@
           <w:noProof/>
         </w:rPr>
         <w:drawing>
-          <wp:anchor distT="152400" distB="152400" distL="152400" distR="152400" simplePos="0" relativeHeight="251661312" behindDoc="1" locked="0" layoutInCell="1" allowOverlap="1" wp14:anchorId="2AA9768A" wp14:editId="0985043E">
+          <wp:anchor distT="0" distB="0" distL="114300" distR="114300" simplePos="0" relativeHeight="251661312" behindDoc="1" locked="0" layoutInCell="1" allowOverlap="1" wp14:anchorId="79FB0530" wp14:editId="2E02F514">
+            <wp:simplePos x="0" y="0"/>
+            <wp:positionH relativeFrom="column">
+              <wp:posOffset>3057525</wp:posOffset>
+            </wp:positionH>
+            <wp:positionV relativeFrom="paragraph">
+              <wp:posOffset>-395605</wp:posOffset>
+            </wp:positionV>
+            <wp:extent cx="906145" cy="307340"/>
+            <wp:effectExtent l="0" t="0" r="0" b="0"/>
+            <wp:wrapNone/>
+            <wp:docPr id="610382682" name="officeArt object" descr="[CITYPNG.COM]HD Bismilah Arab Calligraphy بسم الله الرحمان الرحيم Basmalah PNG - 2400x898.png"/>
+            <wp:cNvGraphicFramePr/>
+            <a:graphic xmlns:a="http://schemas.openxmlformats.org/drawingml/2006/main">
+              <a:graphicData uri="http://schemas.openxmlformats.org/drawingml/2006/picture">
+                <pic:pic xmlns:pic="http://schemas.openxmlformats.org/drawingml/2006/picture">
+                  <pic:nvPicPr>
+                    <pic:cNvPr id="1073741827" name="officeArt object" descr="[CITYPNG.COM]HD Bismilah Arab Calligraphy بسم الله الرحمان الرحيم Basmalah PNG - 2400x898.png"/>
+                    <pic:cNvPicPr/>
+                  </pic:nvPicPr>
+                  <pic:blipFill>
+                    <a:blip r:embed="rId5" cstate="print">
+                      <a:extLst>
+                        <a:ext uri="{28A0092B-C50C-407E-A947-70E740481C1C}">
+                          <a14:useLocalDpi xmlns:a14="http://schemas.microsoft.com/office/drawing/2010/main" val="0"/>
+                        </a:ext>
+                      </a:extLst>
+                    </a:blip>
+                    <a:stretch>
+                      <a:fillRect/>
+                    </a:stretch>
+                  </pic:blipFill>
+                  <pic:spPr>
+                    <a:xfrm>
+                      <a:off x="0" y="0"/>
+                      <a:ext cx="906145" cy="307340"/>
+                    </a:xfrm>
+                    <a:prstGeom prst="rect">
+                      <a:avLst/>
+                    </a:prstGeom>
+                    <a:ln w="12700" cap="flat">
+                      <a:noFill/>
+                      <a:miter lim="400000"/>
+                    </a:ln>
+                    <a:effectLst/>
+                  </pic:spPr>
+                </pic:pic>
+              </a:graphicData>
+            </a:graphic>
+          </wp:anchor>
+        </w:drawing>
+      </w:r>
+    </w:p>
+    <w:p>
+      <w:pPr>
+        <w:tabs>
+          <w:tab w:val="left" w:pos="1688"/>
+        </w:tabs>
+      </w:pPr>
+      <w:r>
+        <w:tab/>
+      </w:r>
+      <w:r>
+        <w:tab/>
+      </w:r>
+      <w:r>
+        <w:tab/>
+      </w:r>
+      <w:r>
+        <w:tab/>
+      </w:r>
+      <w:r>
+        <w:tab/>
+      </w:r>
+      <w:r>
+        <w:tab/>
+      </w:r>
+    </w:p>
+    <w:p/>
+    <w:p>
+      <w:pPr>
+        <w:rPr>
+          <w:rtl/>
+        </w:rPr>
+      </w:pPr>
+      <w:r>
+        <w:rPr>
+          <w:noProof/>
+        </w:rPr>
+        <w:drawing>
+          <wp:anchor distT="152400" distB="152400" distL="152400" distR="152400" simplePos="0" relativeHeight="251660288" behindDoc="1" locked="0" layoutInCell="1" allowOverlap="1" wp14:anchorId="4280D6CF" wp14:editId="63BD952B">
             <wp:simplePos x="0" y="0"/>
             <wp:positionH relativeFrom="page">
               <wp:posOffset>3163887</wp:posOffset>
@@ -353,7 +406,7 @@
                     </pic:cNvPicPr>
                   </pic:nvPicPr>
                   <pic:blipFill>
-                    <a:blip r:embed="rId6" cstate="print">
+                    <a:blip r:embed="rId7" cstate="print">
                       <a:extLst>
                         <a:ext uri="{28A0092B-C50C-407E-A947-70E740481C1C}">
                           <a14:useLocalDpi xmlns:a14="http://schemas.microsoft.com/office/drawing/2010/main" val="0"/>
@@ -394,303 +447,10 @@
         <w:rPr>
           <w:noProof/>
         </w:rPr>
-        <w:drawing>
-          <wp:anchor distT="0" distB="0" distL="114300" distR="114300" simplePos="0" relativeHeight="251664384" behindDoc="1" locked="0" layoutInCell="1" allowOverlap="1" wp14:anchorId="13B8A89A" wp14:editId="23BFA0B5">
-            <wp:simplePos x="0" y="0"/>
-            <wp:positionH relativeFrom="column">
-              <wp:posOffset>2792730</wp:posOffset>
-            </wp:positionH>
-            <wp:positionV relativeFrom="paragraph">
-              <wp:posOffset>-349250</wp:posOffset>
-            </wp:positionV>
-            <wp:extent cx="906145" cy="307340"/>
-            <wp:effectExtent l="0" t="0" r="0" b="0"/>
-            <wp:wrapTight wrapText="bothSides">
-              <wp:wrapPolygon edited="0">
-                <wp:start x="1816" y="0"/>
-                <wp:lineTo x="454" y="14727"/>
-                <wp:lineTo x="1362" y="18744"/>
-                <wp:lineTo x="5449" y="20083"/>
-                <wp:lineTo x="19526" y="20083"/>
-                <wp:lineTo x="20889" y="17405"/>
-                <wp:lineTo x="20889" y="12050"/>
-                <wp:lineTo x="19980" y="0"/>
-                <wp:lineTo x="1816" y="0"/>
-              </wp:wrapPolygon>
-            </wp:wrapTight>
-            <wp:docPr id="610382682" name="officeArt object" descr="[CITYPNG.COM]HD Bismilah Arab Calligraphy بسم الله الرحمان الرحيم Basmalah PNG - 2400x898.png"/>
-            <wp:cNvGraphicFramePr/>
-            <a:graphic xmlns:a="http://schemas.openxmlformats.org/drawingml/2006/main">
-              <a:graphicData uri="http://schemas.openxmlformats.org/drawingml/2006/picture">
-                <pic:pic xmlns:pic="http://schemas.openxmlformats.org/drawingml/2006/picture">
-                  <pic:nvPicPr>
-                    <pic:cNvPr id="1073741827" name="officeArt object" descr="[CITYPNG.COM]HD Bismilah Arab Calligraphy بسم الله الرحمان الرحيم Basmalah PNG - 2400x898.png"/>
-                    <pic:cNvPicPr/>
-                  </pic:nvPicPr>
-                  <pic:blipFill>
-                    <a:blip r:embed="rId7" cstate="print">
-                      <a:extLst>
-                        <a:ext uri="{28A0092B-C50C-407E-A947-70E740481C1C}">
-                          <a14:useLocalDpi xmlns:a14="http://schemas.microsoft.com/office/drawing/2010/main" val="0"/>
-                        </a:ext>
-                      </a:extLst>
-                    </a:blip>
-                    <a:stretch>
-                      <a:fillRect/>
-                    </a:stretch>
-                  </pic:blipFill>
-                  <pic:spPr>
-                    <a:xfrm>
-                      <a:off x="0" y="0"/>
-                      <a:ext cx="906145" cy="307340"/>
-                    </a:xfrm>
-                    <a:prstGeom prst="rect">
-                      <a:avLst/>
-                    </a:prstGeom>
-                    <a:ln w="12700" cap="flat">
-                      <a:noFill/>
-                      <a:miter lim="400000"/>
-                    </a:ln>
-                    <a:effectLst/>
-                  </pic:spPr>
-                </pic:pic>
-              </a:graphicData>
-            </a:graphic>
-          </wp:anchor>
-        </w:drawing>
-      </w:r>
-      <w:bookmarkEnd w:id="0"/>
-      <w:bookmarkEnd w:id="1"/>
-      <w:bookmarkEnd w:id="2"/>
-      <w:bookmarkEnd w:id="3"/>
-      <w:bookmarkEnd w:id="4"/>
-      <w:bookmarkEnd w:id="5"/>
-      <w:bookmarkEnd w:id="6"/>
-      <w:bookmarkEnd w:id="7"/>
-      <w:bookmarkEnd w:id="8"/>
-      <w:bookmarkEnd w:id="9"/>
-      <w:r>
-        <w:rPr>
-          <w:noProof/>
-        </w:rPr>
         <mc:AlternateContent>
           <mc:Choice Requires="wps">
             <w:drawing>
-              <wp:anchor distT="152400" distB="152400" distL="152400" distR="152400" simplePos="0" relativeHeight="251665408" behindDoc="1" locked="0" layoutInCell="1" allowOverlap="1" wp14:anchorId="6DA1BFCD" wp14:editId="714816BA">
-                <wp:simplePos x="0" y="0"/>
-                <wp:positionH relativeFrom="page">
-                  <wp:posOffset>4933950</wp:posOffset>
-                </wp:positionH>
-                <wp:positionV relativeFrom="page">
-                  <wp:posOffset>1257300</wp:posOffset>
-                </wp:positionV>
-                <wp:extent cx="2476500" cy="352425"/>
-                <wp:effectExtent l="0" t="0" r="0" b="0"/>
-                <wp:wrapNone/>
-                <wp:docPr id="1787152565" name="مربع نص 8" descr="مربع نص 22"/>
-                <wp:cNvGraphicFramePr/>
-                <a:graphic xmlns:a="http://schemas.openxmlformats.org/drawingml/2006/main">
-                  <a:graphicData uri="http://schemas.microsoft.com/office/word/2010/wordprocessingShape">
-                    <wps:wsp>
-                      <wps:cNvSpPr txBox="1"/>
-                      <wps:spPr>
-                        <a:xfrm>
-                          <a:off x="0" y="0"/>
-                          <a:ext cx="2476500" cy="352425"/>
-                        </a:xfrm>
-                        <a:prstGeom prst="rect">
-                          <a:avLst/>
-                        </a:prstGeom>
-                        <a:noFill/>
-                        <a:ln w="12700" cap="flat">
-                          <a:noFill/>
-                          <a:miter lim="400000"/>
-                        </a:ln>
-                        <a:effectLst/>
-                      </wps:spPr>
-                      <wps:txbx>
-                        <w:txbxContent>
-                          <w:p>
-                            <w:pPr>
-                              <w:bidi w:val="0"/>
-                              <w:spacing w:after="0" w:line="240" w:lineRule="auto"/>
-                              <w:jc w:val="center"/>
-                              <w:rPr>
-                                <w:rFonts w:asciiTheme="majorBidi" w:hAnsiTheme="majorBidi" w:cstheme="majorBidi"/>
-                                <w:sz w:val="28"/>
-                                <w:szCs w:val="28"/>
-                              </w:rPr>
-                            </w:pPr>
-                            <w:r>
-                              <w:rPr>
-                                <w:rFonts w:asciiTheme="majorBidi" w:hAnsiTheme="majorBidi" w:cstheme="majorBidi" w:hint="cs"/>
-                                <w:sz w:val="28"/>
-                                <w:szCs w:val="28"/>
-                                <w:rtl/>
-                                <w:lang w:val="ar-SA"/>
-                              </w:rPr>
-                              <w:t>جوازات مطار الملك خالد الدولي</w:t>
-                            </w:r>
-                          </w:p>
-                        </w:txbxContent>
-                      </wps:txbx>
-                      <wps:bodyPr vertOverflow="clip" horzOverflow="clip" wrap="square" lIns="45719" tIns="45719" rIns="45719" bIns="45719" numCol="1" anchor="t">
-                        <a:noAutofit/>
-                      </wps:bodyPr>
-                    </wps:wsp>
-                  </a:graphicData>
-                </a:graphic>
-                <wp14:sizeRelH relativeFrom="page">
-                  <wp14:pctWidth>0</wp14:pctWidth>
-                </wp14:sizeRelH>
-                <wp14:sizeRelV relativeFrom="page">
-                  <wp14:pctHeight>0</wp14:pctHeight>
-                </wp14:sizeRelV>
-              </wp:anchor>
-            </w:drawing>
-          </mc:Choice>
-          <mc:Fallback>
-            <w:pict>
-              <v:shape w14:anchorId="6DA1BFCD" id="_x0000_s1028" type="#_x0000_t202" alt="مربع نص 22" style="position:absolute;left:0;text-align:left;margin-left:388.5pt;margin-top:99pt;width:195pt;height:27.75pt;z-index:-251651072;visibility:visible;mso-wrap-style:square;mso-width-percent:0;mso-height-percent:0;mso-wrap-distance-left:12pt;mso-wrap-distance-top:12pt;mso-wrap-distance-right:12pt;mso-wrap-distance-bottom:12pt;mso-position-horizontal:absolute;mso-position-horizontal-relative:page;mso-position-vertical:absolute;mso-position-vertical-relative:page;mso-width-percent:0;mso-height-percent:0;mso-width-relative:page;mso-height-relative:page;v-text-anchor:top" o:gfxdata="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" filled="f" stroked="f" strokeweight="1pt">
-                <v:stroke miterlimit="4"/>
-                <v:textbox inset="1.27mm,1.27mm,1.27mm,1.27mm">
-                  <w:txbxContent>
-                    <w:p>
-                      <w:pPr>
-                        <w:bidi w:val="0"/>
-                        <w:spacing w:after="0" w:line="240" w:lineRule="auto"/>
-                        <w:jc w:val="center"/>
-                        <w:rPr>
-                          <w:rFonts w:asciiTheme="majorBidi" w:hAnsiTheme="majorBidi" w:cstheme="majorBidi"/>
-                          <w:sz w:val="28"/>
-                          <w:szCs w:val="28"/>
-                        </w:rPr>
-                      </w:pPr>
-                      <w:r>
-                        <w:rPr>
-                          <w:rFonts w:asciiTheme="majorBidi" w:hAnsiTheme="majorBidi" w:cstheme="majorBidi" w:hint="cs"/>
-                          <w:sz w:val="28"/>
-                          <w:szCs w:val="28"/>
-                          <w:rtl/>
-                          <w:lang w:val="ar-SA"/>
-                        </w:rPr>
-                        <w:t>جوازات مطار الملك خالد الدولي</w:t>
-                      </w:r>
-                    </w:p>
-                  </w:txbxContent>
-                </v:textbox>
-                <w10:wrap anchorx="page" anchory="page"/>
-              </v:shape>
-            </w:pict>
-          </mc:Fallback>
-        </mc:AlternateContent>
-      </w:r>
-      <w:r>
-        <w:rPr>
-          <w:noProof/>
-        </w:rPr>
-        <mc:AlternateContent>
-          <mc:Choice Requires="wps">
-            <w:drawing>
-              <wp:anchor distT="152400" distB="152400" distL="152400" distR="152400" simplePos="0" relativeHeight="251666432" behindDoc="1" locked="0" layoutInCell="1" allowOverlap="1" wp14:anchorId="759CD621" wp14:editId="1CCF93DF">
-                <wp:simplePos x="0" y="0"/>
-                <wp:positionH relativeFrom="page">
-                  <wp:posOffset>4905375</wp:posOffset>
-                </wp:positionH>
-                <wp:positionV relativeFrom="page">
-                  <wp:posOffset>1476375</wp:posOffset>
-                </wp:positionV>
-                <wp:extent cx="2476500" cy="352425"/>
-                <wp:effectExtent l="0" t="0" r="0" b="0"/>
-                <wp:wrapNone/>
-                <wp:docPr id="2116995672" name="مربع نص 8" descr="مربع نص 22"/>
-                <wp:cNvGraphicFramePr/>
-                <a:graphic xmlns:a="http://schemas.openxmlformats.org/drawingml/2006/main">
-                  <a:graphicData uri="http://schemas.microsoft.com/office/word/2010/wordprocessingShape">
-                    <wps:wsp>
-                      <wps:cNvSpPr txBox="1"/>
-                      <wps:spPr>
-                        <a:xfrm>
-                          <a:off x="0" y="0"/>
-                          <a:ext cx="2476500" cy="352425"/>
-                        </a:xfrm>
-                        <a:prstGeom prst="rect">
-                          <a:avLst/>
-                        </a:prstGeom>
-                        <a:noFill/>
-                        <a:ln w="12700" cap="flat">
-                          <a:noFill/>
-                          <a:miter lim="400000"/>
-                        </a:ln>
-                        <a:effectLst/>
-                      </wps:spPr>
-                      <wps:txbx>
-                        <w:txbxContent>
-                          <w:p>
-                            <w:pPr>
-                              <w:bidi w:val="0"/>
-                              <w:spacing w:after="0" w:line="240" w:lineRule="auto"/>
-                              <w:jc w:val="center"/>
-                              <w:rPr>
-                                <w:rFonts w:asciiTheme="majorBidi" w:hAnsiTheme="majorBidi" w:cstheme="majorBidi"/>
-                                <w:sz w:val="28"/>
-                                <w:szCs w:val="28"/>
-                                <w:rtl/>
-                              </w:rPr>
-                            </w:pPr>
-                          </w:p>
-                        </w:txbxContent>
-                      </wps:txbx>
-                      <wps:bodyPr vertOverflow="clip" horzOverflow="clip" wrap="square" lIns="45719" tIns="45719" rIns="45719" bIns="45719" numCol="1" anchor="t">
-                        <a:noAutofit/>
-                      </wps:bodyPr>
-                    </wps:wsp>
-                  </a:graphicData>
-                </a:graphic>
-                <wp14:sizeRelH relativeFrom="page">
-                  <wp14:pctWidth>0</wp14:pctWidth>
-                </wp14:sizeRelH>
-                <wp14:sizeRelV relativeFrom="page">
-                  <wp14:pctHeight>0</wp14:pctHeight>
-                </wp14:sizeRelV>
-              </wp:anchor>
-            </w:drawing>
-          </mc:Choice>
-          <mc:Fallback>
-            <w:pict>
-              <v:shape w14:anchorId="759CD621" id="_x0000_s1029" type="#_x0000_t202" alt="مربع نص 22" style="position:absolute;left:0;text-align:left;margin-left:386.25pt;margin-top:116.25pt;width:195pt;height:27.75pt;z-index:-251650048;visibility:visible;mso-wrap-style:square;mso-width-percent:0;mso-height-percent:0;mso-wrap-distance-left:12pt;mso-wrap-distance-top:12pt;mso-wrap-distance-right:12pt;mso-wrap-distance-bottom:12pt;mso-position-horizontal:absolute;mso-position-horizontal-relative:page;mso-position-vertical:absolute;mso-position-vertical-relative:page;mso-width-percent:0;mso-height-percent:0;mso-width-relative:page;mso-height-relative:page;v-text-anchor:top" o:gfxdata="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" filled="f" stroked="f" strokeweight="1pt">
-                <v:stroke miterlimit="4"/>
-                <v:textbox inset="1.27mm,1.27mm,1.27mm,1.27mm">
-                  <w:txbxContent>
-                    <w:p>
-                      <w:pPr>
-                        <w:bidi w:val="0"/>
-                        <w:spacing w:after="0" w:line="240" w:lineRule="auto"/>
-                        <w:jc w:val="center"/>
-                        <w:rPr>
-                          <w:rFonts w:asciiTheme="majorBidi" w:hAnsiTheme="majorBidi" w:cstheme="majorBidi"/>
-                          <w:sz w:val="28"/>
-                          <w:szCs w:val="28"/>
-                          <w:rtl/>
-                        </w:rPr>
-                      </w:pPr>
-                    </w:p>
-                  </w:txbxContent>
-                </v:textbox>
-                <w10:wrap anchorx="page" anchory="page"/>
-              </v:shape>
-            </w:pict>
-          </mc:Fallback>
-        </mc:AlternateContent>
-      </w:r>
-      <w:r>
-        <w:rPr>
-          <w:noProof/>
-        </w:rPr>
-        <mc:AlternateContent>
-          <mc:Choice Requires="wps">
-            <w:drawing>
-              <wp:anchor distT="152400" distB="152400" distL="152400" distR="152400" simplePos="0" relativeHeight="251663360" behindDoc="1" locked="0" layoutInCell="1" allowOverlap="1" wp14:anchorId="62688A6E" wp14:editId="5F93958B">
+              <wp:anchor distT="152400" distB="152400" distL="152400" distR="152400" simplePos="0" relativeHeight="251662336" behindDoc="1" locked="0" layoutInCell="1" allowOverlap="1" wp14:anchorId="7B1087E1" wp14:editId="4439CD35">
                 <wp:simplePos x="0" y="0"/>
                 <wp:positionH relativeFrom="page">
                   <wp:posOffset>5162550</wp:posOffset>
@@ -803,7 +563,7 @@
           </mc:Choice>
           <mc:Fallback>
             <w:pict>
-              <v:shape w14:anchorId="62688A6E" id="_x0000_s1030" type="#_x0000_t202" alt="مربع نص 22" style="position:absolute;left:0;text-align:left;margin-left:406.5pt;margin-top:61.5pt;width:156.5pt;height:39.7pt;z-index:-251653120;visibility:visible;mso-wrap-style:square;mso-width-percent:0;mso-height-percent:0;mso-wrap-distance-left:12pt;mso-wrap-distance-top:12pt;mso-wrap-distance-right:12pt;mso-wrap-distance-bottom:12pt;mso-position-horizontal:absolute;mso-position-horizontal-relative:page;mso-position-vertical:absolute;mso-position-vertical-relative:page;mso-width-percent:0;mso-height-percent:0;mso-width-relative:page;mso-height-relative:page;v-text-anchor:top" o:gfxdata="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" filled="f" stroked="f" strokeweight="1pt">
+              <v:shape w14:anchorId="7B1087E1" id="مربع نص 8" o:spid="_x0000_s1027" type="#_x0000_t202" alt="مربع نص 22" style="position:absolute;left:0;text-align:left;margin-left:406.5pt;margin-top:61.5pt;width:156.5pt;height:39.7pt;z-index:-251654144;visibility:visible;mso-wrap-style:square;mso-width-percent:0;mso-height-percent:0;mso-wrap-distance-left:12pt;mso-wrap-distance-top:12pt;mso-wrap-distance-right:12pt;mso-wrap-distance-bottom:12pt;mso-position-horizontal:absolute;mso-position-horizontal-relative:page;mso-position-vertical:absolute;mso-position-vertical-relative:page;mso-width-percent:0;mso-height-percent:0;mso-width-relative:page;mso-height-relative:page;v-text-anchor:top" o:gfxdata="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" filled="f" stroked="f" strokeweight="1pt">
                 <v:stroke miterlimit="4"/>
                 <v:textbox inset="1.27mm,1.27mm,1.27mm,1.27mm">
                   <w:txbxContent>
@@ -876,154 +636,52 @@
         </mc:AlternateContent>
       </w:r>
       <w:r>
-        <w:rPr>
-          <w:noProof/>
-        </w:rPr>
-        <mc:AlternateContent>
-          <mc:Choice Requires="wps">
-            <w:drawing>
-              <wp:anchor distT="152400" distB="152400" distL="152400" distR="152400" simplePos="0" relativeHeight="251662336" behindDoc="1" locked="0" layoutInCell="1" allowOverlap="1" wp14:anchorId="3BDCF1CD" wp14:editId="26352C6D">
-                <wp:simplePos x="0" y="0"/>
-                <wp:positionH relativeFrom="page">
-                  <wp:posOffset>5553075</wp:posOffset>
-                </wp:positionH>
-                <wp:positionV relativeFrom="page">
-                  <wp:posOffset>590550</wp:posOffset>
-                </wp:positionV>
-                <wp:extent cx="1381125" cy="476250"/>
-                <wp:effectExtent l="0" t="0" r="0" b="0"/>
-                <wp:wrapNone/>
-                <wp:docPr id="455434861" name="مربع نص 9" descr="مربع نص 23"/>
-                <wp:cNvGraphicFramePr/>
-                <a:graphic xmlns:a="http://schemas.openxmlformats.org/drawingml/2006/main">
-                  <a:graphicData uri="http://schemas.microsoft.com/office/word/2010/wordprocessingShape">
-                    <wps:wsp>
-                      <wps:cNvSpPr txBox="1"/>
-                      <wps:spPr>
-                        <a:xfrm>
-                          <a:off x="0" y="0"/>
-                          <a:ext cx="1381125" cy="476250"/>
-                        </a:xfrm>
-                        <a:prstGeom prst="rect">
-                          <a:avLst/>
-                        </a:prstGeom>
-                        <a:noFill/>
-                        <a:ln w="12700" cap="flat">
-                          <a:noFill/>
-                          <a:miter lim="400000"/>
-                        </a:ln>
-                        <a:effectLst/>
-                      </wps:spPr>
-                      <wps:txbx>
-                        <w:txbxContent>
-                          <w:p>
-                            <w:pPr>
-                              <w:spacing w:after="0" w:line="240" w:lineRule="auto"/>
-                              <w:jc w:val="center"/>
-                              <w:rPr>
-                                <w:rFonts w:cs="Farsi Simple Bold"/>
-                              </w:rPr>
-                            </w:pPr>
-                            <w:r>
-                              <w:rPr>
-                                <w:rFonts w:cs="Farsi Simple Bold" w:hint="cs"/>
-                                <w:sz w:val="36"/>
-                                <w:szCs w:val="36"/>
-                                <w:rtl/>
-                                <w:lang w:val="ar-SA"/>
-                              </w:rPr>
-                              <w:t>وزارة</w:t>
-                            </w:r>
-                            <w:r>
-                              <w:rPr>
-                                <w:rFonts w:ascii="Helvetica" w:hAnsi="Helvetica" w:cs="Farsi Simple Bold" w:hint="cs"/>
-                                <w:sz w:val="36"/>
-                                <w:szCs w:val="36"/>
-                                <w:rtl/>
-                                <w:lang w:val="ar-SA"/>
-                              </w:rPr>
-                              <w:t xml:space="preserve"> </w:t>
-                            </w:r>
-                            <w:r>
-                              <w:rPr>
-                                <w:rFonts w:cs="Farsi Simple Bold" w:hint="cs"/>
-                                <w:sz w:val="36"/>
-                                <w:szCs w:val="36"/>
-                                <w:rtl/>
-                                <w:lang w:val="ar-SA"/>
-                              </w:rPr>
-                              <w:t>الداخلية</w:t>
-                            </w:r>
-                          </w:p>
-                        </w:txbxContent>
-                      </wps:txbx>
-                      <wps:bodyPr vertOverflow="clip" horzOverflow="clip" wrap="square" lIns="45719" tIns="45719" rIns="45719" bIns="45719" numCol="1" anchor="t">
-                        <a:noAutofit/>
-                      </wps:bodyPr>
-                    </wps:wsp>
-                  </a:graphicData>
-                </a:graphic>
-                <wp14:sizeRelH relativeFrom="page">
-                  <wp14:pctWidth>0</wp14:pctWidth>
-                </wp14:sizeRelH>
-                <wp14:sizeRelV relativeFrom="page">
-                  <wp14:pctHeight>0</wp14:pctHeight>
-                </wp14:sizeRelV>
-              </wp:anchor>
-            </w:drawing>
-          </mc:Choice>
-          <mc:Fallback>
-            <w:pict>
-              <v:shape w14:anchorId="3BDCF1CD" id="مربع نص 9" o:spid="_x0000_s1031" type="#_x0000_t202" alt="مربع نص 23" style="position:absolute;left:0;text-align:left;margin-left:437.25pt;margin-top:46.5pt;width:108.75pt;height:37.5pt;z-index:-251654144;visibility:visible;mso-wrap-style:square;mso-width-percent:0;mso-height-percent:0;mso-wrap-distance-left:12pt;mso-wrap-distance-top:12pt;mso-wrap-distance-right:12pt;mso-wrap-distance-bottom:12pt;mso-position-horizontal:absolute;mso-position-horizontal-relative:page;mso-position-vertical:absolute;mso-position-vertical-relative:page;mso-width-percent:0;mso-height-percent:0;mso-width-relative:page;mso-height-relative:page;v-text-anchor:top" o:gfxdata="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" filled="f" stroked="f" strokeweight="1pt">
-                <v:stroke miterlimit="4"/>
-                <v:textbox inset="1.27mm,1.27mm,1.27mm,1.27mm">
-                  <w:txbxContent>
-                    <w:p>
-                      <w:pPr>
-                        <w:spacing w:after="0" w:line="240" w:lineRule="auto"/>
-                        <w:jc w:val="center"/>
-                        <w:rPr>
-                          <w:rFonts w:cs="Farsi Simple Bold"/>
-                        </w:rPr>
-                      </w:pPr>
-                      <w:r>
-                        <w:rPr>
-                          <w:rFonts w:cs="Farsi Simple Bold" w:hint="cs"/>
-                          <w:sz w:val="36"/>
-                          <w:szCs w:val="36"/>
-                          <w:rtl/>
-                          <w:lang w:val="ar-SA"/>
-                        </w:rPr>
-                        <w:t>وزارة</w:t>
-                      </w:r>
-                      <w:r>
-                        <w:rPr>
-                          <w:rFonts w:ascii="Helvetica" w:hAnsi="Helvetica" w:cs="Farsi Simple Bold" w:hint="cs"/>
-                          <w:sz w:val="36"/>
-                          <w:szCs w:val="36"/>
-                          <w:rtl/>
-                          <w:lang w:val="ar-SA"/>
-                        </w:rPr>
-                        <w:t xml:space="preserve"> </w:t>
-                      </w:r>
-                      <w:r>
-                        <w:rPr>
-                          <w:rFonts w:cs="Farsi Simple Bold" w:hint="cs"/>
-                          <w:sz w:val="36"/>
-                          <w:szCs w:val="36"/>
-                          <w:rtl/>
-                          <w:lang w:val="ar-SA"/>
-                        </w:rPr>
-                        <w:t>الداخلية</w:t>
-                      </w:r>
-                    </w:p>
-                  </w:txbxContent>
-                </v:textbox>
-                <w10:wrap anchorx="page" anchory="page"/>
-              </v:shape>
-            </w:pict>
-          </mc:Fallback>
-        </mc:AlternateContent>
+        <w:tab/>
+      </w:r>
+      <w:r>
+        <w:tab/>
+      </w:r>
+      <w:r>
+        <w:tab/>
+      </w:r>
+      <w:r>
+        <w:tab/>
+      </w:r>
+      <w:r>
+        <w:tab/>
+      </w:r>
+      <w:r>
+        <w:tab/>
+      </w:r>
+      <w:r>
+        <w:tab/>
+      </w:r>
+      <w:r>
+        <w:tab/>
+      </w:r>
+      <w:r>
+        <w:tab/>
+      </w:r>
+      <w:r>
+        <w:tab/>
+      </w:r>
+      <w:r>
+        <w:tab/>
+      </w:r>
+      <w:r>
+        <w:tab/>
+      </w:r>
+      <w:r>
+        <w:tab/>
+      </w:r>
+      <w:r>
+        <w:tab/>
+      </w:r>
+      <w:r>
+        <w:tab/>
+      </w:r>
+      <w:r>
+        <w:tab/>
       </w:r>
     </w:p>
     <w:p>
@@ -1036,40 +694,14 @@
     <w:p>
       <w:pPr>
         <w:rPr>
+          <w:rFonts w:hint="cs"/>
           <w:rtl/>
         </w:rPr>
       </w:pPr>
     </w:p>
     <w:p>
       <w:pPr>
-        <w:rPr>
-          <w:rtl/>
-        </w:rPr>
-      </w:pPr>
-    </w:p>
-    <w:p>
-      <w:pPr>
-        <w:rPr>
-          <w:rtl/>
-        </w:rPr>
-      </w:pPr>
-    </w:p>
-    <w:p>
-      <w:pPr>
-        <w:rPr>
-          <w:rtl/>
-        </w:rPr>
-      </w:pPr>
-    </w:p>
-    <w:p>
-      <w:pPr>
-        <w:rPr>
-          <w:rtl/>
-        </w:rPr>
-      </w:pPr>
-    </w:p>
-    <w:p>
-      <w:pPr>
+        <w:ind w:left="-155"/>
         <w:rPr>
           <w:rtl/>
         </w:rPr>
@@ -1083,9 +715,9 @@
         <mc:AlternateContent>
           <mc:Choice Requires="wps">
             <w:drawing>
-              <wp:inline distT="0" distB="0" distL="0" distR="0" wp14:anchorId="01105199" wp14:editId="464D8152">
-                <wp:extent cx="6894627" cy="7995514"/>
-                <wp:effectExtent l="0" t="0" r="20955" b="24765"/>
+              <wp:inline distT="0" distB="0" distL="0" distR="0" wp14:anchorId="78823780" wp14:editId="3698341E">
+                <wp:extent cx="6997065" cy="8045234"/>
+                <wp:effectExtent l="0" t="0" r="13335" b="13335"/>
                 <wp:docPr id="7" name="مربع نص 7"/>
                 <wp:cNvGraphicFramePr/>
                 <a:graphic xmlns:a="http://schemas.openxmlformats.org/drawingml/2006/main">
@@ -1095,12 +727,12 @@
                       <wps:spPr>
                         <a:xfrm>
                           <a:off x="0" y="0"/>
-                          <a:ext cx="6894627" cy="7995514"/>
+                          <a:ext cx="6997065" cy="8045234"/>
                         </a:xfrm>
                         <a:prstGeom prst="rect">
                           <a:avLst/>
                         </a:prstGeom>
-                        <a:ln>
+                        <a:ln w="12700">
                           <a:solidFill>
                             <a:schemeClr val="accent6">
                               <a:lumMod val="75000"/>
@@ -1126,37 +758,90 @@
                         <w:txbxContent>
                           <w:p>
                             <w:pPr>
-                              <w:rPr>
-                                <w:sz w:val="24"/>
-                                <w:szCs w:val="24"/>
+                              <w:jc w:val="center"/>
+                              <w:rPr>
+                                <w:b/>
+                                <w:bCs/>
+                                <w:color w:val="FF0000"/>
+                                <w:sz w:val="30"/>
+                                <w:szCs w:val="30"/>
                                 <w:rtl/>
                               </w:rPr>
                             </w:pPr>
-                            <w:bookmarkStart w:id="10" w:name="_Hlk172851278"/>
-                            <w:bookmarkStart w:id="11" w:name="_Hlk172851279"/>
+                            <w:bookmarkStart w:id="0" w:name="_Hlk172851278"/>
+                            <w:bookmarkStart w:id="1" w:name="_Hlk172851279"/>
                             <w:r>
                               <w:rPr>
                                 <w:rFonts w:hint="cs"/>
-                                <w:sz w:val="24"/>
-                                <w:szCs w:val="24"/>
-                                <w:rtl/>
-                              </w:rPr>
-                              <w:t xml:space="preserve">                  </w:t>
+                                <w:b/>
+                                <w:bCs/>
+                                <w:color w:val="FF0000"/>
+                                <w:sz w:val="30"/>
+                                <w:szCs w:val="30"/>
+                                <w:rtl/>
+                              </w:rPr>
+                              <w:t xml:space="preserve">بيان تسليم معاملات لمناوبة ( </w:t>
+                            </w:r>
+                            <w:bookmarkStart w:id="2" w:name="mnawbh1"/>
+                            <w:bookmarkEnd w:id="2"/>
+                            <w:r>
+                              <w:rPr>
+                                <w:rFonts w:hint="cs"/>
+                                <w:b/>
+                                <w:bCs/>
+                                <w:color w:val="FF0000"/>
+                                <w:sz w:val="30"/>
+                                <w:szCs w:val="30"/>
+                                <w:rtl/>
+                              </w:rPr>
+                              <w:t xml:space="preserve"> </w:t>
                             </w:r>
                             <w:r>
                               <w:rPr>
                                 <w:rFonts w:hint="cs"/>
-                                <w:sz w:val="24"/>
-                                <w:szCs w:val="24"/>
-                                <w:rtl/>
-                              </w:rPr>
-                              <w:t xml:space="preserve">                  </w:t>
+                                <w:b/>
+                                <w:bCs/>
+                                <w:color w:val="FF0000"/>
+                                <w:sz w:val="30"/>
+                                <w:szCs w:val="30"/>
+                                <w:rtl/>
+                              </w:rPr>
+                              <w:t xml:space="preserve"> </w:t>
                             </w:r>
                             <w:r>
                               <w:rPr>
                                 <w:rFonts w:hint="cs"/>
-                                <w:sz w:val="24"/>
-                                <w:szCs w:val="24"/>
+                                <w:b/>
+                                <w:bCs/>
+                                <w:color w:val="FF0000"/>
+                                <w:sz w:val="30"/>
+                                <w:szCs w:val="30"/>
+                                <w:rtl/>
+                              </w:rPr>
+                              <w:t xml:space="preserve"> ) صالة ( </w:t>
+                            </w:r>
+                            <w:bookmarkStart w:id="3" w:name="number1"/>
+                            <w:bookmarkEnd w:id="3"/>
+                            <w:r>
+                              <w:rPr>
+                                <w:rFonts w:hint="cs"/>
+                                <w:b/>
+                                <w:bCs/>
+                                <w:color w:val="FF0000"/>
+                                <w:sz w:val="30"/>
+                                <w:szCs w:val="30"/>
+                                <w:rtl/>
+                              </w:rPr>
+                              <w:t xml:space="preserve"> </w:t>
+                            </w:r>
+                            <w:r>
+                              <w:rPr>
+                                <w:rFonts w:hint="cs"/>
+                                <w:b/>
+                                <w:bCs/>
+                                <w:color w:val="FF0000"/>
+                                <w:sz w:val="30"/>
+                                <w:szCs w:val="30"/>
                                 <w:rtl/>
                               </w:rPr>
                               <w:t xml:space="preserve">  </w:t>
@@ -1166,18 +851,55 @@
                                 <w:rFonts w:hint="cs"/>
                                 <w:b/>
                                 <w:bCs/>
-                                <w:sz w:val="24"/>
-                                <w:szCs w:val="24"/>
-                                <w:rtl/>
-                              </w:rPr>
-                              <w:t>بيان تسليم المعاملات من المناوبة المستلمة إلى الاتصالات الإدارية</w:t>
+                                <w:color w:val="FF0000"/>
+                                <w:sz w:val="30"/>
+                                <w:szCs w:val="30"/>
+                                <w:rtl/>
+                              </w:rPr>
+                              <w:t xml:space="preserve"> </w:t>
+                            </w:r>
+                            <w:r>
+                              <w:rPr>
+                                <w:rFonts w:hint="cs"/>
+                                <w:b/>
+                                <w:bCs/>
+                                <w:color w:val="FF0000"/>
+                                <w:sz w:val="30"/>
+                                <w:szCs w:val="30"/>
+                                <w:rtl/>
+                              </w:rPr>
+                              <w:t xml:space="preserve">) (  </w:t>
+                            </w:r>
+                            <w:r>
+                              <w:rPr>
+                                <w:rFonts w:hint="cs"/>
+                                <w:b/>
+                                <w:bCs/>
+                                <w:color w:val="FF0000"/>
+                                <w:sz w:val="30"/>
+                                <w:szCs w:val="30"/>
+                                <w:rtl/>
+                              </w:rPr>
+                              <w:t xml:space="preserve">     </w:t>
+                            </w:r>
+                            <w:r>
+                              <w:rPr>
+                                <w:rFonts w:hint="cs"/>
+                                <w:b/>
+                                <w:bCs/>
+                                <w:color w:val="FF0000"/>
+                                <w:sz w:val="30"/>
+                                <w:szCs w:val="30"/>
+                                <w:rtl/>
+                              </w:rPr>
+                              <w:t xml:space="preserve"> )    </w:t>
                             </w:r>
                           </w:p>
                           <w:p>
                             <w:pPr>
                               <w:rPr>
-                                <w:sz w:val="24"/>
-                                <w:szCs w:val="24"/>
+                                <w:sz w:val="32"/>
+                                <w:szCs w:val="32"/>
                                 <w:rtl/>
                               </w:rPr>
                             </w:pPr>
@@ -1186,78 +908,79 @@
                                 <w:rFonts w:hint="cs"/>
                                 <w:b/>
                                 <w:bCs/>
-                                <w:sz w:val="24"/>
-                                <w:szCs w:val="24"/>
-                                <w:rtl/>
-                              </w:rPr>
-                              <w:t xml:space="preserve">بيان تسليم معاملات مناوبة </w:t>
+                                <w:sz w:val="32"/>
+                                <w:szCs w:val="32"/>
+                                <w:rtl/>
+                              </w:rPr>
+                              <w:t xml:space="preserve">            من الساعة (</w:t>
                             </w:r>
-                            <w:proofErr w:type="gramStart"/>
                             <w:r>
                               <w:rPr>
                                 <w:rFonts w:hint="cs"/>
                                 <w:b/>
                                 <w:bCs/>
-                                <w:sz w:val="24"/>
-                                <w:szCs w:val="24"/>
-                                <w:rtl/>
-                              </w:rPr>
-                              <w:t>(</w:t>
+                                <w:sz w:val="32"/>
+                                <w:szCs w:val="32"/>
+                                <w:rtl/>
+                              </w:rPr>
+                              <w:t xml:space="preserve">    </w:t>
                             </w:r>
-                            <w:bookmarkStart w:id="12" w:name="mnawbh1"/>
-                            <w:bookmarkEnd w:id="12"/>
                             <w:r>
                               <w:rPr>
                                 <w:rFonts w:hint="cs"/>
                                 <w:b/>
                                 <w:bCs/>
-                                <w:sz w:val="24"/>
-                                <w:szCs w:val="24"/>
-                                <w:rtl/>
-                              </w:rPr>
-                              <w:t xml:space="preserve">  </w:t>
+                                <w:sz w:val="32"/>
+                                <w:szCs w:val="32"/>
+                                <w:rtl/>
+                              </w:rPr>
+                              <w:t xml:space="preserve"> </w:t>
                             </w:r>
-                            <w:proofErr w:type="gramEnd"/>
+                            <w:bookmarkStart w:id="4" w:name="f6"/>
+                            <w:bookmarkEnd w:id="4"/>
                             <w:r>
                               <w:rPr>
                                 <w:rFonts w:hint="cs"/>
                                 <w:b/>
                                 <w:bCs/>
-                                <w:sz w:val="24"/>
-                                <w:szCs w:val="24"/>
-                                <w:rtl/>
-                              </w:rPr>
-                              <w:t xml:space="preserve"> </w:t>
+                                <w:sz w:val="32"/>
+                                <w:szCs w:val="32"/>
+                                <w:rtl/>
+                              </w:rPr>
+                              <w:t xml:space="preserve"> ) إلى الساعة( </w:t>
                             </w:r>
-                            <w:bookmarkStart w:id="13" w:name="number1"/>
-                            <w:bookmarkEnd w:id="13"/>
-                            <w:r>
-                              <w:rPr>
-                                <w:b/>
-                                <w:bCs/>
-                                <w:sz w:val="24"/>
-                                <w:szCs w:val="24"/>
-                              </w:rPr>
-                              <w:t xml:space="preserve">   </w:t>
-                            </w:r>
+                            <w:bookmarkStart w:id="5" w:name="t6"/>
+                            <w:bookmarkEnd w:id="5"/>
                             <w:r>
                               <w:rPr>
                                 <w:rFonts w:hint="cs"/>
                                 <w:b/>
                                 <w:bCs/>
-                                <w:sz w:val="24"/>
-                                <w:szCs w:val="24"/>
-                                <w:rtl/>
-                              </w:rPr>
-                              <w:t xml:space="preserve">  </w:t>
+                                <w:sz w:val="32"/>
+                                <w:szCs w:val="32"/>
+                                <w:rtl/>
+                              </w:rPr>
+                              <w:t xml:space="preserve">    </w:t>
                             </w:r>
                             <w:r>
                               <w:rPr>
                                 <w:rFonts w:hint="cs"/>
                                 <w:b/>
                                 <w:bCs/>
-                                <w:sz w:val="24"/>
-                                <w:szCs w:val="24"/>
+                                <w:sz w:val="32"/>
+                                <w:szCs w:val="32"/>
+                                <w:rtl/>
+                              </w:rPr>
+                              <w:t xml:space="preserve"> ) ليوم ( </w:t>
+                            </w:r>
+                            <w:bookmarkStart w:id="6" w:name="today1"/>
+                            <w:bookmarkEnd w:id="6"/>
+                            <w:r>
+                              <w:rPr>
+                                <w:b/>
+                                <w:bCs/>
+                                <w:sz w:val="32"/>
+                                <w:szCs w:val="32"/>
                                 <w:rtl/>
                               </w:rPr>
                               <w:t xml:space="preserve"> </w:t>
@@ -1267,31 +990,30 @@
                                 <w:rFonts w:hint="cs"/>
                                 <w:b/>
                                 <w:bCs/>
-                                <w:sz w:val="24"/>
-                                <w:szCs w:val="24"/>
-                                <w:rtl/>
-                              </w:rPr>
-                              <w:t xml:space="preserve">) اليوم ( </w:t>
+                                <w:sz w:val="32"/>
+                                <w:szCs w:val="32"/>
+                                <w:rtl/>
+                              </w:rPr>
+                              <w:t xml:space="preserve">     </w:t>
                             </w:r>
-                            <w:bookmarkStart w:id="14" w:name="today1"/>
-                            <w:bookmarkEnd w:id="14"/>
                             <w:r>
                               <w:rPr>
                                 <w:rFonts w:hint="cs"/>
                                 <w:b/>
                                 <w:bCs/>
-                                <w:sz w:val="24"/>
-                                <w:szCs w:val="24"/>
-                                <w:rtl/>
-                              </w:rPr>
-                              <w:t xml:space="preserve">      </w:t>
+                                <w:sz w:val="32"/>
+                                <w:szCs w:val="32"/>
+                                <w:rtl/>
+                              </w:rPr>
+                              <w:t>) الموافق</w:t>
                             </w:r>
+                            <w:bookmarkStart w:id="7" w:name="date1"/>
+                            <w:bookmarkEnd w:id="7"/>
                             <w:r>
                               <w:rPr>
-                                <w:b/>
-                                <w:bCs/>
-                                <w:sz w:val="24"/>
-                                <w:szCs w:val="24"/>
+                                <w:rFonts w:hint="cs"/>
+                                <w:sz w:val="32"/>
+                                <w:szCs w:val="32"/>
                                 <w:rtl/>
                               </w:rPr>
                               <w:t xml:space="preserve"> </w:t>
@@ -1299,129 +1021,26 @@
                             <w:r>
                               <w:rPr>
                                 <w:rFonts w:hint="cs"/>
-                                <w:b/>
-                                <w:bCs/>
-                                <w:sz w:val="24"/>
-                                <w:szCs w:val="24"/>
-                                <w:rtl/>
-                              </w:rPr>
-                              <w:t>) الموافق</w:t>
-                            </w:r>
-                            <w:bookmarkStart w:id="15" w:name="date1"/>
-                            <w:bookmarkEnd w:id="15"/>
-                            <w:r>
-                              <w:rPr>
-                                <w:rFonts w:hint="cs"/>
-                                <w:sz w:val="24"/>
-                                <w:szCs w:val="24"/>
-                                <w:rtl/>
-                              </w:rPr>
-                              <w:t xml:space="preserve">   /      /    144 هـ</w:t>
-                            </w:r>
-                            <w:r>
-                              <w:rPr>
-                                <w:rFonts w:hint="cs"/>
-                                <w:sz w:val="24"/>
-                                <w:szCs w:val="24"/>
-                                <w:rtl/>
-                              </w:rPr>
-                              <w:t xml:space="preserve"> </w:t>
-                            </w:r>
-                            <w:r>
-                              <w:rPr>
-                                <w:rFonts w:hint="cs"/>
-                                <w:b/>
-                                <w:bCs/>
-                                <w:sz w:val="24"/>
-                                <w:szCs w:val="24"/>
-                                <w:rtl/>
-                              </w:rPr>
-                              <w:t xml:space="preserve">من الساعة  ( </w:t>
-                            </w:r>
-                            <w:r>
-                              <w:rPr>
-                                <w:rFonts w:hint="cs"/>
-                                <w:b/>
-                                <w:bCs/>
-                                <w:sz w:val="24"/>
-                                <w:szCs w:val="24"/>
-                                <w:rtl/>
-                              </w:rPr>
-                              <w:t xml:space="preserve">  </w:t>
-                            </w:r>
-                            <w:r>
-                              <w:rPr>
-                                <w:rFonts w:hint="cs"/>
-                                <w:b/>
-                                <w:bCs/>
-                                <w:sz w:val="24"/>
-                                <w:szCs w:val="24"/>
-                                <w:rtl/>
-                              </w:rPr>
-                              <w:t xml:space="preserve"> </w:t>
-                            </w:r>
-                            <w:bookmarkStart w:id="16" w:name="f6"/>
-                            <w:bookmarkEnd w:id="16"/>
-                            <w:r>
-                              <w:rPr>
-                                <w:rFonts w:hint="cs"/>
-                                <w:b/>
-                                <w:bCs/>
-                                <w:sz w:val="24"/>
-                                <w:szCs w:val="24"/>
-                                <w:rtl/>
-                              </w:rPr>
-                              <w:t xml:space="preserve"> )  إلى الساعة ( </w:t>
-                            </w:r>
-                            <w:bookmarkStart w:id="17" w:name="t6"/>
-                            <w:bookmarkEnd w:id="17"/>
-                            <w:r>
-                              <w:rPr>
-                                <w:rFonts w:hint="cs"/>
-                                <w:b/>
-                                <w:bCs/>
-                                <w:sz w:val="24"/>
-                                <w:szCs w:val="24"/>
-                                <w:rtl/>
-                              </w:rPr>
-                              <w:t xml:space="preserve"> </w:t>
-                            </w:r>
-                            <w:r>
-                              <w:rPr>
-                                <w:rFonts w:hint="cs"/>
-                                <w:b/>
-                                <w:bCs/>
-                                <w:sz w:val="24"/>
-                                <w:szCs w:val="24"/>
-                                <w:rtl/>
-                              </w:rPr>
-                              <w:t xml:space="preserve">   </w:t>
-                            </w:r>
-                            <w:r>
-                              <w:rPr>
-                                <w:rFonts w:hint="cs"/>
-                                <w:b/>
-                                <w:bCs/>
-                                <w:sz w:val="24"/>
-                                <w:szCs w:val="24"/>
-                                <w:rtl/>
-                              </w:rPr>
-                              <w:t>)</w:t>
+                                <w:sz w:val="32"/>
+                                <w:szCs w:val="32"/>
+                                <w:rtl/>
+                              </w:rPr>
+                              <w:t xml:space="preserve">  /     /   144هـ</w:t>
                             </w:r>
                           </w:p>
                           <w:tbl>
                             <w:tblPr>
                               <w:tblStyle w:val="ab"/>
                               <w:bidiVisual/>
-                              <w:tblW w:w="10478" w:type="dxa"/>
+                              <w:tblW w:w="10716" w:type="dxa"/>
                               <w:tblLook w:val="04A0" w:firstRow="1" w:lastRow="0" w:firstColumn="1" w:lastColumn="0" w:noHBand="0" w:noVBand="1"/>
                             </w:tblPr>
                             <w:tblGrid>
-                              <w:gridCol w:w="598"/>
-                              <w:gridCol w:w="1369"/>
-                              <w:gridCol w:w="1707"/>
-                              <w:gridCol w:w="4677"/>
-                              <w:gridCol w:w="2127"/>
+                              <w:gridCol w:w="589"/>
+                              <w:gridCol w:w="1375"/>
+                              <w:gridCol w:w="1403"/>
+                              <w:gridCol w:w="1527"/>
+                              <w:gridCol w:w="5822"/>
                             </w:tblGrid>
                             <w:tr>
                               <w:trPr>
@@ -1429,7 +1048,7 @@
                               </w:trPr>
                               <w:tc>
                                 <w:tcPr>
-                                  <w:tcW w:w="598" w:type="dxa"/>
+                                  <w:tcW w:w="589" w:type="dxa"/>
                                   <w:shd w:val="clear" w:color="auto" w:fill="ADADAD" w:themeFill="background2" w:themeFillShade="BF"/>
                                 </w:tcPr>
                                 <w:p>
@@ -1461,7 +1080,7 @@
                               </w:tc>
                               <w:tc>
                                 <w:tcPr>
-                                  <w:tcW w:w="1369" w:type="dxa"/>
+                                  <w:tcW w:w="1375" w:type="dxa"/>
                                   <w:shd w:val="clear" w:color="auto" w:fill="ADADAD" w:themeFill="background2" w:themeFillShade="BF"/>
                                 </w:tcPr>
                                 <w:p>
@@ -1494,7 +1113,7 @@
                               </w:tc>
                               <w:tc>
                                 <w:tcPr>
-                                  <w:tcW w:w="1707" w:type="dxa"/>
+                                  <w:tcW w:w="1403" w:type="dxa"/>
                                   <w:shd w:val="clear" w:color="auto" w:fill="ADADAD" w:themeFill="background2" w:themeFillShade="BF"/>
                                 </w:tcPr>
                                 <w:p>
@@ -1521,13 +1140,46 @@
                                       <w:szCs w:val="24"/>
                                       <w:rtl/>
                                     </w:rPr>
+                                    <w:t>التاريخ</w:t>
+                                  </w:r>
+                                </w:p>
+                              </w:tc>
+                              <w:tc>
+                                <w:tcPr>
+                                  <w:tcW w:w="1527" w:type="dxa"/>
+                                  <w:shd w:val="clear" w:color="auto" w:fill="ADADAD" w:themeFill="background2" w:themeFillShade="BF"/>
+                                </w:tcPr>
+                                <w:p>
+                                  <w:pPr>
+                                    <w:spacing w:before="240" w:line="360" w:lineRule="auto"/>
+                                    <w:jc w:val="center"/>
+                                    <w:rPr>
+                                      <w:rFonts w:asciiTheme="minorBidi" w:hAnsiTheme="minorBidi"/>
+                                      <w:b/>
+                                      <w:bCs/>
+                                      <w:color w:val="000000" w:themeColor="text1"/>
+                                      <w:sz w:val="24"/>
+                                      <w:szCs w:val="24"/>
+                                      <w:rtl/>
+                                    </w:rPr>
+                                  </w:pPr>
+                                  <w:r>
+                                    <w:rPr>
+                                      <w:rFonts w:asciiTheme="minorBidi" w:hAnsiTheme="minorBidi" w:hint="cs"/>
+                                      <w:b/>
+                                      <w:bCs/>
+                                      <w:color w:val="000000" w:themeColor="text1"/>
+                                      <w:sz w:val="24"/>
+                                      <w:szCs w:val="24"/>
+                                      <w:rtl/>
+                                    </w:rPr>
                                     <w:t>المرفقات</w:t>
                                   </w:r>
                                 </w:p>
                               </w:tc>
                               <w:tc>
                                 <w:tcPr>
-                                  <w:tcW w:w="4677" w:type="dxa"/>
+                                  <w:tcW w:w="5822" w:type="dxa"/>
                                   <w:shd w:val="clear" w:color="auto" w:fill="ADADAD" w:themeFill="background2" w:themeFillShade="BF"/>
                                 </w:tcPr>
                                 <w:p>
@@ -1555,39 +1207,6 @@
                                       <w:rtl/>
                                     </w:rPr>
                                     <w:t>الموضوع</w:t>
-                                  </w:r>
-                                </w:p>
-                              </w:tc>
-                              <w:tc>
-                                <w:tcPr>
-                                  <w:tcW w:w="2127" w:type="dxa"/>
-                                  <w:shd w:val="clear" w:color="auto" w:fill="ADADAD" w:themeFill="background2" w:themeFillShade="BF"/>
-                                </w:tcPr>
-                                <w:p>
-                                  <w:pPr>
-                                    <w:spacing w:before="240" w:line="360" w:lineRule="auto"/>
-                                    <w:jc w:val="center"/>
-                                    <w:rPr>
-                                      <w:rFonts w:asciiTheme="minorBidi" w:hAnsiTheme="minorBidi"/>
-                                      <w:b/>
-                                      <w:bCs/>
-                                      <w:color w:val="000000" w:themeColor="text1"/>
-                                      <w:sz w:val="24"/>
-                                      <w:szCs w:val="24"/>
-                                      <w:rtl/>
-                                    </w:rPr>
-                                  </w:pPr>
-                                  <w:r>
-                                    <w:rPr>
-                                      <w:rFonts w:asciiTheme="minorBidi" w:hAnsiTheme="minorBidi" w:hint="cs"/>
-                                      <w:b/>
-                                      <w:bCs/>
-                                      <w:color w:val="000000" w:themeColor="text1"/>
-                                      <w:sz w:val="24"/>
-                                      <w:szCs w:val="24"/>
-                                      <w:rtl/>
-                                    </w:rPr>
-                                    <w:t>التسليم الفوري</w:t>
                                   </w:r>
                                 </w:p>
                               </w:tc>
@@ -1598,7 +1217,7 @@
                               </w:trPr>
                               <w:tc>
                                 <w:tcPr>
-                                  <w:tcW w:w="598" w:type="dxa"/>
+                                  <w:tcW w:w="589" w:type="dxa"/>
                                 </w:tcPr>
                                 <w:p>
                                   <w:pPr>
@@ -1624,7 +1243,7 @@
                               </w:tc>
                               <w:tc>
                                 <w:tcPr>
-                                  <w:tcW w:w="1369" w:type="dxa"/>
+                                  <w:tcW w:w="1375" w:type="dxa"/>
                                 </w:tcPr>
                                 <w:p>
                                   <w:pPr>
@@ -1636,8 +1255,8 @@
                                       <w:szCs w:val="32"/>
                                     </w:rPr>
                                   </w:pPr>
-                                  <w:bookmarkStart w:id="18" w:name="sadar1"/>
-                                  <w:bookmarkEnd w:id="18"/>
+                                  <w:bookmarkStart w:id="8" w:name="sadar1"/>
+                                  <w:bookmarkEnd w:id="8"/>
                                   <w:r>
                                     <w:rPr>
                                       <w:rFonts w:asciiTheme="minorBidi" w:hAnsiTheme="minorBidi" w:hint="cs"/>
@@ -1652,7 +1271,7 @@
                               </w:tc>
                               <w:tc>
                                 <w:tcPr>
-                                  <w:tcW w:w="1707" w:type="dxa"/>
+                                  <w:tcW w:w="1403" w:type="dxa"/>
                                 </w:tcPr>
                                 <w:p>
                                   <w:pPr>
@@ -1660,28 +1279,18 @@
                                     <w:rPr>
                                       <w:rFonts w:asciiTheme="minorBidi" w:hAnsiTheme="minorBidi"/>
                                       <w:color w:val="000000" w:themeColor="text1"/>
-                                      <w:sz w:val="32"/>
-                                      <w:szCs w:val="32"/>
+                                      <w:sz w:val="24"/>
+                                      <w:szCs w:val="24"/>
                                       <w:rtl/>
                                     </w:rPr>
                                   </w:pPr>
-                                  <w:bookmarkStart w:id="19" w:name="date2"/>
-                                  <w:bookmarkEnd w:id="19"/>
-                                  <w:r>
-                                    <w:rPr>
-                                      <w:rFonts w:asciiTheme="minorBidi" w:hAnsiTheme="minorBidi"/>
-                                      <w:color w:val="000000" w:themeColor="text1"/>
-                                      <w:sz w:val="32"/>
-                                      <w:szCs w:val="32"/>
-                                      <w:rtl/>
-                                    </w:rPr>
-                                    <w:t xml:space="preserve">     </w:t>
-                                  </w:r>
+                                  <w:bookmarkStart w:id="9" w:name="date2"/>
+                                  <w:bookmarkEnd w:id="9"/>
                                 </w:p>
                               </w:tc>
                               <w:tc>
                                 <w:tcPr>
-                                  <w:tcW w:w="4677" w:type="dxa"/>
+                                  <w:tcW w:w="1527" w:type="dxa"/>
                                 </w:tcPr>
                                 <w:p>
                                   <w:pPr>
@@ -1689,8 +1298,8 @@
                                     <w:rPr>
                                       <w:rFonts w:asciiTheme="minorBidi" w:hAnsiTheme="minorBidi"/>
                                       <w:color w:val="000000" w:themeColor="text1"/>
-                                      <w:sz w:val="32"/>
-                                      <w:szCs w:val="32"/>
+                                      <w:sz w:val="24"/>
+                                      <w:szCs w:val="24"/>
                                       <w:rtl/>
                                     </w:rPr>
                                   </w:pPr>
@@ -1698,10 +1307,11 @@
                               </w:tc>
                               <w:tc>
                                 <w:tcPr>
-                                  <w:tcW w:w="2127" w:type="dxa"/>
+                                  <w:tcW w:w="5822" w:type="dxa"/>
                                 </w:tcPr>
                                 <w:p>
                                   <w:pPr>
+                                    <w:jc w:val="center"/>
                                     <w:rPr>
                                       <w:rFonts w:asciiTheme="minorBidi" w:hAnsiTheme="minorBidi"/>
                                       <w:color w:val="000000" w:themeColor="text1"/>
@@ -1719,7 +1329,7 @@
                               </w:trPr>
                               <w:tc>
                                 <w:tcPr>
-                                  <w:tcW w:w="598" w:type="dxa"/>
+                                  <w:tcW w:w="589" w:type="dxa"/>
                                 </w:tcPr>
                                 <w:p>
                                   <w:pPr>
@@ -1745,7 +1355,7 @@
                               </w:tc>
                               <w:tc>
                                 <w:tcPr>
-                                  <w:tcW w:w="1369" w:type="dxa"/>
+                                  <w:tcW w:w="1375" w:type="dxa"/>
                                 </w:tcPr>
                                 <w:p>
                                   <w:pPr>
@@ -1758,8 +1368,8 @@
                                       <w:rtl/>
                                     </w:rPr>
                                   </w:pPr>
-                                  <w:bookmarkStart w:id="20" w:name="moaznhsadr1"/>
-                                  <w:bookmarkEnd w:id="20"/>
+                                  <w:bookmarkStart w:id="10" w:name="moaznhsadr1"/>
+                                  <w:bookmarkEnd w:id="10"/>
                                   <w:r>
                                     <w:rPr>
                                       <w:rFonts w:asciiTheme="minorBidi" w:hAnsiTheme="minorBidi" w:hint="cs"/>
@@ -1774,7 +1384,7 @@
                               </w:tc>
                               <w:tc>
                                 <w:tcPr>
-                                  <w:tcW w:w="1707" w:type="dxa"/>
+                                  <w:tcW w:w="1403" w:type="dxa"/>
                                 </w:tcPr>
                                 <w:p>
                                   <w:pPr>
@@ -1782,8 +1392,8 @@
                                     <w:rPr>
                                       <w:rFonts w:asciiTheme="minorBidi" w:hAnsiTheme="minorBidi"/>
                                       <w:color w:val="000000" w:themeColor="text1"/>
-                                      <w:sz w:val="32"/>
-                                      <w:szCs w:val="32"/>
+                                      <w:sz w:val="24"/>
+                                      <w:szCs w:val="24"/>
                                       <w:rtl/>
                                     </w:rPr>
                                   </w:pPr>
@@ -1791,7 +1401,7 @@
                               </w:tc>
                               <w:tc>
                                 <w:tcPr>
-                                  <w:tcW w:w="4677" w:type="dxa"/>
+                                  <w:tcW w:w="1527" w:type="dxa"/>
                                 </w:tcPr>
                                 <w:p>
                                   <w:pPr>
@@ -1799,8 +1409,8 @@
                                     <w:rPr>
                                       <w:rFonts w:asciiTheme="minorBidi" w:hAnsiTheme="minorBidi"/>
                                       <w:color w:val="000000" w:themeColor="text1"/>
-                                      <w:sz w:val="32"/>
-                                      <w:szCs w:val="32"/>
+                                      <w:sz w:val="24"/>
+                                      <w:szCs w:val="24"/>
                                       <w:rtl/>
                                     </w:rPr>
                                   </w:pPr>
@@ -1808,7 +1418,7 @@
                               </w:tc>
                               <w:tc>
                                 <w:tcPr>
-                                  <w:tcW w:w="2127" w:type="dxa"/>
+                                  <w:tcW w:w="5822" w:type="dxa"/>
                                 </w:tcPr>
                                 <w:p>
                                   <w:pPr>
@@ -1830,7 +1440,7 @@
                               </w:trPr>
                               <w:tc>
                                 <w:tcPr>
-                                  <w:tcW w:w="598" w:type="dxa"/>
+                                  <w:tcW w:w="589" w:type="dxa"/>
                                 </w:tcPr>
                                 <w:p>
                                   <w:pPr>
@@ -1856,7 +1466,7 @@
                               </w:tc>
                               <w:tc>
                                 <w:tcPr>
-                                  <w:tcW w:w="1369" w:type="dxa"/>
+                                  <w:tcW w:w="1375" w:type="dxa"/>
                                 </w:tcPr>
                                 <w:p>
                                   <w:pPr>
@@ -1869,8 +1479,8 @@
                                       <w:rtl/>
                                     </w:rPr>
                                   </w:pPr>
-                                  <w:bookmarkStart w:id="21" w:name="manfst1"/>
-                                  <w:bookmarkEnd w:id="21"/>
+                                  <w:bookmarkStart w:id="11" w:name="manfst1"/>
+                                  <w:bookmarkEnd w:id="11"/>
                                   <w:r>
                                     <w:rPr>
                                       <w:rFonts w:asciiTheme="minorBidi" w:hAnsiTheme="minorBidi" w:hint="cs"/>
@@ -1895,7 +1505,7 @@
                               </w:tc>
                               <w:tc>
                                 <w:tcPr>
-                                  <w:tcW w:w="1707" w:type="dxa"/>
+                                  <w:tcW w:w="1403" w:type="dxa"/>
                                 </w:tcPr>
                                 <w:p>
                                   <w:pPr>
@@ -1903,8 +1513,8 @@
                                     <w:rPr>
                                       <w:rFonts w:asciiTheme="minorBidi" w:hAnsiTheme="minorBidi"/>
                                       <w:color w:val="000000" w:themeColor="text1"/>
-                                      <w:sz w:val="32"/>
-                                      <w:szCs w:val="32"/>
+                                      <w:sz w:val="24"/>
+                                      <w:szCs w:val="24"/>
                                       <w:rtl/>
                                     </w:rPr>
                                   </w:pPr>
@@ -1912,7 +1522,7 @@
                               </w:tc>
                               <w:tc>
                                 <w:tcPr>
-                                  <w:tcW w:w="4677" w:type="dxa"/>
+                                  <w:tcW w:w="1527" w:type="dxa"/>
                                 </w:tcPr>
                                 <w:p>
                                   <w:pPr>
@@ -1920,15 +1530,16 @@
                                     <w:rPr>
                                       <w:rFonts w:asciiTheme="minorBidi" w:hAnsiTheme="minorBidi"/>
                                       <w:color w:val="000000" w:themeColor="text1"/>
-                                      <w:sz w:val="32"/>
-                                      <w:szCs w:val="32"/>
+                                      <w:sz w:val="24"/>
+                                      <w:szCs w:val="24"/>
+                                      <w:rtl/>
                                     </w:rPr>
                                   </w:pPr>
                                 </w:p>
                               </w:tc>
                               <w:tc>
                                 <w:tcPr>
-                                  <w:tcW w:w="2127" w:type="dxa"/>
+                                  <w:tcW w:w="5822" w:type="dxa"/>
                                 </w:tcPr>
                                 <w:p>
                                   <w:pPr>
@@ -1938,7 +1549,6 @@
                                       <w:color w:val="000000" w:themeColor="text1"/>
                                       <w:sz w:val="32"/>
                                       <w:szCs w:val="32"/>
-                                      <w:rtl/>
                                     </w:rPr>
                                   </w:pPr>
                                 </w:p>
@@ -1950,7 +1560,7 @@
                               </w:trPr>
                               <w:tc>
                                 <w:tcPr>
-                                  <w:tcW w:w="598" w:type="dxa"/>
+                                  <w:tcW w:w="589" w:type="dxa"/>
                                 </w:tcPr>
                                 <w:p>
                                   <w:pPr>
@@ -1976,7 +1586,7 @@
                               </w:tc>
                               <w:tc>
                                 <w:tcPr>
-                                  <w:tcW w:w="1369" w:type="dxa"/>
+                                  <w:tcW w:w="1375" w:type="dxa"/>
                                 </w:tcPr>
                                 <w:p>
                                   <w:pPr>
@@ -1989,13 +1599,13 @@
                                       <w:rtl/>
                                     </w:rPr>
                                   </w:pPr>
-                                  <w:bookmarkStart w:id="22" w:name="nambar1"/>
-                                  <w:bookmarkEnd w:id="22"/>
+                                  <w:bookmarkStart w:id="12" w:name="nambar1"/>
+                                  <w:bookmarkEnd w:id="12"/>
                                 </w:p>
                               </w:tc>
                               <w:tc>
                                 <w:tcPr>
-                                  <w:tcW w:w="1707" w:type="dxa"/>
+                                  <w:tcW w:w="1403" w:type="dxa"/>
                                 </w:tcPr>
                                 <w:p>
                                   <w:pPr>
@@ -2003,8 +1613,8 @@
                                     <w:rPr>
                                       <w:rFonts w:asciiTheme="minorBidi" w:hAnsiTheme="minorBidi"/>
                                       <w:color w:val="000000" w:themeColor="text1"/>
-                                      <w:sz w:val="32"/>
-                                      <w:szCs w:val="32"/>
+                                      <w:sz w:val="24"/>
+                                      <w:szCs w:val="24"/>
                                       <w:rtl/>
                                     </w:rPr>
                                   </w:pPr>
@@ -2012,7 +1622,7 @@
                               </w:tc>
                               <w:tc>
                                 <w:tcPr>
-                                  <w:tcW w:w="4677" w:type="dxa"/>
+                                  <w:tcW w:w="1527" w:type="dxa"/>
                                 </w:tcPr>
                                 <w:p>
                                   <w:pPr>
@@ -2020,8 +1630,8 @@
                                     <w:rPr>
                                       <w:rFonts w:asciiTheme="minorBidi" w:hAnsiTheme="minorBidi"/>
                                       <w:color w:val="000000" w:themeColor="text1"/>
-                                      <w:sz w:val="32"/>
-                                      <w:szCs w:val="32"/>
+                                      <w:sz w:val="24"/>
+                                      <w:szCs w:val="24"/>
                                       <w:rtl/>
                                     </w:rPr>
                                   </w:pPr>
@@ -2029,7 +1639,7 @@
                               </w:tc>
                               <w:tc>
                                 <w:tcPr>
-                                  <w:tcW w:w="2127" w:type="dxa"/>
+                                  <w:tcW w:w="5822" w:type="dxa"/>
                                 </w:tcPr>
                                 <w:p>
                                   <w:pPr>
@@ -2051,7 +1661,7 @@
                               </w:trPr>
                               <w:tc>
                                 <w:tcPr>
-                                  <w:tcW w:w="598" w:type="dxa"/>
+                                  <w:tcW w:w="589" w:type="dxa"/>
                                 </w:tcPr>
                                 <w:p>
                                   <w:pPr>
@@ -2077,7 +1687,7 @@
                               </w:tc>
                               <w:tc>
                                 <w:tcPr>
-                                  <w:tcW w:w="1369" w:type="dxa"/>
+                                  <w:tcW w:w="1375" w:type="dxa"/>
                                 </w:tcPr>
                                 <w:p>
                                   <w:pPr>
@@ -2090,13 +1700,13 @@
                                       <w:rtl/>
                                     </w:rPr>
                                   </w:pPr>
-                                  <w:bookmarkStart w:id="23" w:name="nambar2"/>
-                                  <w:bookmarkEnd w:id="23"/>
+                                  <w:bookmarkStart w:id="13" w:name="nambar2"/>
+                                  <w:bookmarkEnd w:id="13"/>
                                 </w:p>
                               </w:tc>
                               <w:tc>
                                 <w:tcPr>
-                                  <w:tcW w:w="1707" w:type="dxa"/>
+                                  <w:tcW w:w="1403" w:type="dxa"/>
                                 </w:tcPr>
                                 <w:p>
                                   <w:pPr>
@@ -2104,8 +1714,8 @@
                                     <w:rPr>
                                       <w:rFonts w:asciiTheme="minorBidi" w:hAnsiTheme="minorBidi"/>
                                       <w:color w:val="000000" w:themeColor="text1"/>
-                                      <w:sz w:val="32"/>
-                                      <w:szCs w:val="32"/>
+                                      <w:sz w:val="24"/>
+                                      <w:szCs w:val="24"/>
                                       <w:rtl/>
                                     </w:rPr>
                                   </w:pPr>
@@ -2113,7 +1723,7 @@
                               </w:tc>
                               <w:tc>
                                 <w:tcPr>
-                                  <w:tcW w:w="4677" w:type="dxa"/>
+                                  <w:tcW w:w="1527" w:type="dxa"/>
                                 </w:tcPr>
                                 <w:p>
                                   <w:pPr>
@@ -2121,8 +1731,8 @@
                                     <w:rPr>
                                       <w:rFonts w:asciiTheme="minorBidi" w:hAnsiTheme="minorBidi"/>
                                       <w:color w:val="000000" w:themeColor="text1"/>
-                                      <w:sz w:val="32"/>
-                                      <w:szCs w:val="32"/>
+                                      <w:sz w:val="24"/>
+                                      <w:szCs w:val="24"/>
                                       <w:rtl/>
                                     </w:rPr>
                                   </w:pPr>
@@ -2130,7 +1740,7 @@
                               </w:tc>
                               <w:tc>
                                 <w:tcPr>
-                                  <w:tcW w:w="2127" w:type="dxa"/>
+                                  <w:tcW w:w="5822" w:type="dxa"/>
                                 </w:tcPr>
                                 <w:p>
                                   <w:pPr>
@@ -2152,7 +1762,7 @@
                               </w:trPr>
                               <w:tc>
                                 <w:tcPr>
-                                  <w:tcW w:w="598" w:type="dxa"/>
+                                  <w:tcW w:w="589" w:type="dxa"/>
                                 </w:tcPr>
                                 <w:p>
                                   <w:pPr>
@@ -2178,7 +1788,7 @@
                               </w:tc>
                               <w:tc>
                                 <w:tcPr>
-                                  <w:tcW w:w="1369" w:type="dxa"/>
+                                  <w:tcW w:w="1375" w:type="dxa"/>
                                 </w:tcPr>
                                 <w:p>
                                   <w:pPr>
@@ -2191,13 +1801,13 @@
                                       <w:rtl/>
                                     </w:rPr>
                                   </w:pPr>
-                                  <w:bookmarkStart w:id="24" w:name="nambar3"/>
-                                  <w:bookmarkEnd w:id="24"/>
+                                  <w:bookmarkStart w:id="14" w:name="nambar3"/>
+                                  <w:bookmarkEnd w:id="14"/>
                                 </w:p>
                               </w:tc>
                               <w:tc>
                                 <w:tcPr>
-                                  <w:tcW w:w="1707" w:type="dxa"/>
+                                  <w:tcW w:w="1403" w:type="dxa"/>
                                 </w:tcPr>
                                 <w:p>
                                   <w:pPr>
@@ -2205,8 +1815,8 @@
                                     <w:rPr>
                                       <w:rFonts w:asciiTheme="minorBidi" w:hAnsiTheme="minorBidi"/>
                                       <w:color w:val="000000" w:themeColor="text1"/>
-                                      <w:sz w:val="32"/>
-                                      <w:szCs w:val="32"/>
+                                      <w:sz w:val="24"/>
+                                      <w:szCs w:val="24"/>
                                       <w:rtl/>
                                     </w:rPr>
                                   </w:pPr>
@@ -2214,7 +1824,7 @@
                               </w:tc>
                               <w:tc>
                                 <w:tcPr>
-                                  <w:tcW w:w="4677" w:type="dxa"/>
+                                  <w:tcW w:w="1527" w:type="dxa"/>
                                 </w:tcPr>
                                 <w:p>
                                   <w:pPr>
@@ -2222,8 +1832,8 @@
                                     <w:rPr>
                                       <w:rFonts w:asciiTheme="minorBidi" w:hAnsiTheme="minorBidi"/>
                                       <w:color w:val="000000" w:themeColor="text1"/>
-                                      <w:sz w:val="32"/>
-                                      <w:szCs w:val="32"/>
+                                      <w:sz w:val="24"/>
+                                      <w:szCs w:val="24"/>
                                       <w:rtl/>
                                     </w:rPr>
                                   </w:pPr>
@@ -2231,7 +1841,7 @@
                               </w:tc>
                               <w:tc>
                                 <w:tcPr>
-                                  <w:tcW w:w="2127" w:type="dxa"/>
+                                  <w:tcW w:w="5822" w:type="dxa"/>
                                 </w:tcPr>
                                 <w:p>
                                   <w:pPr>
@@ -2253,7 +1863,7 @@
                               </w:trPr>
                               <w:tc>
                                 <w:tcPr>
-                                  <w:tcW w:w="598" w:type="dxa"/>
+                                  <w:tcW w:w="589" w:type="dxa"/>
                                 </w:tcPr>
                                 <w:p>
                                   <w:pPr>
@@ -2279,7 +1889,7 @@
                               </w:tc>
                               <w:tc>
                                 <w:tcPr>
-                                  <w:tcW w:w="1369" w:type="dxa"/>
+                                  <w:tcW w:w="1375" w:type="dxa"/>
                                 </w:tcPr>
                                 <w:p>
                                   <w:pPr>
@@ -2292,13 +1902,13 @@
                                       <w:rtl/>
                                     </w:rPr>
                                   </w:pPr>
-                                  <w:bookmarkStart w:id="25" w:name="nambar4"/>
-                                  <w:bookmarkEnd w:id="25"/>
+                                  <w:bookmarkStart w:id="15" w:name="nambar4"/>
+                                  <w:bookmarkEnd w:id="15"/>
                                 </w:p>
                               </w:tc>
                               <w:tc>
                                 <w:tcPr>
-                                  <w:tcW w:w="1707" w:type="dxa"/>
+                                  <w:tcW w:w="1403" w:type="dxa"/>
                                 </w:tcPr>
                                 <w:p>
                                   <w:pPr>
@@ -2306,8 +1916,25 @@
                                     <w:rPr>
                                       <w:rFonts w:asciiTheme="minorBidi" w:hAnsiTheme="minorBidi"/>
                                       <w:color w:val="000000" w:themeColor="text1"/>
-                                      <w:sz w:val="32"/>
-                                      <w:szCs w:val="32"/>
+                                      <w:sz w:val="24"/>
+                                      <w:szCs w:val="24"/>
+                                      <w:rtl/>
+                                    </w:rPr>
+                                  </w:pPr>
+                                </w:p>
+                              </w:tc>
+                              <w:tc>
+                                <w:tcPr>
+                                  <w:tcW w:w="1527" w:type="dxa"/>
+                                </w:tcPr>
+                                <w:p>
+                                  <w:pPr>
+                                    <w:jc w:val="center"/>
+                                    <w:rPr>
+                                      <w:rFonts w:asciiTheme="minorBidi" w:hAnsiTheme="minorBidi"/>
+                                      <w:color w:val="000000" w:themeColor="text1"/>
+                                      <w:sz w:val="24"/>
+                                      <w:szCs w:val="24"/>
                                       <w:rtl/>
                                     </w:rPr>
                                   </w:pPr>
@@ -2322,11 +1949,10 @@
                                     <w:szCs w:val="32"/>
                                     <w:rtl/>
                                   </w:rPr>
-                                  <w:alias w:val="سعودين الى دولة  ممنوعة "/>
-                                  <w:tag w:val="سعودين الى دولة  ممنوعة "/>
+                                  <w:alias w:val="اختر اسم الصادر"/>
                                   <w:id w:val="-1761975534"/>
                                   <w:placeholder>
-                                    <w:docPart w:val="4DC94EB24F48490BA2704694763B2082"/>
+                                    <w:docPart w:val="F8D18386A46B495C96AA65B804DFFEDD"/>
                                   </w:placeholder>
                                   <w:comboBox>
                                     <w:listItem w:displayText="  " w:value="  "/>
@@ -2338,7 +1964,7 @@
                                     <w:listItem w:displayText="ترقب عند المغادرة والقدوم " w:value="ترقب عند المغادرة والقدوم "/>
                                     <w:listItem w:displayText="منع سفر" w:value="منع سفر"/>
                                     <w:listItem w:displayText="ايقاف خدمات" w:value="ايقاف خدمات"/>
-                                    <w:listItem w:displayText="تبيلغ مراجعة " w:value="تبيلغ مراجعة "/>
+                                    <w:listItem w:displayText="يبلغ بالمراجعة الاسم /" w:value="يبلغ بالمراجعة الاسم /"/>
                                     <w:listItem w:displayText="تطبيق" w:value="تطبيق"/>
                                     <w:listItem w:displayText="غياب المجندة " w:value="غياب المجندة "/>
                                     <w:listItem w:displayText="غياب الفرد " w:value="غياب الفرد "/>
@@ -2353,7 +1979,7 @@
                                 <w:sdtContent>
                                   <w:tc>
                                     <w:tcPr>
-                                      <w:tcW w:w="4677" w:type="dxa"/>
+                                      <w:tcW w:w="5822" w:type="dxa"/>
                                     </w:tcPr>
                                     <w:p>
                                       <w:pPr>
@@ -2380,22 +2006,6 @@
                                   </w:tc>
                                 </w:sdtContent>
                               </w:sdt>
-                              <w:tc>
-                                <w:tcPr>
-                                  <w:tcW w:w="2127" w:type="dxa"/>
-                                </w:tcPr>
-                                <w:p>
-                                  <w:pPr>
-                                    <w:rPr>
-                                      <w:rFonts w:asciiTheme="minorBidi" w:hAnsiTheme="minorBidi"/>
-                                      <w:color w:val="000000" w:themeColor="text1"/>
-                                      <w:sz w:val="32"/>
-                                      <w:szCs w:val="32"/>
-                                      <w:rtl/>
-                                    </w:rPr>
-                                  </w:pPr>
-                                </w:p>
-                              </w:tc>
                             </w:tr>
                             <w:tr>
                               <w:trPr>
@@ -2403,7 +2013,7 @@
                               </w:trPr>
                               <w:tc>
                                 <w:tcPr>
-                                  <w:tcW w:w="598" w:type="dxa"/>
+                                  <w:tcW w:w="589" w:type="dxa"/>
                                 </w:tcPr>
                                 <w:p>
                                   <w:pPr>
@@ -2429,7 +2039,7 @@
                               </w:tc>
                               <w:tc>
                                 <w:tcPr>
-                                  <w:tcW w:w="1369" w:type="dxa"/>
+                                  <w:tcW w:w="1375" w:type="dxa"/>
                                 </w:tcPr>
                                 <w:p>
                                   <w:pPr>
@@ -2442,13 +2052,13 @@
                                       <w:rtl/>
                                     </w:rPr>
                                   </w:pPr>
-                                  <w:bookmarkStart w:id="26" w:name="nambar5"/>
-                                  <w:bookmarkEnd w:id="26"/>
+                                  <w:bookmarkStart w:id="16" w:name="nambar5"/>
+                                  <w:bookmarkEnd w:id="16"/>
                                 </w:p>
                               </w:tc>
                               <w:tc>
                                 <w:tcPr>
-                                  <w:tcW w:w="1707" w:type="dxa"/>
+                                  <w:tcW w:w="1403" w:type="dxa"/>
                                 </w:tcPr>
                                 <w:p>
                                   <w:pPr>
@@ -2456,8 +2066,25 @@
                                     <w:rPr>
                                       <w:rFonts w:asciiTheme="minorBidi" w:hAnsiTheme="minorBidi"/>
                                       <w:color w:val="000000" w:themeColor="text1"/>
-                                      <w:sz w:val="32"/>
-                                      <w:szCs w:val="32"/>
+                                      <w:sz w:val="24"/>
+                                      <w:szCs w:val="24"/>
+                                      <w:rtl/>
+                                    </w:rPr>
+                                  </w:pPr>
+                                </w:p>
+                              </w:tc>
+                              <w:tc>
+                                <w:tcPr>
+                                  <w:tcW w:w="1527" w:type="dxa"/>
+                                </w:tcPr>
+                                <w:p>
+                                  <w:pPr>
+                                    <w:jc w:val="center"/>
+                                    <w:rPr>
+                                      <w:rFonts w:asciiTheme="minorBidi" w:hAnsiTheme="minorBidi"/>
+                                      <w:color w:val="000000" w:themeColor="text1"/>
+                                      <w:sz w:val="24"/>
+                                      <w:szCs w:val="24"/>
                                       <w:rtl/>
                                     </w:rPr>
                                   </w:pPr>
@@ -2472,11 +2099,10 @@
                                     <w:szCs w:val="32"/>
                                     <w:rtl/>
                                   </w:rPr>
-                                  <w:alias w:val="سعودين الى دولة  ممنوعة "/>
-                                  <w:tag w:val="سعودين الى دولة  ممنوعة "/>
-                                  <w:id w:val="-2113038387"/>
+                                  <w:alias w:val="اختر اسم الصادر"/>
+                                  <w:id w:val="1797557701"/>
                                   <w:placeholder>
-                                    <w:docPart w:val="56B733A5F5B5479B9D861589445CBD70"/>
+                                    <w:docPart w:val="5D22DFC318A1409F9E7AF6CA1795E719"/>
                                   </w:placeholder>
                                   <w:comboBox>
                                     <w:listItem w:displayText="  " w:value="  "/>
@@ -2488,7 +2114,7 @@
                                     <w:listItem w:displayText="ترقب عند المغادرة والقدوم " w:value="ترقب عند المغادرة والقدوم "/>
                                     <w:listItem w:displayText="منع سفر" w:value="منع سفر"/>
                                     <w:listItem w:displayText="ايقاف خدمات" w:value="ايقاف خدمات"/>
-                                    <w:listItem w:displayText="تبيلغ مراجعة " w:value="تبيلغ مراجعة "/>
+                                    <w:listItem w:displayText="يبلغ بالمراجعة الاسم /" w:value="يبلغ بالمراجعة الاسم /"/>
                                     <w:listItem w:displayText="تطبيق" w:value="تطبيق"/>
                                     <w:listItem w:displayText="غياب المجندة " w:value="غياب المجندة "/>
                                     <w:listItem w:displayText="غياب الفرد " w:value="غياب الفرد "/>
@@ -2503,7 +2129,7 @@
                                 <w:sdtContent>
                                   <w:tc>
                                     <w:tcPr>
-                                      <w:tcW w:w="4677" w:type="dxa"/>
+                                      <w:tcW w:w="5822" w:type="dxa"/>
                                     </w:tcPr>
                                     <w:p>
                                       <w:pPr>
@@ -2531,22 +2157,6 @@
                                   </w:tc>
                                 </w:sdtContent>
                               </w:sdt>
-                              <w:tc>
-                                <w:tcPr>
-                                  <w:tcW w:w="2127" w:type="dxa"/>
-                                </w:tcPr>
-                                <w:p>
-                                  <w:pPr>
-                                    <w:rPr>
-                                      <w:rFonts w:asciiTheme="minorBidi" w:hAnsiTheme="minorBidi"/>
-                                      <w:color w:val="000000" w:themeColor="text1"/>
-                                      <w:sz w:val="32"/>
-                                      <w:szCs w:val="32"/>
-                                      <w:rtl/>
-                                    </w:rPr>
-                                  </w:pPr>
-                                </w:p>
-                              </w:tc>
                             </w:tr>
                             <w:tr>
                               <w:trPr>
@@ -2554,7 +2164,7 @@
                               </w:trPr>
                               <w:tc>
                                 <w:tcPr>
-                                  <w:tcW w:w="598" w:type="dxa"/>
+                                  <w:tcW w:w="589" w:type="dxa"/>
                                 </w:tcPr>
                                 <w:p>
                                   <w:pPr>
@@ -2580,7 +2190,7 @@
                               </w:tc>
                               <w:tc>
                                 <w:tcPr>
-                                  <w:tcW w:w="1369" w:type="dxa"/>
+                                  <w:tcW w:w="1375" w:type="dxa"/>
                                 </w:tcPr>
                                 <w:p>
                                   <w:pPr>
@@ -2593,13 +2203,13 @@
                                       <w:rtl/>
                                     </w:rPr>
                                   </w:pPr>
-                                  <w:bookmarkStart w:id="27" w:name="nambar6"/>
-                                  <w:bookmarkEnd w:id="27"/>
+                                  <w:bookmarkStart w:id="17" w:name="nambar6"/>
+                                  <w:bookmarkEnd w:id="17"/>
                                 </w:p>
                               </w:tc>
                               <w:tc>
                                 <w:tcPr>
-                                  <w:tcW w:w="1707" w:type="dxa"/>
+                                  <w:tcW w:w="1403" w:type="dxa"/>
                                 </w:tcPr>
                                 <w:p>
                                   <w:pPr>
@@ -2607,8 +2217,25 @@
                                     <w:rPr>
                                       <w:rFonts w:asciiTheme="minorBidi" w:hAnsiTheme="minorBidi"/>
                                       <w:color w:val="000000" w:themeColor="text1"/>
-                                      <w:sz w:val="32"/>
-                                      <w:szCs w:val="32"/>
+                                      <w:sz w:val="24"/>
+                                      <w:szCs w:val="24"/>
+                                      <w:rtl/>
+                                    </w:rPr>
+                                  </w:pPr>
+                                </w:p>
+                              </w:tc>
+                              <w:tc>
+                                <w:tcPr>
+                                  <w:tcW w:w="1527" w:type="dxa"/>
+                                </w:tcPr>
+                                <w:p>
+                                  <w:pPr>
+                                    <w:jc w:val="center"/>
+                                    <w:rPr>
+                                      <w:rFonts w:asciiTheme="minorBidi" w:hAnsiTheme="minorBidi" w:hint="cs"/>
+                                      <w:color w:val="000000" w:themeColor="text1"/>
+                                      <w:sz w:val="24"/>
+                                      <w:szCs w:val="24"/>
                                       <w:rtl/>
                                     </w:rPr>
                                   </w:pPr>
@@ -2623,11 +2250,10 @@
                                     <w:szCs w:val="32"/>
                                     <w:rtl/>
                                   </w:rPr>
-                                  <w:alias w:val="سعودين الى دولة  ممنوعة "/>
-                                  <w:tag w:val="سعودين الى دولة  ممنوعة "/>
-                                  <w:id w:val="898712139"/>
+                                  <w:alias w:val="اختر اسم الصادر"/>
+                                  <w:id w:val="1523595218"/>
                                   <w:placeholder>
-                                    <w:docPart w:val="5CDAE183FEA847168A051733424279AA"/>
+                                    <w:docPart w:val="BB3A231CB03B4994BD82FCC82E4C120E"/>
                                   </w:placeholder>
                                   <w:comboBox>
                                     <w:listItem w:displayText="  " w:value="  "/>
@@ -2639,7 +2265,7 @@
                                     <w:listItem w:displayText="ترقب عند المغادرة والقدوم " w:value="ترقب عند المغادرة والقدوم "/>
                                     <w:listItem w:displayText="منع سفر" w:value="منع سفر"/>
                                     <w:listItem w:displayText="ايقاف خدمات" w:value="ايقاف خدمات"/>
-                                    <w:listItem w:displayText="تبيلغ مراجعة " w:value="تبيلغ مراجعة "/>
+                                    <w:listItem w:displayText="يبلغ بالمراجعة الاسم /" w:value="يبلغ بالمراجعة الاسم /"/>
                                     <w:listItem w:displayText="تطبيق" w:value="تطبيق"/>
                                     <w:listItem w:displayText="غياب المجندة " w:value="غياب المجندة "/>
                                     <w:listItem w:displayText="غياب الفرد " w:value="غياب الفرد "/>
@@ -2654,7 +2280,7 @@
                                 <w:sdtContent>
                                   <w:tc>
                                     <w:tcPr>
-                                      <w:tcW w:w="4677" w:type="dxa"/>
+                                      <w:tcW w:w="5822" w:type="dxa"/>
                                     </w:tcPr>
                                     <w:p>
                                       <w:pPr>
@@ -2681,22 +2307,6 @@
                                   </w:tc>
                                 </w:sdtContent>
                               </w:sdt>
-                              <w:tc>
-                                <w:tcPr>
-                                  <w:tcW w:w="2127" w:type="dxa"/>
-                                </w:tcPr>
-                                <w:p>
-                                  <w:pPr>
-                                    <w:rPr>
-                                      <w:rFonts w:asciiTheme="minorBidi" w:hAnsiTheme="minorBidi"/>
-                                      <w:color w:val="000000" w:themeColor="text1"/>
-                                      <w:sz w:val="32"/>
-                                      <w:szCs w:val="32"/>
-                                      <w:rtl/>
-                                    </w:rPr>
-                                  </w:pPr>
-                                </w:p>
-                              </w:tc>
                             </w:tr>
                             <w:tr>
                               <w:trPr>
@@ -2704,7 +2314,7 @@
                               </w:trPr>
                               <w:tc>
                                 <w:tcPr>
-                                  <w:tcW w:w="598" w:type="dxa"/>
+                                  <w:tcW w:w="589" w:type="dxa"/>
                                 </w:tcPr>
                                 <w:p>
                                   <w:pPr>
@@ -2730,7 +2340,7 @@
                               </w:tc>
                               <w:tc>
                                 <w:tcPr>
-                                  <w:tcW w:w="1369" w:type="dxa"/>
+                                  <w:tcW w:w="1375" w:type="dxa"/>
                                 </w:tcPr>
                                 <w:p>
                                   <w:pPr>
@@ -2743,13 +2353,13 @@
                                       <w:rtl/>
                                     </w:rPr>
                                   </w:pPr>
-                                  <w:bookmarkStart w:id="28" w:name="nambar7"/>
-                                  <w:bookmarkEnd w:id="28"/>
+                                  <w:bookmarkStart w:id="18" w:name="nambar7"/>
+                                  <w:bookmarkEnd w:id="18"/>
                                 </w:p>
                               </w:tc>
                               <w:tc>
                                 <w:tcPr>
-                                  <w:tcW w:w="1707" w:type="dxa"/>
+                                  <w:tcW w:w="1403" w:type="dxa"/>
                                 </w:tcPr>
                                 <w:p>
                                   <w:pPr>
@@ -2757,8 +2367,25 @@
                                     <w:rPr>
                                       <w:rFonts w:asciiTheme="minorBidi" w:hAnsiTheme="minorBidi"/>
                                       <w:color w:val="000000" w:themeColor="text1"/>
-                                      <w:sz w:val="32"/>
-                                      <w:szCs w:val="32"/>
+                                      <w:sz w:val="24"/>
+                                      <w:szCs w:val="24"/>
+                                      <w:rtl/>
+                                    </w:rPr>
+                                  </w:pPr>
+                                </w:p>
+                              </w:tc>
+                              <w:tc>
+                                <w:tcPr>
+                                  <w:tcW w:w="1527" w:type="dxa"/>
+                                </w:tcPr>
+                                <w:p>
+                                  <w:pPr>
+                                    <w:jc w:val="center"/>
+                                    <w:rPr>
+                                      <w:rFonts w:asciiTheme="minorBidi" w:hAnsiTheme="minorBidi"/>
+                                      <w:color w:val="000000" w:themeColor="text1"/>
+                                      <w:sz w:val="24"/>
+                                      <w:szCs w:val="24"/>
                                       <w:rtl/>
                                     </w:rPr>
                                   </w:pPr>
@@ -2773,11 +2400,10 @@
                                     <w:szCs w:val="32"/>
                                     <w:rtl/>
                                   </w:rPr>
-                                  <w:alias w:val="سعودين الى دولة  ممنوعة "/>
-                                  <w:tag w:val="سعودين الى دولة  ممنوعة "/>
-                                  <w:id w:val="-1971979657"/>
+                                  <w:alias w:val="اختر اسم الصادر"/>
+                                  <w:id w:val="751636101"/>
                                   <w:placeholder>
-                                    <w:docPart w:val="420929547B1449A091D103DF9738A361"/>
+                                    <w:docPart w:val="D6AD8433ACF84EE7AB07EFD4F6D7DA5C"/>
                                   </w:placeholder>
                                   <w:comboBox>
                                     <w:listItem w:displayText="  " w:value="  "/>
@@ -2789,7 +2415,7 @@
                                     <w:listItem w:displayText="ترقب عند المغادرة والقدوم " w:value="ترقب عند المغادرة والقدوم "/>
                                     <w:listItem w:displayText="منع سفر" w:value="منع سفر"/>
                                     <w:listItem w:displayText="ايقاف خدمات" w:value="ايقاف خدمات"/>
-                                    <w:listItem w:displayText="تبيلغ مراجعة " w:value="تبيلغ مراجعة "/>
+                                    <w:listItem w:displayText="يبلغ بالمراجعة الاسم /" w:value="يبلغ بالمراجعة الاسم /"/>
                                     <w:listItem w:displayText="تطبيق" w:value="تطبيق"/>
                                     <w:listItem w:displayText="غياب المجندة " w:value="غياب المجندة "/>
                                     <w:listItem w:displayText="غياب الفرد " w:value="غياب الفرد "/>
@@ -2804,7 +2430,7 @@
                                 <w:sdtContent>
                                   <w:tc>
                                     <w:tcPr>
-                                      <w:tcW w:w="4677" w:type="dxa"/>
+                                      <w:tcW w:w="5822" w:type="dxa"/>
                                     </w:tcPr>
                                     <w:p>
                                       <w:pPr>
@@ -2831,22 +2457,6 @@
                                   </w:tc>
                                 </w:sdtContent>
                               </w:sdt>
-                              <w:tc>
-                                <w:tcPr>
-                                  <w:tcW w:w="2127" w:type="dxa"/>
-                                </w:tcPr>
-                                <w:p>
-                                  <w:pPr>
-                                    <w:rPr>
-                                      <w:rFonts w:asciiTheme="minorBidi" w:hAnsiTheme="minorBidi"/>
-                                      <w:color w:val="000000" w:themeColor="text1"/>
-                                      <w:sz w:val="32"/>
-                                      <w:szCs w:val="32"/>
-                                      <w:rtl/>
-                                    </w:rPr>
-                                  </w:pPr>
-                                </w:p>
-                              </w:tc>
                             </w:tr>
                             <w:tr>
                               <w:trPr>
@@ -2854,7 +2464,7 @@
                               </w:trPr>
                               <w:tc>
                                 <w:tcPr>
-                                  <w:tcW w:w="598" w:type="dxa"/>
+                                  <w:tcW w:w="589" w:type="dxa"/>
                                 </w:tcPr>
                                 <w:p>
                                   <w:pPr>
@@ -2880,7 +2490,7 @@
                               </w:tc>
                               <w:tc>
                                 <w:tcPr>
-                                  <w:tcW w:w="1369" w:type="dxa"/>
+                                  <w:tcW w:w="1375" w:type="dxa"/>
                                 </w:tcPr>
                                 <w:p>
                                   <w:pPr>
@@ -2893,13 +2503,13 @@
                                       <w:rtl/>
                                     </w:rPr>
                                   </w:pPr>
-                                  <w:bookmarkStart w:id="29" w:name="nambar8"/>
-                                  <w:bookmarkEnd w:id="29"/>
+                                  <w:bookmarkStart w:id="19" w:name="nambar8"/>
+                                  <w:bookmarkEnd w:id="19"/>
                                 </w:p>
                               </w:tc>
                               <w:tc>
                                 <w:tcPr>
-                                  <w:tcW w:w="1707" w:type="dxa"/>
+                                  <w:tcW w:w="1403" w:type="dxa"/>
                                 </w:tcPr>
                                 <w:p>
                                   <w:pPr>
@@ -2907,8 +2517,25 @@
                                     <w:rPr>
                                       <w:rFonts w:asciiTheme="minorBidi" w:hAnsiTheme="minorBidi"/>
                                       <w:color w:val="000000" w:themeColor="text1"/>
-                                      <w:sz w:val="32"/>
-                                      <w:szCs w:val="32"/>
+                                      <w:sz w:val="24"/>
+                                      <w:szCs w:val="24"/>
+                                      <w:rtl/>
+                                    </w:rPr>
+                                  </w:pPr>
+                                </w:p>
+                              </w:tc>
+                              <w:tc>
+                                <w:tcPr>
+                                  <w:tcW w:w="1527" w:type="dxa"/>
+                                </w:tcPr>
+                                <w:p>
+                                  <w:pPr>
+                                    <w:jc w:val="center"/>
+                                    <w:rPr>
+                                      <w:rFonts w:asciiTheme="minorBidi" w:hAnsiTheme="minorBidi"/>
+                                      <w:color w:val="000000" w:themeColor="text1"/>
+                                      <w:sz w:val="24"/>
+                                      <w:szCs w:val="24"/>
                                       <w:rtl/>
                                     </w:rPr>
                                   </w:pPr>
@@ -2923,11 +2550,10 @@
                                     <w:szCs w:val="32"/>
                                     <w:rtl/>
                                   </w:rPr>
-                                  <w:alias w:val="سعودين الى دولة  ممنوعة "/>
-                                  <w:tag w:val="سعودين الى دولة  ممنوعة "/>
-                                  <w:id w:val="-2023617225"/>
+                                  <w:alias w:val="اختر اسم الصادر"/>
+                                  <w:id w:val="1982425878"/>
                                   <w:placeholder>
-                                    <w:docPart w:val="7C7C5B63B3D445849055F4DEFC6DF253"/>
+                                    <w:docPart w:val="6F8BA60DE1C14978B92165046AA53B2C"/>
                                   </w:placeholder>
                                   <w:comboBox>
                                     <w:listItem w:displayText="  " w:value="  "/>
@@ -2939,7 +2565,7 @@
                                     <w:listItem w:displayText="ترقب عند المغادرة والقدوم " w:value="ترقب عند المغادرة والقدوم "/>
                                     <w:listItem w:displayText="منع سفر" w:value="منع سفر"/>
                                     <w:listItem w:displayText="ايقاف خدمات" w:value="ايقاف خدمات"/>
-                                    <w:listItem w:displayText="تبيلغ مراجعة " w:value="تبيلغ مراجعة "/>
+                                    <w:listItem w:displayText="يبلغ بالمراجعة الاسم /" w:value="يبلغ بالمراجعة الاسم /"/>
                                     <w:listItem w:displayText="تطبيق" w:value="تطبيق"/>
                                     <w:listItem w:displayText="غياب المجندة " w:value="غياب المجندة "/>
                                     <w:listItem w:displayText="غياب الفرد " w:value="غياب الفرد "/>
@@ -2954,7 +2580,7 @@
                                 <w:sdtContent>
                                   <w:tc>
                                     <w:tcPr>
-                                      <w:tcW w:w="4677" w:type="dxa"/>
+                                      <w:tcW w:w="5822" w:type="dxa"/>
                                     </w:tcPr>
                                     <w:p>
                                       <w:pPr>
@@ -2981,22 +2607,6 @@
                                   </w:tc>
                                 </w:sdtContent>
                               </w:sdt>
-                              <w:tc>
-                                <w:tcPr>
-                                  <w:tcW w:w="2127" w:type="dxa"/>
-                                </w:tcPr>
-                                <w:p>
-                                  <w:pPr>
-                                    <w:rPr>
-                                      <w:rFonts w:asciiTheme="minorBidi" w:hAnsiTheme="minorBidi"/>
-                                      <w:color w:val="000000" w:themeColor="text1"/>
-                                      <w:sz w:val="32"/>
-                                      <w:szCs w:val="32"/>
-                                      <w:rtl/>
-                                    </w:rPr>
-                                  </w:pPr>
-                                </w:p>
-                              </w:tc>
                             </w:tr>
                             <w:tr>
                               <w:trPr>
@@ -3004,7 +2614,7 @@
                               </w:trPr>
                               <w:tc>
                                 <w:tcPr>
-                                  <w:tcW w:w="598" w:type="dxa"/>
+                                  <w:tcW w:w="589" w:type="dxa"/>
                                 </w:tcPr>
                                 <w:p>
                                   <w:pPr>
@@ -3030,7 +2640,7 @@
                               </w:tc>
                               <w:tc>
                                 <w:tcPr>
-                                  <w:tcW w:w="1369" w:type="dxa"/>
+                                  <w:tcW w:w="1375" w:type="dxa"/>
                                 </w:tcPr>
                                 <w:p>
                                   <w:pPr>
@@ -3047,7 +2657,7 @@
                               </w:tc>
                               <w:tc>
                                 <w:tcPr>
-                                  <w:tcW w:w="1707" w:type="dxa"/>
+                                  <w:tcW w:w="1403" w:type="dxa"/>
                                 </w:tcPr>
                                 <w:p>
                                   <w:pPr>
@@ -3055,8 +2665,25 @@
                                     <w:rPr>
                                       <w:rFonts w:asciiTheme="minorBidi" w:hAnsiTheme="minorBidi"/>
                                       <w:color w:val="000000" w:themeColor="text1"/>
-                                      <w:sz w:val="32"/>
-                                      <w:szCs w:val="32"/>
+                                      <w:sz w:val="24"/>
+                                      <w:szCs w:val="24"/>
+                                      <w:rtl/>
+                                    </w:rPr>
+                                  </w:pPr>
+                                </w:p>
+                              </w:tc>
+                              <w:tc>
+                                <w:tcPr>
+                                  <w:tcW w:w="1527" w:type="dxa"/>
+                                </w:tcPr>
+                                <w:p>
+                                  <w:pPr>
+                                    <w:jc w:val="center"/>
+                                    <w:rPr>
+                                      <w:rFonts w:asciiTheme="minorBidi" w:hAnsiTheme="minorBidi"/>
+                                      <w:color w:val="000000" w:themeColor="text1"/>
+                                      <w:sz w:val="24"/>
+                                      <w:szCs w:val="24"/>
                                       <w:rtl/>
                                     </w:rPr>
                                   </w:pPr>
@@ -3071,11 +2698,10 @@
                                     <w:szCs w:val="32"/>
                                     <w:rtl/>
                                   </w:rPr>
-                                  <w:alias w:val="سعودين الى دولة  ممنوعة "/>
-                                  <w:tag w:val="سعودين الى دولة  ممنوعة "/>
-                                  <w:id w:val="-419715682"/>
+                                  <w:alias w:val="اختر اسم الصادر"/>
+                                  <w:id w:val="-1724363840"/>
                                   <w:placeholder>
-                                    <w:docPart w:val="0E320352E6974721B39E7C86033F23D1"/>
+                                    <w:docPart w:val="4F8F19767ECA4329934E54EA71EB47F0"/>
                                   </w:placeholder>
                                   <w:comboBox>
                                     <w:listItem w:displayText="  " w:value="  "/>
@@ -3087,7 +2713,7 @@
                                     <w:listItem w:displayText="ترقب عند المغادرة والقدوم " w:value="ترقب عند المغادرة والقدوم "/>
                                     <w:listItem w:displayText="منع سفر" w:value="منع سفر"/>
                                     <w:listItem w:displayText="ايقاف خدمات" w:value="ايقاف خدمات"/>
-                                    <w:listItem w:displayText="تبيلغ مراجعة " w:value="تبيلغ مراجعة "/>
+                                    <w:listItem w:displayText="يبلغ بالمراجعة الاسم /" w:value="يبلغ بالمراجعة الاسم /"/>
                                     <w:listItem w:displayText="تطبيق" w:value="تطبيق"/>
                                     <w:listItem w:displayText="غياب المجندة " w:value="غياب المجندة "/>
                                     <w:listItem w:displayText="غياب الفرد " w:value="غياب الفرد "/>
@@ -3102,7 +2728,7 @@
                                 <w:sdtContent>
                                   <w:tc>
                                     <w:tcPr>
-                                      <w:tcW w:w="4677" w:type="dxa"/>
+                                      <w:tcW w:w="5822" w:type="dxa"/>
                                     </w:tcPr>
                                     <w:p>
                                       <w:pPr>
@@ -3129,22 +2755,6 @@
                                   </w:tc>
                                 </w:sdtContent>
                               </w:sdt>
-                              <w:tc>
-                                <w:tcPr>
-                                  <w:tcW w:w="2127" w:type="dxa"/>
-                                </w:tcPr>
-                                <w:p>
-                                  <w:pPr>
-                                    <w:rPr>
-                                      <w:rFonts w:asciiTheme="minorBidi" w:hAnsiTheme="minorBidi"/>
-                                      <w:color w:val="000000" w:themeColor="text1"/>
-                                      <w:sz w:val="32"/>
-                                      <w:szCs w:val="32"/>
-                                      <w:rtl/>
-                                    </w:rPr>
-                                  </w:pPr>
-                                </w:p>
-                              </w:tc>
                             </w:tr>
                             <w:tr>
                               <w:trPr>
@@ -3152,7 +2762,7 @@
                               </w:trPr>
                               <w:tc>
                                 <w:tcPr>
-                                  <w:tcW w:w="598" w:type="dxa"/>
+                                  <w:tcW w:w="589" w:type="dxa"/>
                                 </w:tcPr>
                                 <w:p>
                                   <w:pPr>
@@ -3178,7 +2788,7 @@
                               </w:tc>
                               <w:tc>
                                 <w:tcPr>
-                                  <w:tcW w:w="1369" w:type="dxa"/>
+                                  <w:tcW w:w="1375" w:type="dxa"/>
                                 </w:tcPr>
                                 <w:p>
                                   <w:pPr>
@@ -3195,7 +2805,7 @@
                               </w:tc>
                               <w:tc>
                                 <w:tcPr>
-                                  <w:tcW w:w="1707" w:type="dxa"/>
+                                  <w:tcW w:w="1403" w:type="dxa"/>
                                 </w:tcPr>
                                 <w:p>
                                   <w:pPr>
@@ -3203,8 +2813,25 @@
                                     <w:rPr>
                                       <w:rFonts w:asciiTheme="minorBidi" w:hAnsiTheme="minorBidi"/>
                                       <w:color w:val="000000" w:themeColor="text1"/>
-                                      <w:sz w:val="32"/>
-                                      <w:szCs w:val="32"/>
+                                      <w:sz w:val="24"/>
+                                      <w:szCs w:val="24"/>
+                                      <w:rtl/>
+                                    </w:rPr>
+                                  </w:pPr>
+                                </w:p>
+                              </w:tc>
+                              <w:tc>
+                                <w:tcPr>
+                                  <w:tcW w:w="1527" w:type="dxa"/>
+                                </w:tcPr>
+                                <w:p>
+                                  <w:pPr>
+                                    <w:jc w:val="center"/>
+                                    <w:rPr>
+                                      <w:rFonts w:asciiTheme="minorBidi" w:hAnsiTheme="minorBidi"/>
+                                      <w:color w:val="000000" w:themeColor="text1"/>
+                                      <w:sz w:val="24"/>
+                                      <w:szCs w:val="24"/>
                                       <w:rtl/>
                                     </w:rPr>
                                   </w:pPr>
@@ -3219,11 +2846,10 @@
                                     <w:szCs w:val="32"/>
                                     <w:rtl/>
                                   </w:rPr>
-                                  <w:alias w:val="سعودين الى دولة  ممنوعة "/>
-                                  <w:tag w:val="سعودين الى دولة  ممنوعة "/>
-                                  <w:id w:val="62462641"/>
+                                  <w:alias w:val="اختر اسم الصادر"/>
+                                  <w:id w:val="1723558316"/>
                                   <w:placeholder>
-                                    <w:docPart w:val="96FD5495A5BF40CBAA79D9DABD0A9C94"/>
+                                    <w:docPart w:val="934F4CAF5AC7433A92820FF8B3704FDA"/>
                                   </w:placeholder>
                                   <w:comboBox>
                                     <w:listItem w:displayText="  " w:value="  "/>
@@ -3235,7 +2861,7 @@
                                     <w:listItem w:displayText="ترقب عند المغادرة والقدوم " w:value="ترقب عند المغادرة والقدوم "/>
                                     <w:listItem w:displayText="منع سفر" w:value="منع سفر"/>
                                     <w:listItem w:displayText="ايقاف خدمات" w:value="ايقاف خدمات"/>
-                                    <w:listItem w:displayText="تبيلغ مراجعة " w:value="تبيلغ مراجعة "/>
+                                    <w:listItem w:displayText="يبلغ بالمراجعة الاسم /" w:value="يبلغ بالمراجعة الاسم /"/>
                                     <w:listItem w:displayText="تطبيق" w:value="تطبيق"/>
                                     <w:listItem w:displayText="غياب المجندة " w:value="غياب المجندة "/>
                                     <w:listItem w:displayText="غياب الفرد " w:value="غياب الفرد "/>
@@ -3250,7 +2876,7 @@
                                 <w:sdtContent>
                                   <w:tc>
                                     <w:tcPr>
-                                      <w:tcW w:w="4677" w:type="dxa"/>
+                                      <w:tcW w:w="5822" w:type="dxa"/>
                                     </w:tcPr>
                                     <w:p>
                                       <w:pPr>
@@ -3277,22 +2903,6 @@
                                   </w:tc>
                                 </w:sdtContent>
                               </w:sdt>
-                              <w:tc>
-                                <w:tcPr>
-                                  <w:tcW w:w="2127" w:type="dxa"/>
-                                </w:tcPr>
-                                <w:p>
-                                  <w:pPr>
-                                    <w:rPr>
-                                      <w:rFonts w:asciiTheme="minorBidi" w:hAnsiTheme="minorBidi"/>
-                                      <w:color w:val="000000" w:themeColor="text1"/>
-                                      <w:sz w:val="32"/>
-                                      <w:szCs w:val="32"/>
-                                      <w:rtl/>
-                                    </w:rPr>
-                                  </w:pPr>
-                                </w:p>
-                              </w:tc>
                             </w:tr>
                             <w:tr>
                               <w:trPr>
@@ -3300,7 +2910,7 @@
                               </w:trPr>
                               <w:tc>
                                 <w:tcPr>
-                                  <w:tcW w:w="598" w:type="dxa"/>
+                                  <w:tcW w:w="589" w:type="dxa"/>
                                 </w:tcPr>
                                 <w:p>
                                   <w:pPr>
@@ -3326,7 +2936,7 @@
                               </w:tc>
                               <w:tc>
                                 <w:tcPr>
-                                  <w:tcW w:w="1369" w:type="dxa"/>
+                                  <w:tcW w:w="1375" w:type="dxa"/>
                                 </w:tcPr>
                                 <w:p>
                                   <w:pPr>
@@ -3343,7 +2953,7 @@
                               </w:tc>
                               <w:tc>
                                 <w:tcPr>
-                                  <w:tcW w:w="1707" w:type="dxa"/>
+                                  <w:tcW w:w="1403" w:type="dxa"/>
                                 </w:tcPr>
                                 <w:p>
                                   <w:pPr>
@@ -3351,8 +2961,25 @@
                                     <w:rPr>
                                       <w:rFonts w:asciiTheme="minorBidi" w:hAnsiTheme="minorBidi"/>
                                       <w:color w:val="000000" w:themeColor="text1"/>
-                                      <w:sz w:val="32"/>
-                                      <w:szCs w:val="32"/>
+                                      <w:sz w:val="24"/>
+                                      <w:szCs w:val="24"/>
+                                      <w:rtl/>
+                                    </w:rPr>
+                                  </w:pPr>
+                                </w:p>
+                              </w:tc>
+                              <w:tc>
+                                <w:tcPr>
+                                  <w:tcW w:w="1527" w:type="dxa"/>
+                                </w:tcPr>
+                                <w:p>
+                                  <w:pPr>
+                                    <w:jc w:val="center"/>
+                                    <w:rPr>
+                                      <w:rFonts w:asciiTheme="minorBidi" w:hAnsiTheme="minorBidi"/>
+                                      <w:color w:val="000000" w:themeColor="text1"/>
+                                      <w:sz w:val="24"/>
+                                      <w:szCs w:val="24"/>
                                       <w:rtl/>
                                     </w:rPr>
                                   </w:pPr>
@@ -3367,11 +2994,10 @@
                                     <w:szCs w:val="32"/>
                                     <w:rtl/>
                                   </w:rPr>
-                                  <w:alias w:val="سعودين الى دولة  ممنوعة "/>
-                                  <w:tag w:val="سعودين الى دولة  ممنوعة "/>
-                                  <w:id w:val="2019194466"/>
+                                  <w:alias w:val="اختر اسم الصادر"/>
+                                  <w:id w:val="710158596"/>
                                   <w:placeholder>
-                                    <w:docPart w:val="F6FE6A304C654B59B499C5E60386BB64"/>
+                                    <w:docPart w:val="84AC94AE833F4008A698A5DF262C9646"/>
                                   </w:placeholder>
                                   <w:comboBox>
                                     <w:listItem w:displayText="  " w:value="  "/>
@@ -3383,7 +3009,7 @@
                                     <w:listItem w:displayText="ترقب عند المغادرة والقدوم " w:value="ترقب عند المغادرة والقدوم "/>
                                     <w:listItem w:displayText="منع سفر" w:value="منع سفر"/>
                                     <w:listItem w:displayText="ايقاف خدمات" w:value="ايقاف خدمات"/>
-                                    <w:listItem w:displayText="تبيلغ مراجعة " w:value="تبيلغ مراجعة "/>
+                                    <w:listItem w:displayText="يبلغ بالمراجعة الاسم /" w:value="يبلغ بالمراجعة الاسم /"/>
                                     <w:listItem w:displayText="تطبيق" w:value="تطبيق"/>
                                     <w:listItem w:displayText="غياب المجندة " w:value="غياب المجندة "/>
                                     <w:listItem w:displayText="غياب الفرد " w:value="غياب الفرد "/>
@@ -3398,7 +3024,7 @@
                                 <w:sdtContent>
                                   <w:tc>
                                     <w:tcPr>
-                                      <w:tcW w:w="4677" w:type="dxa"/>
+                                      <w:tcW w:w="5822" w:type="dxa"/>
                                     </w:tcPr>
                                     <w:p>
                                       <w:pPr>
@@ -3425,22 +3051,6 @@
                                   </w:tc>
                                 </w:sdtContent>
                               </w:sdt>
-                              <w:tc>
-                                <w:tcPr>
-                                  <w:tcW w:w="2127" w:type="dxa"/>
-                                </w:tcPr>
-                                <w:p>
-                                  <w:pPr>
-                                    <w:rPr>
-                                      <w:rFonts w:asciiTheme="minorBidi" w:hAnsiTheme="minorBidi"/>
-                                      <w:color w:val="000000" w:themeColor="text1"/>
-                                      <w:sz w:val="32"/>
-                                      <w:szCs w:val="32"/>
-                                      <w:rtl/>
-                                    </w:rPr>
-                                  </w:pPr>
-                                </w:p>
-                              </w:tc>
                             </w:tr>
                             <w:tr>
                               <w:trPr>
@@ -3448,7 +3058,7 @@
                               </w:trPr>
                               <w:tc>
                                 <w:tcPr>
-                                  <w:tcW w:w="598" w:type="dxa"/>
+                                  <w:tcW w:w="589" w:type="dxa"/>
                                 </w:tcPr>
                                 <w:p>
                                   <w:pPr>
@@ -3474,7 +3084,7 @@
                               </w:tc>
                               <w:tc>
                                 <w:tcPr>
-                                  <w:tcW w:w="1369" w:type="dxa"/>
+                                  <w:tcW w:w="1375" w:type="dxa"/>
                                 </w:tcPr>
                                 <w:p>
                                   <w:pPr>
@@ -3491,7 +3101,7 @@
                               </w:tc>
                               <w:tc>
                                 <w:tcPr>
-                                  <w:tcW w:w="1707" w:type="dxa"/>
+                                  <w:tcW w:w="1403" w:type="dxa"/>
                                 </w:tcPr>
                                 <w:p>
                                   <w:pPr>
@@ -3499,8 +3109,25 @@
                                     <w:rPr>
                                       <w:rFonts w:asciiTheme="minorBidi" w:hAnsiTheme="minorBidi"/>
                                       <w:color w:val="000000" w:themeColor="text1"/>
-                                      <w:sz w:val="32"/>
-                                      <w:szCs w:val="32"/>
+                                      <w:sz w:val="24"/>
+                                      <w:szCs w:val="24"/>
+                                      <w:rtl/>
+                                    </w:rPr>
+                                  </w:pPr>
+                                </w:p>
+                              </w:tc>
+                              <w:tc>
+                                <w:tcPr>
+                                  <w:tcW w:w="1527" w:type="dxa"/>
+                                </w:tcPr>
+                                <w:p>
+                                  <w:pPr>
+                                    <w:jc w:val="center"/>
+                                    <w:rPr>
+                                      <w:rFonts w:asciiTheme="minorBidi" w:hAnsiTheme="minorBidi"/>
+                                      <w:color w:val="000000" w:themeColor="text1"/>
+                                      <w:sz w:val="24"/>
+                                      <w:szCs w:val="24"/>
                                       <w:rtl/>
                                     </w:rPr>
                                   </w:pPr>
@@ -3515,11 +3142,10 @@
                                     <w:szCs w:val="32"/>
                                     <w:rtl/>
                                   </w:rPr>
-                                  <w:alias w:val="سعودين الى دولة  ممنوعة "/>
-                                  <w:tag w:val="سعودين الى دولة  ممنوعة "/>
-                                  <w:id w:val="-1447151625"/>
+                                  <w:alias w:val="اختر اسم الصادر"/>
+                                  <w:id w:val="125589328"/>
                                   <w:placeholder>
-                                    <w:docPart w:val="9FD9D193083447E4BD823EB45989D58A"/>
+                                    <w:docPart w:val="59712D6FC8EB4AD6A24B5EB63E46B6C9"/>
                                   </w:placeholder>
                                   <w:comboBox>
                                     <w:listItem w:displayText="  " w:value="  "/>
@@ -3531,7 +3157,7 @@
                                     <w:listItem w:displayText="ترقب عند المغادرة والقدوم " w:value="ترقب عند المغادرة والقدوم "/>
                                     <w:listItem w:displayText="منع سفر" w:value="منع سفر"/>
                                     <w:listItem w:displayText="ايقاف خدمات" w:value="ايقاف خدمات"/>
-                                    <w:listItem w:displayText="تبيلغ مراجعة " w:value="تبيلغ مراجعة "/>
+                                    <w:listItem w:displayText="يبلغ بالمراجعة الاسم /" w:value="يبلغ بالمراجعة الاسم /"/>
                                     <w:listItem w:displayText="تطبيق" w:value="تطبيق"/>
                                     <w:listItem w:displayText="غياب المجندة " w:value="غياب المجندة "/>
                                     <w:listItem w:displayText="غياب الفرد " w:value="غياب الفرد "/>
@@ -3546,7 +3172,7 @@
                                 <w:sdtContent>
                                   <w:tc>
                                     <w:tcPr>
-                                      <w:tcW w:w="4677" w:type="dxa"/>
+                                      <w:tcW w:w="5822" w:type="dxa"/>
                                     </w:tcPr>
                                     <w:p>
                                       <w:pPr>
@@ -3573,22 +3199,6 @@
                                   </w:tc>
                                 </w:sdtContent>
                               </w:sdt>
-                              <w:tc>
-                                <w:tcPr>
-                                  <w:tcW w:w="2127" w:type="dxa"/>
-                                </w:tcPr>
-                                <w:p>
-                                  <w:pPr>
-                                    <w:rPr>
-                                      <w:rFonts w:asciiTheme="minorBidi" w:hAnsiTheme="minorBidi"/>
-                                      <w:color w:val="000000" w:themeColor="text1"/>
-                                      <w:sz w:val="32"/>
-                                      <w:szCs w:val="32"/>
-                                      <w:rtl/>
-                                    </w:rPr>
-                                  </w:pPr>
-                                </w:p>
-                              </w:tc>
                             </w:tr>
                             <w:tr>
                               <w:trPr>
@@ -3596,7 +3206,7 @@
                               </w:trPr>
                               <w:tc>
                                 <w:tcPr>
-                                  <w:tcW w:w="598" w:type="dxa"/>
+                                  <w:tcW w:w="589" w:type="dxa"/>
                                 </w:tcPr>
                                 <w:p>
                                   <w:pPr>
@@ -3622,7 +3232,7 @@
                               </w:tc>
                               <w:tc>
                                 <w:tcPr>
-                                  <w:tcW w:w="1369" w:type="dxa"/>
+                                  <w:tcW w:w="1375" w:type="dxa"/>
                                 </w:tcPr>
                                 <w:p>
                                   <w:pPr>
@@ -3639,7 +3249,7 @@
                               </w:tc>
                               <w:tc>
                                 <w:tcPr>
-                                  <w:tcW w:w="1707" w:type="dxa"/>
+                                  <w:tcW w:w="1403" w:type="dxa"/>
                                 </w:tcPr>
                                 <w:p>
                                   <w:pPr>
@@ -3647,8 +3257,25 @@
                                     <w:rPr>
                                       <w:rFonts w:asciiTheme="minorBidi" w:hAnsiTheme="minorBidi"/>
                                       <w:color w:val="000000" w:themeColor="text1"/>
-                                      <w:sz w:val="32"/>
-                                      <w:szCs w:val="32"/>
+                                      <w:sz w:val="24"/>
+                                      <w:szCs w:val="24"/>
+                                      <w:rtl/>
+                                    </w:rPr>
+                                  </w:pPr>
+                                </w:p>
+                              </w:tc>
+                              <w:tc>
+                                <w:tcPr>
+                                  <w:tcW w:w="1527" w:type="dxa"/>
+                                </w:tcPr>
+                                <w:p>
+                                  <w:pPr>
+                                    <w:jc w:val="center"/>
+                                    <w:rPr>
+                                      <w:rFonts w:asciiTheme="minorBidi" w:hAnsiTheme="minorBidi"/>
+                                      <w:color w:val="000000" w:themeColor="text1"/>
+                                      <w:sz w:val="24"/>
+                                      <w:szCs w:val="24"/>
                                       <w:rtl/>
                                     </w:rPr>
                                   </w:pPr>
@@ -3663,11 +3290,10 @@
                                     <w:szCs w:val="32"/>
                                     <w:rtl/>
                                   </w:rPr>
-                                  <w:alias w:val="سعودين الى دولة  ممنوعة "/>
-                                  <w:tag w:val="سعودين الى دولة  ممنوعة "/>
-                                  <w:id w:val="1825009317"/>
+                                  <w:alias w:val="اختر اسم الصادر"/>
+                                  <w:id w:val="1512947249"/>
                                   <w:placeholder>
-                                    <w:docPart w:val="96591B8BD7204348B44D73CA7C538EA0"/>
+                                    <w:docPart w:val="973A00ADB8694F9E8933904D02D3ADD8"/>
                                   </w:placeholder>
                                   <w:comboBox>
                                     <w:listItem w:displayText="  " w:value="  "/>
@@ -3679,7 +3305,7 @@
                                     <w:listItem w:displayText="ترقب عند المغادرة والقدوم " w:value="ترقب عند المغادرة والقدوم "/>
                                     <w:listItem w:displayText="منع سفر" w:value="منع سفر"/>
                                     <w:listItem w:displayText="ايقاف خدمات" w:value="ايقاف خدمات"/>
-                                    <w:listItem w:displayText="تبيلغ مراجعة " w:value="تبيلغ مراجعة "/>
+                                    <w:listItem w:displayText="يبلغ بالمراجعة الاسم /" w:value="يبلغ بالمراجعة الاسم /"/>
                                     <w:listItem w:displayText="تطبيق" w:value="تطبيق"/>
                                     <w:listItem w:displayText="غياب المجندة " w:value="غياب المجندة "/>
                                     <w:listItem w:displayText="غياب الفرد " w:value="غياب الفرد "/>
@@ -3694,7 +3320,7 @@
                                 <w:sdtContent>
                                   <w:tc>
                                     <w:tcPr>
-                                      <w:tcW w:w="4677" w:type="dxa"/>
+                                      <w:tcW w:w="5822" w:type="dxa"/>
                                     </w:tcPr>
                                     <w:p>
                                       <w:pPr>
@@ -3721,22 +3347,6 @@
                                   </w:tc>
                                 </w:sdtContent>
                               </w:sdt>
-                              <w:tc>
-                                <w:tcPr>
-                                  <w:tcW w:w="2127" w:type="dxa"/>
-                                </w:tcPr>
-                                <w:p>
-                                  <w:pPr>
-                                    <w:rPr>
-                                      <w:rFonts w:asciiTheme="minorBidi" w:hAnsiTheme="minorBidi"/>
-                                      <w:color w:val="000000" w:themeColor="text1"/>
-                                      <w:sz w:val="32"/>
-                                      <w:szCs w:val="32"/>
-                                      <w:rtl/>
-                                    </w:rPr>
-                                  </w:pPr>
-                                </w:p>
-                              </w:tc>
                             </w:tr>
                             <w:tr>
                               <w:trPr>
@@ -3744,7 +3354,7 @@
                               </w:trPr>
                               <w:tc>
                                 <w:tcPr>
-                                  <w:tcW w:w="598" w:type="dxa"/>
+                                  <w:tcW w:w="589" w:type="dxa"/>
                                 </w:tcPr>
                                 <w:p>
                                   <w:pPr>
@@ -3770,7 +3380,7 @@
                               </w:tc>
                               <w:tc>
                                 <w:tcPr>
-                                  <w:tcW w:w="1369" w:type="dxa"/>
+                                  <w:tcW w:w="1375" w:type="dxa"/>
                                 </w:tcPr>
                                 <w:p>
                                   <w:pPr>
@@ -3787,7 +3397,7 @@
                               </w:tc>
                               <w:tc>
                                 <w:tcPr>
-                                  <w:tcW w:w="1707" w:type="dxa"/>
+                                  <w:tcW w:w="1403" w:type="dxa"/>
                                 </w:tcPr>
                                 <w:p>
                                   <w:pPr>
@@ -3795,8 +3405,25 @@
                                     <w:rPr>
                                       <w:rFonts w:asciiTheme="minorBidi" w:hAnsiTheme="minorBidi"/>
                                       <w:color w:val="000000" w:themeColor="text1"/>
-                                      <w:sz w:val="32"/>
-                                      <w:szCs w:val="32"/>
+                                      <w:sz w:val="24"/>
+                                      <w:szCs w:val="24"/>
+                                      <w:rtl/>
+                                    </w:rPr>
+                                  </w:pPr>
+                                </w:p>
+                              </w:tc>
+                              <w:tc>
+                                <w:tcPr>
+                                  <w:tcW w:w="1527" w:type="dxa"/>
+                                </w:tcPr>
+                                <w:p>
+                                  <w:pPr>
+                                    <w:jc w:val="center"/>
+                                    <w:rPr>
+                                      <w:rFonts w:asciiTheme="minorBidi" w:hAnsiTheme="minorBidi"/>
+                                      <w:color w:val="000000" w:themeColor="text1"/>
+                                      <w:sz w:val="24"/>
+                                      <w:szCs w:val="24"/>
                                       <w:rtl/>
                                     </w:rPr>
                                   </w:pPr>
@@ -3811,11 +3438,10 @@
                                     <w:szCs w:val="32"/>
                                     <w:rtl/>
                                   </w:rPr>
-                                  <w:alias w:val="سعودين الى دولة  ممنوعة "/>
-                                  <w:tag w:val="سعودين الى دولة  ممنوعة "/>
-                                  <w:id w:val="2020338501"/>
+                                  <w:alias w:val="اختر اسم الصادر"/>
+                                  <w:id w:val="-1204713443"/>
                                   <w:placeholder>
-                                    <w:docPart w:val="846882E51DA146DAA14642FBD04A0069"/>
+                                    <w:docPart w:val="73DF53ABB4E04B5CB0740D84C0C18740"/>
                                   </w:placeholder>
                                   <w:comboBox>
                                     <w:listItem w:displayText="  " w:value="  "/>
@@ -3827,7 +3453,7 @@
                                     <w:listItem w:displayText="ترقب عند المغادرة والقدوم " w:value="ترقب عند المغادرة والقدوم "/>
                                     <w:listItem w:displayText="منع سفر" w:value="منع سفر"/>
                                     <w:listItem w:displayText="ايقاف خدمات" w:value="ايقاف خدمات"/>
-                                    <w:listItem w:displayText="تبيلغ مراجعة " w:value="تبيلغ مراجعة "/>
+                                    <w:listItem w:displayText="يبلغ بالمراجعة الاسم /" w:value="يبلغ بالمراجعة الاسم /"/>
                                     <w:listItem w:displayText="تطبيق" w:value="تطبيق"/>
                                     <w:listItem w:displayText="غياب المجندة " w:value="غياب المجندة "/>
                                     <w:listItem w:displayText="غياب الفرد " w:value="غياب الفرد "/>
@@ -3842,7 +3468,7 @@
                                 <w:sdtContent>
                                   <w:tc>
                                     <w:tcPr>
-                                      <w:tcW w:w="4677" w:type="dxa"/>
+                                      <w:tcW w:w="5822" w:type="dxa"/>
                                     </w:tcPr>
                                     <w:p>
                                       <w:pPr>
@@ -3869,22 +3495,6 @@
                                   </w:tc>
                                 </w:sdtContent>
                               </w:sdt>
-                              <w:tc>
-                                <w:tcPr>
-                                  <w:tcW w:w="2127" w:type="dxa"/>
-                                </w:tcPr>
-                                <w:p>
-                                  <w:pPr>
-                                    <w:rPr>
-                                      <w:rFonts w:asciiTheme="minorBidi" w:hAnsiTheme="minorBidi"/>
-                                      <w:color w:val="000000" w:themeColor="text1"/>
-                                      <w:sz w:val="32"/>
-                                      <w:szCs w:val="32"/>
-                                      <w:rtl/>
-                                    </w:rPr>
-                                  </w:pPr>
-                                </w:p>
-                              </w:tc>
                             </w:tr>
                             <w:tr>
                               <w:trPr>
@@ -3892,7 +3502,7 @@
                               </w:trPr>
                               <w:tc>
                                 <w:tcPr>
-                                  <w:tcW w:w="598" w:type="dxa"/>
+                                  <w:tcW w:w="589" w:type="dxa"/>
                                 </w:tcPr>
                                 <w:p>
                                   <w:pPr>
@@ -3918,7 +3528,7 @@
                               </w:tc>
                               <w:tc>
                                 <w:tcPr>
-                                  <w:tcW w:w="1369" w:type="dxa"/>
+                                  <w:tcW w:w="1375" w:type="dxa"/>
                                 </w:tcPr>
                                 <w:p>
                                   <w:pPr>
@@ -3935,15 +3545,31 @@
                               </w:tc>
                               <w:tc>
                                 <w:tcPr>
-                                  <w:tcW w:w="1707" w:type="dxa"/>
+                                  <w:tcW w:w="1403" w:type="dxa"/>
                                 </w:tcPr>
                                 <w:p>
                                   <w:pPr>
                                     <w:rPr>
                                       <w:rFonts w:asciiTheme="minorBidi" w:hAnsiTheme="minorBidi"/>
                                       <w:color w:val="000000" w:themeColor="text1"/>
-                                      <w:sz w:val="32"/>
-                                      <w:szCs w:val="32"/>
+                                      <w:sz w:val="24"/>
+                                      <w:szCs w:val="24"/>
+                                      <w:rtl/>
+                                    </w:rPr>
+                                  </w:pPr>
+                                </w:p>
+                              </w:tc>
+                              <w:tc>
+                                <w:tcPr>
+                                  <w:tcW w:w="1527" w:type="dxa"/>
+                                </w:tcPr>
+                                <w:p>
+                                  <w:pPr>
+                                    <w:rPr>
+                                      <w:rFonts w:asciiTheme="minorBidi" w:hAnsiTheme="minorBidi"/>
+                                      <w:color w:val="000000" w:themeColor="text1"/>
+                                      <w:sz w:val="24"/>
+                                      <w:szCs w:val="24"/>
                                       <w:rtl/>
                                     </w:rPr>
                                   </w:pPr>
@@ -3958,11 +3584,10 @@
                                     <w:szCs w:val="32"/>
                                     <w:rtl/>
                                   </w:rPr>
-                                  <w:alias w:val="سعودين الى دولة  ممنوعة "/>
-                                  <w:tag w:val="سعودين الى دولة  ممنوعة "/>
-                                  <w:id w:val="850767226"/>
+                                  <w:alias w:val="اختر اسم الصادر"/>
+                                  <w:id w:val="-833217210"/>
                                   <w:placeholder>
-                                    <w:docPart w:val="043D2C5A2C4B4B02B445A9905A01738A"/>
+                                    <w:docPart w:val="05A05BA9C0B74E4083CD7803C981DDFA"/>
                                   </w:placeholder>
                                   <w:comboBox>
                                     <w:listItem w:displayText="  " w:value="  "/>
@@ -3974,7 +3599,7 @@
                                     <w:listItem w:displayText="ترقب عند المغادرة والقدوم " w:value="ترقب عند المغادرة والقدوم "/>
                                     <w:listItem w:displayText="منع سفر" w:value="منع سفر"/>
                                     <w:listItem w:displayText="ايقاف خدمات" w:value="ايقاف خدمات"/>
-                                    <w:listItem w:displayText="تبيلغ مراجعة " w:value="تبيلغ مراجعة "/>
+                                    <w:listItem w:displayText="يبلغ بالمراجعة الاسم /" w:value="يبلغ بالمراجعة الاسم /"/>
                                     <w:listItem w:displayText="تطبيق" w:value="تطبيق"/>
                                     <w:listItem w:displayText="غياب المجندة " w:value="غياب المجندة "/>
                                     <w:listItem w:displayText="غياب الفرد " w:value="غياب الفرد "/>
@@ -3989,7 +3614,7 @@
                                 <w:sdtContent>
                                   <w:tc>
                                     <w:tcPr>
-                                      <w:tcW w:w="4677" w:type="dxa"/>
+                                      <w:tcW w:w="5822" w:type="dxa"/>
                                     </w:tcPr>
                                     <w:p>
                                       <w:pPr>
@@ -4016,22 +3641,6 @@
                                   </w:tc>
                                 </w:sdtContent>
                               </w:sdt>
-                              <w:tc>
-                                <w:tcPr>
-                                  <w:tcW w:w="2127" w:type="dxa"/>
-                                </w:tcPr>
-                                <w:p>
-                                  <w:pPr>
-                                    <w:rPr>
-                                      <w:rFonts w:asciiTheme="minorBidi" w:hAnsiTheme="minorBidi"/>
-                                      <w:color w:val="000000" w:themeColor="text1"/>
-                                      <w:sz w:val="32"/>
-                                      <w:szCs w:val="32"/>
-                                      <w:rtl/>
-                                    </w:rPr>
-                                  </w:pPr>
-                                </w:p>
-                              </w:tc>
                             </w:tr>
                             <w:tr>
                               <w:trPr>
@@ -4039,7 +3648,7 @@
                               </w:trPr>
                               <w:tc>
                                 <w:tcPr>
-                                  <w:tcW w:w="598" w:type="dxa"/>
+                                  <w:tcW w:w="589" w:type="dxa"/>
                                 </w:tcPr>
                                 <w:p>
                                   <w:pPr>
@@ -4065,7 +3674,7 @@
                               </w:tc>
                               <w:tc>
                                 <w:tcPr>
-                                  <w:tcW w:w="1369" w:type="dxa"/>
+                                  <w:tcW w:w="1375" w:type="dxa"/>
                                 </w:tcPr>
                                 <w:p>
                                   <w:pPr>
@@ -4082,15 +3691,31 @@
                               </w:tc>
                               <w:tc>
                                 <w:tcPr>
-                                  <w:tcW w:w="1707" w:type="dxa"/>
+                                  <w:tcW w:w="1403" w:type="dxa"/>
                                 </w:tcPr>
                                 <w:p>
                                   <w:pPr>
                                     <w:rPr>
                                       <w:rFonts w:asciiTheme="minorBidi" w:hAnsiTheme="minorBidi"/>
                                       <w:color w:val="000000" w:themeColor="text1"/>
-                                      <w:sz w:val="32"/>
-                                      <w:szCs w:val="32"/>
+                                      <w:sz w:val="24"/>
+                                      <w:szCs w:val="24"/>
+                                      <w:rtl/>
+                                    </w:rPr>
+                                  </w:pPr>
+                                </w:p>
+                              </w:tc>
+                              <w:tc>
+                                <w:tcPr>
+                                  <w:tcW w:w="1527" w:type="dxa"/>
+                                </w:tcPr>
+                                <w:p>
+                                  <w:pPr>
+                                    <w:rPr>
+                                      <w:rFonts w:asciiTheme="minorBidi" w:hAnsiTheme="minorBidi"/>
+                                      <w:color w:val="000000" w:themeColor="text1"/>
+                                      <w:sz w:val="24"/>
+                                      <w:szCs w:val="24"/>
                                       <w:rtl/>
                                     </w:rPr>
                                   </w:pPr>
@@ -4105,11 +3730,10 @@
                                     <w:szCs w:val="32"/>
                                     <w:rtl/>
                                   </w:rPr>
-                                  <w:alias w:val="سعودين الى دولة  ممنوعة "/>
-                                  <w:tag w:val="سعودين الى دولة  ممنوعة "/>
-                                  <w:id w:val="2039312903"/>
+                                  <w:alias w:val="اختر اسم الصادر"/>
+                                  <w:id w:val="-1123458941"/>
                                   <w:placeholder>
-                                    <w:docPart w:val="E2461130E35A4356A4D22682587991D9"/>
+                                    <w:docPart w:val="1347E61C29EE4BAEA4ABDF45E7117D02"/>
                                   </w:placeholder>
                                   <w:comboBox>
                                     <w:listItem w:displayText="  " w:value="  "/>
@@ -4121,7 +3745,7 @@
                                     <w:listItem w:displayText="ترقب عند المغادرة والقدوم " w:value="ترقب عند المغادرة والقدوم "/>
                                     <w:listItem w:displayText="منع سفر" w:value="منع سفر"/>
                                     <w:listItem w:displayText="ايقاف خدمات" w:value="ايقاف خدمات"/>
-                                    <w:listItem w:displayText="تبيلغ مراجعة " w:value="تبيلغ مراجعة "/>
+                                    <w:listItem w:displayText="يبلغ بالمراجعة الاسم /" w:value="يبلغ بالمراجعة الاسم /"/>
                                     <w:listItem w:displayText="تطبيق" w:value="تطبيق"/>
                                     <w:listItem w:displayText="غياب المجندة " w:value="غياب المجندة "/>
                                     <w:listItem w:displayText="غياب الفرد " w:value="غياب الفرد "/>
@@ -4136,7 +3760,7 @@
                                 <w:sdtContent>
                                   <w:tc>
                                     <w:tcPr>
-                                      <w:tcW w:w="4677" w:type="dxa"/>
+                                      <w:tcW w:w="5822" w:type="dxa"/>
                                     </w:tcPr>
                                     <w:p>
                                       <w:pPr>
@@ -4163,22 +3787,6 @@
                                   </w:tc>
                                 </w:sdtContent>
                               </w:sdt>
-                              <w:tc>
-                                <w:tcPr>
-                                  <w:tcW w:w="2127" w:type="dxa"/>
-                                </w:tcPr>
-                                <w:p>
-                                  <w:pPr>
-                                    <w:rPr>
-                                      <w:rFonts w:asciiTheme="minorBidi" w:hAnsiTheme="minorBidi"/>
-                                      <w:color w:val="000000" w:themeColor="text1"/>
-                                      <w:sz w:val="32"/>
-                                      <w:szCs w:val="32"/>
-                                      <w:rtl/>
-                                    </w:rPr>
-                                  </w:pPr>
-                                </w:p>
-                              </w:tc>
                             </w:tr>
                             <w:tr>
                               <w:trPr>
@@ -4186,7 +3794,7 @@
                               </w:trPr>
                               <w:tc>
                                 <w:tcPr>
-                                  <w:tcW w:w="598" w:type="dxa"/>
+                                  <w:tcW w:w="589" w:type="dxa"/>
                                 </w:tcPr>
                                 <w:p>
                                   <w:pPr>
@@ -4212,7 +3820,7 @@
                               </w:tc>
                               <w:tc>
                                 <w:tcPr>
-                                  <w:tcW w:w="1369" w:type="dxa"/>
+                                  <w:tcW w:w="1375" w:type="dxa"/>
                                 </w:tcPr>
                                 <w:p>
                                   <w:pPr>
@@ -4229,15 +3837,31 @@
                               </w:tc>
                               <w:tc>
                                 <w:tcPr>
-                                  <w:tcW w:w="1707" w:type="dxa"/>
+                                  <w:tcW w:w="1403" w:type="dxa"/>
                                 </w:tcPr>
                                 <w:p>
                                   <w:pPr>
                                     <w:rPr>
                                       <w:rFonts w:asciiTheme="minorBidi" w:hAnsiTheme="minorBidi"/>
                                       <w:color w:val="000000" w:themeColor="text1"/>
-                                      <w:sz w:val="32"/>
-                                      <w:szCs w:val="32"/>
+                                      <w:sz w:val="24"/>
+                                      <w:szCs w:val="24"/>
+                                      <w:rtl/>
+                                    </w:rPr>
+                                  </w:pPr>
+                                </w:p>
+                              </w:tc>
+                              <w:tc>
+                                <w:tcPr>
+                                  <w:tcW w:w="1527" w:type="dxa"/>
+                                </w:tcPr>
+                                <w:p>
+                                  <w:pPr>
+                                    <w:rPr>
+                                      <w:rFonts w:asciiTheme="minorBidi" w:hAnsiTheme="minorBidi"/>
+                                      <w:color w:val="000000" w:themeColor="text1"/>
+                                      <w:sz w:val="24"/>
+                                      <w:szCs w:val="24"/>
                                       <w:rtl/>
                                     </w:rPr>
                                   </w:pPr>
@@ -4252,11 +3876,10 @@
                                     <w:szCs w:val="32"/>
                                     <w:rtl/>
                                   </w:rPr>
-                                  <w:alias w:val="سعودين الى دولة  ممنوعة "/>
-                                  <w:tag w:val="سعودين الى دولة  ممنوعة "/>
-                                  <w:id w:val="-1119757679"/>
+                                  <w:alias w:val="اختر اسم الصادر"/>
+                                  <w:id w:val="1107169265"/>
                                   <w:placeholder>
-                                    <w:docPart w:val="2DD330DB11FC4E1C86E5F2256BC30CC3"/>
+                                    <w:docPart w:val="2A30C687C5D84946954AF403D2354395"/>
                                   </w:placeholder>
                                   <w:comboBox>
                                     <w:listItem w:displayText="  " w:value="  "/>
@@ -4268,7 +3891,7 @@
                                     <w:listItem w:displayText="ترقب عند المغادرة والقدوم " w:value="ترقب عند المغادرة والقدوم "/>
                                     <w:listItem w:displayText="منع سفر" w:value="منع سفر"/>
                                     <w:listItem w:displayText="ايقاف خدمات" w:value="ايقاف خدمات"/>
-                                    <w:listItem w:displayText="تبيلغ مراجعة " w:value="تبيلغ مراجعة "/>
+                                    <w:listItem w:displayText="يبلغ بالمراجعة الاسم /" w:value="يبلغ بالمراجعة الاسم /"/>
                                     <w:listItem w:displayText="تطبيق" w:value="تطبيق"/>
                                     <w:listItem w:displayText="غياب المجندة " w:value="غياب المجندة "/>
                                     <w:listItem w:displayText="غياب الفرد " w:value="غياب الفرد "/>
@@ -4283,7 +3906,7 @@
                                 <w:sdtContent>
                                   <w:tc>
                                     <w:tcPr>
-                                      <w:tcW w:w="4677" w:type="dxa"/>
+                                      <w:tcW w:w="5822" w:type="dxa"/>
                                     </w:tcPr>
                                     <w:p>
                                       <w:pPr>
@@ -4310,34 +3933,18 @@
                                   </w:tc>
                                 </w:sdtContent>
                               </w:sdt>
-                              <w:tc>
-                                <w:tcPr>
-                                  <w:tcW w:w="2127" w:type="dxa"/>
-                                </w:tcPr>
-                                <w:p>
-                                  <w:pPr>
-                                    <w:rPr>
-                                      <w:rFonts w:asciiTheme="minorBidi" w:hAnsiTheme="minorBidi"/>
-                                      <w:color w:val="000000" w:themeColor="text1"/>
-                                      <w:sz w:val="32"/>
-                                      <w:szCs w:val="32"/>
-                                      <w:rtl/>
-                                    </w:rPr>
-                                  </w:pPr>
-                                </w:p>
-                              </w:tc>
                             </w:tr>
                           </w:tbl>
                           <w:p>
                             <w:pPr>
-                              <w:spacing w:after="0" w:line="276" w:lineRule="auto"/>
+                              <w:spacing w:after="0" w:line="240" w:lineRule="auto"/>
                               <w:rPr>
                                 <w:rFonts w:asciiTheme="minorBidi" w:hAnsiTheme="minorBidi"/>
                                 <w:b/>
                                 <w:bCs/>
                                 <w:color w:val="000000" w:themeColor="text1"/>
-                                <w:sz w:val="10"/>
-                                <w:szCs w:val="10"/>
+                                <w:sz w:val="2"/>
+                                <w:szCs w:val="2"/>
                                 <w:rtl/>
                               </w:rPr>
                             </w:pPr>
@@ -4346,21 +3953,21 @@
                             <w:tblPr>
                               <w:tblStyle w:val="ab"/>
                               <w:bidiVisual/>
-                              <w:tblW w:w="10478" w:type="dxa"/>
+                              <w:tblW w:w="10725" w:type="dxa"/>
                               <w:tblLook w:val="04A0" w:firstRow="1" w:lastRow="0" w:firstColumn="1" w:lastColumn="0" w:noHBand="0" w:noVBand="1"/>
                             </w:tblPr>
                             <w:tblGrid>
-                              <w:gridCol w:w="3766"/>
-                              <w:gridCol w:w="3276"/>
-                              <w:gridCol w:w="3436"/>
+                              <w:gridCol w:w="4344"/>
+                              <w:gridCol w:w="2441"/>
+                              <w:gridCol w:w="3940"/>
                             </w:tblGrid>
                             <w:tr>
                               <w:trPr>
-                                <w:trHeight w:val="445"/>
+                                <w:trHeight w:val="453"/>
                               </w:trPr>
                               <w:tc>
                                 <w:tcPr>
-                                  <w:tcW w:w="3766" w:type="dxa"/>
+                                  <w:tcW w:w="4344" w:type="dxa"/>
                                 </w:tcPr>
                                 <w:p>
                                   <w:pPr>
@@ -4388,7 +3995,7 @@
                                     </w:rPr>
                                     <w:t xml:space="preserve">موظف القائمة </w:t>
                                   </w:r>
-                                  <w:bookmarkStart w:id="30" w:name="_Hlk91230568"/>
+                                  <w:bookmarkStart w:id="20" w:name="_Hlk91230568"/>
                                   <w:r>
                                     <w:rPr>
                                       <w:rFonts w:asciiTheme="minorBidi" w:hAnsiTheme="minorBidi" w:hint="cs"/>
@@ -4405,21 +4012,21 @@
                                     <w:rPr>
                                       <w:rFonts w:asciiTheme="minorBidi" w:hAnsiTheme="minorBidi" w:hint="cs"/>
                                       <w:color w:val="000000" w:themeColor="text1"/>
-                                      <w:sz w:val="24"/>
-                                      <w:szCs w:val="24"/>
+                                      <w:sz w:val="28"/>
+                                      <w:szCs w:val="28"/>
                                       <w:rtl/>
                                     </w:rPr>
                                     <w:t xml:space="preserve"> </w:t>
                                   </w:r>
-                                  <w:bookmarkStart w:id="31" w:name="officerrow1"/>
-                                  <w:bookmarkEnd w:id="30"/>
-                                  <w:bookmarkEnd w:id="31"/>
+                                  <w:bookmarkStart w:id="21" w:name="officerrow1"/>
+                                  <w:bookmarkEnd w:id="20"/>
+                                  <w:bookmarkEnd w:id="21"/>
                                   <w:r>
                                     <w:rPr>
                                       <w:rFonts w:asciiTheme="minorBidi" w:hAnsiTheme="minorBidi"/>
                                       <w:color w:val="000000" w:themeColor="text1"/>
-                                      <w:sz w:val="24"/>
-                                      <w:szCs w:val="24"/>
+                                      <w:sz w:val="28"/>
+                                      <w:szCs w:val="28"/>
                                       <w:rtl/>
                                     </w:rPr>
                                     <w:t xml:space="preserve">      </w:t>
@@ -4428,8 +4035,8 @@
                                     <w:rPr>
                                       <w:rFonts w:asciiTheme="minorBidi" w:hAnsiTheme="minorBidi" w:hint="cs"/>
                                       <w:color w:val="000000" w:themeColor="text1"/>
-                                      <w:sz w:val="24"/>
-                                      <w:szCs w:val="24"/>
+                                      <w:sz w:val="28"/>
+                                      <w:szCs w:val="28"/>
                                       <w:rtl/>
                                     </w:rPr>
                                     <w:t xml:space="preserve"> </w:t>
@@ -4438,7 +4045,7 @@
                               </w:tc>
                               <w:tc>
                                 <w:tcPr>
-                                  <w:tcW w:w="3276" w:type="dxa"/>
+                                  <w:tcW w:w="2441" w:type="dxa"/>
                                 </w:tcPr>
                                 <w:p>
                                   <w:pPr>
@@ -4474,16 +4081,26 @@
                                       <w:szCs w:val="24"/>
                                       <w:rtl/>
                                     </w:rPr>
-                                    <w:t xml:space="preserve">  </w:t>
+                                    <w:t xml:space="preserve"> </w:t>
                                   </w:r>
-                                  <w:bookmarkStart w:id="32" w:name="officerank1"/>
-                                  <w:bookmarkEnd w:id="32"/>
                                   <w:r>
                                     <w:rPr>
+                                      <w:rFonts w:asciiTheme="minorBidi" w:hAnsiTheme="minorBidi" w:hint="cs"/>
+                                      <w:color w:val="000000" w:themeColor="text1"/>
+                                      <w:sz w:val="28"/>
+                                      <w:szCs w:val="28"/>
+                                      <w:rtl/>
+                                    </w:rPr>
+                                    <w:t xml:space="preserve"> </w:t>
+                                  </w:r>
+                                  <w:bookmarkStart w:id="22" w:name="officerank1"/>
+                                  <w:bookmarkEnd w:id="22"/>
+                                  <w:r>
+                                    <w:rPr>
                                       <w:rFonts w:asciiTheme="minorBidi" w:hAnsiTheme="minorBidi"/>
                                       <w:color w:val="000000" w:themeColor="text1"/>
-                                      <w:sz w:val="24"/>
-                                      <w:szCs w:val="24"/>
+                                      <w:sz w:val="28"/>
+                                      <w:szCs w:val="28"/>
                                       <w:rtl/>
                                     </w:rPr>
                                     <w:t xml:space="preserve">     </w:t>
@@ -4492,8 +4109,8 @@
                                     <w:rPr>
                                       <w:rFonts w:asciiTheme="minorBidi" w:hAnsiTheme="minorBidi" w:hint="cs"/>
                                       <w:color w:val="000000" w:themeColor="text1"/>
-                                      <w:sz w:val="24"/>
-                                      <w:szCs w:val="24"/>
+                                      <w:sz w:val="28"/>
+                                      <w:szCs w:val="28"/>
                                       <w:rtl/>
                                     </w:rPr>
                                     <w:t xml:space="preserve">             </w:t>
@@ -4504,17 +4121,29 @@
                                       <w:b/>
                                       <w:bCs/>
                                       <w:color w:val="000000" w:themeColor="text1"/>
+                                      <w:sz w:val="28"/>
+                                      <w:szCs w:val="28"/>
+                                      <w:rtl/>
+                                    </w:rPr>
+                                    <w:t xml:space="preserve"> </w:t>
+                                  </w:r>
+                                  <w:r>
+                                    <w:rPr>
+                                      <w:rFonts w:asciiTheme="minorBidi" w:hAnsiTheme="minorBidi" w:hint="cs"/>
+                                      <w:b/>
+                                      <w:bCs/>
+                                      <w:color w:val="000000" w:themeColor="text1"/>
                                       <w:sz w:val="24"/>
                                       <w:szCs w:val="24"/>
                                       <w:rtl/>
                                     </w:rPr>
-                                    <w:t xml:space="preserve">                            </w:t>
+                                    <w:t xml:space="preserve">                           </w:t>
                                   </w:r>
                                 </w:p>
                               </w:tc>
                               <w:tc>
                                 <w:tcPr>
-                                  <w:tcW w:w="3436" w:type="dxa"/>
+                                  <w:tcW w:w="3940" w:type="dxa"/>
                                 </w:tcPr>
                                 <w:p>
                                   <w:pPr>
@@ -4579,11 +4208,11 @@
                             </w:tr>
                             <w:tr>
                               <w:trPr>
-                                <w:trHeight w:val="361"/>
+                                <w:trHeight w:val="368"/>
                               </w:trPr>
                               <w:tc>
                                 <w:tcPr>
-                                  <w:tcW w:w="3766" w:type="dxa"/>
+                                  <w:tcW w:w="4344" w:type="dxa"/>
                                 </w:tcPr>
                                 <w:p>
                                   <w:pPr>
@@ -4615,20 +4244,20 @@
                                     <w:rPr>
                                       <w:rFonts w:asciiTheme="minorBidi" w:hAnsiTheme="minorBidi" w:hint="cs"/>
                                       <w:color w:val="000000" w:themeColor="text1"/>
-                                      <w:sz w:val="24"/>
-                                      <w:szCs w:val="24"/>
+                                      <w:sz w:val="28"/>
+                                      <w:szCs w:val="28"/>
                                       <w:rtl/>
                                     </w:rPr>
                                     <w:t xml:space="preserve"> </w:t>
                                   </w:r>
-                                  <w:bookmarkStart w:id="33" w:name="officer1"/>
-                                  <w:bookmarkEnd w:id="33"/>
+                                  <w:bookmarkStart w:id="23" w:name="officer1"/>
+                                  <w:bookmarkEnd w:id="23"/>
                                   <w:r>
                                     <w:rPr>
                                       <w:rFonts w:asciiTheme="minorBidi" w:hAnsiTheme="minorBidi"/>
                                       <w:color w:val="000000" w:themeColor="text1"/>
-                                      <w:sz w:val="24"/>
-                                      <w:szCs w:val="24"/>
+                                      <w:sz w:val="28"/>
+                                      <w:szCs w:val="28"/>
                                       <w:rtl/>
                                     </w:rPr>
                                     <w:t xml:space="preserve">          </w:t>
@@ -4636,17 +4265,26 @@
                                   <w:r>
                                     <w:rPr>
                                       <w:rFonts w:asciiTheme="minorBidi" w:hAnsiTheme="minorBidi" w:hint="cs"/>
+                                      <w:sz w:val="28"/>
+                                      <w:szCs w:val="28"/>
+                                      <w:rtl/>
+                                    </w:rPr>
+                                    <w:t xml:space="preserve">   </w:t>
+                                  </w:r>
+                                  <w:r>
+                                    <w:rPr>
+                                      <w:rFonts w:asciiTheme="minorBidi" w:hAnsiTheme="minorBidi" w:hint="cs"/>
                                       <w:sz w:val="24"/>
                                       <w:szCs w:val="24"/>
                                       <w:rtl/>
                                     </w:rPr>
-                                    <w:t xml:space="preserve">      </w:t>
+                                    <w:t xml:space="preserve">   </w:t>
                                   </w:r>
                                 </w:p>
                               </w:tc>
                               <w:tc>
                                 <w:tcPr>
-                                  <w:tcW w:w="3276" w:type="dxa"/>
+                                  <w:tcW w:w="2441" w:type="dxa"/>
                                 </w:tcPr>
                                 <w:p>
                                   <w:pPr>
@@ -4704,8 +4342,8 @@
                                       <w:b/>
                                       <w:bCs/>
                                       <w:color w:val="000000" w:themeColor="text1"/>
-                                      <w:sz w:val="24"/>
-                                      <w:szCs w:val="24"/>
+                                      <w:sz w:val="28"/>
+                                      <w:szCs w:val="28"/>
                                       <w:rtl/>
                                     </w:rPr>
                                     <w:t xml:space="preserve"> </w:t>
@@ -4714,20 +4352,20 @@
                                     <w:rPr>
                                       <w:rFonts w:asciiTheme="minorBidi" w:hAnsiTheme="minorBidi" w:hint="cs"/>
                                       <w:color w:val="000000" w:themeColor="text1"/>
-                                      <w:sz w:val="24"/>
-                                      <w:szCs w:val="24"/>
+                                      <w:sz w:val="28"/>
+                                      <w:szCs w:val="28"/>
                                       <w:rtl/>
                                     </w:rPr>
                                     <w:t xml:space="preserve"> </w:t>
                                   </w:r>
-                                  <w:bookmarkStart w:id="34" w:name="ranko1"/>
-                                  <w:bookmarkEnd w:id="34"/>
+                                  <w:bookmarkStart w:id="24" w:name="ranko1"/>
+                                  <w:bookmarkEnd w:id="24"/>
                                   <w:r>
                                     <w:rPr>
                                       <w:rFonts w:asciiTheme="minorBidi" w:hAnsiTheme="minorBidi"/>
                                       <w:color w:val="000000" w:themeColor="text1"/>
-                                      <w:sz w:val="24"/>
-                                      <w:szCs w:val="24"/>
+                                      <w:sz w:val="28"/>
+                                      <w:szCs w:val="28"/>
                                       <w:rtl/>
                                     </w:rPr>
                                     <w:t xml:space="preserve">         </w:t>
@@ -4736,8 +4374,8 @@
                                     <w:rPr>
                                       <w:rFonts w:asciiTheme="minorBidi" w:hAnsiTheme="minorBidi" w:hint="cs"/>
                                       <w:color w:val="000000" w:themeColor="text1"/>
-                                      <w:sz w:val="24"/>
-                                      <w:szCs w:val="24"/>
+                                      <w:sz w:val="28"/>
+                                      <w:szCs w:val="28"/>
                                       <w:rtl/>
                                     </w:rPr>
                                     <w:t xml:space="preserve">       </w:t>
@@ -4746,7 +4384,7 @@
                               </w:tc>
                               <w:tc>
                                 <w:tcPr>
-                                  <w:tcW w:w="3436" w:type="dxa"/>
+                                  <w:tcW w:w="3940" w:type="dxa"/>
                                 </w:tcPr>
                                 <w:p>
                                   <w:pPr>
@@ -4780,14 +4418,14 @@
                           </w:tbl>
                           <w:p>
                             <w:pPr>
-                              <w:spacing w:before="240" w:after="0" w:line="276" w:lineRule="auto"/>
+                              <w:spacing w:after="0" w:line="276" w:lineRule="auto"/>
                               <w:rPr>
                                 <w:rFonts w:asciiTheme="minorBidi" w:hAnsiTheme="minorBidi"/>
                                 <w:b/>
                                 <w:bCs/>
                                 <w:color w:val="000000" w:themeColor="text1"/>
-                                <w:sz w:val="10"/>
-                                <w:szCs w:val="10"/>
+                                <w:sz w:val="2"/>
+                                <w:szCs w:val="2"/>
                                 <w:rtl/>
                               </w:rPr>
                             </w:pPr>
@@ -4796,7 +4434,7 @@
                             <w:tblPr>
                               <w:tblStyle w:val="ab"/>
                               <w:bidiVisual/>
-                              <w:tblW w:w="0" w:type="auto"/>
+                              <w:tblW w:w="10737" w:type="dxa"/>
                               <w:tblBorders>
                                 <w:top w:val="none" w:sz="0" w:space="0" w:color="auto"/>
                                 <w:left w:val="none" w:sz="0" w:space="0" w:color="auto"/>
@@ -4808,20 +4446,26 @@
                               <w:tblLook w:val="04A0" w:firstRow="1" w:lastRow="0" w:firstColumn="1" w:lastColumn="0" w:noHBand="0" w:noVBand="1"/>
                             </w:tblPr>
                             <w:tblGrid>
-                              <w:gridCol w:w="5021"/>
-                              <w:gridCol w:w="5118"/>
+                              <w:gridCol w:w="5027"/>
+                              <w:gridCol w:w="5710"/>
                             </w:tblGrid>
                             <w:tr>
                               <w:trPr>
-                                <w:trHeight w:val="213"/>
+                                <w:trHeight w:val="195"/>
                               </w:trPr>
                               <w:tc>
                                 <w:tcPr>
-                                  <w:tcW w:w="5021" w:type="dxa"/>
+                                  <w:tcW w:w="5027" w:type="dxa"/>
+                                  <w:tcBorders>
+                                    <w:top w:val="single" w:sz="4" w:space="0" w:color="auto"/>
+                                    <w:left w:val="single" w:sz="4" w:space="0" w:color="auto"/>
+                                    <w:right w:val="single" w:sz="4" w:space="0" w:color="auto"/>
+                                  </w:tcBorders>
                                 </w:tcPr>
                                 <w:p>
                                   <w:pPr>
                                     <w:spacing w:line="276" w:lineRule="auto"/>
+                                    <w:jc w:val="center"/>
                                     <w:rPr>
                                       <w:rFonts w:asciiTheme="minorBidi" w:hAnsiTheme="minorBidi"/>
                                       <w:b/>
@@ -4842,7 +4486,7 @@
                                       <w:szCs w:val="26"/>
                                       <w:rtl/>
                                     </w:rPr>
-                                    <w:t xml:space="preserve">     </w:t>
+                                    <w:t xml:space="preserve">موظف الاتصالات الإدارية </w:t>
                                   </w:r>
                                   <w:r>
                                     <w:rPr>
@@ -4854,17 +4498,23 @@
                                       <w:szCs w:val="26"/>
                                       <w:rtl/>
                                     </w:rPr>
-                                    <w:t xml:space="preserve">موظف الاتصالات الإدارية </w:t>
+                                    <w:t>المستلم</w:t>
                                   </w:r>
                                 </w:p>
                               </w:tc>
                               <w:tc>
                                 <w:tcPr>
-                                  <w:tcW w:w="5118" w:type="dxa"/>
+                                  <w:tcW w:w="5710" w:type="dxa"/>
+                                  <w:tcBorders>
+                                    <w:top w:val="single" w:sz="4" w:space="0" w:color="auto"/>
+                                    <w:left w:val="single" w:sz="4" w:space="0" w:color="auto"/>
+                                    <w:right w:val="single" w:sz="4" w:space="0" w:color="auto"/>
+                                  </w:tcBorders>
                                 </w:tcPr>
                                 <w:p>
                                   <w:pPr>
                                     <w:spacing w:line="276" w:lineRule="auto"/>
+                                    <w:jc w:val="center"/>
                                     <w:rPr>
                                       <w:rFonts w:asciiTheme="minorBidi" w:hAnsiTheme="minorBidi"/>
                                       <w:b/>
@@ -4885,36 +4535,28 @@
                                       <w:szCs w:val="26"/>
                                       <w:rtl/>
                                     </w:rPr>
-                                    <w:t xml:space="preserve">          </w:t>
-                                  </w:r>
-                                  <w:r>
-                                    <w:rPr>
-                                      <w:rFonts w:asciiTheme="minorBidi" w:hAnsiTheme="minorBidi" w:hint="cs"/>
-                                      <w:b/>
-                                      <w:bCs/>
-                                      <w:color w:val="000000" w:themeColor="text1"/>
-                                      <w:sz w:val="26"/>
-                                      <w:szCs w:val="26"/>
-                                      <w:rtl/>
-                                    </w:rPr>
-                                    <w:t xml:space="preserve">مستلم الرحلات لمناوب شعبة الإجراءات والتنسيق </w:t>
+                                    <w:t>موظف الإحصاء والتدقيق</w:t>
                                   </w:r>
                                 </w:p>
                               </w:tc>
                             </w:tr>
                             <w:tr>
                               <w:trPr>
-                                <w:trHeight w:val="213"/>
+                                <w:trHeight w:val="195"/>
                               </w:trPr>
                               <w:tc>
                                 <w:tcPr>
-                                  <w:tcW w:w="5021" w:type="dxa"/>
+                                  <w:tcW w:w="5027" w:type="dxa"/>
+                                  <w:tcBorders>
+                                    <w:left w:val="single" w:sz="4" w:space="0" w:color="auto"/>
+                                    <w:right w:val="single" w:sz="4" w:space="0" w:color="auto"/>
+                                  </w:tcBorders>
                                 </w:tcPr>
                                 <w:p>
                                   <w:pPr>
-                                    <w:spacing w:line="276" w:lineRule="auto"/>
-                                    <w:rPr>
-                                      <w:rFonts w:asciiTheme="minorBidi" w:hAnsiTheme="minorBidi" w:hint="cs"/>
+                                    <w:spacing w:line="360" w:lineRule="auto"/>
+                                    <w:rPr>
+                                      <w:rFonts w:asciiTheme="minorBidi" w:hAnsiTheme="minorBidi"/>
                                       <w:b/>
                                       <w:bCs/>
                                       <w:color w:val="000000" w:themeColor="text1"/>
@@ -4939,13 +4581,28 @@
                               </w:tc>
                               <w:tc>
                                 <w:tcPr>
-                                  <w:tcW w:w="5118" w:type="dxa"/>
+                                  <w:tcW w:w="5710" w:type="dxa"/>
+                                  <w:tcBorders>
+                                    <w:left w:val="single" w:sz="4" w:space="0" w:color="auto"/>
+                                    <w:right w:val="single" w:sz="4" w:space="0" w:color="auto"/>
+                                  </w:tcBorders>
                                 </w:tcPr>
                                 <w:p>
                                   <w:pPr>
                                     <w:spacing w:line="276" w:lineRule="auto"/>
                                     <w:jc w:val="center"/>
                                     <w:rPr>
+                                      <w:rFonts w:asciiTheme="minorBidi" w:hAnsiTheme="minorBidi"/>
+                                      <w:b/>
+                                      <w:bCs/>
+                                      <w:color w:val="000000" w:themeColor="text1"/>
+                                      <w:sz w:val="26"/>
+                                      <w:szCs w:val="26"/>
+                                      <w:rtl/>
+                                    </w:rPr>
+                                  </w:pPr>
+                                  <w:r>
+                                    <w:rPr>
                                       <w:rFonts w:asciiTheme="minorBidi" w:hAnsiTheme="minorBidi" w:hint="cs"/>
                                       <w:b/>
                                       <w:bCs/>
@@ -4954,7 +4611,8 @@
                                       <w:szCs w:val="26"/>
                                       <w:rtl/>
                                     </w:rPr>
-                                  </w:pPr>
+                                    <w:t xml:space="preserve">   تم استلام </w:t>
+                                  </w:r>
                                   <w:r>
                                     <w:rPr>
                                       <w:rFonts w:asciiTheme="minorBidi" w:hAnsiTheme="minorBidi" w:hint="cs"/>
@@ -4965,7 +4623,7 @@
                                       <w:szCs w:val="26"/>
                                       <w:rtl/>
                                     </w:rPr>
-                                    <w:t xml:space="preserve">     </w:t>
+                                    <w:t xml:space="preserve">عدد (           )  </w:t>
                                   </w:r>
                                   <w:r>
                                     <w:rPr>
@@ -4977,48 +4635,26 @@
                                       <w:szCs w:val="26"/>
                                       <w:rtl/>
                                     </w:rPr>
-                                    <w:t xml:space="preserve">عدد الرحلات </w:t>
-                                  </w:r>
-                                  <w:proofErr w:type="gramStart"/>
-                                  <w:r>
-                                    <w:rPr>
-                                      <w:rFonts w:asciiTheme="minorBidi" w:hAnsiTheme="minorBidi" w:hint="cs"/>
-                                      <w:b/>
-                                      <w:bCs/>
-                                      <w:color w:val="000000" w:themeColor="text1"/>
-                                      <w:sz w:val="26"/>
-                                      <w:szCs w:val="26"/>
-                                      <w:rtl/>
-                                    </w:rPr>
-                                    <w:t xml:space="preserve">(  </w:t>
-                                  </w:r>
-                                  <w:proofErr w:type="gramEnd"/>
-                                  <w:r>
-                                    <w:rPr>
-                                      <w:rFonts w:asciiTheme="minorBidi" w:hAnsiTheme="minorBidi" w:hint="cs"/>
-                                      <w:b/>
-                                      <w:bCs/>
-                                      <w:color w:val="000000" w:themeColor="text1"/>
-                                      <w:sz w:val="26"/>
-                                      <w:szCs w:val="26"/>
-                                      <w:rtl/>
-                                    </w:rPr>
-                                    <w:t xml:space="preserve">         )  رحلة</w:t>
+                                    <w:t>رحلات</w:t>
                                   </w:r>
                                 </w:p>
                               </w:tc>
                             </w:tr>
                             <w:tr>
                               <w:trPr>
-                                <w:trHeight w:val="338"/>
+                                <w:trHeight w:val="310"/>
                               </w:trPr>
                               <w:tc>
                                 <w:tcPr>
-                                  <w:tcW w:w="5021" w:type="dxa"/>
+                                  <w:tcW w:w="5027" w:type="dxa"/>
+                                  <w:tcBorders>
+                                    <w:left w:val="single" w:sz="4" w:space="0" w:color="auto"/>
+                                    <w:right w:val="single" w:sz="4" w:space="0" w:color="auto"/>
+                                  </w:tcBorders>
                                 </w:tcPr>
                                 <w:p>
                                   <w:pPr>
-                                    <w:spacing w:line="276" w:lineRule="auto"/>
+                                    <w:spacing w:line="360" w:lineRule="auto"/>
                                     <w:rPr>
                                       <w:rFonts w:asciiTheme="minorBidi" w:hAnsiTheme="minorBidi"/>
                                       <w:b/>
@@ -5045,7 +4681,11 @@
                               </w:tc>
                               <w:tc>
                                 <w:tcPr>
-                                  <w:tcW w:w="5118" w:type="dxa"/>
+                                  <w:tcW w:w="5710" w:type="dxa"/>
+                                  <w:tcBorders>
+                                    <w:left w:val="single" w:sz="4" w:space="0" w:color="auto"/>
+                                    <w:right w:val="single" w:sz="4" w:space="0" w:color="auto"/>
+                                  </w:tcBorders>
                                 </w:tcPr>
                                 <w:p>
                                   <w:pPr>
@@ -5089,15 +4729,19 @@
                             </w:tr>
                             <w:tr>
                               <w:trPr>
-                                <w:trHeight w:val="338"/>
+                                <w:trHeight w:val="310"/>
                               </w:trPr>
                               <w:tc>
                                 <w:tcPr>
-                                  <w:tcW w:w="5021" w:type="dxa"/>
+                                  <w:tcW w:w="5027" w:type="dxa"/>
+                                  <w:tcBorders>
+                                    <w:left w:val="single" w:sz="4" w:space="0" w:color="auto"/>
+                                    <w:right w:val="single" w:sz="4" w:space="0" w:color="auto"/>
+                                  </w:tcBorders>
                                 </w:tcPr>
                                 <w:p>
                                   <w:pPr>
-                                    <w:spacing w:line="276" w:lineRule="auto"/>
+                                    <w:spacing w:line="360" w:lineRule="auto"/>
                                     <w:rPr>
                                       <w:rFonts w:asciiTheme="minorBidi" w:hAnsiTheme="minorBidi"/>
                                       <w:b/>
@@ -5124,7 +4768,11 @@
                               </w:tc>
                               <w:tc>
                                 <w:tcPr>
-                                  <w:tcW w:w="5118" w:type="dxa"/>
+                                  <w:tcW w:w="5710" w:type="dxa"/>
+                                  <w:tcBorders>
+                                    <w:left w:val="single" w:sz="4" w:space="0" w:color="auto"/>
+                                    <w:right w:val="single" w:sz="4" w:space="0" w:color="auto"/>
+                                  </w:tcBorders>
                                 </w:tcPr>
                                 <w:p>
                                   <w:pPr>
@@ -5168,15 +4816,20 @@
                             </w:tr>
                             <w:tr>
                               <w:trPr>
-                                <w:trHeight w:val="338"/>
+                                <w:trHeight w:val="364"/>
                               </w:trPr>
                               <w:tc>
                                 <w:tcPr>
-                                  <w:tcW w:w="5021" w:type="dxa"/>
+                                  <w:tcW w:w="5027" w:type="dxa"/>
+                                  <w:tcBorders>
+                                    <w:left w:val="single" w:sz="4" w:space="0" w:color="auto"/>
+                                    <w:bottom w:val="single" w:sz="4" w:space="0" w:color="auto"/>
+                                    <w:right w:val="single" w:sz="4" w:space="0" w:color="auto"/>
+                                  </w:tcBorders>
                                 </w:tcPr>
                                 <w:p>
                                   <w:pPr>
-                                    <w:spacing w:line="276" w:lineRule="auto"/>
+                                    <w:spacing w:line="360" w:lineRule="auto"/>
                                     <w:rPr>
                                       <w:rFonts w:asciiTheme="minorBidi" w:hAnsiTheme="minorBidi"/>
                                       <w:b/>
@@ -5191,11 +4844,15 @@
                               </w:tc>
                               <w:tc>
                                 <w:tcPr>
-                                  <w:tcW w:w="5118" w:type="dxa"/>
+                                  <w:tcW w:w="5710" w:type="dxa"/>
+                                  <w:tcBorders>
+                                    <w:left w:val="single" w:sz="4" w:space="0" w:color="auto"/>
+                                    <w:bottom w:val="single" w:sz="4" w:space="0" w:color="auto"/>
+                                    <w:right w:val="single" w:sz="4" w:space="0" w:color="auto"/>
+                                  </w:tcBorders>
                                 </w:tcPr>
                                 <w:p>
                                   <w:pPr>
-                                    <w:spacing w:line="276" w:lineRule="auto"/>
                                     <w:rPr>
                                       <w:rFonts w:asciiTheme="minorBidi" w:hAnsiTheme="minorBidi"/>
                                       <w:b/>
@@ -5272,8 +4929,8 @@
                               </w:rPr>
                               <w:t xml:space="preserve">  </w:t>
                             </w:r>
-                            <w:bookmarkEnd w:id="10"/>
-                            <w:bookmarkEnd w:id="11"/>
+                            <w:bookmarkEnd w:id="0"/>
+                            <w:bookmarkEnd w:id="1"/>
                           </w:p>
                         </w:txbxContent>
                       </wps:txbx>
@@ -5291,42 +4948,95 @@
           </mc:Choice>
           <mc:Fallback>
             <w:pict>
-              <v:shape w14:anchorId="01105199" id="مربع نص 7" o:spid="_x0000_s1032" type="#_x0000_t202" style="width:542.9pt;height:629.55pt;visibility:visible;mso-wrap-style:square;mso-left-percent:-10001;mso-top-percent:-10001;mso-position-horizontal:absolute;mso-position-horizontal-relative:char;mso-position-vertical:absolute;mso-position-vertical-relative:line;mso-left-percent:-10001;mso-top-percent:-10001;v-text-anchor:top" o:gfxdata="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" fillcolor="white [3201]" strokecolor="#3a7c22 [2409]" strokeweight="1pt">
+              <v:shape w14:anchorId="78823780" id="مربع نص 7" o:spid="_x0000_s1028" type="#_x0000_t202" style="width:550.95pt;height:633.5pt;visibility:visible;mso-wrap-style:square;mso-left-percent:-10001;mso-top-percent:-10001;mso-position-horizontal:absolute;mso-position-horizontal-relative:char;mso-position-vertical:absolute;mso-position-vertical-relative:line;mso-left-percent:-10001;mso-top-percent:-10001;v-text-anchor:top" o:gfxdata="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" fillcolor="white [3201]" strokecolor="#3a7c22 [2409]" strokeweight="1pt">
                 <v:textbox>
                   <w:txbxContent>
                     <w:p>
                       <w:pPr>
+                        <w:jc w:val="center"/>
                         <w:rPr>
-                          <w:sz w:val="24"/>
-                          <w:szCs w:val="24"/>
+                          <w:b/>
+                          <w:bCs/>
+                          <w:color w:val="FF0000"/>
+                          <w:sz w:val="30"/>
+                          <w:szCs w:val="30"/>
                           <w:rtl/>
                         </w:rPr>
                       </w:pPr>
-                      <w:bookmarkStart w:id="35" w:name="_Hlk172851278"/>
-                      <w:bookmarkStart w:id="36" w:name="_Hlk172851279"/>
+                      <w:bookmarkStart w:id="25" w:name="_Hlk172851278"/>
+                      <w:bookmarkStart w:id="26" w:name="_Hlk172851279"/>
                       <w:r>
                         <w:rPr>
                           <w:rFonts w:hint="cs"/>
-                          <w:sz w:val="24"/>
-                          <w:szCs w:val="24"/>
+                          <w:b/>
+                          <w:bCs/>
+                          <w:color w:val="FF0000"/>
+                          <w:sz w:val="30"/>
+                          <w:szCs w:val="30"/>
                           <w:rtl/>
                         </w:rPr>
-                        <w:t xml:space="preserve">                  </w:t>
+                        <w:t xml:space="preserve">بيان تسليم معاملات لمناوبة ( </w:t>
+                      </w:r>
+                      <w:bookmarkStart w:id="27" w:name="mnawbh1"/>
+                      <w:bookmarkEnd w:id="27"/>
+                      <w:r>
+                        <w:rPr>
+                          <w:rFonts w:hint="cs"/>
+                          <w:b/>
+                          <w:bCs/>
+                          <w:color w:val="FF0000"/>
+                          <w:sz w:val="30"/>
+                          <w:szCs w:val="30"/>
+                          <w:rtl/>
+                        </w:rPr>
+                        <w:t xml:space="preserve"> </w:t>
                       </w:r>
                       <w:r>
                         <w:rPr>
                           <w:rFonts w:hint="cs"/>
-                          <w:sz w:val="24"/>
-                          <w:szCs w:val="24"/>
+                          <w:b/>
+                          <w:bCs/>
+                          <w:color w:val="FF0000"/>
+                          <w:sz w:val="30"/>
+                          <w:szCs w:val="30"/>
                           <w:rtl/>
                         </w:rPr>
-                        <w:t xml:space="preserve">                  </w:t>
+                        <w:t xml:space="preserve"> </w:t>
                       </w:r>
                       <w:r>
                         <w:rPr>
                           <w:rFonts w:hint="cs"/>
-                          <w:sz w:val="24"/>
-                          <w:szCs w:val="24"/>
+                          <w:b/>
+                          <w:bCs/>
+                          <w:color w:val="FF0000"/>
+                          <w:sz w:val="30"/>
+                          <w:szCs w:val="30"/>
+                          <w:rtl/>
+                        </w:rPr>
+                        <w:t xml:space="preserve"> ) صالة ( </w:t>
+                      </w:r>
+                      <w:bookmarkStart w:id="28" w:name="number1"/>
+                      <w:bookmarkEnd w:id="28"/>
+                      <w:r>
+                        <w:rPr>
+                          <w:rFonts w:hint="cs"/>
+                          <w:b/>
+                          <w:bCs/>
+                          <w:color w:val="FF0000"/>
+                          <w:sz w:val="30"/>
+                          <w:szCs w:val="30"/>
+                          <w:rtl/>
+                        </w:rPr>
+                        <w:t xml:space="preserve"> </w:t>
+                      </w:r>
+                      <w:r>
+                        <w:rPr>
+                          <w:rFonts w:hint="cs"/>
+                          <w:b/>
+                          <w:bCs/>
+                          <w:color w:val="FF0000"/>
+                          <w:sz w:val="30"/>
+                          <w:szCs w:val="30"/>
                           <w:rtl/>
                         </w:rPr>
                         <w:t xml:space="preserve">  </w:t>
@@ -5336,98 +5046,9 @@
                           <w:rFonts w:hint="cs"/>
                           <w:b/>
                           <w:bCs/>
-                          <w:sz w:val="24"/>
-                          <w:szCs w:val="24"/>
-                          <w:rtl/>
-                        </w:rPr>
-                        <w:t>بيان تسليم المعاملات من المناوبة المستلمة إلى الاتصالات الإدارية</w:t>
-                      </w:r>
-                    </w:p>
-                    <w:p>
-                      <w:pPr>
-                        <w:rPr>
-                          <w:sz w:val="24"/>
-                          <w:szCs w:val="24"/>
-                          <w:rtl/>
-                        </w:rPr>
-                      </w:pPr>
-                      <w:r>
-                        <w:rPr>
-                          <w:rFonts w:hint="cs"/>
-                          <w:b/>
-                          <w:bCs/>
-                          <w:sz w:val="24"/>
-                          <w:szCs w:val="24"/>
-                          <w:rtl/>
-                        </w:rPr>
-                        <w:t xml:space="preserve">بيان تسليم معاملات مناوبة </w:t>
-                      </w:r>
-                      <w:proofErr w:type="gramStart"/>
-                      <w:r>
-                        <w:rPr>
-                          <w:rFonts w:hint="cs"/>
-                          <w:b/>
-                          <w:bCs/>
-                          <w:sz w:val="24"/>
-                          <w:szCs w:val="24"/>
-                          <w:rtl/>
-                        </w:rPr>
-                        <w:t>(</w:t>
-                      </w:r>
-                      <w:bookmarkStart w:id="37" w:name="mnawbh1"/>
-                      <w:bookmarkEnd w:id="37"/>
-                      <w:r>
-                        <w:rPr>
-                          <w:rFonts w:hint="cs"/>
-                          <w:b/>
-                          <w:bCs/>
-                          <w:sz w:val="24"/>
-                          <w:szCs w:val="24"/>
-                          <w:rtl/>
-                        </w:rPr>
-                        <w:t xml:space="preserve">  </w:t>
-                      </w:r>
-                      <w:proofErr w:type="gramEnd"/>
-                      <w:r>
-                        <w:rPr>
-                          <w:rFonts w:hint="cs"/>
-                          <w:b/>
-                          <w:bCs/>
-                          <w:sz w:val="24"/>
-                          <w:szCs w:val="24"/>
-                          <w:rtl/>
-                        </w:rPr>
-                        <w:t xml:space="preserve"> </w:t>
-                      </w:r>
-                      <w:bookmarkStart w:id="38" w:name="number1"/>
-                      <w:bookmarkEnd w:id="38"/>
-                      <w:r>
-                        <w:rPr>
-                          <w:b/>
-                          <w:bCs/>
-                          <w:sz w:val="24"/>
-                          <w:szCs w:val="24"/>
-                        </w:rPr>
-                        <w:t xml:space="preserve">   </w:t>
-                      </w:r>
-                      <w:r>
-                        <w:rPr>
-                          <w:rFonts w:hint="cs"/>
-                          <w:b/>
-                          <w:bCs/>
-                          <w:sz w:val="24"/>
-                          <w:szCs w:val="24"/>
-                          <w:rtl/>
-                        </w:rPr>
-                        <w:t xml:space="preserve">  </w:t>
-                      </w:r>
-                      <w:r>
-                        <w:rPr>
-                          <w:rFonts w:hint="cs"/>
-                          <w:b/>
-                          <w:bCs/>
-                          <w:sz w:val="24"/>
-                          <w:szCs w:val="24"/>
+                          <w:color w:val="FF0000"/>
+                          <w:sz w:val="30"/>
+                          <w:szCs w:val="30"/>
                           <w:rtl/>
                         </w:rPr>
                         <w:t xml:space="preserve"> </w:t>
@@ -5437,31 +5058,124 @@
                           <w:rFonts w:hint="cs"/>
                           <w:b/>
                           <w:bCs/>
-                          <w:sz w:val="24"/>
-                          <w:szCs w:val="24"/>
+                          <w:color w:val="FF0000"/>
+                          <w:sz w:val="30"/>
+                          <w:szCs w:val="30"/>
                           <w:rtl/>
                         </w:rPr>
-                        <w:t xml:space="preserve">) اليوم ( </w:t>
+                        <w:t xml:space="preserve">) (  </w:t>
                       </w:r>
-                      <w:bookmarkStart w:id="39" w:name="today1"/>
-                      <w:bookmarkEnd w:id="39"/>
                       <w:r>
                         <w:rPr>
                           <w:rFonts w:hint="cs"/>
                           <w:b/>
                           <w:bCs/>
-                          <w:sz w:val="24"/>
-                          <w:szCs w:val="24"/>
+                          <w:color w:val="FF0000"/>
+                          <w:sz w:val="30"/>
+                          <w:szCs w:val="30"/>
                           <w:rtl/>
                         </w:rPr>
-                        <w:t xml:space="preserve">      </w:t>
+                        <w:t xml:space="preserve">     </w:t>
                       </w:r>
+                      <w:r>
+                        <w:rPr>
+                          <w:rFonts w:hint="cs"/>
+                          <w:b/>
+                          <w:bCs/>
+                          <w:color w:val="FF0000"/>
+                          <w:sz w:val="30"/>
+                          <w:szCs w:val="30"/>
+                          <w:rtl/>
+                        </w:rPr>
+                        <w:t xml:space="preserve"> )    </w:t>
+                      </w:r>
+                    </w:p>
+                    <w:p>
+                      <w:pPr>
+                        <w:rPr>
+                          <w:sz w:val="32"/>
+                          <w:szCs w:val="32"/>
+                          <w:rtl/>
+                        </w:rPr>
+                      </w:pPr>
+                      <w:r>
+                        <w:rPr>
+                          <w:rFonts w:hint="cs"/>
+                          <w:b/>
+                          <w:bCs/>
+                          <w:sz w:val="32"/>
+                          <w:szCs w:val="32"/>
+                          <w:rtl/>
+                        </w:rPr>
+                        <w:t xml:space="preserve">            من الساعة (</w:t>
+                      </w:r>
+                      <w:r>
+                        <w:rPr>
+                          <w:rFonts w:hint="cs"/>
+                          <w:b/>
+                          <w:bCs/>
+                          <w:sz w:val="32"/>
+                          <w:szCs w:val="32"/>
+                          <w:rtl/>
+                        </w:rPr>
+                        <w:t xml:space="preserve">    </w:t>
+                      </w:r>
+                      <w:r>
+                        <w:rPr>
+                          <w:rFonts w:hint="cs"/>
+                          <w:b/>
+                          <w:bCs/>
+                          <w:sz w:val="32"/>
+                          <w:szCs w:val="32"/>
+                          <w:rtl/>
+                        </w:rPr>
+                        <w:t xml:space="preserve"> </w:t>
+                      </w:r>
+                      <w:bookmarkStart w:id="29" w:name="f6"/>
+                      <w:bookmarkEnd w:id="29"/>
+                      <w:r>
+                        <w:rPr>
+                          <w:rFonts w:hint="cs"/>
+                          <w:b/>
+                          <w:bCs/>
+                          <w:sz w:val="32"/>
+                          <w:szCs w:val="32"/>
+                          <w:rtl/>
+                        </w:rPr>
+                        <w:t xml:space="preserve"> ) إلى الساعة( </w:t>
+                      </w:r>
+                      <w:bookmarkStart w:id="30" w:name="t6"/>
+                      <w:bookmarkEnd w:id="30"/>
+                      <w:r>
+                        <w:rPr>
+                          <w:rFonts w:hint="cs"/>
+                          <w:b/>
+                          <w:bCs/>
+                          <w:sz w:val="32"/>
+                          <w:szCs w:val="32"/>
+                          <w:rtl/>
+                        </w:rPr>
+                        <w:t xml:space="preserve">    </w:t>
+                      </w:r>
+                      <w:r>
+                        <w:rPr>
+                          <w:rFonts w:hint="cs"/>
+                          <w:b/>
+                          <w:bCs/>
+                          <w:sz w:val="32"/>
+                          <w:szCs w:val="32"/>
+                          <w:rtl/>
+                        </w:rPr>
+                        <w:t xml:space="preserve"> ) ليوم ( </w:t>
+                      </w:r>
+                      <w:bookmarkStart w:id="31" w:name="today1"/>
+                      <w:bookmarkEnd w:id="31"/>
                       <w:r>
                         <w:rPr>
                           <w:b/>
                           <w:bCs/>
-                          <w:sz w:val="24"/>
-                          <w:szCs w:val="24"/>
+                          <w:sz w:val="32"/>
+                          <w:szCs w:val="32"/>
                           <w:rtl/>
                         </w:rPr>
                         <w:t xml:space="preserve"> </w:t>
@@ -5471,28 +5185,30 @@
                           <w:rFonts w:hint="cs"/>
                           <w:b/>
                           <w:bCs/>
-                          <w:sz w:val="24"/>
-                          <w:szCs w:val="24"/>
+                          <w:sz w:val="32"/>
+                          <w:szCs w:val="32"/>
+                          <w:rtl/>
+                        </w:rPr>
+                        <w:t xml:space="preserve">     </w:t>
+                      </w:r>
+                      <w:r>
+                        <w:rPr>
+                          <w:rFonts w:hint="cs"/>
+                          <w:b/>
+                          <w:bCs/>
+                          <w:sz w:val="32"/>
+                          <w:szCs w:val="32"/>
                           <w:rtl/>
                         </w:rPr>
                         <w:t>) الموافق</w:t>
                       </w:r>
-                      <w:bookmarkStart w:id="40" w:name="date1"/>
-                      <w:bookmarkEnd w:id="40"/>
+                      <w:bookmarkStart w:id="32" w:name="date1"/>
+                      <w:bookmarkEnd w:id="32"/>
                       <w:r>
                         <w:rPr>
                           <w:rFonts w:hint="cs"/>
-                          <w:sz w:val="24"/>
-                          <w:szCs w:val="24"/>
-                          <w:rtl/>
-                        </w:rPr>
-                        <w:t xml:space="preserve">   /      /    144 هـ</w:t>
-                      </w:r>
-                      <w:r>
-                        <w:rPr>
-                          <w:rFonts w:hint="cs"/>
-                          <w:sz w:val="24"/>
-                          <w:szCs w:val="24"/>
+                          <w:sz w:val="32"/>
+                          <w:szCs w:val="32"/>
                           <w:rtl/>
                         </w:rPr>
                         <w:t xml:space="preserve"> </w:t>
@@ -5500,98 +5216,26 @@
                       <w:r>
                         <w:rPr>
                           <w:rFonts w:hint="cs"/>
-                          <w:b/>
-                          <w:bCs/>
-                          <w:sz w:val="24"/>
-                          <w:szCs w:val="24"/>
+                          <w:sz w:val="32"/>
+                          <w:szCs w:val="32"/>
                           <w:rtl/>
                         </w:rPr>
-                        <w:t xml:space="preserve">من الساعة  ( </w:t>
-                      </w:r>
-                      <w:r>
-                        <w:rPr>
-                          <w:rFonts w:hint="cs"/>
-                          <w:b/>
-                          <w:bCs/>
-                          <w:sz w:val="24"/>
-                          <w:szCs w:val="24"/>
-                          <w:rtl/>
-                        </w:rPr>
-                        <w:t xml:space="preserve">  </w:t>
-                      </w:r>
-                      <w:r>
-                        <w:rPr>
-                          <w:rFonts w:hint="cs"/>
-                          <w:b/>
-                          <w:bCs/>
-                          <w:sz w:val="24"/>
-                          <w:szCs w:val="24"/>
-                          <w:rtl/>
-                        </w:rPr>
-                        <w:t xml:space="preserve"> </w:t>
-                      </w:r>
-                      <w:bookmarkStart w:id="41" w:name="f6"/>
-                      <w:bookmarkEnd w:id="41"/>
-                      <w:r>
-                        <w:rPr>
-                          <w:rFonts w:hint="cs"/>
-                          <w:b/>
-                          <w:bCs/>
-                          <w:sz w:val="24"/>
-                          <w:szCs w:val="24"/>
-                          <w:rtl/>
-                        </w:rPr>
-                        <w:t xml:space="preserve"> )  إلى الساعة ( </w:t>
-                      </w:r>
-                      <w:bookmarkStart w:id="42" w:name="t6"/>
-                      <w:bookmarkEnd w:id="42"/>
-                      <w:r>
-                        <w:rPr>
-                          <w:rFonts w:hint="cs"/>
-                          <w:b/>
-                          <w:bCs/>
-                          <w:sz w:val="24"/>
-                          <w:szCs w:val="24"/>
-                          <w:rtl/>
-                        </w:rPr>
-                        <w:t xml:space="preserve"> </w:t>
-                      </w:r>
-                      <w:r>
-                        <w:rPr>
-                          <w:rFonts w:hint="cs"/>
-                          <w:b/>
-                          <w:bCs/>
-                          <w:sz w:val="24"/>
-                          <w:szCs w:val="24"/>
-                          <w:rtl/>
-                        </w:rPr>
-                        <w:t xml:space="preserve">   </w:t>
-                      </w:r>
-                      <w:r>
-                        <w:rPr>
-                          <w:rFonts w:hint="cs"/>
-                          <w:b/>
-                          <w:bCs/>
-                          <w:sz w:val="24"/>
-                          <w:szCs w:val="24"/>
-                          <w:rtl/>
-                        </w:rPr>
-                        <w:t>)</w:t>
+                        <w:t xml:space="preserve">  /     /   144هـ</w:t>
                       </w:r>
                     </w:p>
                     <w:tbl>
                       <w:tblPr>
                         <w:tblStyle w:val="ab"/>
                         <w:bidiVisual/>
-                        <w:tblW w:w="10478" w:type="dxa"/>
+                        <w:tblW w:w="10716" w:type="dxa"/>
                         <w:tblLook w:val="04A0" w:firstRow="1" w:lastRow="0" w:firstColumn="1" w:lastColumn="0" w:noHBand="0" w:noVBand="1"/>
                       </w:tblPr>
                       <w:tblGrid>
-                        <w:gridCol w:w="598"/>
-                        <w:gridCol w:w="1369"/>
-                        <w:gridCol w:w="1707"/>
-                        <w:gridCol w:w="4677"/>
-                        <w:gridCol w:w="2127"/>
+                        <w:gridCol w:w="589"/>
+                        <w:gridCol w:w="1375"/>
+                        <w:gridCol w:w="1403"/>
+                        <w:gridCol w:w="1527"/>
+                        <w:gridCol w:w="5822"/>
                       </w:tblGrid>
                       <w:tr>
                         <w:trPr>
@@ -5599,7 +5243,7 @@
                         </w:trPr>
                         <w:tc>
                           <w:tcPr>
-                            <w:tcW w:w="598" w:type="dxa"/>
+                            <w:tcW w:w="589" w:type="dxa"/>
                             <w:shd w:val="clear" w:color="auto" w:fill="ADADAD" w:themeFill="background2" w:themeFillShade="BF"/>
                           </w:tcPr>
                           <w:p>
@@ -5631,7 +5275,7 @@
                         </w:tc>
                         <w:tc>
                           <w:tcPr>
-                            <w:tcW w:w="1369" w:type="dxa"/>
+                            <w:tcW w:w="1375" w:type="dxa"/>
                             <w:shd w:val="clear" w:color="auto" w:fill="ADADAD" w:themeFill="background2" w:themeFillShade="BF"/>
                           </w:tcPr>
                           <w:p>
@@ -5664,7 +5308,7 @@
                         </w:tc>
                         <w:tc>
                           <w:tcPr>
-                            <w:tcW w:w="1707" w:type="dxa"/>
+                            <w:tcW w:w="1403" w:type="dxa"/>
                             <w:shd w:val="clear" w:color="auto" w:fill="ADADAD" w:themeFill="background2" w:themeFillShade="BF"/>
                           </w:tcPr>
                           <w:p>
@@ -5691,13 +5335,46 @@
                                 <w:szCs w:val="24"/>
                                 <w:rtl/>
                               </w:rPr>
+                              <w:t>التاريخ</w:t>
+                            </w:r>
+                          </w:p>
+                        </w:tc>
+                        <w:tc>
+                          <w:tcPr>
+                            <w:tcW w:w="1527" w:type="dxa"/>
+                            <w:shd w:val="clear" w:color="auto" w:fill="ADADAD" w:themeFill="background2" w:themeFillShade="BF"/>
+                          </w:tcPr>
+                          <w:p>
+                            <w:pPr>
+                              <w:spacing w:before="240" w:line="360" w:lineRule="auto"/>
+                              <w:jc w:val="center"/>
+                              <w:rPr>
+                                <w:rFonts w:asciiTheme="minorBidi" w:hAnsiTheme="minorBidi"/>
+                                <w:b/>
+                                <w:bCs/>
+                                <w:color w:val="000000" w:themeColor="text1"/>
+                                <w:sz w:val="24"/>
+                                <w:szCs w:val="24"/>
+                                <w:rtl/>
+                              </w:rPr>
+                            </w:pPr>
+                            <w:r>
+                              <w:rPr>
+                                <w:rFonts w:asciiTheme="minorBidi" w:hAnsiTheme="minorBidi" w:hint="cs"/>
+                                <w:b/>
+                                <w:bCs/>
+                                <w:color w:val="000000" w:themeColor="text1"/>
+                                <w:sz w:val="24"/>
+                                <w:szCs w:val="24"/>
+                                <w:rtl/>
+                              </w:rPr>
                               <w:t>المرفقات</w:t>
                             </w:r>
                           </w:p>
                         </w:tc>
                         <w:tc>
                           <w:tcPr>
-                            <w:tcW w:w="4677" w:type="dxa"/>
+                            <w:tcW w:w="5822" w:type="dxa"/>
                             <w:shd w:val="clear" w:color="auto" w:fill="ADADAD" w:themeFill="background2" w:themeFillShade="BF"/>
                           </w:tcPr>
                           <w:p>
@@ -5725,39 +5402,6 @@
                                 <w:rtl/>
                               </w:rPr>
                               <w:t>الموضوع</w:t>
-                            </w:r>
-                          </w:p>
-                        </w:tc>
-                        <w:tc>
-                          <w:tcPr>
-                            <w:tcW w:w="2127" w:type="dxa"/>
-                            <w:shd w:val="clear" w:color="auto" w:fill="ADADAD" w:themeFill="background2" w:themeFillShade="BF"/>
-                          </w:tcPr>
-                          <w:p>
-                            <w:pPr>
-                              <w:spacing w:before="240" w:line="360" w:lineRule="auto"/>
-                              <w:jc w:val="center"/>
-                              <w:rPr>
-                                <w:rFonts w:asciiTheme="minorBidi" w:hAnsiTheme="minorBidi"/>
-                                <w:b/>
-                                <w:bCs/>
-                                <w:color w:val="000000" w:themeColor="text1"/>
-                                <w:sz w:val="24"/>
-                                <w:szCs w:val="24"/>
-                                <w:rtl/>
-                              </w:rPr>
-                            </w:pPr>
-                            <w:r>
-                              <w:rPr>
-                                <w:rFonts w:asciiTheme="minorBidi" w:hAnsiTheme="minorBidi" w:hint="cs"/>
-                                <w:b/>
-                                <w:bCs/>
-                                <w:color w:val="000000" w:themeColor="text1"/>
-                                <w:sz w:val="24"/>
-                                <w:szCs w:val="24"/>
-                                <w:rtl/>
-                              </w:rPr>
-                              <w:t>التسليم الفوري</w:t>
                             </w:r>
                           </w:p>
                         </w:tc>
@@ -5768,7 +5412,7 @@
                         </w:trPr>
                         <w:tc>
                           <w:tcPr>
-                            <w:tcW w:w="598" w:type="dxa"/>
+                            <w:tcW w:w="589" w:type="dxa"/>
                           </w:tcPr>
                           <w:p>
                             <w:pPr>
@@ -5794,7 +5438,7 @@
                         </w:tc>
                         <w:tc>
                           <w:tcPr>
-                            <w:tcW w:w="1369" w:type="dxa"/>
+                            <w:tcW w:w="1375" w:type="dxa"/>
                           </w:tcPr>
                           <w:p>
                             <w:pPr>
@@ -5806,8 +5450,8 @@
                                 <w:szCs w:val="32"/>
                               </w:rPr>
                             </w:pPr>
-                            <w:bookmarkStart w:id="43" w:name="sadar1"/>
-                            <w:bookmarkEnd w:id="43"/>
+                            <w:bookmarkStart w:id="33" w:name="sadar1"/>
+                            <w:bookmarkEnd w:id="33"/>
                             <w:r>
                               <w:rPr>
                                 <w:rFonts w:asciiTheme="minorBidi" w:hAnsiTheme="minorBidi" w:hint="cs"/>
@@ -5822,7 +5466,7 @@
                         </w:tc>
                         <w:tc>
                           <w:tcPr>
-                            <w:tcW w:w="1707" w:type="dxa"/>
+                            <w:tcW w:w="1403" w:type="dxa"/>
                           </w:tcPr>
                           <w:p>
                             <w:pPr>
@@ -5830,28 +5474,18 @@
                               <w:rPr>
                                 <w:rFonts w:asciiTheme="minorBidi" w:hAnsiTheme="minorBidi"/>
                                 <w:color w:val="000000" w:themeColor="text1"/>
-                                <w:sz w:val="32"/>
-                                <w:szCs w:val="32"/>
+                                <w:sz w:val="24"/>
+                                <w:szCs w:val="24"/>
                                 <w:rtl/>
                               </w:rPr>
                             </w:pPr>
-                            <w:bookmarkStart w:id="44" w:name="date2"/>
-                            <w:bookmarkEnd w:id="44"/>
-                            <w:r>
-                              <w:rPr>
-                                <w:rFonts w:asciiTheme="minorBidi" w:hAnsiTheme="minorBidi"/>
-                                <w:color w:val="000000" w:themeColor="text1"/>
-                                <w:sz w:val="32"/>
-                                <w:szCs w:val="32"/>
-                                <w:rtl/>
-                              </w:rPr>
-                              <w:t xml:space="preserve">     </w:t>
-                            </w:r>
+                            <w:bookmarkStart w:id="34" w:name="date2"/>
+                            <w:bookmarkEnd w:id="34"/>
                           </w:p>
                         </w:tc>
                         <w:tc>
                           <w:tcPr>
-                            <w:tcW w:w="4677" w:type="dxa"/>
+                            <w:tcW w:w="1527" w:type="dxa"/>
                           </w:tcPr>
                           <w:p>
                             <w:pPr>
@@ -5859,8 +5493,8 @@
                               <w:rPr>
                                 <w:rFonts w:asciiTheme="minorBidi" w:hAnsiTheme="minorBidi"/>
                                 <w:color w:val="000000" w:themeColor="text1"/>
-                                <w:sz w:val="32"/>
-                                <w:szCs w:val="32"/>
+                                <w:sz w:val="24"/>
+                                <w:szCs w:val="24"/>
                                 <w:rtl/>
                               </w:rPr>
                             </w:pPr>
@@ -5868,10 +5502,11 @@
                         </w:tc>
                         <w:tc>
                           <w:tcPr>
-                            <w:tcW w:w="2127" w:type="dxa"/>
+                            <w:tcW w:w="5822" w:type="dxa"/>
                           </w:tcPr>
                           <w:p>
                             <w:pPr>
+                              <w:jc w:val="center"/>
                               <w:rPr>
                                 <w:rFonts w:asciiTheme="minorBidi" w:hAnsiTheme="minorBidi"/>
                                 <w:color w:val="000000" w:themeColor="text1"/>
@@ -5889,7 +5524,7 @@
                         </w:trPr>
                         <w:tc>
                           <w:tcPr>
-                            <w:tcW w:w="598" w:type="dxa"/>
+                            <w:tcW w:w="589" w:type="dxa"/>
                           </w:tcPr>
                           <w:p>
                             <w:pPr>
@@ -5915,7 +5550,7 @@
                         </w:tc>
                         <w:tc>
                           <w:tcPr>
-                            <w:tcW w:w="1369" w:type="dxa"/>
+                            <w:tcW w:w="1375" w:type="dxa"/>
                           </w:tcPr>
                           <w:p>
                             <w:pPr>
@@ -5928,8 +5563,8 @@
                                 <w:rtl/>
                               </w:rPr>
                             </w:pPr>
-                            <w:bookmarkStart w:id="45" w:name="moaznhsadr1"/>
-                            <w:bookmarkEnd w:id="45"/>
+                            <w:bookmarkStart w:id="35" w:name="moaznhsadr1"/>
+                            <w:bookmarkEnd w:id="35"/>
                             <w:r>
                               <w:rPr>
                                 <w:rFonts w:asciiTheme="minorBidi" w:hAnsiTheme="minorBidi" w:hint="cs"/>
@@ -5944,7 +5579,7 @@
                         </w:tc>
                         <w:tc>
                           <w:tcPr>
-                            <w:tcW w:w="1707" w:type="dxa"/>
+                            <w:tcW w:w="1403" w:type="dxa"/>
                           </w:tcPr>
                           <w:p>
                             <w:pPr>
@@ -5952,8 +5587,8 @@
                               <w:rPr>
                                 <w:rFonts w:asciiTheme="minorBidi" w:hAnsiTheme="minorBidi"/>
                                 <w:color w:val="000000" w:themeColor="text1"/>
-                                <w:sz w:val="32"/>
-                                <w:szCs w:val="32"/>
+                                <w:sz w:val="24"/>
+                                <w:szCs w:val="24"/>
                                 <w:rtl/>
                               </w:rPr>
                             </w:pPr>
@@ -5961,7 +5596,7 @@
                         </w:tc>
                         <w:tc>
                           <w:tcPr>
-                            <w:tcW w:w="4677" w:type="dxa"/>
+                            <w:tcW w:w="1527" w:type="dxa"/>
                           </w:tcPr>
                           <w:p>
                             <w:pPr>
@@ -5969,8 +5604,8 @@
                               <w:rPr>
                                 <w:rFonts w:asciiTheme="minorBidi" w:hAnsiTheme="minorBidi"/>
                                 <w:color w:val="000000" w:themeColor="text1"/>
-                                <w:sz w:val="32"/>
-                                <w:szCs w:val="32"/>
+                                <w:sz w:val="24"/>
+                                <w:szCs w:val="24"/>
                                 <w:rtl/>
                               </w:rPr>
                             </w:pPr>
@@ -5978,7 +5613,7 @@
                         </w:tc>
                         <w:tc>
                           <w:tcPr>
-                            <w:tcW w:w="2127" w:type="dxa"/>
+                            <w:tcW w:w="5822" w:type="dxa"/>
                           </w:tcPr>
                           <w:p>
                             <w:pPr>
@@ -6000,7 +5635,7 @@
                         </w:trPr>
                         <w:tc>
                           <w:tcPr>
-                            <w:tcW w:w="598" w:type="dxa"/>
+                            <w:tcW w:w="589" w:type="dxa"/>
                           </w:tcPr>
                           <w:p>
                             <w:pPr>
@@ -6026,7 +5661,7 @@
                         </w:tc>
                         <w:tc>
                           <w:tcPr>
-                            <w:tcW w:w="1369" w:type="dxa"/>
+                            <w:tcW w:w="1375" w:type="dxa"/>
                           </w:tcPr>
                           <w:p>
                             <w:pPr>
@@ -6039,8 +5674,8 @@
                                 <w:rtl/>
                               </w:rPr>
                             </w:pPr>
-                            <w:bookmarkStart w:id="46" w:name="manfst1"/>
-                            <w:bookmarkEnd w:id="46"/>
+                            <w:bookmarkStart w:id="36" w:name="manfst1"/>
+                            <w:bookmarkEnd w:id="36"/>
                             <w:r>
                               <w:rPr>
                                 <w:rFonts w:asciiTheme="minorBidi" w:hAnsiTheme="minorBidi" w:hint="cs"/>
@@ -6065,7 +5700,7 @@
                         </w:tc>
                         <w:tc>
                           <w:tcPr>
-                            <w:tcW w:w="1707" w:type="dxa"/>
+                            <w:tcW w:w="1403" w:type="dxa"/>
                           </w:tcPr>
                           <w:p>
                             <w:pPr>
@@ -6073,8 +5708,8 @@
                               <w:rPr>
                                 <w:rFonts w:asciiTheme="minorBidi" w:hAnsiTheme="minorBidi"/>
                                 <w:color w:val="000000" w:themeColor="text1"/>
-                                <w:sz w:val="32"/>
-                                <w:szCs w:val="32"/>
+                                <w:sz w:val="24"/>
+                                <w:szCs w:val="24"/>
                                 <w:rtl/>
                               </w:rPr>
                             </w:pPr>
@@ -6082,7 +5717,7 @@
                         </w:tc>
                         <w:tc>
                           <w:tcPr>
-                            <w:tcW w:w="4677" w:type="dxa"/>
+                            <w:tcW w:w="1527" w:type="dxa"/>
                           </w:tcPr>
                           <w:p>
                             <w:pPr>
@@ -6090,15 +5725,16 @@
                               <w:rPr>
                                 <w:rFonts w:asciiTheme="minorBidi" w:hAnsiTheme="minorBidi"/>
                                 <w:color w:val="000000" w:themeColor="text1"/>
-                                <w:sz w:val="32"/>
-                                <w:szCs w:val="32"/>
+                                <w:sz w:val="24"/>
+                                <w:szCs w:val="24"/>
+                                <w:rtl/>
                               </w:rPr>
                             </w:pPr>
                           </w:p>
                         </w:tc>
                         <w:tc>
                           <w:tcPr>
-                            <w:tcW w:w="2127" w:type="dxa"/>
+                            <w:tcW w:w="5822" w:type="dxa"/>
                           </w:tcPr>
                           <w:p>
                             <w:pPr>
@@ -6108,7 +5744,6 @@
                                 <w:color w:val="000000" w:themeColor="text1"/>
                                 <w:sz w:val="32"/>
                                 <w:szCs w:val="32"/>
-                                <w:rtl/>
                               </w:rPr>
                             </w:pPr>
                           </w:p>
@@ -6120,7 +5755,7 @@
                         </w:trPr>
                         <w:tc>
                           <w:tcPr>
-                            <w:tcW w:w="598" w:type="dxa"/>
+                            <w:tcW w:w="589" w:type="dxa"/>
                           </w:tcPr>
                           <w:p>
                             <w:pPr>
@@ -6146,7 +5781,7 @@
                         </w:tc>
                         <w:tc>
                           <w:tcPr>
-                            <w:tcW w:w="1369" w:type="dxa"/>
+                            <w:tcW w:w="1375" w:type="dxa"/>
                           </w:tcPr>
                           <w:p>
                             <w:pPr>
@@ -6159,13 +5794,13 @@
                                 <w:rtl/>
                               </w:rPr>
                             </w:pPr>
-                            <w:bookmarkStart w:id="47" w:name="nambar1"/>
-                            <w:bookmarkEnd w:id="47"/>
+                            <w:bookmarkStart w:id="37" w:name="nambar1"/>
+                            <w:bookmarkEnd w:id="37"/>
                           </w:p>
                         </w:tc>
                         <w:tc>
                           <w:tcPr>
-                            <w:tcW w:w="1707" w:type="dxa"/>
+                            <w:tcW w:w="1403" w:type="dxa"/>
                           </w:tcPr>
                           <w:p>
                             <w:pPr>
@@ -6173,8 +5808,8 @@
                               <w:rPr>
                                 <w:rFonts w:asciiTheme="minorBidi" w:hAnsiTheme="minorBidi"/>
                                 <w:color w:val="000000" w:themeColor="text1"/>
-                                <w:sz w:val="32"/>
-                                <w:szCs w:val="32"/>
+                                <w:sz w:val="24"/>
+                                <w:szCs w:val="24"/>
                                 <w:rtl/>
                               </w:rPr>
                             </w:pPr>
@@ -6182,7 +5817,7 @@
                         </w:tc>
                         <w:tc>
                           <w:tcPr>
-                            <w:tcW w:w="4677" w:type="dxa"/>
+                            <w:tcW w:w="1527" w:type="dxa"/>
                           </w:tcPr>
                           <w:p>
                             <w:pPr>
@@ -6190,8 +5825,8 @@
                               <w:rPr>
                                 <w:rFonts w:asciiTheme="minorBidi" w:hAnsiTheme="minorBidi"/>
                                 <w:color w:val="000000" w:themeColor="text1"/>
-                                <w:sz w:val="32"/>
-                                <w:szCs w:val="32"/>
+                                <w:sz w:val="24"/>
+                                <w:szCs w:val="24"/>
                                 <w:rtl/>
                               </w:rPr>
                             </w:pPr>
@@ -6199,7 +5834,7 @@
                         </w:tc>
                         <w:tc>
                           <w:tcPr>
-                            <w:tcW w:w="2127" w:type="dxa"/>
+                            <w:tcW w:w="5822" w:type="dxa"/>
                           </w:tcPr>
                           <w:p>
                             <w:pPr>
@@ -6221,7 +5856,7 @@
                         </w:trPr>
                         <w:tc>
                           <w:tcPr>
-                            <w:tcW w:w="598" w:type="dxa"/>
+                            <w:tcW w:w="589" w:type="dxa"/>
                           </w:tcPr>
                           <w:p>
                             <w:pPr>
@@ -6247,7 +5882,7 @@
                         </w:tc>
                         <w:tc>
                           <w:tcPr>
-                            <w:tcW w:w="1369" w:type="dxa"/>
+                            <w:tcW w:w="1375" w:type="dxa"/>
                           </w:tcPr>
                           <w:p>
                             <w:pPr>
@@ -6260,13 +5895,13 @@
                                 <w:rtl/>
                               </w:rPr>
                             </w:pPr>
-                            <w:bookmarkStart w:id="48" w:name="nambar2"/>
-                            <w:bookmarkEnd w:id="48"/>
+                            <w:bookmarkStart w:id="38" w:name="nambar2"/>
+                            <w:bookmarkEnd w:id="38"/>
                           </w:p>
                         </w:tc>
                         <w:tc>
                           <w:tcPr>
-                            <w:tcW w:w="1707" w:type="dxa"/>
+                            <w:tcW w:w="1403" w:type="dxa"/>
                           </w:tcPr>
                           <w:p>
                             <w:pPr>
@@ -6274,8 +5909,8 @@
                               <w:rPr>
                                 <w:rFonts w:asciiTheme="minorBidi" w:hAnsiTheme="minorBidi"/>
                                 <w:color w:val="000000" w:themeColor="text1"/>
-                                <w:sz w:val="32"/>
-                                <w:szCs w:val="32"/>
+                                <w:sz w:val="24"/>
+                                <w:szCs w:val="24"/>
                                 <w:rtl/>
                               </w:rPr>
                             </w:pPr>
@@ -6283,7 +5918,7 @@
                         </w:tc>
                         <w:tc>
                           <w:tcPr>
-                            <w:tcW w:w="4677" w:type="dxa"/>
+                            <w:tcW w:w="1527" w:type="dxa"/>
                           </w:tcPr>
                           <w:p>
                             <w:pPr>
@@ -6291,8 +5926,8 @@
                               <w:rPr>
                                 <w:rFonts w:asciiTheme="minorBidi" w:hAnsiTheme="minorBidi"/>
                                 <w:color w:val="000000" w:themeColor="text1"/>
-                                <w:sz w:val="32"/>
-                                <w:szCs w:val="32"/>
+                                <w:sz w:val="24"/>
+                                <w:szCs w:val="24"/>
                                 <w:rtl/>
                               </w:rPr>
                             </w:pPr>
@@ -6300,7 +5935,7 @@
                         </w:tc>
                         <w:tc>
                           <w:tcPr>
-                            <w:tcW w:w="2127" w:type="dxa"/>
+                            <w:tcW w:w="5822" w:type="dxa"/>
                           </w:tcPr>
                           <w:p>
                             <w:pPr>
@@ -6322,7 +5957,7 @@
                         </w:trPr>
                         <w:tc>
                           <w:tcPr>
-                            <w:tcW w:w="598" w:type="dxa"/>
+                            <w:tcW w:w="589" w:type="dxa"/>
                           </w:tcPr>
                           <w:p>
                             <w:pPr>
@@ -6348,7 +5983,7 @@
                         </w:tc>
                         <w:tc>
                           <w:tcPr>
-                            <w:tcW w:w="1369" w:type="dxa"/>
+                            <w:tcW w:w="1375" w:type="dxa"/>
                           </w:tcPr>
                           <w:p>
                             <w:pPr>
@@ -6361,13 +5996,13 @@
                                 <w:rtl/>
                               </w:rPr>
                             </w:pPr>
-                            <w:bookmarkStart w:id="49" w:name="nambar3"/>
-                            <w:bookmarkEnd w:id="49"/>
+                            <w:bookmarkStart w:id="39" w:name="nambar3"/>
+                            <w:bookmarkEnd w:id="39"/>
                           </w:p>
                         </w:tc>
                         <w:tc>
                           <w:tcPr>
-                            <w:tcW w:w="1707" w:type="dxa"/>
+                            <w:tcW w:w="1403" w:type="dxa"/>
                           </w:tcPr>
                           <w:p>
                             <w:pPr>
@@ -6375,8 +6010,8 @@
                               <w:rPr>
                                 <w:rFonts w:asciiTheme="minorBidi" w:hAnsiTheme="minorBidi"/>
                                 <w:color w:val="000000" w:themeColor="text1"/>
-                                <w:sz w:val="32"/>
-                                <w:szCs w:val="32"/>
+                                <w:sz w:val="24"/>
+                                <w:szCs w:val="24"/>
                                 <w:rtl/>
                               </w:rPr>
                             </w:pPr>
@@ -6384,7 +6019,7 @@
                         </w:tc>
                         <w:tc>
                           <w:tcPr>
-                            <w:tcW w:w="4677" w:type="dxa"/>
+                            <w:tcW w:w="1527" w:type="dxa"/>
                           </w:tcPr>
                           <w:p>
                             <w:pPr>
@@ -6392,8 +6027,8 @@
                               <w:rPr>
                                 <w:rFonts w:asciiTheme="minorBidi" w:hAnsiTheme="minorBidi"/>
                                 <w:color w:val="000000" w:themeColor="text1"/>
-                                <w:sz w:val="32"/>
-                                <w:szCs w:val="32"/>
+                                <w:sz w:val="24"/>
+                                <w:szCs w:val="24"/>
                                 <w:rtl/>
                               </w:rPr>
                             </w:pPr>
@@ -6401,7 +6036,7 @@
                         </w:tc>
                         <w:tc>
                           <w:tcPr>
-                            <w:tcW w:w="2127" w:type="dxa"/>
+                            <w:tcW w:w="5822" w:type="dxa"/>
                           </w:tcPr>
                           <w:p>
                             <w:pPr>
@@ -6423,7 +6058,7 @@
                         </w:trPr>
                         <w:tc>
                           <w:tcPr>
-                            <w:tcW w:w="598" w:type="dxa"/>
+                            <w:tcW w:w="589" w:type="dxa"/>
                           </w:tcPr>
                           <w:p>
                             <w:pPr>
@@ -6449,7 +6084,7 @@
                         </w:tc>
                         <w:tc>
                           <w:tcPr>
-                            <w:tcW w:w="1369" w:type="dxa"/>
+                            <w:tcW w:w="1375" w:type="dxa"/>
                           </w:tcPr>
                           <w:p>
                             <w:pPr>
@@ -6462,13 +6097,13 @@
                                 <w:rtl/>
                               </w:rPr>
                             </w:pPr>
-                            <w:bookmarkStart w:id="50" w:name="nambar4"/>
-                            <w:bookmarkEnd w:id="50"/>
+                            <w:bookmarkStart w:id="40" w:name="nambar4"/>
+                            <w:bookmarkEnd w:id="40"/>
                           </w:p>
                         </w:tc>
                         <w:tc>
                           <w:tcPr>
-                            <w:tcW w:w="1707" w:type="dxa"/>
+                            <w:tcW w:w="1403" w:type="dxa"/>
                           </w:tcPr>
                           <w:p>
                             <w:pPr>
@@ -6476,8 +6111,25 @@
                               <w:rPr>
                                 <w:rFonts w:asciiTheme="minorBidi" w:hAnsiTheme="minorBidi"/>
                                 <w:color w:val="000000" w:themeColor="text1"/>
-                                <w:sz w:val="32"/>
-                                <w:szCs w:val="32"/>
+                                <w:sz w:val="24"/>
+                                <w:szCs w:val="24"/>
+                                <w:rtl/>
+                              </w:rPr>
+                            </w:pPr>
+                          </w:p>
+                        </w:tc>
+                        <w:tc>
+                          <w:tcPr>
+                            <w:tcW w:w="1527" w:type="dxa"/>
+                          </w:tcPr>
+                          <w:p>
+                            <w:pPr>
+                              <w:jc w:val="center"/>
+                              <w:rPr>
+                                <w:rFonts w:asciiTheme="minorBidi" w:hAnsiTheme="minorBidi"/>
+                                <w:color w:val="000000" w:themeColor="text1"/>
+                                <w:sz w:val="24"/>
+                                <w:szCs w:val="24"/>
                                 <w:rtl/>
                               </w:rPr>
                             </w:pPr>
@@ -6492,11 +6144,10 @@
                               <w:szCs w:val="32"/>
                               <w:rtl/>
                             </w:rPr>
-                            <w:alias w:val="سعودين الى دولة  ممنوعة "/>
-                            <w:tag w:val="سعودين الى دولة  ممنوعة "/>
+                            <w:alias w:val="اختر اسم الصادر"/>
                             <w:id w:val="-1761975534"/>
                             <w:placeholder>
-                              <w:docPart w:val="4DC94EB24F48490BA2704694763B2082"/>
+                              <w:docPart w:val="F8D18386A46B495C96AA65B804DFFEDD"/>
                             </w:placeholder>
                             <w:comboBox>
                               <w:listItem w:displayText="  " w:value="  "/>
@@ -6508,7 +6159,7 @@
                               <w:listItem w:displayText="ترقب عند المغادرة والقدوم " w:value="ترقب عند المغادرة والقدوم "/>
                               <w:listItem w:displayText="منع سفر" w:value="منع سفر"/>
                               <w:listItem w:displayText="ايقاف خدمات" w:value="ايقاف خدمات"/>
-                              <w:listItem w:displayText="تبيلغ مراجعة " w:value="تبيلغ مراجعة "/>
+                              <w:listItem w:displayText="يبلغ بالمراجعة الاسم /" w:value="يبلغ بالمراجعة الاسم /"/>
                               <w:listItem w:displayText="تطبيق" w:value="تطبيق"/>
                               <w:listItem w:displayText="غياب المجندة " w:value="غياب المجندة "/>
                               <w:listItem w:displayText="غياب الفرد " w:value="غياب الفرد "/>
@@ -6523,7 +6174,7 @@
                           <w:sdtContent>
                             <w:tc>
                               <w:tcPr>
-                                <w:tcW w:w="4677" w:type="dxa"/>
+                                <w:tcW w:w="5822" w:type="dxa"/>
                               </w:tcPr>
                               <w:p>
                                 <w:pPr>
@@ -6550,22 +6201,6 @@
                             </w:tc>
                           </w:sdtContent>
                         </w:sdt>
-                        <w:tc>
-                          <w:tcPr>
-                            <w:tcW w:w="2127" w:type="dxa"/>
-                          </w:tcPr>
-                          <w:p>
-                            <w:pPr>
-                              <w:rPr>
-                                <w:rFonts w:asciiTheme="minorBidi" w:hAnsiTheme="minorBidi"/>
-                                <w:color w:val="000000" w:themeColor="text1"/>
-                                <w:sz w:val="32"/>
-                                <w:szCs w:val="32"/>
-                                <w:rtl/>
-                              </w:rPr>
-                            </w:pPr>
-                          </w:p>
-                        </w:tc>
                       </w:tr>
                       <w:tr>
                         <w:trPr>
@@ -6573,7 +6208,7 @@
                         </w:trPr>
                         <w:tc>
                           <w:tcPr>
-                            <w:tcW w:w="598" w:type="dxa"/>
+                            <w:tcW w:w="589" w:type="dxa"/>
                           </w:tcPr>
                           <w:p>
                             <w:pPr>
@@ -6599,7 +6234,7 @@
                         </w:tc>
                         <w:tc>
                           <w:tcPr>
-                            <w:tcW w:w="1369" w:type="dxa"/>
+                            <w:tcW w:w="1375" w:type="dxa"/>
                           </w:tcPr>
                           <w:p>
                             <w:pPr>
@@ -6612,13 +6247,13 @@
                                 <w:rtl/>
                               </w:rPr>
                             </w:pPr>
-                            <w:bookmarkStart w:id="51" w:name="nambar5"/>
-                            <w:bookmarkEnd w:id="51"/>
+                            <w:bookmarkStart w:id="41" w:name="nambar5"/>
+                            <w:bookmarkEnd w:id="41"/>
                           </w:p>
                         </w:tc>
                         <w:tc>
                           <w:tcPr>
-                            <w:tcW w:w="1707" w:type="dxa"/>
+                            <w:tcW w:w="1403" w:type="dxa"/>
                           </w:tcPr>
                           <w:p>
                             <w:pPr>
@@ -6626,8 +6261,25 @@
                               <w:rPr>
                                 <w:rFonts w:asciiTheme="minorBidi" w:hAnsiTheme="minorBidi"/>
                                 <w:color w:val="000000" w:themeColor="text1"/>
-                                <w:sz w:val="32"/>
-                                <w:szCs w:val="32"/>
+                                <w:sz w:val="24"/>
+                                <w:szCs w:val="24"/>
+                                <w:rtl/>
+                              </w:rPr>
+                            </w:pPr>
+                          </w:p>
+                        </w:tc>
+                        <w:tc>
+                          <w:tcPr>
+                            <w:tcW w:w="1527" w:type="dxa"/>
+                          </w:tcPr>
+                          <w:p>
+                            <w:pPr>
+                              <w:jc w:val="center"/>
+                              <w:rPr>
+                                <w:rFonts w:asciiTheme="minorBidi" w:hAnsiTheme="minorBidi"/>
+                                <w:color w:val="000000" w:themeColor="text1"/>
+                                <w:sz w:val="24"/>
+                                <w:szCs w:val="24"/>
                                 <w:rtl/>
                               </w:rPr>
                             </w:pPr>
@@ -6642,11 +6294,10 @@
                               <w:szCs w:val="32"/>
                               <w:rtl/>
                             </w:rPr>
-                            <w:alias w:val="سعودين الى دولة  ممنوعة "/>
-                            <w:tag w:val="سعودين الى دولة  ممنوعة "/>
-                            <w:id w:val="-2113038387"/>
+                            <w:alias w:val="اختر اسم الصادر"/>
+                            <w:id w:val="1797557701"/>
                             <w:placeholder>
-                              <w:docPart w:val="56B733A5F5B5479B9D861589445CBD70"/>
+                              <w:docPart w:val="5D22DFC318A1409F9E7AF6CA1795E719"/>
                             </w:placeholder>
                             <w:comboBox>
                               <w:listItem w:displayText="  " w:value="  "/>
@@ -6658,7 +6309,7 @@
                               <w:listItem w:displayText="ترقب عند المغادرة والقدوم " w:value="ترقب عند المغادرة والقدوم "/>
                               <w:listItem w:displayText="منع سفر" w:value="منع سفر"/>
                               <w:listItem w:displayText="ايقاف خدمات" w:value="ايقاف خدمات"/>
-                              <w:listItem w:displayText="تبيلغ مراجعة " w:value="تبيلغ مراجعة "/>
+                              <w:listItem w:displayText="يبلغ بالمراجعة الاسم /" w:value="يبلغ بالمراجعة الاسم /"/>
                               <w:listItem w:displayText="تطبيق" w:value="تطبيق"/>
                               <w:listItem w:displayText="غياب المجندة " w:value="غياب المجندة "/>
                               <w:listItem w:displayText="غياب الفرد " w:value="غياب الفرد "/>
@@ -6673,7 +6324,7 @@
                           <w:sdtContent>
                             <w:tc>
                               <w:tcPr>
-                                <w:tcW w:w="4677" w:type="dxa"/>
+                                <w:tcW w:w="5822" w:type="dxa"/>
                               </w:tcPr>
                               <w:p>
                                 <w:pPr>
@@ -6701,22 +6352,6 @@
                             </w:tc>
                           </w:sdtContent>
                         </w:sdt>
-                        <w:tc>
-                          <w:tcPr>
-                            <w:tcW w:w="2127" w:type="dxa"/>
-                          </w:tcPr>
-                          <w:p>
-                            <w:pPr>
-                              <w:rPr>
-                                <w:rFonts w:asciiTheme="minorBidi" w:hAnsiTheme="minorBidi"/>
-                                <w:color w:val="000000" w:themeColor="text1"/>
-                                <w:sz w:val="32"/>
-                                <w:szCs w:val="32"/>
-                                <w:rtl/>
-                              </w:rPr>
-                            </w:pPr>
-                          </w:p>
-                        </w:tc>
                       </w:tr>
                       <w:tr>
                         <w:trPr>
@@ -6724,7 +6359,7 @@
                         </w:trPr>
                         <w:tc>
                           <w:tcPr>
-                            <w:tcW w:w="598" w:type="dxa"/>
+                            <w:tcW w:w="589" w:type="dxa"/>
                           </w:tcPr>
                           <w:p>
                             <w:pPr>
@@ -6750,7 +6385,7 @@
                         </w:tc>
                         <w:tc>
                           <w:tcPr>
-                            <w:tcW w:w="1369" w:type="dxa"/>
+                            <w:tcW w:w="1375" w:type="dxa"/>
                           </w:tcPr>
                           <w:p>
                             <w:pPr>
@@ -6763,13 +6398,13 @@
                                 <w:rtl/>
                               </w:rPr>
                             </w:pPr>
-                            <w:bookmarkStart w:id="52" w:name="nambar6"/>
-                            <w:bookmarkEnd w:id="52"/>
+                            <w:bookmarkStart w:id="42" w:name="nambar6"/>
+                            <w:bookmarkEnd w:id="42"/>
                           </w:p>
                         </w:tc>
                         <w:tc>
                           <w:tcPr>
-                            <w:tcW w:w="1707" w:type="dxa"/>
+                            <w:tcW w:w="1403" w:type="dxa"/>
                           </w:tcPr>
                           <w:p>
                             <w:pPr>
@@ -6777,8 +6412,25 @@
                               <w:rPr>
                                 <w:rFonts w:asciiTheme="minorBidi" w:hAnsiTheme="minorBidi"/>
                                 <w:color w:val="000000" w:themeColor="text1"/>
-                                <w:sz w:val="32"/>
-                                <w:szCs w:val="32"/>
+                                <w:sz w:val="24"/>
+                                <w:szCs w:val="24"/>
+                                <w:rtl/>
+                              </w:rPr>
+                            </w:pPr>
+                          </w:p>
+                        </w:tc>
+                        <w:tc>
+                          <w:tcPr>
+                            <w:tcW w:w="1527" w:type="dxa"/>
+                          </w:tcPr>
+                          <w:p>
+                            <w:pPr>
+                              <w:jc w:val="center"/>
+                              <w:rPr>
+                                <w:rFonts w:asciiTheme="minorBidi" w:hAnsiTheme="minorBidi" w:hint="cs"/>
+                                <w:color w:val="000000" w:themeColor="text1"/>
+                                <w:sz w:val="24"/>
+                                <w:szCs w:val="24"/>
                                 <w:rtl/>
                               </w:rPr>
                             </w:pPr>
@@ -6793,11 +6445,10 @@
                               <w:szCs w:val="32"/>
                               <w:rtl/>
                             </w:rPr>
-                            <w:alias w:val="سعودين الى دولة  ممنوعة "/>
-                            <w:tag w:val="سعودين الى دولة  ممنوعة "/>
-                            <w:id w:val="898712139"/>
+                            <w:alias w:val="اختر اسم الصادر"/>
+                            <w:id w:val="1523595218"/>
                             <w:placeholder>
-                              <w:docPart w:val="5CDAE183FEA847168A051733424279AA"/>
+                              <w:docPart w:val="BB3A231CB03B4994BD82FCC82E4C120E"/>
                             </w:placeholder>
                             <w:comboBox>
                               <w:listItem w:displayText="  " w:value="  "/>
@@ -6809,7 +6460,7 @@
                               <w:listItem w:displayText="ترقب عند المغادرة والقدوم " w:value="ترقب عند المغادرة والقدوم "/>
                               <w:listItem w:displayText="منع سفر" w:value="منع سفر"/>
                               <w:listItem w:displayText="ايقاف خدمات" w:value="ايقاف خدمات"/>
-                              <w:listItem w:displayText="تبيلغ مراجعة " w:value="تبيلغ مراجعة "/>
+                              <w:listItem w:displayText="يبلغ بالمراجعة الاسم /" w:value="يبلغ بالمراجعة الاسم /"/>
                               <w:listItem w:displayText="تطبيق" w:value="تطبيق"/>
                               <w:listItem w:displayText="غياب المجندة " w:value="غياب المجندة "/>
                               <w:listItem w:displayText="غياب الفرد " w:value="غياب الفرد "/>
@@ -6824,7 +6475,7 @@
                           <w:sdtContent>
                             <w:tc>
                               <w:tcPr>
-                                <w:tcW w:w="4677" w:type="dxa"/>
+                                <w:tcW w:w="5822" w:type="dxa"/>
                               </w:tcPr>
                               <w:p>
                                 <w:pPr>
@@ -6851,22 +6502,6 @@
                             </w:tc>
                           </w:sdtContent>
                         </w:sdt>
-                        <w:tc>
-                          <w:tcPr>
-                            <w:tcW w:w="2127" w:type="dxa"/>
-                          </w:tcPr>
-                          <w:p>
-                            <w:pPr>
-                              <w:rPr>
-                                <w:rFonts w:asciiTheme="minorBidi" w:hAnsiTheme="minorBidi"/>
-                                <w:color w:val="000000" w:themeColor="text1"/>
-                                <w:sz w:val="32"/>
-                                <w:szCs w:val="32"/>
-                                <w:rtl/>
-                              </w:rPr>
-                            </w:pPr>
-                          </w:p>
-                        </w:tc>
                       </w:tr>
                       <w:tr>
                         <w:trPr>
@@ -6874,7 +6509,7 @@
                         </w:trPr>
                         <w:tc>
                           <w:tcPr>
-                            <w:tcW w:w="598" w:type="dxa"/>
+                            <w:tcW w:w="589" w:type="dxa"/>
                           </w:tcPr>
                           <w:p>
                             <w:pPr>
@@ -6900,7 +6535,7 @@
                         </w:tc>
                         <w:tc>
                           <w:tcPr>
-                            <w:tcW w:w="1369" w:type="dxa"/>
+                            <w:tcW w:w="1375" w:type="dxa"/>
                           </w:tcPr>
                           <w:p>
                             <w:pPr>
@@ -6913,13 +6548,13 @@
                                 <w:rtl/>
                               </w:rPr>
                             </w:pPr>
-                            <w:bookmarkStart w:id="53" w:name="nambar7"/>
-                            <w:bookmarkEnd w:id="53"/>
+                            <w:bookmarkStart w:id="43" w:name="nambar7"/>
+                            <w:bookmarkEnd w:id="43"/>
                           </w:p>
                         </w:tc>
                         <w:tc>
                           <w:tcPr>
-                            <w:tcW w:w="1707" w:type="dxa"/>
+                            <w:tcW w:w="1403" w:type="dxa"/>
                           </w:tcPr>
                           <w:p>
                             <w:pPr>
@@ -6927,8 +6562,25 @@
                               <w:rPr>
                                 <w:rFonts w:asciiTheme="minorBidi" w:hAnsiTheme="minorBidi"/>
                                 <w:color w:val="000000" w:themeColor="text1"/>
-                                <w:sz w:val="32"/>
-                                <w:szCs w:val="32"/>
+                                <w:sz w:val="24"/>
+                                <w:szCs w:val="24"/>
+                                <w:rtl/>
+                              </w:rPr>
+                            </w:pPr>
+                          </w:p>
+                        </w:tc>
+                        <w:tc>
+                          <w:tcPr>
+                            <w:tcW w:w="1527" w:type="dxa"/>
+                          </w:tcPr>
+                          <w:p>
+                            <w:pPr>
+                              <w:jc w:val="center"/>
+                              <w:rPr>
+                                <w:rFonts w:asciiTheme="minorBidi" w:hAnsiTheme="minorBidi"/>
+                                <w:color w:val="000000" w:themeColor="text1"/>
+                                <w:sz w:val="24"/>
+                                <w:szCs w:val="24"/>
                                 <w:rtl/>
                               </w:rPr>
                             </w:pPr>
@@ -6943,11 +6595,10 @@
                               <w:szCs w:val="32"/>
                               <w:rtl/>
                             </w:rPr>
-                            <w:alias w:val="سعودين الى دولة  ممنوعة "/>
-                            <w:tag w:val="سعودين الى دولة  ممنوعة "/>
-                            <w:id w:val="-1971979657"/>
+                            <w:alias w:val="اختر اسم الصادر"/>
+                            <w:id w:val="751636101"/>
                             <w:placeholder>
-                              <w:docPart w:val="420929547B1449A091D103DF9738A361"/>
+                              <w:docPart w:val="D6AD8433ACF84EE7AB07EFD4F6D7DA5C"/>
                             </w:placeholder>
                             <w:comboBox>
                               <w:listItem w:displayText="  " w:value="  "/>
@@ -6959,7 +6610,7 @@
                               <w:listItem w:displayText="ترقب عند المغادرة والقدوم " w:value="ترقب عند المغادرة والقدوم "/>
                               <w:listItem w:displayText="منع سفر" w:value="منع سفر"/>
                               <w:listItem w:displayText="ايقاف خدمات" w:value="ايقاف خدمات"/>
-                              <w:listItem w:displayText="تبيلغ مراجعة " w:value="تبيلغ مراجعة "/>
+                              <w:listItem w:displayText="يبلغ بالمراجعة الاسم /" w:value="يبلغ بالمراجعة الاسم /"/>
                               <w:listItem w:displayText="تطبيق" w:value="تطبيق"/>
                               <w:listItem w:displayText="غياب المجندة " w:value="غياب المجندة "/>
                               <w:listItem w:displayText="غياب الفرد " w:value="غياب الفرد "/>
@@ -6974,7 +6625,7 @@
                           <w:sdtContent>
                             <w:tc>
                               <w:tcPr>
-                                <w:tcW w:w="4677" w:type="dxa"/>
+                                <w:tcW w:w="5822" w:type="dxa"/>
                               </w:tcPr>
                               <w:p>
                                 <w:pPr>
@@ -7001,22 +6652,6 @@
                             </w:tc>
                           </w:sdtContent>
                         </w:sdt>
-                        <w:tc>
-                          <w:tcPr>
-                            <w:tcW w:w="2127" w:type="dxa"/>
-                          </w:tcPr>
-                          <w:p>
-                            <w:pPr>
-                              <w:rPr>
-                                <w:rFonts w:asciiTheme="minorBidi" w:hAnsiTheme="minorBidi"/>
-                                <w:color w:val="000000" w:themeColor="text1"/>
-                                <w:sz w:val="32"/>
-                                <w:szCs w:val="32"/>
-                                <w:rtl/>
-                              </w:rPr>
-                            </w:pPr>
-                          </w:p>
-                        </w:tc>
                       </w:tr>
                       <w:tr>
                         <w:trPr>
@@ -7024,7 +6659,7 @@
                         </w:trPr>
                         <w:tc>
                           <w:tcPr>
-                            <w:tcW w:w="598" w:type="dxa"/>
+                            <w:tcW w:w="589" w:type="dxa"/>
                           </w:tcPr>
                           <w:p>
                             <w:pPr>
@@ -7050,7 +6685,7 @@
                         </w:tc>
                         <w:tc>
                           <w:tcPr>
-                            <w:tcW w:w="1369" w:type="dxa"/>
+                            <w:tcW w:w="1375" w:type="dxa"/>
                           </w:tcPr>
                           <w:p>
                             <w:pPr>
@@ -7063,13 +6698,13 @@
                                 <w:rtl/>
                               </w:rPr>
                             </w:pPr>
-                            <w:bookmarkStart w:id="54" w:name="nambar8"/>
-                            <w:bookmarkEnd w:id="54"/>
+                            <w:bookmarkStart w:id="44" w:name="nambar8"/>
+                            <w:bookmarkEnd w:id="44"/>
                           </w:p>
                         </w:tc>
                         <w:tc>
                           <w:tcPr>
-                            <w:tcW w:w="1707" w:type="dxa"/>
+                            <w:tcW w:w="1403" w:type="dxa"/>
                           </w:tcPr>
                           <w:p>
                             <w:pPr>
@@ -7077,8 +6712,25 @@
                               <w:rPr>
                                 <w:rFonts w:asciiTheme="minorBidi" w:hAnsiTheme="minorBidi"/>
                                 <w:color w:val="000000" w:themeColor="text1"/>
-                                <w:sz w:val="32"/>
-                                <w:szCs w:val="32"/>
+                                <w:sz w:val="24"/>
+                                <w:szCs w:val="24"/>
+                                <w:rtl/>
+                              </w:rPr>
+                            </w:pPr>
+                          </w:p>
+                        </w:tc>
+                        <w:tc>
+                          <w:tcPr>
+                            <w:tcW w:w="1527" w:type="dxa"/>
+                          </w:tcPr>
+                          <w:p>
+                            <w:pPr>
+                              <w:jc w:val="center"/>
+                              <w:rPr>
+                                <w:rFonts w:asciiTheme="minorBidi" w:hAnsiTheme="minorBidi"/>
+                                <w:color w:val="000000" w:themeColor="text1"/>
+                                <w:sz w:val="24"/>
+                                <w:szCs w:val="24"/>
                                 <w:rtl/>
                               </w:rPr>
                             </w:pPr>
@@ -7093,11 +6745,10 @@
                               <w:szCs w:val="32"/>
                               <w:rtl/>
                             </w:rPr>
-                            <w:alias w:val="سعودين الى دولة  ممنوعة "/>
-                            <w:tag w:val="سعودين الى دولة  ممنوعة "/>
-                            <w:id w:val="-2023617225"/>
+                            <w:alias w:val="اختر اسم الصادر"/>
+                            <w:id w:val="1982425878"/>
                             <w:placeholder>
-                              <w:docPart w:val="7C7C5B63B3D445849055F4DEFC6DF253"/>
+                              <w:docPart w:val="6F8BA60DE1C14978B92165046AA53B2C"/>
                             </w:placeholder>
                             <w:comboBox>
                               <w:listItem w:displayText="  " w:value="  "/>
@@ -7109,7 +6760,7 @@
                               <w:listItem w:displayText="ترقب عند المغادرة والقدوم " w:value="ترقب عند المغادرة والقدوم "/>
                               <w:listItem w:displayText="منع سفر" w:value="منع سفر"/>
                               <w:listItem w:displayText="ايقاف خدمات" w:value="ايقاف خدمات"/>
-                              <w:listItem w:displayText="تبيلغ مراجعة " w:value="تبيلغ مراجعة "/>
+                              <w:listItem w:displayText="يبلغ بالمراجعة الاسم /" w:value="يبلغ بالمراجعة الاسم /"/>
                               <w:listItem w:displayText="تطبيق" w:value="تطبيق"/>
                               <w:listItem w:displayText="غياب المجندة " w:value="غياب المجندة "/>
                               <w:listItem w:displayText="غياب الفرد " w:value="غياب الفرد "/>
@@ -7124,7 +6775,7 @@
                           <w:sdtContent>
                             <w:tc>
                               <w:tcPr>
-                                <w:tcW w:w="4677" w:type="dxa"/>
+                                <w:tcW w:w="5822" w:type="dxa"/>
                               </w:tcPr>
                               <w:p>
                                 <w:pPr>
@@ -7151,22 +6802,6 @@
                             </w:tc>
                           </w:sdtContent>
                         </w:sdt>
-                        <w:tc>
-                          <w:tcPr>
-                            <w:tcW w:w="2127" w:type="dxa"/>
-                          </w:tcPr>
-                          <w:p>
-                            <w:pPr>
-                              <w:rPr>
-                                <w:rFonts w:asciiTheme="minorBidi" w:hAnsiTheme="minorBidi"/>
-                                <w:color w:val="000000" w:themeColor="text1"/>
-                                <w:sz w:val="32"/>
-                                <w:szCs w:val="32"/>
-                                <w:rtl/>
-                              </w:rPr>
-                            </w:pPr>
-                          </w:p>
-                        </w:tc>
                       </w:tr>
                       <w:tr>
                         <w:trPr>
@@ -7174,7 +6809,7 @@
                         </w:trPr>
                         <w:tc>
                           <w:tcPr>
-                            <w:tcW w:w="598" w:type="dxa"/>
+                            <w:tcW w:w="589" w:type="dxa"/>
                           </w:tcPr>
                           <w:p>
                             <w:pPr>
@@ -7200,7 +6835,7 @@
                         </w:tc>
                         <w:tc>
                           <w:tcPr>
-                            <w:tcW w:w="1369" w:type="dxa"/>
+                            <w:tcW w:w="1375" w:type="dxa"/>
                           </w:tcPr>
                           <w:p>
                             <w:pPr>
@@ -7217,7 +6852,7 @@
                         </w:tc>
                         <w:tc>
                           <w:tcPr>
-                            <w:tcW w:w="1707" w:type="dxa"/>
+                            <w:tcW w:w="1403" w:type="dxa"/>
                           </w:tcPr>
                           <w:p>
                             <w:pPr>
@@ -7225,8 +6860,25 @@
                               <w:rPr>
                                 <w:rFonts w:asciiTheme="minorBidi" w:hAnsiTheme="minorBidi"/>
                                 <w:color w:val="000000" w:themeColor="text1"/>
-                                <w:sz w:val="32"/>
-                                <w:szCs w:val="32"/>
+                                <w:sz w:val="24"/>
+                                <w:szCs w:val="24"/>
+                                <w:rtl/>
+                              </w:rPr>
+                            </w:pPr>
+                          </w:p>
+                        </w:tc>
+                        <w:tc>
+                          <w:tcPr>
+                            <w:tcW w:w="1527" w:type="dxa"/>
+                          </w:tcPr>
+                          <w:p>
+                            <w:pPr>
+                              <w:jc w:val="center"/>
+                              <w:rPr>
+                                <w:rFonts w:asciiTheme="minorBidi" w:hAnsiTheme="minorBidi"/>
+                                <w:color w:val="000000" w:themeColor="text1"/>
+                                <w:sz w:val="24"/>
+                                <w:szCs w:val="24"/>
                                 <w:rtl/>
                               </w:rPr>
                             </w:pPr>
@@ -7241,11 +6893,10 @@
                               <w:szCs w:val="32"/>
                               <w:rtl/>
                             </w:rPr>
-                            <w:alias w:val="سعودين الى دولة  ممنوعة "/>
-                            <w:tag w:val="سعودين الى دولة  ممنوعة "/>
-                            <w:id w:val="-419715682"/>
+                            <w:alias w:val="اختر اسم الصادر"/>
+                            <w:id w:val="-1724363840"/>
                             <w:placeholder>
-                              <w:docPart w:val="0E320352E6974721B39E7C86033F23D1"/>
+                              <w:docPart w:val="4F8F19767ECA4329934E54EA71EB47F0"/>
                             </w:placeholder>
                             <w:comboBox>
                               <w:listItem w:displayText="  " w:value="  "/>
@@ -7257,7 +6908,7 @@
                               <w:listItem w:displayText="ترقب عند المغادرة والقدوم " w:value="ترقب عند المغادرة والقدوم "/>
                               <w:listItem w:displayText="منع سفر" w:value="منع سفر"/>
                               <w:listItem w:displayText="ايقاف خدمات" w:value="ايقاف خدمات"/>
-                              <w:listItem w:displayText="تبيلغ مراجعة " w:value="تبيلغ مراجعة "/>
+                              <w:listItem w:displayText="يبلغ بالمراجعة الاسم /" w:value="يبلغ بالمراجعة الاسم /"/>
                               <w:listItem w:displayText="تطبيق" w:value="تطبيق"/>
                               <w:listItem w:displayText="غياب المجندة " w:value="غياب المجندة "/>
                               <w:listItem w:displayText="غياب الفرد " w:value="غياب الفرد "/>
@@ -7272,7 +6923,7 @@
                           <w:sdtContent>
                             <w:tc>
                               <w:tcPr>
-                                <w:tcW w:w="4677" w:type="dxa"/>
+                                <w:tcW w:w="5822" w:type="dxa"/>
                               </w:tcPr>
                               <w:p>
                                 <w:pPr>
@@ -7299,22 +6950,6 @@
                             </w:tc>
                           </w:sdtContent>
                         </w:sdt>
-                        <w:tc>
-                          <w:tcPr>
-                            <w:tcW w:w="2127" w:type="dxa"/>
-                          </w:tcPr>
-                          <w:p>
-                            <w:pPr>
-                              <w:rPr>
-                                <w:rFonts w:asciiTheme="minorBidi" w:hAnsiTheme="minorBidi"/>
-                                <w:color w:val="000000" w:themeColor="text1"/>
-                                <w:sz w:val="32"/>
-                                <w:szCs w:val="32"/>
-                                <w:rtl/>
-                              </w:rPr>
-                            </w:pPr>
-                          </w:p>
-                        </w:tc>
                       </w:tr>
                       <w:tr>
                         <w:trPr>
@@ -7322,7 +6957,7 @@
                         </w:trPr>
                         <w:tc>
                           <w:tcPr>
-                            <w:tcW w:w="598" w:type="dxa"/>
+                            <w:tcW w:w="589" w:type="dxa"/>
                           </w:tcPr>
                           <w:p>
                             <w:pPr>
@@ -7348,7 +6983,7 @@
                         </w:tc>
                         <w:tc>
                           <w:tcPr>
-                            <w:tcW w:w="1369" w:type="dxa"/>
+                            <w:tcW w:w="1375" w:type="dxa"/>
                           </w:tcPr>
                           <w:p>
                             <w:pPr>
@@ -7365,7 +7000,7 @@
                         </w:tc>
                         <w:tc>
                           <w:tcPr>
-                            <w:tcW w:w="1707" w:type="dxa"/>
+                            <w:tcW w:w="1403" w:type="dxa"/>
                           </w:tcPr>
                           <w:p>
                             <w:pPr>
@@ -7373,8 +7008,25 @@
                               <w:rPr>
                                 <w:rFonts w:asciiTheme="minorBidi" w:hAnsiTheme="minorBidi"/>
                                 <w:color w:val="000000" w:themeColor="text1"/>
-                                <w:sz w:val="32"/>
-                                <w:szCs w:val="32"/>
+                                <w:sz w:val="24"/>
+                                <w:szCs w:val="24"/>
+                                <w:rtl/>
+                              </w:rPr>
+                            </w:pPr>
+                          </w:p>
+                        </w:tc>
+                        <w:tc>
+                          <w:tcPr>
+                            <w:tcW w:w="1527" w:type="dxa"/>
+                          </w:tcPr>
+                          <w:p>
+                            <w:pPr>
+                              <w:jc w:val="center"/>
+                              <w:rPr>
+                                <w:rFonts w:asciiTheme="minorBidi" w:hAnsiTheme="minorBidi"/>
+                                <w:color w:val="000000" w:themeColor="text1"/>
+                                <w:sz w:val="24"/>
+                                <w:szCs w:val="24"/>
                                 <w:rtl/>
                               </w:rPr>
                             </w:pPr>
@@ -7389,11 +7041,10 @@
                               <w:szCs w:val="32"/>
                               <w:rtl/>
                             </w:rPr>
-                            <w:alias w:val="سعودين الى دولة  ممنوعة "/>
-                            <w:tag w:val="سعودين الى دولة  ممنوعة "/>
-                            <w:id w:val="62462641"/>
+                            <w:alias w:val="اختر اسم الصادر"/>
+                            <w:id w:val="1723558316"/>
                             <w:placeholder>
-                              <w:docPart w:val="96FD5495A5BF40CBAA79D9DABD0A9C94"/>
+                              <w:docPart w:val="934F4CAF5AC7433A92820FF8B3704FDA"/>
                             </w:placeholder>
                             <w:comboBox>
                               <w:listItem w:displayText="  " w:value="  "/>
@@ -7405,7 +7056,7 @@
                               <w:listItem w:displayText="ترقب عند المغادرة والقدوم " w:value="ترقب عند المغادرة والقدوم "/>
                               <w:listItem w:displayText="منع سفر" w:value="منع سفر"/>
                               <w:listItem w:displayText="ايقاف خدمات" w:value="ايقاف خدمات"/>
-                              <w:listItem w:displayText="تبيلغ مراجعة " w:value="تبيلغ مراجعة "/>
+                              <w:listItem w:displayText="يبلغ بالمراجعة الاسم /" w:value="يبلغ بالمراجعة الاسم /"/>
                               <w:listItem w:displayText="تطبيق" w:value="تطبيق"/>
                               <w:listItem w:displayText="غياب المجندة " w:value="غياب المجندة "/>
                               <w:listItem w:displayText="غياب الفرد " w:value="غياب الفرد "/>
@@ -7420,7 +7071,7 @@
                           <w:sdtContent>
                             <w:tc>
                               <w:tcPr>
-                                <w:tcW w:w="4677" w:type="dxa"/>
+                                <w:tcW w:w="5822" w:type="dxa"/>
                               </w:tcPr>
                               <w:p>
                                 <w:pPr>
@@ -7447,22 +7098,6 @@
                             </w:tc>
                           </w:sdtContent>
                         </w:sdt>
-                        <w:tc>
-                          <w:tcPr>
-                            <w:tcW w:w="2127" w:type="dxa"/>
-                          </w:tcPr>
-                          <w:p>
-                            <w:pPr>
-                              <w:rPr>
-                                <w:rFonts w:asciiTheme="minorBidi" w:hAnsiTheme="minorBidi"/>
-                                <w:color w:val="000000" w:themeColor="text1"/>
-                                <w:sz w:val="32"/>
-                                <w:szCs w:val="32"/>
-                                <w:rtl/>
-                              </w:rPr>
-                            </w:pPr>
-                          </w:p>
-                        </w:tc>
                       </w:tr>
                       <w:tr>
                         <w:trPr>
@@ -7470,7 +7105,7 @@
                         </w:trPr>
                         <w:tc>
                           <w:tcPr>
-                            <w:tcW w:w="598" w:type="dxa"/>
+                            <w:tcW w:w="589" w:type="dxa"/>
                           </w:tcPr>
                           <w:p>
                             <w:pPr>
@@ -7496,7 +7131,7 @@
                         </w:tc>
                         <w:tc>
                           <w:tcPr>
-                            <w:tcW w:w="1369" w:type="dxa"/>
+                            <w:tcW w:w="1375" w:type="dxa"/>
                           </w:tcPr>
                           <w:p>
                             <w:pPr>
@@ -7513,7 +7148,7 @@
                         </w:tc>
                         <w:tc>
                           <w:tcPr>
-                            <w:tcW w:w="1707" w:type="dxa"/>
+                            <w:tcW w:w="1403" w:type="dxa"/>
                           </w:tcPr>
                           <w:p>
                             <w:pPr>
@@ -7521,8 +7156,25 @@
                               <w:rPr>
                                 <w:rFonts w:asciiTheme="minorBidi" w:hAnsiTheme="minorBidi"/>
                                 <w:color w:val="000000" w:themeColor="text1"/>
-                                <w:sz w:val="32"/>
-                                <w:szCs w:val="32"/>
+                                <w:sz w:val="24"/>
+                                <w:szCs w:val="24"/>
+                                <w:rtl/>
+                              </w:rPr>
+                            </w:pPr>
+                          </w:p>
+                        </w:tc>
+                        <w:tc>
+                          <w:tcPr>
+                            <w:tcW w:w="1527" w:type="dxa"/>
+                          </w:tcPr>
+                          <w:p>
+                            <w:pPr>
+                              <w:jc w:val="center"/>
+                              <w:rPr>
+                                <w:rFonts w:asciiTheme="minorBidi" w:hAnsiTheme="minorBidi"/>
+                                <w:color w:val="000000" w:themeColor="text1"/>
+                                <w:sz w:val="24"/>
+                                <w:szCs w:val="24"/>
                                 <w:rtl/>
                               </w:rPr>
                             </w:pPr>
@@ -7537,11 +7189,10 @@
                               <w:szCs w:val="32"/>
                               <w:rtl/>
                             </w:rPr>
-                            <w:alias w:val="سعودين الى دولة  ممنوعة "/>
-                            <w:tag w:val="سعودين الى دولة  ممنوعة "/>
-                            <w:id w:val="2019194466"/>
+                            <w:alias w:val="اختر اسم الصادر"/>
+                            <w:id w:val="710158596"/>
                             <w:placeholder>
-                              <w:docPart w:val="F6FE6A304C654B59B499C5E60386BB64"/>
+                              <w:docPart w:val="84AC94AE833F4008A698A5DF262C9646"/>
                             </w:placeholder>
                             <w:comboBox>
                               <w:listItem w:displayText="  " w:value="  "/>
@@ -7553,7 +7204,7 @@
                               <w:listItem w:displayText="ترقب عند المغادرة والقدوم " w:value="ترقب عند المغادرة والقدوم "/>
                               <w:listItem w:displayText="منع سفر" w:value="منع سفر"/>
                               <w:listItem w:displayText="ايقاف خدمات" w:value="ايقاف خدمات"/>
-                              <w:listItem w:displayText="تبيلغ مراجعة " w:value="تبيلغ مراجعة "/>
+                              <w:listItem w:displayText="يبلغ بالمراجعة الاسم /" w:value="يبلغ بالمراجعة الاسم /"/>
                               <w:listItem w:displayText="تطبيق" w:value="تطبيق"/>
                               <w:listItem w:displayText="غياب المجندة " w:value="غياب المجندة "/>
                               <w:listItem w:displayText="غياب الفرد " w:value="غياب الفرد "/>
@@ -7568,7 +7219,7 @@
                           <w:sdtContent>
                             <w:tc>
                               <w:tcPr>
-                                <w:tcW w:w="4677" w:type="dxa"/>
+                                <w:tcW w:w="5822" w:type="dxa"/>
                               </w:tcPr>
                               <w:p>
                                 <w:pPr>
@@ -7595,22 +7246,6 @@
                             </w:tc>
                           </w:sdtContent>
                         </w:sdt>
-                        <w:tc>
-                          <w:tcPr>
-                            <w:tcW w:w="2127" w:type="dxa"/>
-                          </w:tcPr>
-                          <w:p>
-                            <w:pPr>
-                              <w:rPr>
-                                <w:rFonts w:asciiTheme="minorBidi" w:hAnsiTheme="minorBidi"/>
-                                <w:color w:val="000000" w:themeColor="text1"/>
-                                <w:sz w:val="32"/>
-                                <w:szCs w:val="32"/>
-                                <w:rtl/>
-                              </w:rPr>
-                            </w:pPr>
-                          </w:p>
-                        </w:tc>
                       </w:tr>
                       <w:tr>
                         <w:trPr>
@@ -7618,7 +7253,7 @@
                         </w:trPr>
                         <w:tc>
                           <w:tcPr>
-                            <w:tcW w:w="598" w:type="dxa"/>
+                            <w:tcW w:w="589" w:type="dxa"/>
                           </w:tcPr>
                           <w:p>
                             <w:pPr>
@@ -7644,7 +7279,7 @@
                         </w:tc>
                         <w:tc>
                           <w:tcPr>
-                            <w:tcW w:w="1369" w:type="dxa"/>
+                            <w:tcW w:w="1375" w:type="dxa"/>
                           </w:tcPr>
                           <w:p>
                             <w:pPr>
@@ -7661,7 +7296,7 @@
                         </w:tc>
                         <w:tc>
                           <w:tcPr>
-                            <w:tcW w:w="1707" w:type="dxa"/>
+                            <w:tcW w:w="1403" w:type="dxa"/>
                           </w:tcPr>
                           <w:p>
                             <w:pPr>
@@ -7669,8 +7304,25 @@
                               <w:rPr>
                                 <w:rFonts w:asciiTheme="minorBidi" w:hAnsiTheme="minorBidi"/>
                                 <w:color w:val="000000" w:themeColor="text1"/>
-                                <w:sz w:val="32"/>
-                                <w:szCs w:val="32"/>
+                                <w:sz w:val="24"/>
+                                <w:szCs w:val="24"/>
+                                <w:rtl/>
+                              </w:rPr>
+                            </w:pPr>
+                          </w:p>
+                        </w:tc>
+                        <w:tc>
+                          <w:tcPr>
+                            <w:tcW w:w="1527" w:type="dxa"/>
+                          </w:tcPr>
+                          <w:p>
+                            <w:pPr>
+                              <w:jc w:val="center"/>
+                              <w:rPr>
+                                <w:rFonts w:asciiTheme="minorBidi" w:hAnsiTheme="minorBidi"/>
+                                <w:color w:val="000000" w:themeColor="text1"/>
+                                <w:sz w:val="24"/>
+                                <w:szCs w:val="24"/>
                                 <w:rtl/>
                               </w:rPr>
                             </w:pPr>
@@ -7685,11 +7337,10 @@
                               <w:szCs w:val="32"/>
                               <w:rtl/>
                             </w:rPr>
-                            <w:alias w:val="سعودين الى دولة  ممنوعة "/>
-                            <w:tag w:val="سعودين الى دولة  ممنوعة "/>
-                            <w:id w:val="-1447151625"/>
+                            <w:alias w:val="اختر اسم الصادر"/>
+                            <w:id w:val="125589328"/>
                             <w:placeholder>
-                              <w:docPart w:val="9FD9D193083447E4BD823EB45989D58A"/>
+                              <w:docPart w:val="59712D6FC8EB4AD6A24B5EB63E46B6C9"/>
                             </w:placeholder>
                             <w:comboBox>
                               <w:listItem w:displayText="  " w:value="  "/>
@@ -7701,7 +7352,7 @@
                               <w:listItem w:displayText="ترقب عند المغادرة والقدوم " w:value="ترقب عند المغادرة والقدوم "/>
                               <w:listItem w:displayText="منع سفر" w:value="منع سفر"/>
                               <w:listItem w:displayText="ايقاف خدمات" w:value="ايقاف خدمات"/>
-                              <w:listItem w:displayText="تبيلغ مراجعة " w:value="تبيلغ مراجعة "/>
+                              <w:listItem w:displayText="يبلغ بالمراجعة الاسم /" w:value="يبلغ بالمراجعة الاسم /"/>
                               <w:listItem w:displayText="تطبيق" w:value="تطبيق"/>
                               <w:listItem w:displayText="غياب المجندة " w:value="غياب المجندة "/>
                               <w:listItem w:displayText="غياب الفرد " w:value="غياب الفرد "/>
@@ -7716,7 +7367,7 @@
                           <w:sdtContent>
                             <w:tc>
                               <w:tcPr>
-                                <w:tcW w:w="4677" w:type="dxa"/>
+                                <w:tcW w:w="5822" w:type="dxa"/>
                               </w:tcPr>
                               <w:p>
                                 <w:pPr>
@@ -7743,22 +7394,6 @@
                             </w:tc>
                           </w:sdtContent>
                         </w:sdt>
-                        <w:tc>
-                          <w:tcPr>
-                            <w:tcW w:w="2127" w:type="dxa"/>
-                          </w:tcPr>
-                          <w:p>
-                            <w:pPr>
-                              <w:rPr>
-                                <w:rFonts w:asciiTheme="minorBidi" w:hAnsiTheme="minorBidi"/>
-                                <w:color w:val="000000" w:themeColor="text1"/>
-                                <w:sz w:val="32"/>
-                                <w:szCs w:val="32"/>
-                                <w:rtl/>
-                              </w:rPr>
-                            </w:pPr>
-                          </w:p>
-                        </w:tc>
                       </w:tr>
                       <w:tr>
                         <w:trPr>
@@ -7766,7 +7401,7 @@
                         </w:trPr>
                         <w:tc>
                           <w:tcPr>
-                            <w:tcW w:w="598" w:type="dxa"/>
+                            <w:tcW w:w="589" w:type="dxa"/>
                           </w:tcPr>
                           <w:p>
                             <w:pPr>
@@ -7792,7 +7427,7 @@
                         </w:tc>
                         <w:tc>
                           <w:tcPr>
-                            <w:tcW w:w="1369" w:type="dxa"/>
+                            <w:tcW w:w="1375" w:type="dxa"/>
                           </w:tcPr>
                           <w:p>
                             <w:pPr>
@@ -7809,7 +7444,7 @@
                         </w:tc>
                         <w:tc>
                           <w:tcPr>
-                            <w:tcW w:w="1707" w:type="dxa"/>
+                            <w:tcW w:w="1403" w:type="dxa"/>
                           </w:tcPr>
                           <w:p>
                             <w:pPr>
@@ -7817,8 +7452,25 @@
                               <w:rPr>
                                 <w:rFonts w:asciiTheme="minorBidi" w:hAnsiTheme="minorBidi"/>
                                 <w:color w:val="000000" w:themeColor="text1"/>
-                                <w:sz w:val="32"/>
-                                <w:szCs w:val="32"/>
+                                <w:sz w:val="24"/>
+                                <w:szCs w:val="24"/>
+                                <w:rtl/>
+                              </w:rPr>
+                            </w:pPr>
+                          </w:p>
+                        </w:tc>
+                        <w:tc>
+                          <w:tcPr>
+                            <w:tcW w:w="1527" w:type="dxa"/>
+                          </w:tcPr>
+                          <w:p>
+                            <w:pPr>
+                              <w:jc w:val="center"/>
+                              <w:rPr>
+                                <w:rFonts w:asciiTheme="minorBidi" w:hAnsiTheme="minorBidi"/>
+                                <w:color w:val="000000" w:themeColor="text1"/>
+                                <w:sz w:val="24"/>
+                                <w:szCs w:val="24"/>
                                 <w:rtl/>
                               </w:rPr>
                             </w:pPr>
@@ -7833,11 +7485,10 @@
                               <w:szCs w:val="32"/>
                               <w:rtl/>
                             </w:rPr>
-                            <w:alias w:val="سعودين الى دولة  ممنوعة "/>
-                            <w:tag w:val="سعودين الى دولة  ممنوعة "/>
-                            <w:id w:val="1825009317"/>
+                            <w:alias w:val="اختر اسم الصادر"/>
+                            <w:id w:val="1512947249"/>
                             <w:placeholder>
-                              <w:docPart w:val="96591B8BD7204348B44D73CA7C538EA0"/>
+                              <w:docPart w:val="973A00ADB8694F9E8933904D02D3ADD8"/>
                             </w:placeholder>
                             <w:comboBox>
                               <w:listItem w:displayText="  " w:value="  "/>
@@ -7849,7 +7500,7 @@
                               <w:listItem w:displayText="ترقب عند المغادرة والقدوم " w:value="ترقب عند المغادرة والقدوم "/>
                               <w:listItem w:displayText="منع سفر" w:value="منع سفر"/>
                               <w:listItem w:displayText="ايقاف خدمات" w:value="ايقاف خدمات"/>
-                              <w:listItem w:displayText="تبيلغ مراجعة " w:value="تبيلغ مراجعة "/>
+                              <w:listItem w:displayText="يبلغ بالمراجعة الاسم /" w:value="يبلغ بالمراجعة الاسم /"/>
                               <w:listItem w:displayText="تطبيق" w:value="تطبيق"/>
                               <w:listItem w:displayText="غياب المجندة " w:value="غياب المجندة "/>
                               <w:listItem w:displayText="غياب الفرد " w:value="غياب الفرد "/>
@@ -7864,7 +7515,7 @@
                           <w:sdtContent>
                             <w:tc>
                               <w:tcPr>
-                                <w:tcW w:w="4677" w:type="dxa"/>
+                                <w:tcW w:w="5822" w:type="dxa"/>
                               </w:tcPr>
                               <w:p>
                                 <w:pPr>
@@ -7891,22 +7542,6 @@
                             </w:tc>
                           </w:sdtContent>
                         </w:sdt>
-                        <w:tc>
-                          <w:tcPr>
-                            <w:tcW w:w="2127" w:type="dxa"/>
-                          </w:tcPr>
-                          <w:p>
-                            <w:pPr>
-                              <w:rPr>
-                                <w:rFonts w:asciiTheme="minorBidi" w:hAnsiTheme="minorBidi"/>
-                                <w:color w:val="000000" w:themeColor="text1"/>
-                                <w:sz w:val="32"/>
-                                <w:szCs w:val="32"/>
-                                <w:rtl/>
-                              </w:rPr>
-                            </w:pPr>
-                          </w:p>
-                        </w:tc>
                       </w:tr>
                       <w:tr>
                         <w:trPr>
@@ -7914,7 +7549,7 @@
                         </w:trPr>
                         <w:tc>
                           <w:tcPr>
-                            <w:tcW w:w="598" w:type="dxa"/>
+                            <w:tcW w:w="589" w:type="dxa"/>
                           </w:tcPr>
                           <w:p>
                             <w:pPr>
@@ -7940,7 +7575,7 @@
                         </w:tc>
                         <w:tc>
                           <w:tcPr>
-                            <w:tcW w:w="1369" w:type="dxa"/>
+                            <w:tcW w:w="1375" w:type="dxa"/>
                           </w:tcPr>
                           <w:p>
                             <w:pPr>
@@ -7957,7 +7592,7 @@
                         </w:tc>
                         <w:tc>
                           <w:tcPr>
-                            <w:tcW w:w="1707" w:type="dxa"/>
+                            <w:tcW w:w="1403" w:type="dxa"/>
                           </w:tcPr>
                           <w:p>
                             <w:pPr>
@@ -7965,8 +7600,25 @@
                               <w:rPr>
                                 <w:rFonts w:asciiTheme="minorBidi" w:hAnsiTheme="minorBidi"/>
                                 <w:color w:val="000000" w:themeColor="text1"/>
-                                <w:sz w:val="32"/>
-                                <w:szCs w:val="32"/>
+                                <w:sz w:val="24"/>
+                                <w:szCs w:val="24"/>
+                                <w:rtl/>
+                              </w:rPr>
+                            </w:pPr>
+                          </w:p>
+                        </w:tc>
+                        <w:tc>
+                          <w:tcPr>
+                            <w:tcW w:w="1527" w:type="dxa"/>
+                          </w:tcPr>
+                          <w:p>
+                            <w:pPr>
+                              <w:jc w:val="center"/>
+                              <w:rPr>
+                                <w:rFonts w:asciiTheme="minorBidi" w:hAnsiTheme="minorBidi"/>
+                                <w:color w:val="000000" w:themeColor="text1"/>
+                                <w:sz w:val="24"/>
+                                <w:szCs w:val="24"/>
                                 <w:rtl/>
                               </w:rPr>
                             </w:pPr>
@@ -7981,11 +7633,10 @@
                               <w:szCs w:val="32"/>
                               <w:rtl/>
                             </w:rPr>
-                            <w:alias w:val="سعودين الى دولة  ممنوعة "/>
-                            <w:tag w:val="سعودين الى دولة  ممنوعة "/>
-                            <w:id w:val="2020338501"/>
+                            <w:alias w:val="اختر اسم الصادر"/>
+                            <w:id w:val="-1204713443"/>
                             <w:placeholder>
-                              <w:docPart w:val="846882E51DA146DAA14642FBD04A0069"/>
+                              <w:docPart w:val="73DF53ABB4E04B5CB0740D84C0C18740"/>
                             </w:placeholder>
                             <w:comboBox>
                               <w:listItem w:displayText="  " w:value="  "/>
@@ -7997,7 +7648,7 @@
                               <w:listItem w:displayText="ترقب عند المغادرة والقدوم " w:value="ترقب عند المغادرة والقدوم "/>
                               <w:listItem w:displayText="منع سفر" w:value="منع سفر"/>
                               <w:listItem w:displayText="ايقاف خدمات" w:value="ايقاف خدمات"/>
-                              <w:listItem w:displayText="تبيلغ مراجعة " w:value="تبيلغ مراجعة "/>
+                              <w:listItem w:displayText="يبلغ بالمراجعة الاسم /" w:value="يبلغ بالمراجعة الاسم /"/>
                               <w:listItem w:displayText="تطبيق" w:value="تطبيق"/>
                               <w:listItem w:displayText="غياب المجندة " w:value="غياب المجندة "/>
                               <w:listItem w:displayText="غياب الفرد " w:value="غياب الفرد "/>
@@ -8012,7 +7663,7 @@
                           <w:sdtContent>
                             <w:tc>
                               <w:tcPr>
-                                <w:tcW w:w="4677" w:type="dxa"/>
+                                <w:tcW w:w="5822" w:type="dxa"/>
                               </w:tcPr>
                               <w:p>
                                 <w:pPr>
@@ -8039,22 +7690,6 @@
                             </w:tc>
                           </w:sdtContent>
                         </w:sdt>
-                        <w:tc>
-                          <w:tcPr>
-                            <w:tcW w:w="2127" w:type="dxa"/>
-                          </w:tcPr>
-                          <w:p>
-                            <w:pPr>
-                              <w:rPr>
-                                <w:rFonts w:asciiTheme="minorBidi" w:hAnsiTheme="minorBidi"/>
-                                <w:color w:val="000000" w:themeColor="text1"/>
-                                <w:sz w:val="32"/>
-                                <w:szCs w:val="32"/>
-                                <w:rtl/>
-                              </w:rPr>
-                            </w:pPr>
-                          </w:p>
-                        </w:tc>
                       </w:tr>
                       <w:tr>
                         <w:trPr>
@@ -8062,7 +7697,7 @@
                         </w:trPr>
                         <w:tc>
                           <w:tcPr>
-                            <w:tcW w:w="598" w:type="dxa"/>
+                            <w:tcW w:w="589" w:type="dxa"/>
                           </w:tcPr>
                           <w:p>
                             <w:pPr>
@@ -8088,7 +7723,7 @@
                         </w:tc>
                         <w:tc>
                           <w:tcPr>
-                            <w:tcW w:w="1369" w:type="dxa"/>
+                            <w:tcW w:w="1375" w:type="dxa"/>
                           </w:tcPr>
                           <w:p>
                             <w:pPr>
@@ -8105,15 +7740,31 @@
                         </w:tc>
                         <w:tc>
                           <w:tcPr>
-                            <w:tcW w:w="1707" w:type="dxa"/>
+                            <w:tcW w:w="1403" w:type="dxa"/>
                           </w:tcPr>
                           <w:p>
                             <w:pPr>
                               <w:rPr>
                                 <w:rFonts w:asciiTheme="minorBidi" w:hAnsiTheme="minorBidi"/>
                                 <w:color w:val="000000" w:themeColor="text1"/>
-                                <w:sz w:val="32"/>
-                                <w:szCs w:val="32"/>
+                                <w:sz w:val="24"/>
+                                <w:szCs w:val="24"/>
+                                <w:rtl/>
+                              </w:rPr>
+                            </w:pPr>
+                          </w:p>
+                        </w:tc>
+                        <w:tc>
+                          <w:tcPr>
+                            <w:tcW w:w="1527" w:type="dxa"/>
+                          </w:tcPr>
+                          <w:p>
+                            <w:pPr>
+                              <w:rPr>
+                                <w:rFonts w:asciiTheme="minorBidi" w:hAnsiTheme="minorBidi"/>
+                                <w:color w:val="000000" w:themeColor="text1"/>
+                                <w:sz w:val="24"/>
+                                <w:szCs w:val="24"/>
                                 <w:rtl/>
                               </w:rPr>
                             </w:pPr>
@@ -8128,11 +7779,10 @@
                               <w:szCs w:val="32"/>
                               <w:rtl/>
                             </w:rPr>
-                            <w:alias w:val="سعودين الى دولة  ممنوعة "/>
-                            <w:tag w:val="سعودين الى دولة  ممنوعة "/>
-                            <w:id w:val="850767226"/>
+                            <w:alias w:val="اختر اسم الصادر"/>
+                            <w:id w:val="-833217210"/>
                             <w:placeholder>
-                              <w:docPart w:val="043D2C5A2C4B4B02B445A9905A01738A"/>
+                              <w:docPart w:val="05A05BA9C0B74E4083CD7803C981DDFA"/>
                             </w:placeholder>
                             <w:comboBox>
                               <w:listItem w:displayText="  " w:value="  "/>
@@ -8144,7 +7794,7 @@
                               <w:listItem w:displayText="ترقب عند المغادرة والقدوم " w:value="ترقب عند المغادرة والقدوم "/>
                               <w:listItem w:displayText="منع سفر" w:value="منع سفر"/>
                               <w:listItem w:displayText="ايقاف خدمات" w:value="ايقاف خدمات"/>
-                              <w:listItem w:displayText="تبيلغ مراجعة " w:value="تبيلغ مراجعة "/>
+                              <w:listItem w:displayText="يبلغ بالمراجعة الاسم /" w:value="يبلغ بالمراجعة الاسم /"/>
                               <w:listItem w:displayText="تطبيق" w:value="تطبيق"/>
                               <w:listItem w:displayText="غياب المجندة " w:value="غياب المجندة "/>
                               <w:listItem w:displayText="غياب الفرد " w:value="غياب الفرد "/>
@@ -8159,7 +7809,7 @@
                           <w:sdtContent>
                             <w:tc>
                               <w:tcPr>
-                                <w:tcW w:w="4677" w:type="dxa"/>
+                                <w:tcW w:w="5822" w:type="dxa"/>
                               </w:tcPr>
                               <w:p>
                                 <w:pPr>
@@ -8186,22 +7836,6 @@
                             </w:tc>
                           </w:sdtContent>
                         </w:sdt>
-                        <w:tc>
-                          <w:tcPr>
-                            <w:tcW w:w="2127" w:type="dxa"/>
-                          </w:tcPr>
-                          <w:p>
-                            <w:pPr>
-                              <w:rPr>
-                                <w:rFonts w:asciiTheme="minorBidi" w:hAnsiTheme="minorBidi"/>
-                                <w:color w:val="000000" w:themeColor="text1"/>
-                                <w:sz w:val="32"/>
-                                <w:szCs w:val="32"/>
-                                <w:rtl/>
-                              </w:rPr>
-                            </w:pPr>
-                          </w:p>
-                        </w:tc>
                       </w:tr>
                       <w:tr>
                         <w:trPr>
@@ -8209,7 +7843,7 @@
                         </w:trPr>
                         <w:tc>
                           <w:tcPr>
-                            <w:tcW w:w="598" w:type="dxa"/>
+                            <w:tcW w:w="589" w:type="dxa"/>
                           </w:tcPr>
                           <w:p>
                             <w:pPr>
@@ -8235,7 +7869,7 @@
                         </w:tc>
                         <w:tc>
                           <w:tcPr>
-                            <w:tcW w:w="1369" w:type="dxa"/>
+                            <w:tcW w:w="1375" w:type="dxa"/>
                           </w:tcPr>
                           <w:p>
                             <w:pPr>
@@ -8252,15 +7886,31 @@
                         </w:tc>
                         <w:tc>
                           <w:tcPr>
-                            <w:tcW w:w="1707" w:type="dxa"/>
+                            <w:tcW w:w="1403" w:type="dxa"/>
                           </w:tcPr>
                           <w:p>
                             <w:pPr>
                               <w:rPr>
                                 <w:rFonts w:asciiTheme="minorBidi" w:hAnsiTheme="minorBidi"/>
                                 <w:color w:val="000000" w:themeColor="text1"/>
-                                <w:sz w:val="32"/>
-                                <w:szCs w:val="32"/>
+                                <w:sz w:val="24"/>
+                                <w:szCs w:val="24"/>
+                                <w:rtl/>
+                              </w:rPr>
+                            </w:pPr>
+                          </w:p>
+                        </w:tc>
+                        <w:tc>
+                          <w:tcPr>
+                            <w:tcW w:w="1527" w:type="dxa"/>
+                          </w:tcPr>
+                          <w:p>
+                            <w:pPr>
+                              <w:rPr>
+                                <w:rFonts w:asciiTheme="minorBidi" w:hAnsiTheme="minorBidi"/>
+                                <w:color w:val="000000" w:themeColor="text1"/>
+                                <w:sz w:val="24"/>
+                                <w:szCs w:val="24"/>
                                 <w:rtl/>
                               </w:rPr>
                             </w:pPr>
@@ -8275,11 +7925,10 @@
                               <w:szCs w:val="32"/>
                               <w:rtl/>
                             </w:rPr>
-                            <w:alias w:val="سعودين الى دولة  ممنوعة "/>
-                            <w:tag w:val="سعودين الى دولة  ممنوعة "/>
-                            <w:id w:val="2039312903"/>
+                            <w:alias w:val="اختر اسم الصادر"/>
+                            <w:id w:val="-1123458941"/>
                             <w:placeholder>
-                              <w:docPart w:val="E2461130E35A4356A4D22682587991D9"/>
+                              <w:docPart w:val="1347E61C29EE4BAEA4ABDF45E7117D02"/>
                             </w:placeholder>
                             <w:comboBox>
                               <w:listItem w:displayText="  " w:value="  "/>
@@ -8291,7 +7940,7 @@
                               <w:listItem w:displayText="ترقب عند المغادرة والقدوم " w:value="ترقب عند المغادرة والقدوم "/>
                               <w:listItem w:displayText="منع سفر" w:value="منع سفر"/>
                               <w:listItem w:displayText="ايقاف خدمات" w:value="ايقاف خدمات"/>
-                              <w:listItem w:displayText="تبيلغ مراجعة " w:value="تبيلغ مراجعة "/>
+                              <w:listItem w:displayText="يبلغ بالمراجعة الاسم /" w:value="يبلغ بالمراجعة الاسم /"/>
                               <w:listItem w:displayText="تطبيق" w:value="تطبيق"/>
                               <w:listItem w:displayText="غياب المجندة " w:value="غياب المجندة "/>
                               <w:listItem w:displayText="غياب الفرد " w:value="غياب الفرد "/>
@@ -8306,7 +7955,7 @@
                           <w:sdtContent>
                             <w:tc>
                               <w:tcPr>
-                                <w:tcW w:w="4677" w:type="dxa"/>
+                                <w:tcW w:w="5822" w:type="dxa"/>
                               </w:tcPr>
                               <w:p>
                                 <w:pPr>
@@ -8333,22 +7982,6 @@
                             </w:tc>
                           </w:sdtContent>
                         </w:sdt>
-                        <w:tc>
-                          <w:tcPr>
-                            <w:tcW w:w="2127" w:type="dxa"/>
-                          </w:tcPr>
-                          <w:p>
-                            <w:pPr>
-                              <w:rPr>
-                                <w:rFonts w:asciiTheme="minorBidi" w:hAnsiTheme="minorBidi"/>
-                                <w:color w:val="000000" w:themeColor="text1"/>
-                                <w:sz w:val="32"/>
-                                <w:szCs w:val="32"/>
-                                <w:rtl/>
-                              </w:rPr>
-                            </w:pPr>
-                          </w:p>
-                        </w:tc>
                       </w:tr>
                       <w:tr>
                         <w:trPr>
@@ -8356,7 +7989,7 @@
                         </w:trPr>
                         <w:tc>
                           <w:tcPr>
-                            <w:tcW w:w="598" w:type="dxa"/>
+                            <w:tcW w:w="589" w:type="dxa"/>
                           </w:tcPr>
                           <w:p>
                             <w:pPr>
@@ -8382,7 +8015,7 @@
                         </w:tc>
                         <w:tc>
                           <w:tcPr>
-                            <w:tcW w:w="1369" w:type="dxa"/>
+                            <w:tcW w:w="1375" w:type="dxa"/>
                           </w:tcPr>
                           <w:p>
                             <w:pPr>
@@ -8399,15 +8032,31 @@
                         </w:tc>
                         <w:tc>
                           <w:tcPr>
-                            <w:tcW w:w="1707" w:type="dxa"/>
+                            <w:tcW w:w="1403" w:type="dxa"/>
                           </w:tcPr>
                           <w:p>
                             <w:pPr>
                               <w:rPr>
                                 <w:rFonts w:asciiTheme="minorBidi" w:hAnsiTheme="minorBidi"/>
                                 <w:color w:val="000000" w:themeColor="text1"/>
-                                <w:sz w:val="32"/>
-                                <w:szCs w:val="32"/>
+                                <w:sz w:val="24"/>
+                                <w:szCs w:val="24"/>
+                                <w:rtl/>
+                              </w:rPr>
+                            </w:pPr>
+                          </w:p>
+                        </w:tc>
+                        <w:tc>
+                          <w:tcPr>
+                            <w:tcW w:w="1527" w:type="dxa"/>
+                          </w:tcPr>
+                          <w:p>
+                            <w:pPr>
+                              <w:rPr>
+                                <w:rFonts w:asciiTheme="minorBidi" w:hAnsiTheme="minorBidi"/>
+                                <w:color w:val="000000" w:themeColor="text1"/>
+                                <w:sz w:val="24"/>
+                                <w:szCs w:val="24"/>
                                 <w:rtl/>
                               </w:rPr>
                             </w:pPr>
@@ -8422,11 +8071,10 @@
                               <w:szCs w:val="32"/>
                               <w:rtl/>
                             </w:rPr>
-                            <w:alias w:val="سعودين الى دولة  ممنوعة "/>
-                            <w:tag w:val="سعودين الى دولة  ممنوعة "/>
-                            <w:id w:val="-1119757679"/>
+                            <w:alias w:val="اختر اسم الصادر"/>
+                            <w:id w:val="1107169265"/>
                             <w:placeholder>
-                              <w:docPart w:val="2DD330DB11FC4E1C86E5F2256BC30CC3"/>
+                              <w:docPart w:val="2A30C687C5D84946954AF403D2354395"/>
                             </w:placeholder>
                             <w:comboBox>
                               <w:listItem w:displayText="  " w:value="  "/>
@@ -8438,7 +8086,7 @@
                               <w:listItem w:displayText="ترقب عند المغادرة والقدوم " w:value="ترقب عند المغادرة والقدوم "/>
                               <w:listItem w:displayText="منع سفر" w:value="منع سفر"/>
                               <w:listItem w:displayText="ايقاف خدمات" w:value="ايقاف خدمات"/>
-                              <w:listItem w:displayText="تبيلغ مراجعة " w:value="تبيلغ مراجعة "/>
+                              <w:listItem w:displayText="يبلغ بالمراجعة الاسم /" w:value="يبلغ بالمراجعة الاسم /"/>
                               <w:listItem w:displayText="تطبيق" w:value="تطبيق"/>
                               <w:listItem w:displayText="غياب المجندة " w:value="غياب المجندة "/>
                               <w:listItem w:displayText="غياب الفرد " w:value="غياب الفرد "/>
@@ -8453,7 +8101,7 @@
                           <w:sdtContent>
                             <w:tc>
                               <w:tcPr>
-                                <w:tcW w:w="4677" w:type="dxa"/>
+                                <w:tcW w:w="5822" w:type="dxa"/>
                               </w:tcPr>
                               <w:p>
                                 <w:pPr>
@@ -8480,20 +8128,485 @@
                             </w:tc>
                           </w:sdtContent>
                         </w:sdt>
+                      </w:tr>
+                    </w:tbl>
+                    <w:p>
+                      <w:pPr>
+                        <w:spacing w:after="0" w:line="240" w:lineRule="auto"/>
+                        <w:rPr>
+                          <w:rFonts w:asciiTheme="minorBidi" w:hAnsiTheme="minorBidi"/>
+                          <w:b/>
+                          <w:bCs/>
+                          <w:color w:val="000000" w:themeColor="text1"/>
+                          <w:sz w:val="2"/>
+                          <w:szCs w:val="2"/>
+                          <w:rtl/>
+                        </w:rPr>
+                      </w:pPr>
+                    </w:p>
+                    <w:tbl>
+                      <w:tblPr>
+                        <w:tblStyle w:val="ab"/>
+                        <w:bidiVisual/>
+                        <w:tblW w:w="10725" w:type="dxa"/>
+                        <w:tblLook w:val="04A0" w:firstRow="1" w:lastRow="0" w:firstColumn="1" w:lastColumn="0" w:noHBand="0" w:noVBand="1"/>
+                      </w:tblPr>
+                      <w:tblGrid>
+                        <w:gridCol w:w="4344"/>
+                        <w:gridCol w:w="2441"/>
+                        <w:gridCol w:w="3940"/>
+                      </w:tblGrid>
+                      <w:tr>
+                        <w:trPr>
+                          <w:trHeight w:val="453"/>
+                        </w:trPr>
                         <w:tc>
                           <w:tcPr>
-                            <w:tcW w:w="2127" w:type="dxa"/>
+                            <w:tcW w:w="4344" w:type="dxa"/>
                           </w:tcPr>
                           <w:p>
                             <w:pPr>
+                              <w:spacing w:line="360" w:lineRule="auto"/>
+                              <w:ind w:firstLine="20"/>
                               <w:rPr>
                                 <w:rFonts w:asciiTheme="minorBidi" w:hAnsiTheme="minorBidi"/>
-                                <w:color w:val="000000" w:themeColor="text1"/>
-                                <w:sz w:val="32"/>
-                                <w:szCs w:val="32"/>
+                                <w:b/>
+                                <w:bCs/>
+                                <w:color w:val="000000" w:themeColor="text1"/>
+                                <w:sz w:val="24"/>
+                                <w:szCs w:val="24"/>
                                 <w:rtl/>
                               </w:rPr>
                             </w:pPr>
+                            <w:r>
+                              <w:rPr>
+                                <w:rFonts w:asciiTheme="minorBidi" w:hAnsiTheme="minorBidi" w:hint="cs"/>
+                                <w:b/>
+                                <w:bCs/>
+                                <w:color w:val="000000" w:themeColor="text1"/>
+                                <w:sz w:val="24"/>
+                                <w:szCs w:val="24"/>
+                                <w:rtl/>
+                              </w:rPr>
+                              <w:t xml:space="preserve">موظف القائمة </w:t>
+                            </w:r>
+                            <w:bookmarkStart w:id="45" w:name="_Hlk91230568"/>
+                            <w:r>
+                              <w:rPr>
+                                <w:rFonts w:asciiTheme="minorBidi" w:hAnsiTheme="minorBidi" w:hint="cs"/>
+                                <w:b/>
+                                <w:bCs/>
+                                <w:color w:val="000000" w:themeColor="text1"/>
+                                <w:sz w:val="24"/>
+                                <w:szCs w:val="24"/>
+                                <w:rtl/>
+                              </w:rPr>
+                              <w:t>/</w:t>
+                            </w:r>
+                            <w:r>
+                              <w:rPr>
+                                <w:rFonts w:asciiTheme="minorBidi" w:hAnsiTheme="minorBidi" w:hint="cs"/>
+                                <w:color w:val="000000" w:themeColor="text1"/>
+                                <w:sz w:val="28"/>
+                                <w:szCs w:val="28"/>
+                                <w:rtl/>
+                              </w:rPr>
+                              <w:t xml:space="preserve"> </w:t>
+                            </w:r>
+                            <w:bookmarkStart w:id="46" w:name="officerrow1"/>
+                            <w:bookmarkEnd w:id="45"/>
+                            <w:bookmarkEnd w:id="46"/>
+                            <w:r>
+                              <w:rPr>
+                                <w:rFonts w:asciiTheme="minorBidi" w:hAnsiTheme="minorBidi"/>
+                                <w:color w:val="000000" w:themeColor="text1"/>
+                                <w:sz w:val="28"/>
+                                <w:szCs w:val="28"/>
+                                <w:rtl/>
+                              </w:rPr>
+                              <w:t xml:space="preserve">      </w:t>
+                            </w:r>
+                            <w:r>
+                              <w:rPr>
+                                <w:rFonts w:asciiTheme="minorBidi" w:hAnsiTheme="minorBidi" w:hint="cs"/>
+                                <w:color w:val="000000" w:themeColor="text1"/>
+                                <w:sz w:val="28"/>
+                                <w:szCs w:val="28"/>
+                                <w:rtl/>
+                              </w:rPr>
+                              <w:t xml:space="preserve"> </w:t>
+                            </w:r>
+                          </w:p>
+                        </w:tc>
+                        <w:tc>
+                          <w:tcPr>
+                            <w:tcW w:w="2441" w:type="dxa"/>
+                          </w:tcPr>
+                          <w:p>
+                            <w:pPr>
+                              <w:spacing w:line="360" w:lineRule="auto"/>
+                              <w:ind w:firstLine="20"/>
+                              <w:rPr>
+                                <w:rFonts w:asciiTheme="minorBidi" w:hAnsiTheme="minorBidi"/>
+                                <w:b/>
+                                <w:bCs/>
+                                <w:color w:val="000000" w:themeColor="text1"/>
+                                <w:sz w:val="24"/>
+                                <w:szCs w:val="24"/>
+                                <w:rtl/>
+                              </w:rPr>
+                            </w:pPr>
+                            <w:r>
+                              <w:rPr>
+                                <w:rFonts w:asciiTheme="minorBidi" w:hAnsiTheme="minorBidi" w:hint="cs"/>
+                                <w:b/>
+                                <w:bCs/>
+                                <w:color w:val="000000" w:themeColor="text1"/>
+                                <w:sz w:val="24"/>
+                                <w:szCs w:val="24"/>
+                                <w:rtl/>
+                              </w:rPr>
+                              <w:t>الرتبة /</w:t>
+                            </w:r>
+                            <w:r>
+                              <w:rPr>
+                                <w:rFonts w:asciiTheme="minorBidi" w:hAnsiTheme="minorBidi" w:hint="cs"/>
+                                <w:color w:val="000000" w:themeColor="text1"/>
+                                <w:sz w:val="24"/>
+                                <w:szCs w:val="24"/>
+                                <w:rtl/>
+                              </w:rPr>
+                              <w:t xml:space="preserve"> </w:t>
+                            </w:r>
+                            <w:r>
+                              <w:rPr>
+                                <w:rFonts w:asciiTheme="minorBidi" w:hAnsiTheme="minorBidi" w:hint="cs"/>
+                                <w:color w:val="000000" w:themeColor="text1"/>
+                                <w:sz w:val="28"/>
+                                <w:szCs w:val="28"/>
+                                <w:rtl/>
+                              </w:rPr>
+                              <w:t xml:space="preserve"> </w:t>
+                            </w:r>
+                            <w:bookmarkStart w:id="47" w:name="officerank1"/>
+                            <w:bookmarkEnd w:id="47"/>
+                            <w:r>
+                              <w:rPr>
+                                <w:rFonts w:asciiTheme="minorBidi" w:hAnsiTheme="minorBidi"/>
+                                <w:color w:val="000000" w:themeColor="text1"/>
+                                <w:sz w:val="28"/>
+                                <w:szCs w:val="28"/>
+                                <w:rtl/>
+                              </w:rPr>
+                              <w:t xml:space="preserve">     </w:t>
+                            </w:r>
+                            <w:r>
+                              <w:rPr>
+                                <w:rFonts w:asciiTheme="minorBidi" w:hAnsiTheme="minorBidi" w:hint="cs"/>
+                                <w:color w:val="000000" w:themeColor="text1"/>
+                                <w:sz w:val="28"/>
+                                <w:szCs w:val="28"/>
+                                <w:rtl/>
+                              </w:rPr>
+                              <w:t xml:space="preserve">             </w:t>
+                            </w:r>
+                            <w:r>
+                              <w:rPr>
+                                <w:rFonts w:asciiTheme="minorBidi" w:hAnsiTheme="minorBidi" w:hint="cs"/>
+                                <w:b/>
+                                <w:bCs/>
+                                <w:color w:val="000000" w:themeColor="text1"/>
+                                <w:sz w:val="28"/>
+                                <w:szCs w:val="28"/>
+                                <w:rtl/>
+                              </w:rPr>
+                              <w:t xml:space="preserve"> </w:t>
+                            </w:r>
+                            <w:r>
+                              <w:rPr>
+                                <w:rFonts w:asciiTheme="minorBidi" w:hAnsiTheme="minorBidi" w:hint="cs"/>
+                                <w:b/>
+                                <w:bCs/>
+                                <w:color w:val="000000" w:themeColor="text1"/>
+                                <w:sz w:val="24"/>
+                                <w:szCs w:val="24"/>
+                                <w:rtl/>
+                              </w:rPr>
+                              <w:t xml:space="preserve">                           </w:t>
+                            </w:r>
+                          </w:p>
+                        </w:tc>
+                        <w:tc>
+                          <w:tcPr>
+                            <w:tcW w:w="3940" w:type="dxa"/>
+                          </w:tcPr>
+                          <w:p>
+                            <w:pPr>
+                              <w:spacing w:line="360" w:lineRule="auto"/>
+                              <w:ind w:firstLine="20"/>
+                              <w:rPr>
+                                <w:rFonts w:asciiTheme="minorBidi" w:hAnsiTheme="minorBidi"/>
+                                <w:b/>
+                                <w:bCs/>
+                                <w:color w:val="000000" w:themeColor="text1"/>
+                                <w:sz w:val="24"/>
+                                <w:szCs w:val="24"/>
+                                <w:rtl/>
+                              </w:rPr>
+                            </w:pPr>
+                            <w:r>
+                              <w:rPr>
+                                <w:rFonts w:asciiTheme="minorBidi" w:hAnsiTheme="minorBidi" w:hint="cs"/>
+                                <w:b/>
+                                <w:bCs/>
+                                <w:color w:val="000000" w:themeColor="text1"/>
+                                <w:sz w:val="24"/>
+                                <w:szCs w:val="24"/>
+                                <w:rtl/>
+                              </w:rPr>
+                              <w:t xml:space="preserve">التوقيع/  </w:t>
+                            </w:r>
+                            <w:r>
+                              <w:rPr>
+                                <w:rFonts w:asciiTheme="minorBidi" w:hAnsiTheme="minorBidi"/>
+                                <w:b/>
+                                <w:bCs/>
+                                <w:color w:val="000000" w:themeColor="text1"/>
+                                <w:sz w:val="24"/>
+                                <w:szCs w:val="24"/>
+                                <w:rtl/>
+                              </w:rPr>
+                              <w:t>                       </w:t>
+                            </w:r>
+                            <w:r>
+                              <w:rPr>
+                                <w:rFonts w:asciiTheme="minorBidi" w:hAnsiTheme="minorBidi"/>
+                                <w:color w:val="000000" w:themeColor="text1"/>
+                                <w:sz w:val="24"/>
+                                <w:szCs w:val="24"/>
+                                <w:rtl/>
+                              </w:rPr>
+                              <w:t>              </w:t>
+                            </w:r>
+                            <w:r>
+                              <w:rPr>
+                                <w:rFonts w:asciiTheme="minorBidi" w:hAnsiTheme="minorBidi" w:hint="cs"/>
+                                <w:color w:val="000000" w:themeColor="text1"/>
+                                <w:sz w:val="24"/>
+                                <w:szCs w:val="24"/>
+                                <w:rtl/>
+                              </w:rPr>
+                              <w:t xml:space="preserve">                        </w:t>
+                            </w:r>
+                          </w:p>
+                        </w:tc>
+                      </w:tr>
+                      <w:tr>
+                        <w:trPr>
+                          <w:trHeight w:val="368"/>
+                        </w:trPr>
+                        <w:tc>
+                          <w:tcPr>
+                            <w:tcW w:w="4344" w:type="dxa"/>
+                          </w:tcPr>
+                          <w:p>
+                            <w:pPr>
+                              <w:spacing w:line="360" w:lineRule="auto"/>
+                              <w:ind w:firstLine="20"/>
+                              <w:rPr>
+                                <w:rFonts w:asciiTheme="minorBidi" w:hAnsiTheme="minorBidi"/>
+                                <w:b/>
+                                <w:bCs/>
+                                <w:color w:val="000000" w:themeColor="text1"/>
+                                <w:sz w:val="24"/>
+                                <w:szCs w:val="24"/>
+                                <w:rtl/>
+                              </w:rPr>
+                            </w:pPr>
+                            <w:r>
+                              <w:rPr>
+                                <w:rFonts w:asciiTheme="minorBidi" w:hAnsiTheme="minorBidi" w:hint="cs"/>
+                                <w:b/>
+                                <w:bCs/>
+                                <w:color w:val="000000" w:themeColor="text1"/>
+                                <w:sz w:val="24"/>
+                                <w:szCs w:val="24"/>
+                                <w:rtl/>
+                              </w:rPr>
+                              <w:t>رئيس المناوبة /</w:t>
+                            </w:r>
+                            <w:r>
+                              <w:rPr>
+                                <w:rFonts w:asciiTheme="minorBidi" w:hAnsiTheme="minorBidi" w:hint="cs"/>
+                                <w:color w:val="000000" w:themeColor="text1"/>
+                                <w:sz w:val="28"/>
+                                <w:szCs w:val="28"/>
+                                <w:rtl/>
+                              </w:rPr>
+                              <w:t xml:space="preserve"> </w:t>
+                            </w:r>
+                            <w:bookmarkStart w:id="48" w:name="officer1"/>
+                            <w:bookmarkEnd w:id="48"/>
+                            <w:r>
+                              <w:rPr>
+                                <w:rFonts w:asciiTheme="minorBidi" w:hAnsiTheme="minorBidi"/>
+                                <w:color w:val="000000" w:themeColor="text1"/>
+                                <w:sz w:val="28"/>
+                                <w:szCs w:val="28"/>
+                                <w:rtl/>
+                              </w:rPr>
+                              <w:t xml:space="preserve">          </w:t>
+                            </w:r>
+                            <w:r>
+                              <w:rPr>
+                                <w:rFonts w:asciiTheme="minorBidi" w:hAnsiTheme="minorBidi" w:hint="cs"/>
+                                <w:sz w:val="28"/>
+                                <w:szCs w:val="28"/>
+                                <w:rtl/>
+                              </w:rPr>
+                              <w:t xml:space="preserve">   </w:t>
+                            </w:r>
+                            <w:r>
+                              <w:rPr>
+                                <w:rFonts w:asciiTheme="minorBidi" w:hAnsiTheme="minorBidi" w:hint="cs"/>
+                                <w:sz w:val="24"/>
+                                <w:szCs w:val="24"/>
+                                <w:rtl/>
+                              </w:rPr>
+                              <w:t xml:space="preserve">   </w:t>
+                            </w:r>
+                          </w:p>
+                        </w:tc>
+                        <w:tc>
+                          <w:tcPr>
+                            <w:tcW w:w="2441" w:type="dxa"/>
+                          </w:tcPr>
+                          <w:p>
+                            <w:pPr>
+                              <w:spacing w:line="360" w:lineRule="auto"/>
+                              <w:ind w:firstLine="20"/>
+                              <w:rPr>
+                                <w:rFonts w:asciiTheme="minorBidi" w:hAnsiTheme="minorBidi"/>
+                                <w:b/>
+                                <w:bCs/>
+                                <w:color w:val="000000" w:themeColor="text1"/>
+                                <w:sz w:val="24"/>
+                                <w:szCs w:val="24"/>
+                                <w:rtl/>
+                              </w:rPr>
+                            </w:pPr>
+                            <w:r>
+                              <w:rPr>
+                                <w:rFonts w:asciiTheme="minorBidi" w:hAnsiTheme="minorBidi" w:hint="cs"/>
+                                <w:b/>
+                                <w:bCs/>
+                                <w:color w:val="000000" w:themeColor="text1"/>
+                                <w:sz w:val="24"/>
+                                <w:szCs w:val="24"/>
+                                <w:rtl/>
+                              </w:rPr>
+                              <w:t>الرتبة</w:t>
+                            </w:r>
+                            <w:r>
+                              <w:rPr>
+                                <w:rFonts w:asciiTheme="minorBidi" w:hAnsiTheme="minorBidi"/>
+                                <w:b/>
+                                <w:bCs/>
+                                <w:color w:val="000000" w:themeColor="text1"/>
+                                <w:sz w:val="24"/>
+                                <w:szCs w:val="24"/>
+                                <w:rtl/>
+                              </w:rPr>
+                              <w:t> </w:t>
+                            </w:r>
+                            <w:r>
+                              <w:rPr>
+                                <w:rFonts w:asciiTheme="minorBidi" w:hAnsiTheme="minorBidi" w:hint="cs"/>
+                                <w:b/>
+                                <w:bCs/>
+                                <w:color w:val="000000" w:themeColor="text1"/>
+                                <w:sz w:val="24"/>
+                                <w:szCs w:val="24"/>
+                                <w:rtl/>
+                              </w:rPr>
+                              <w:t>/</w:t>
+                            </w:r>
+                            <w:r>
+                              <w:rPr>
+                                <w:rFonts w:asciiTheme="minorBidi" w:hAnsiTheme="minorBidi" w:hint="cs"/>
+                                <w:b/>
+                                <w:bCs/>
+                                <w:color w:val="000000" w:themeColor="text1"/>
+                                <w:sz w:val="28"/>
+                                <w:szCs w:val="28"/>
+                                <w:rtl/>
+                              </w:rPr>
+                              <w:t xml:space="preserve"> </w:t>
+                            </w:r>
+                            <w:r>
+                              <w:rPr>
+                                <w:rFonts w:asciiTheme="minorBidi" w:hAnsiTheme="minorBidi" w:hint="cs"/>
+                                <w:color w:val="000000" w:themeColor="text1"/>
+                                <w:sz w:val="28"/>
+                                <w:szCs w:val="28"/>
+                                <w:rtl/>
+                              </w:rPr>
+                              <w:t xml:space="preserve"> </w:t>
+                            </w:r>
+                            <w:bookmarkStart w:id="49" w:name="ranko1"/>
+                            <w:bookmarkEnd w:id="49"/>
+                            <w:r>
+                              <w:rPr>
+                                <w:rFonts w:asciiTheme="minorBidi" w:hAnsiTheme="minorBidi"/>
+                                <w:color w:val="000000" w:themeColor="text1"/>
+                                <w:sz w:val="28"/>
+                                <w:szCs w:val="28"/>
+                                <w:rtl/>
+                              </w:rPr>
+                              <w:t xml:space="preserve">         </w:t>
+                            </w:r>
+                            <w:r>
+                              <w:rPr>
+                                <w:rFonts w:asciiTheme="minorBidi" w:hAnsiTheme="minorBidi" w:hint="cs"/>
+                                <w:color w:val="000000" w:themeColor="text1"/>
+                                <w:sz w:val="28"/>
+                                <w:szCs w:val="28"/>
+                                <w:rtl/>
+                              </w:rPr>
+                              <w:t xml:space="preserve">       </w:t>
+                            </w:r>
+                          </w:p>
+                        </w:tc>
+                        <w:tc>
+                          <w:tcPr>
+                            <w:tcW w:w="3940" w:type="dxa"/>
+                          </w:tcPr>
+                          <w:p>
+                            <w:pPr>
+                              <w:spacing w:line="360" w:lineRule="auto"/>
+                              <w:ind w:firstLine="20"/>
+                              <w:rPr>
+                                <w:rFonts w:asciiTheme="minorBidi" w:hAnsiTheme="minorBidi"/>
+                                <w:b/>
+                                <w:bCs/>
+                                <w:color w:val="000000" w:themeColor="text1"/>
+                                <w:sz w:val="24"/>
+                                <w:szCs w:val="24"/>
+                                <w:rtl/>
+                              </w:rPr>
+                            </w:pPr>
+                            <w:r>
+                              <w:rPr>
+                                <w:rFonts w:asciiTheme="minorBidi" w:hAnsiTheme="minorBidi" w:hint="cs"/>
+                                <w:b/>
+                                <w:bCs/>
+                                <w:color w:val="000000" w:themeColor="text1"/>
+                                <w:sz w:val="24"/>
+                                <w:szCs w:val="24"/>
+                                <w:rtl/>
+                              </w:rPr>
+                              <w:t>التوقيع /</w:t>
+                            </w:r>
                           </w:p>
                         </w:tc>
                       </w:tr>
@@ -8506,8 +8619,8 @@
                           <w:b/>
                           <w:bCs/>
                           <w:color w:val="000000" w:themeColor="text1"/>
-                          <w:sz w:val="10"/>
-                          <w:szCs w:val="10"/>
+                          <w:sz w:val="2"/>
+                          <w:szCs w:val="2"/>
                           <w:rtl/>
                         </w:rPr>
                       </w:pPr>
@@ -8516,457 +8629,7 @@
                       <w:tblPr>
                         <w:tblStyle w:val="ab"/>
                         <w:bidiVisual/>
-                        <w:tblW w:w="10478" w:type="dxa"/>
-                        <w:tblLook w:val="04A0" w:firstRow="1" w:lastRow="0" w:firstColumn="1" w:lastColumn="0" w:noHBand="0" w:noVBand="1"/>
-                      </w:tblPr>
-                      <w:tblGrid>
-                        <w:gridCol w:w="3766"/>
-                        <w:gridCol w:w="3276"/>
-                        <w:gridCol w:w="3436"/>
-                      </w:tblGrid>
-                      <w:tr>
-                        <w:trPr>
-                          <w:trHeight w:val="445"/>
-                        </w:trPr>
-                        <w:tc>
-                          <w:tcPr>
-                            <w:tcW w:w="3766" w:type="dxa"/>
-                          </w:tcPr>
-                          <w:p>
-                            <w:pPr>
-                              <w:spacing w:line="360" w:lineRule="auto"/>
-                              <w:ind w:firstLine="20"/>
-                              <w:rPr>
-                                <w:rFonts w:asciiTheme="minorBidi" w:hAnsiTheme="minorBidi"/>
-                                <w:b/>
-                                <w:bCs/>
-                                <w:color w:val="000000" w:themeColor="text1"/>
-                                <w:sz w:val="24"/>
-                                <w:szCs w:val="24"/>
-                                <w:rtl/>
-                              </w:rPr>
-                            </w:pPr>
-                            <w:r>
-                              <w:rPr>
-                                <w:rFonts w:asciiTheme="minorBidi" w:hAnsiTheme="minorBidi" w:hint="cs"/>
-                                <w:b/>
-                                <w:bCs/>
-                                <w:color w:val="000000" w:themeColor="text1"/>
-                                <w:sz w:val="24"/>
-                                <w:szCs w:val="24"/>
-                                <w:rtl/>
-                              </w:rPr>
-                              <w:t xml:space="preserve">موظف القائمة </w:t>
-                            </w:r>
-                            <w:bookmarkStart w:id="55" w:name="_Hlk91230568"/>
-                            <w:r>
-                              <w:rPr>
-                                <w:rFonts w:asciiTheme="minorBidi" w:hAnsiTheme="minorBidi" w:hint="cs"/>
-                                <w:b/>
-                                <w:bCs/>
-                                <w:color w:val="000000" w:themeColor="text1"/>
-                                <w:sz w:val="24"/>
-                                <w:szCs w:val="24"/>
-                                <w:rtl/>
-                              </w:rPr>
-                              <w:t>/</w:t>
-                            </w:r>
-                            <w:r>
-                              <w:rPr>
-                                <w:rFonts w:asciiTheme="minorBidi" w:hAnsiTheme="minorBidi" w:hint="cs"/>
-                                <w:color w:val="000000" w:themeColor="text1"/>
-                                <w:sz w:val="24"/>
-                                <w:szCs w:val="24"/>
-                                <w:rtl/>
-                              </w:rPr>
-                              <w:t xml:space="preserve"> </w:t>
-                            </w:r>
-                            <w:bookmarkStart w:id="56" w:name="officerrow1"/>
-                            <w:bookmarkEnd w:id="55"/>
-                            <w:bookmarkEnd w:id="56"/>
-                            <w:r>
-                              <w:rPr>
-                                <w:rFonts w:asciiTheme="minorBidi" w:hAnsiTheme="minorBidi"/>
-                                <w:color w:val="000000" w:themeColor="text1"/>
-                                <w:sz w:val="24"/>
-                                <w:szCs w:val="24"/>
-                                <w:rtl/>
-                              </w:rPr>
-                              <w:t xml:space="preserve">      </w:t>
-                            </w:r>
-                            <w:r>
-                              <w:rPr>
-                                <w:rFonts w:asciiTheme="minorBidi" w:hAnsiTheme="minorBidi" w:hint="cs"/>
-                                <w:color w:val="000000" w:themeColor="text1"/>
-                                <w:sz w:val="24"/>
-                                <w:szCs w:val="24"/>
-                                <w:rtl/>
-                              </w:rPr>
-                              <w:t xml:space="preserve"> </w:t>
-                            </w:r>
-                          </w:p>
-                        </w:tc>
-                        <w:tc>
-                          <w:tcPr>
-                            <w:tcW w:w="3276" w:type="dxa"/>
-                          </w:tcPr>
-                          <w:p>
-                            <w:pPr>
-                              <w:spacing w:line="360" w:lineRule="auto"/>
-                              <w:ind w:firstLine="20"/>
-                              <w:rPr>
-                                <w:rFonts w:asciiTheme="minorBidi" w:hAnsiTheme="minorBidi"/>
-                                <w:b/>
-                                <w:bCs/>
-                                <w:color w:val="000000" w:themeColor="text1"/>
-                                <w:sz w:val="24"/>
-                                <w:szCs w:val="24"/>
-                                <w:rtl/>
-                              </w:rPr>
-                            </w:pPr>
-                            <w:r>
-                              <w:rPr>
-                                <w:rFonts w:asciiTheme="minorBidi" w:hAnsiTheme="minorBidi" w:hint="cs"/>
-                                <w:b/>
-                                <w:bCs/>
-                                <w:color w:val="000000" w:themeColor="text1"/>
-                                <w:sz w:val="24"/>
-                                <w:szCs w:val="24"/>
-                                <w:rtl/>
-                              </w:rPr>
-                              <w:t>الرتبة /</w:t>
-                            </w:r>
-                            <w:r>
-                              <w:rPr>
-                                <w:rFonts w:asciiTheme="minorBidi" w:hAnsiTheme="minorBidi" w:hint="cs"/>
-                                <w:color w:val="000000" w:themeColor="text1"/>
-                                <w:sz w:val="24"/>
-                                <w:szCs w:val="24"/>
-                                <w:rtl/>
-                              </w:rPr>
-                              <w:t xml:space="preserve">  </w:t>
-                            </w:r>
-                            <w:bookmarkStart w:id="57" w:name="officerank1"/>
-                            <w:bookmarkEnd w:id="57"/>
-                            <w:r>
-                              <w:rPr>
-                                <w:rFonts w:asciiTheme="minorBidi" w:hAnsiTheme="minorBidi"/>
-                                <w:color w:val="000000" w:themeColor="text1"/>
-                                <w:sz w:val="24"/>
-                                <w:szCs w:val="24"/>
-                                <w:rtl/>
-                              </w:rPr>
-                              <w:t xml:space="preserve">     </w:t>
-                            </w:r>
-                            <w:r>
-                              <w:rPr>
-                                <w:rFonts w:asciiTheme="minorBidi" w:hAnsiTheme="minorBidi" w:hint="cs"/>
-                                <w:color w:val="000000" w:themeColor="text1"/>
-                                <w:sz w:val="24"/>
-                                <w:szCs w:val="24"/>
-                                <w:rtl/>
-                              </w:rPr>
-                              <w:t xml:space="preserve">             </w:t>
-                            </w:r>
-                            <w:r>
-                              <w:rPr>
-                                <w:rFonts w:asciiTheme="minorBidi" w:hAnsiTheme="minorBidi" w:hint="cs"/>
-                                <w:b/>
-                                <w:bCs/>
-                                <w:color w:val="000000" w:themeColor="text1"/>
-                                <w:sz w:val="24"/>
-                                <w:szCs w:val="24"/>
-                                <w:rtl/>
-                              </w:rPr>
-                              <w:t xml:space="preserve">                            </w:t>
-                            </w:r>
-                          </w:p>
-                        </w:tc>
-                        <w:tc>
-                          <w:tcPr>
-                            <w:tcW w:w="3436" w:type="dxa"/>
-                          </w:tcPr>
-                          <w:p>
-                            <w:pPr>
-                              <w:spacing w:line="360" w:lineRule="auto"/>
-                              <w:ind w:firstLine="20"/>
-                              <w:rPr>
-                                <w:rFonts w:asciiTheme="minorBidi" w:hAnsiTheme="minorBidi"/>
-                                <w:b/>
-                                <w:bCs/>
-                                <w:color w:val="000000" w:themeColor="text1"/>
-                                <w:sz w:val="24"/>
-                                <w:szCs w:val="24"/>
-                                <w:rtl/>
-                              </w:rPr>
-                            </w:pPr>
-                            <w:r>
-                              <w:rPr>
-                                <w:rFonts w:asciiTheme="minorBidi" w:hAnsiTheme="minorBidi" w:hint="cs"/>
-                                <w:b/>
-                                <w:bCs/>
-                                <w:color w:val="000000" w:themeColor="text1"/>
-                                <w:sz w:val="24"/>
-                                <w:szCs w:val="24"/>
-                                <w:rtl/>
-                              </w:rPr>
-                              <w:t xml:space="preserve">التوقيع/  </w:t>
-                            </w:r>
-                            <w:r>
-                              <w:rPr>
-                                <w:rFonts w:asciiTheme="minorBidi" w:hAnsiTheme="minorBidi"/>
-                                <w:b/>
-                                <w:bCs/>
-                                <w:color w:val="000000" w:themeColor="text1"/>
-                                <w:sz w:val="24"/>
-                                <w:szCs w:val="24"/>
-                                <w:rtl/>
-                              </w:rPr>
-                              <w:t>                       </w:t>
-                            </w:r>
-                            <w:r>
-                              <w:rPr>
-                                <w:rFonts w:asciiTheme="minorBidi" w:hAnsiTheme="minorBidi"/>
-                                <w:color w:val="000000" w:themeColor="text1"/>
-                                <w:sz w:val="24"/>
-                                <w:szCs w:val="24"/>
-                                <w:rtl/>
-                              </w:rPr>
-                              <w:t>              </w:t>
-                            </w:r>
-                            <w:r>
-                              <w:rPr>
-                                <w:rFonts w:asciiTheme="minorBidi" w:hAnsiTheme="minorBidi" w:hint="cs"/>
-                                <w:color w:val="000000" w:themeColor="text1"/>
-                                <w:sz w:val="24"/>
-                                <w:szCs w:val="24"/>
-                                <w:rtl/>
-                              </w:rPr>
-                              <w:t xml:space="preserve">                        </w:t>
-                            </w:r>
-                          </w:p>
-                        </w:tc>
-                      </w:tr>
-                      <w:tr>
-                        <w:trPr>
-                          <w:trHeight w:val="361"/>
-                        </w:trPr>
-                        <w:tc>
-                          <w:tcPr>
-                            <w:tcW w:w="3766" w:type="dxa"/>
-                          </w:tcPr>
-                          <w:p>
-                            <w:pPr>
-                              <w:spacing w:line="360" w:lineRule="auto"/>
-                              <w:ind w:firstLine="20"/>
-                              <w:rPr>
-                                <w:rFonts w:asciiTheme="minorBidi" w:hAnsiTheme="minorBidi"/>
-                                <w:b/>
-                                <w:bCs/>
-                                <w:color w:val="000000" w:themeColor="text1"/>
-                                <w:sz w:val="24"/>
-                                <w:szCs w:val="24"/>
-                                <w:rtl/>
-                              </w:rPr>
-                            </w:pPr>
-                            <w:r>
-                              <w:rPr>
-                                <w:rFonts w:asciiTheme="minorBidi" w:hAnsiTheme="minorBidi" w:hint="cs"/>
-                                <w:b/>
-                                <w:bCs/>
-                                <w:color w:val="000000" w:themeColor="text1"/>
-                                <w:sz w:val="24"/>
-                                <w:szCs w:val="24"/>
-                                <w:rtl/>
-                              </w:rPr>
-                              <w:t>رئيس المناوبة /</w:t>
-                            </w:r>
-                            <w:r>
-                              <w:rPr>
-                                <w:rFonts w:asciiTheme="minorBidi" w:hAnsiTheme="minorBidi" w:hint="cs"/>
-                                <w:color w:val="000000" w:themeColor="text1"/>
-                                <w:sz w:val="24"/>
-                                <w:szCs w:val="24"/>
-                                <w:rtl/>
-                              </w:rPr>
-                              <w:t xml:space="preserve"> </w:t>
-                            </w:r>
-                            <w:bookmarkStart w:id="58" w:name="officer1"/>
-                            <w:bookmarkEnd w:id="58"/>
-                            <w:r>
-                              <w:rPr>
-                                <w:rFonts w:asciiTheme="minorBidi" w:hAnsiTheme="minorBidi"/>
-                                <w:color w:val="000000" w:themeColor="text1"/>
-                                <w:sz w:val="24"/>
-                                <w:szCs w:val="24"/>
-                                <w:rtl/>
-                              </w:rPr>
-                              <w:t xml:space="preserve">          </w:t>
-                            </w:r>
-                            <w:r>
-                              <w:rPr>
-                                <w:rFonts w:asciiTheme="minorBidi" w:hAnsiTheme="minorBidi" w:hint="cs"/>
-                                <w:sz w:val="24"/>
-                                <w:szCs w:val="24"/>
-                                <w:rtl/>
-                              </w:rPr>
-                              <w:t xml:space="preserve">      </w:t>
-                            </w:r>
-                          </w:p>
-                        </w:tc>
-                        <w:tc>
-                          <w:tcPr>
-                            <w:tcW w:w="3276" w:type="dxa"/>
-                          </w:tcPr>
-                          <w:p>
-                            <w:pPr>
-                              <w:spacing w:line="360" w:lineRule="auto"/>
-                              <w:ind w:firstLine="20"/>
-                              <w:rPr>
-                                <w:rFonts w:asciiTheme="minorBidi" w:hAnsiTheme="minorBidi"/>
-                                <w:b/>
-                                <w:bCs/>
-                                <w:color w:val="000000" w:themeColor="text1"/>
-                                <w:sz w:val="24"/>
-                                <w:szCs w:val="24"/>
-                                <w:rtl/>
-                              </w:rPr>
-                            </w:pPr>
-                            <w:r>
-                              <w:rPr>
-                                <w:rFonts w:asciiTheme="minorBidi" w:hAnsiTheme="minorBidi" w:hint="cs"/>
-                                <w:b/>
-                                <w:bCs/>
-                                <w:color w:val="000000" w:themeColor="text1"/>
-                                <w:sz w:val="24"/>
-                                <w:szCs w:val="24"/>
-                                <w:rtl/>
-                              </w:rPr>
-                              <w:t>الرتبة</w:t>
-                            </w:r>
-                            <w:r>
-                              <w:rPr>
-                                <w:rFonts w:asciiTheme="minorBidi" w:hAnsiTheme="minorBidi"/>
-                                <w:b/>
-                                <w:bCs/>
-                                <w:color w:val="000000" w:themeColor="text1"/>
-                                <w:sz w:val="24"/>
-                                <w:szCs w:val="24"/>
-                                <w:rtl/>
-                              </w:rPr>
-                              <w:t> </w:t>
-                            </w:r>
-                            <w:r>
-                              <w:rPr>
-                                <w:rFonts w:asciiTheme="minorBidi" w:hAnsiTheme="minorBidi" w:hint="cs"/>
-                                <w:b/>
-                                <w:bCs/>
-                                <w:color w:val="000000" w:themeColor="text1"/>
-                                <w:sz w:val="24"/>
-                                <w:szCs w:val="24"/>
-                                <w:rtl/>
-                              </w:rPr>
-                              <w:t>/</w:t>
-                            </w:r>
-                            <w:r>
-                              <w:rPr>
-                                <w:rFonts w:asciiTheme="minorBidi" w:hAnsiTheme="minorBidi" w:hint="cs"/>
-                                <w:b/>
-                                <w:bCs/>
-                                <w:color w:val="000000" w:themeColor="text1"/>
-                                <w:sz w:val="24"/>
-                                <w:szCs w:val="24"/>
-                                <w:rtl/>
-                              </w:rPr>
-                              <w:t xml:space="preserve"> </w:t>
-                            </w:r>
-                            <w:r>
-                              <w:rPr>
-                                <w:rFonts w:asciiTheme="minorBidi" w:hAnsiTheme="minorBidi" w:hint="cs"/>
-                                <w:color w:val="000000" w:themeColor="text1"/>
-                                <w:sz w:val="24"/>
-                                <w:szCs w:val="24"/>
-                                <w:rtl/>
-                              </w:rPr>
-                              <w:t xml:space="preserve"> </w:t>
-                            </w:r>
-                            <w:bookmarkStart w:id="59" w:name="ranko1"/>
-                            <w:bookmarkEnd w:id="59"/>
-                            <w:r>
-                              <w:rPr>
-                                <w:rFonts w:asciiTheme="minorBidi" w:hAnsiTheme="minorBidi"/>
-                                <w:color w:val="000000" w:themeColor="text1"/>
-                                <w:sz w:val="24"/>
-                                <w:szCs w:val="24"/>
-                                <w:rtl/>
-                              </w:rPr>
-                              <w:t xml:space="preserve">         </w:t>
-                            </w:r>
-                            <w:r>
-                              <w:rPr>
-                                <w:rFonts w:asciiTheme="minorBidi" w:hAnsiTheme="minorBidi" w:hint="cs"/>
-                                <w:color w:val="000000" w:themeColor="text1"/>
-                                <w:sz w:val="24"/>
-                                <w:szCs w:val="24"/>
-                                <w:rtl/>
-                              </w:rPr>
-                              <w:t xml:space="preserve">       </w:t>
-                            </w:r>
-                          </w:p>
-                        </w:tc>
-                        <w:tc>
-                          <w:tcPr>
-                            <w:tcW w:w="3436" w:type="dxa"/>
-                          </w:tcPr>
-                          <w:p>
-                            <w:pPr>
-                              <w:spacing w:line="360" w:lineRule="auto"/>
-                              <w:ind w:firstLine="20"/>
-                              <w:rPr>
-                                <w:rFonts w:asciiTheme="minorBidi" w:hAnsiTheme="minorBidi"/>
-                                <w:b/>
-                                <w:bCs/>
-                                <w:color w:val="000000" w:themeColor="text1"/>
-                                <w:sz w:val="24"/>
-                                <w:szCs w:val="24"/>
-                                <w:rtl/>
-                              </w:rPr>
-                            </w:pPr>
-                            <w:r>
-                              <w:rPr>
-                                <w:rFonts w:asciiTheme="minorBidi" w:hAnsiTheme="minorBidi" w:hint="cs"/>
-                                <w:b/>
-                                <w:bCs/>
-                                <w:color w:val="000000" w:themeColor="text1"/>
-                                <w:sz w:val="24"/>
-                                <w:szCs w:val="24"/>
-                                <w:rtl/>
-                              </w:rPr>
-                              <w:t>التوقيع /</w:t>
-                            </w:r>
-                          </w:p>
-                        </w:tc>
-                      </w:tr>
-                    </w:tbl>
-                    <w:p>
-                      <w:pPr>
-                        <w:spacing w:before="240" w:after="0" w:line="276" w:lineRule="auto"/>
-                        <w:rPr>
-                          <w:rFonts w:asciiTheme="minorBidi" w:hAnsiTheme="minorBidi"/>
-                          <w:b/>
-                          <w:bCs/>
-                          <w:color w:val="000000" w:themeColor="text1"/>
-                          <w:sz w:val="10"/>
-                          <w:szCs w:val="10"/>
-                          <w:rtl/>
-                        </w:rPr>
-                      </w:pPr>
-                    </w:p>
-                    <w:tbl>
-                      <w:tblPr>
-                        <w:tblStyle w:val="ab"/>
-                        <w:bidiVisual/>
-                        <w:tblW w:w="0" w:type="auto"/>
+                        <w:tblW w:w="10737" w:type="dxa"/>
                         <w:tblBorders>
                           <w:top w:val="none" w:sz="0" w:space="0" w:color="auto"/>
                           <w:left w:val="none" w:sz="0" w:space="0" w:color="auto"/>
@@ -8978,20 +8641,26 @@
                         <w:tblLook w:val="04A0" w:firstRow="1" w:lastRow="0" w:firstColumn="1" w:lastColumn="0" w:noHBand="0" w:noVBand="1"/>
                       </w:tblPr>
                       <w:tblGrid>
-                        <w:gridCol w:w="5021"/>
-                        <w:gridCol w:w="5118"/>
+                        <w:gridCol w:w="5027"/>
+                        <w:gridCol w:w="5710"/>
                       </w:tblGrid>
                       <w:tr>
                         <w:trPr>
-                          <w:trHeight w:val="213"/>
+                          <w:trHeight w:val="195"/>
                         </w:trPr>
                         <w:tc>
                           <w:tcPr>
-                            <w:tcW w:w="5021" w:type="dxa"/>
+                            <w:tcW w:w="5027" w:type="dxa"/>
+                            <w:tcBorders>
+                              <w:top w:val="single" w:sz="4" w:space="0" w:color="auto"/>
+                              <w:left w:val="single" w:sz="4" w:space="0" w:color="auto"/>
+                              <w:right w:val="single" w:sz="4" w:space="0" w:color="auto"/>
+                            </w:tcBorders>
                           </w:tcPr>
                           <w:p>
                             <w:pPr>
                               <w:spacing w:line="276" w:lineRule="auto"/>
+                              <w:jc w:val="center"/>
                               <w:rPr>
                                 <w:rFonts w:asciiTheme="minorBidi" w:hAnsiTheme="minorBidi"/>
                                 <w:b/>
@@ -9012,7 +8681,7 @@
                                 <w:szCs w:val="26"/>
                                 <w:rtl/>
                               </w:rPr>
-                              <w:t xml:space="preserve">     </w:t>
+                              <w:t xml:space="preserve">موظف الاتصالات الإدارية </w:t>
                             </w:r>
                             <w:r>
                               <w:rPr>
@@ -9024,17 +8693,23 @@
                                 <w:szCs w:val="26"/>
                                 <w:rtl/>
                               </w:rPr>
-                              <w:t xml:space="preserve">موظف الاتصالات الإدارية </w:t>
+                              <w:t>المستلم</w:t>
                             </w:r>
                           </w:p>
                         </w:tc>
                         <w:tc>
                           <w:tcPr>
-                            <w:tcW w:w="5118" w:type="dxa"/>
+                            <w:tcW w:w="5710" w:type="dxa"/>
+                            <w:tcBorders>
+                              <w:top w:val="single" w:sz="4" w:space="0" w:color="auto"/>
+                              <w:left w:val="single" w:sz="4" w:space="0" w:color="auto"/>
+                              <w:right w:val="single" w:sz="4" w:space="0" w:color="auto"/>
+                            </w:tcBorders>
                           </w:tcPr>
                           <w:p>
                             <w:pPr>
                               <w:spacing w:line="276" w:lineRule="auto"/>
+                              <w:jc w:val="center"/>
                               <w:rPr>
                                 <w:rFonts w:asciiTheme="minorBidi" w:hAnsiTheme="minorBidi"/>
                                 <w:b/>
@@ -9055,36 +8730,28 @@
                                 <w:szCs w:val="26"/>
                                 <w:rtl/>
                               </w:rPr>
-                              <w:t xml:space="preserve">          </w:t>
-                            </w:r>
-                            <w:r>
-                              <w:rPr>
-                                <w:rFonts w:asciiTheme="minorBidi" w:hAnsiTheme="minorBidi" w:hint="cs"/>
-                                <w:b/>
-                                <w:bCs/>
-                                <w:color w:val="000000" w:themeColor="text1"/>
-                                <w:sz w:val="26"/>
-                                <w:szCs w:val="26"/>
-                                <w:rtl/>
-                              </w:rPr>
-                              <w:t xml:space="preserve">مستلم الرحلات لمناوب شعبة الإجراءات والتنسيق </w:t>
+                              <w:t>موظف الإحصاء والتدقيق</w:t>
                             </w:r>
                           </w:p>
                         </w:tc>
                       </w:tr>
                       <w:tr>
                         <w:trPr>
-                          <w:trHeight w:val="213"/>
+                          <w:trHeight w:val="195"/>
                         </w:trPr>
                         <w:tc>
                           <w:tcPr>
-                            <w:tcW w:w="5021" w:type="dxa"/>
+                            <w:tcW w:w="5027" w:type="dxa"/>
+                            <w:tcBorders>
+                              <w:left w:val="single" w:sz="4" w:space="0" w:color="auto"/>
+                              <w:right w:val="single" w:sz="4" w:space="0" w:color="auto"/>
+                            </w:tcBorders>
                           </w:tcPr>
                           <w:p>
                             <w:pPr>
-                              <w:spacing w:line="276" w:lineRule="auto"/>
-                              <w:rPr>
-                                <w:rFonts w:asciiTheme="minorBidi" w:hAnsiTheme="minorBidi" w:hint="cs"/>
+                              <w:spacing w:line="360" w:lineRule="auto"/>
+                              <w:rPr>
+                                <w:rFonts w:asciiTheme="minorBidi" w:hAnsiTheme="minorBidi"/>
                                 <w:b/>
                                 <w:bCs/>
                                 <w:color w:val="000000" w:themeColor="text1"/>
@@ -9109,13 +8776,28 @@
                         </w:tc>
                         <w:tc>
                           <w:tcPr>
-                            <w:tcW w:w="5118" w:type="dxa"/>
+                            <w:tcW w:w="5710" w:type="dxa"/>
+                            <w:tcBorders>
+                              <w:left w:val="single" w:sz="4" w:space="0" w:color="auto"/>
+                              <w:right w:val="single" w:sz="4" w:space="0" w:color="auto"/>
+                            </w:tcBorders>
                           </w:tcPr>
                           <w:p>
                             <w:pPr>
                               <w:spacing w:line="276" w:lineRule="auto"/>
                               <w:jc w:val="center"/>
                               <w:rPr>
+                                <w:rFonts w:asciiTheme="minorBidi" w:hAnsiTheme="minorBidi"/>
+                                <w:b/>
+                                <w:bCs/>
+                                <w:color w:val="000000" w:themeColor="text1"/>
+                                <w:sz w:val="26"/>
+                                <w:szCs w:val="26"/>
+                                <w:rtl/>
+                              </w:rPr>
+                            </w:pPr>
+                            <w:r>
+                              <w:rPr>
                                 <w:rFonts w:asciiTheme="minorBidi" w:hAnsiTheme="minorBidi" w:hint="cs"/>
                                 <w:b/>
                                 <w:bCs/>
@@ -9124,7 +8806,8 @@
                                 <w:szCs w:val="26"/>
                                 <w:rtl/>
                               </w:rPr>
-                            </w:pPr>
+                              <w:t xml:space="preserve">   تم استلام </w:t>
+                            </w:r>
                             <w:r>
                               <w:rPr>
                                 <w:rFonts w:asciiTheme="minorBidi" w:hAnsiTheme="minorBidi" w:hint="cs"/>
@@ -9135,7 +8818,7 @@
                                 <w:szCs w:val="26"/>
                                 <w:rtl/>
                               </w:rPr>
-                              <w:t xml:space="preserve">     </w:t>
+                              <w:t xml:space="preserve">عدد (           )  </w:t>
                             </w:r>
                             <w:r>
                               <w:rPr>
@@ -9147,48 +8830,26 @@
                                 <w:szCs w:val="26"/>
                                 <w:rtl/>
                               </w:rPr>
-                              <w:t xml:space="preserve">عدد الرحلات </w:t>
-                            </w:r>
-                            <w:proofErr w:type="gramStart"/>
-                            <w:r>
-                              <w:rPr>
-                                <w:rFonts w:asciiTheme="minorBidi" w:hAnsiTheme="minorBidi" w:hint="cs"/>
-                                <w:b/>
-                                <w:bCs/>
-                                <w:color w:val="000000" w:themeColor="text1"/>
-                                <w:sz w:val="26"/>
-                                <w:szCs w:val="26"/>
-                                <w:rtl/>
-                              </w:rPr>
-                              <w:t xml:space="preserve">(  </w:t>
-                            </w:r>
-                            <w:proofErr w:type="gramEnd"/>
-                            <w:r>
-                              <w:rPr>
-                                <w:rFonts w:asciiTheme="minorBidi" w:hAnsiTheme="minorBidi" w:hint="cs"/>
-                                <w:b/>
-                                <w:bCs/>
-                                <w:color w:val="000000" w:themeColor="text1"/>
-                                <w:sz w:val="26"/>
-                                <w:szCs w:val="26"/>
-                                <w:rtl/>
-                              </w:rPr>
-                              <w:t xml:space="preserve">         )  رحلة</w:t>
+                              <w:t>رحلات</w:t>
                             </w:r>
                           </w:p>
                         </w:tc>
                       </w:tr>
                       <w:tr>
                         <w:trPr>
-                          <w:trHeight w:val="338"/>
+                          <w:trHeight w:val="310"/>
                         </w:trPr>
                         <w:tc>
                           <w:tcPr>
-                            <w:tcW w:w="5021" w:type="dxa"/>
+                            <w:tcW w:w="5027" w:type="dxa"/>
+                            <w:tcBorders>
+                              <w:left w:val="single" w:sz="4" w:space="0" w:color="auto"/>
+                              <w:right w:val="single" w:sz="4" w:space="0" w:color="auto"/>
+                            </w:tcBorders>
                           </w:tcPr>
                           <w:p>
                             <w:pPr>
-                              <w:spacing w:line="276" w:lineRule="auto"/>
+                              <w:spacing w:line="360" w:lineRule="auto"/>
                               <w:rPr>
                                 <w:rFonts w:asciiTheme="minorBidi" w:hAnsiTheme="minorBidi"/>
                                 <w:b/>
@@ -9215,7 +8876,11 @@
                         </w:tc>
                         <w:tc>
                           <w:tcPr>
-                            <w:tcW w:w="5118" w:type="dxa"/>
+                            <w:tcW w:w="5710" w:type="dxa"/>
+                            <w:tcBorders>
+                              <w:left w:val="single" w:sz="4" w:space="0" w:color="auto"/>
+                              <w:right w:val="single" w:sz="4" w:space="0" w:color="auto"/>
+                            </w:tcBorders>
                           </w:tcPr>
                           <w:p>
                             <w:pPr>
@@ -9259,15 +8924,19 @@
                       </w:tr>
                       <w:tr>
                         <w:trPr>
-                          <w:trHeight w:val="338"/>
+                          <w:trHeight w:val="310"/>
                         </w:trPr>
                         <w:tc>
                           <w:tcPr>
-                            <w:tcW w:w="5021" w:type="dxa"/>
+                            <w:tcW w:w="5027" w:type="dxa"/>
+                            <w:tcBorders>
+                              <w:left w:val="single" w:sz="4" w:space="0" w:color="auto"/>
+                              <w:right w:val="single" w:sz="4" w:space="0" w:color="auto"/>
+                            </w:tcBorders>
                           </w:tcPr>
                           <w:p>
                             <w:pPr>
-                              <w:spacing w:line="276" w:lineRule="auto"/>
+                              <w:spacing w:line="360" w:lineRule="auto"/>
                               <w:rPr>
                                 <w:rFonts w:asciiTheme="minorBidi" w:hAnsiTheme="minorBidi"/>
                                 <w:b/>
@@ -9294,7 +8963,11 @@
                         </w:tc>
                         <w:tc>
                           <w:tcPr>
-                            <w:tcW w:w="5118" w:type="dxa"/>
+                            <w:tcW w:w="5710" w:type="dxa"/>
+                            <w:tcBorders>
+                              <w:left w:val="single" w:sz="4" w:space="0" w:color="auto"/>
+                              <w:right w:val="single" w:sz="4" w:space="0" w:color="auto"/>
+                            </w:tcBorders>
                           </w:tcPr>
                           <w:p>
                             <w:pPr>
@@ -9338,15 +9011,20 @@
                       </w:tr>
                       <w:tr>
                         <w:trPr>
-                          <w:trHeight w:val="338"/>
+                          <w:trHeight w:val="364"/>
                         </w:trPr>
                         <w:tc>
                           <w:tcPr>
-                            <w:tcW w:w="5021" w:type="dxa"/>
+                            <w:tcW w:w="5027" w:type="dxa"/>
+                            <w:tcBorders>
+                              <w:left w:val="single" w:sz="4" w:space="0" w:color="auto"/>
+                              <w:bottom w:val="single" w:sz="4" w:space="0" w:color="auto"/>
+                              <w:right w:val="single" w:sz="4" w:space="0" w:color="auto"/>
+                            </w:tcBorders>
                           </w:tcPr>
                           <w:p>
                             <w:pPr>
-                              <w:spacing w:line="276" w:lineRule="auto"/>
+                              <w:spacing w:line="360" w:lineRule="auto"/>
                               <w:rPr>
                                 <w:rFonts w:asciiTheme="minorBidi" w:hAnsiTheme="minorBidi"/>
                                 <w:b/>
@@ -9361,11 +9039,15 @@
                         </w:tc>
                         <w:tc>
                           <w:tcPr>
-                            <w:tcW w:w="5118" w:type="dxa"/>
+                            <w:tcW w:w="5710" w:type="dxa"/>
+                            <w:tcBorders>
+                              <w:left w:val="single" w:sz="4" w:space="0" w:color="auto"/>
+                              <w:bottom w:val="single" w:sz="4" w:space="0" w:color="auto"/>
+                              <w:right w:val="single" w:sz="4" w:space="0" w:color="auto"/>
+                            </w:tcBorders>
                           </w:tcPr>
                           <w:p>
                             <w:pPr>
-                              <w:spacing w:line="276" w:lineRule="auto"/>
                               <w:rPr>
                                 <w:rFonts w:asciiTheme="minorBidi" w:hAnsiTheme="minorBidi"/>
                                 <w:b/>
@@ -9442,8 +9124,8 @@
                         </w:rPr>
                         <w:t xml:space="preserve">  </w:t>
                       </w:r>
-                      <w:bookmarkEnd w:id="35"/>
-                      <w:bookmarkEnd w:id="36"/>
+                      <w:bookmarkEnd w:id="25"/>
+                      <w:bookmarkEnd w:id="26"/>
                     </w:p>
                   </w:txbxContent>
                 </v:textbox>
@@ -9463,13 +9145,13 @@
         <w:bidi w:val="0"/>
         <w:jc w:val="right"/>
         <w:rPr>
-          <w:rFonts w:ascii="Calibri" w:eastAsia="Times New Roman" w:hAnsi="Calibri" w:cs="Arial" w:hint="cs"/>
+          <w:rFonts w:ascii="Calibri" w:eastAsia="Times New Roman" w:hAnsi="Calibri" w:cs="Arial"/>
           <w:sz w:val="28"/>
           <w:szCs w:val="28"/>
           <w:rtl/>
         </w:rPr>
       </w:pPr>
-      <w:proofErr w:type="gramStart"/>
+      <w:bookmarkStart w:id="50" w:name="_Hlk172851443"/>
       <w:r>
         <w:rPr>
           <w:rFonts w:ascii="Calibri" w:eastAsia="Times New Roman" w:hAnsi="Calibri" w:cs="Arial"/>
@@ -9486,17 +9168,7 @@
           <w:szCs w:val="28"/>
           <w:rtl/>
         </w:rPr>
-        <w:t xml:space="preserve"> :</w:t>
-      </w:r>
-      <w:proofErr w:type="gramEnd"/>
-      <w:r>
-        <w:rPr>
-          <w:rFonts w:ascii="Calibri" w:eastAsia="Times New Roman" w:hAnsi="Calibri" w:cs="Arial"/>
-          <w:sz w:val="28"/>
-          <w:szCs w:val="28"/>
-          <w:rtl/>
-        </w:rPr>
-        <w:t xml:space="preserve">    </w:t>
+        <w:t xml:space="preserve"> :    </w:t>
       </w:r>
       <w:r>
         <w:rPr>
@@ -9516,10 +9188,69 @@
         </w:rPr>
         <w:t xml:space="preserve"> </w:t>
       </w:r>
-      <w:bookmarkStart w:id="60" w:name="_Hlk139438470"/>
+      <w:bookmarkStart w:id="51" w:name="_Hlk139438470"/>
       <w:r>
         <w:rPr>
           <w:rFonts w:ascii="Calibri" w:eastAsia="Times New Roman" w:hAnsi="Calibri" w:cs="Arial" w:hint="cs"/>
+          <w:sz w:val="28"/>
+          <w:szCs w:val="28"/>
+          <w:rtl/>
+        </w:rPr>
+        <w:t xml:space="preserve">              </w:t>
+      </w:r>
+      <w:r>
+        <w:rPr>
+          <w:rFonts w:ascii="Calibri" w:eastAsia="Times New Roman" w:hAnsi="Calibri" w:cs="Arial" w:hint="cs"/>
+          <w:sz w:val="28"/>
+          <w:szCs w:val="28"/>
+          <w:rtl/>
+        </w:rPr>
+        <w:t xml:space="preserve"> </w:t>
+      </w:r>
+      <w:bookmarkStart w:id="52" w:name="mnawbh2"/>
+      <w:bookmarkEnd w:id="52"/>
+      <w:r>
+        <w:rPr>
+          <w:rFonts w:ascii="Calibri" w:eastAsia="Times New Roman" w:hAnsi="Calibri" w:cs="Arial" w:hint="cs"/>
+          <w:sz w:val="28"/>
+          <w:szCs w:val="28"/>
+          <w:rtl/>
+        </w:rPr>
+        <w:t xml:space="preserve">  </w:t>
+      </w:r>
+      <w:bookmarkStart w:id="53" w:name="number2"/>
+      <w:bookmarkEnd w:id="51"/>
+      <w:bookmarkEnd w:id="53"/>
+      <w:r>
+        <w:rPr>
+          <w:rFonts w:ascii="Calibri" w:eastAsia="Times New Roman" w:hAnsi="Calibri" w:cs="Arial" w:hint="cs"/>
+          <w:sz w:val="28"/>
+          <w:szCs w:val="28"/>
+          <w:rtl/>
+        </w:rPr>
+        <w:t xml:space="preserve">          </w:t>
+      </w:r>
+      <w:r>
+        <w:rPr>
+          <w:rFonts w:ascii="Calibri" w:eastAsia="Times New Roman" w:hAnsi="Calibri" w:cs="Arial"/>
+          <w:sz w:val="28"/>
+          <w:szCs w:val="28"/>
+          <w:rtl/>
+        </w:rPr>
+        <w:t xml:space="preserve">  </w:t>
+      </w:r>
+      <w:r>
+        <w:rPr>
+          <w:rFonts w:ascii="Calibri" w:eastAsia="Times New Roman" w:hAnsi="Calibri" w:cs="Arial" w:hint="cs"/>
+          <w:sz w:val="28"/>
+          <w:szCs w:val="28"/>
+          <w:rtl/>
+        </w:rPr>
+        <w:t xml:space="preserve"> </w:t>
+      </w:r>
+      <w:r>
+        <w:rPr>
+          <w:rFonts w:ascii="Calibri" w:eastAsia="Times New Roman" w:hAnsi="Calibri" w:cs="Arial"/>
           <w:sz w:val="28"/>
           <w:szCs w:val="28"/>
           <w:rtl/>
@@ -9535,16 +9266,6 @@
         </w:rPr>
         <w:t xml:space="preserve"> </w:t>
       </w:r>
-      <w:bookmarkEnd w:id="60"/>
-      <w:r>
-        <w:rPr>
-          <w:rFonts w:ascii="Calibri" w:eastAsia="Times New Roman" w:hAnsi="Calibri" w:cs="Arial" w:hint="cs"/>
-          <w:sz w:val="28"/>
-          <w:szCs w:val="28"/>
-          <w:rtl/>
-        </w:rPr>
-        <w:t xml:space="preserve">                                   </w:t>
-      </w:r>
       <w:r>
         <w:rPr>
           <w:rFonts w:ascii="Calibri" w:eastAsia="Times New Roman" w:hAnsi="Calibri" w:cs="Arial"/>
@@ -9552,7 +9273,7 @@
           <w:szCs w:val="28"/>
           <w:rtl/>
         </w:rPr>
-        <w:t>التاريخ :</w:t>
+        <w:t xml:space="preserve"> </w:t>
       </w:r>
       <w:r>
         <w:rPr>
@@ -9563,8 +9284,62 @@
         </w:rPr>
         <w:t xml:space="preserve"> </w:t>
       </w:r>
-      <w:bookmarkStart w:id="61" w:name="date3"/>
-      <w:bookmarkEnd w:id="61"/>
+      <w:r>
+        <w:rPr>
+          <w:rFonts w:ascii="Calibri" w:eastAsia="Times New Roman" w:hAnsi="Calibri" w:cs="Arial"/>
+          <w:sz w:val="28"/>
+          <w:szCs w:val="28"/>
+          <w:rtl/>
+        </w:rPr>
+        <w:t xml:space="preserve"> </w:t>
+      </w:r>
+      <w:r>
+        <w:rPr>
+          <w:rFonts w:ascii="Calibri" w:eastAsia="Times New Roman" w:hAnsi="Calibri" w:cs="Arial" w:hint="cs"/>
+          <w:sz w:val="28"/>
+          <w:szCs w:val="28"/>
+          <w:rtl/>
+        </w:rPr>
+        <w:t xml:space="preserve">  </w:t>
+      </w:r>
+      <w:r>
+        <w:rPr>
+          <w:rFonts w:ascii="Calibri" w:eastAsia="Times New Roman" w:hAnsi="Calibri" w:cs="Arial"/>
+          <w:sz w:val="28"/>
+          <w:szCs w:val="28"/>
+          <w:rtl/>
+        </w:rPr>
+        <w:t xml:space="preserve">   </w:t>
+      </w:r>
+      <w:r>
+        <w:rPr>
+          <w:rFonts w:ascii="Calibri" w:eastAsia="Times New Roman" w:hAnsi="Calibri" w:cs="Arial" w:hint="cs"/>
+          <w:sz w:val="28"/>
+          <w:szCs w:val="28"/>
+          <w:rtl/>
+        </w:rPr>
+        <w:t xml:space="preserve">      </w:t>
+      </w:r>
+      <w:r>
+        <w:rPr>
+          <w:rFonts w:ascii="Calibri" w:eastAsia="Times New Roman" w:hAnsi="Calibri" w:cs="Arial"/>
+          <w:sz w:val="28"/>
+          <w:szCs w:val="28"/>
+          <w:rtl/>
+        </w:rPr>
+        <w:t xml:space="preserve"> التاريخ :</w:t>
+      </w:r>
+      <w:r>
+        <w:rPr>
+          <w:rFonts w:ascii="Calibri" w:eastAsia="Times New Roman" w:hAnsi="Calibri" w:cs="Arial" w:hint="cs"/>
+          <w:sz w:val="28"/>
+          <w:szCs w:val="28"/>
+          <w:rtl/>
+        </w:rPr>
+        <w:t xml:space="preserve"> </w:t>
+      </w:r>
+      <w:bookmarkStart w:id="54" w:name="date3"/>
+      <w:bookmarkEnd w:id="54"/>
       <w:r>
         <w:rPr>
           <w:rFonts w:ascii="Calibri" w:eastAsia="Times New Roman" w:hAnsi="Calibri" w:cs="Arial"/>
@@ -9599,7 +9374,7 @@
           <w:szCs w:val="28"/>
           <w:rtl/>
         </w:rPr>
-        <w:t xml:space="preserve">                </w:t>
+        <w:t xml:space="preserve">          </w:t>
       </w:r>
       <w:r>
         <w:rPr>
@@ -9608,7 +9383,16 @@
           <w:szCs w:val="28"/>
           <w:rtl/>
         </w:rPr>
-        <w:t xml:space="preserve">                  </w:t>
+        <w:t xml:space="preserve">       </w:t>
+      </w:r>
+      <w:r>
+        <w:rPr>
+          <w:rFonts w:ascii="Calibri" w:eastAsia="Times New Roman" w:hAnsi="Calibri" w:cs="Arial" w:hint="cs"/>
+          <w:sz w:val="28"/>
+          <w:szCs w:val="28"/>
+          <w:rtl/>
+        </w:rPr>
+        <w:t xml:space="preserve">        </w:t>
       </w:r>
       <w:r>
         <w:rPr>
@@ -9619,6 +9403,7 @@
         </w:rPr>
         <w:t>المشفوعات :</w:t>
       </w:r>
+      <w:bookmarkEnd w:id="50"/>
       <w:r>
         <w:rPr>
           <w:rFonts w:ascii="Calibri" w:eastAsia="Times New Roman" w:hAnsi="Calibri" w:cs="Arial"/>
@@ -9630,7 +9415,7 @@
     </w:p>
     <w:sectPr>
       <w:pgSz w:w="11906" w:h="16838"/>
-      <w:pgMar w:top="11" w:right="720" w:bottom="720" w:left="720" w:header="708" w:footer="708" w:gutter="0"/>
+      <w:pgMar w:top="11" w:right="720" w:bottom="142" w:left="720" w:header="708" w:footer="708" w:gutter="0"/>
       <w:cols w:space="708"/>
       <w:bidi/>
       <w:rtlGutter/>
@@ -10623,7 +10408,7 @@
   <w:docParts>
     <w:docPart>
       <w:docPartPr>
-        <w:name w:val="4DC94EB24F48490BA2704694763B2082"/>
+        <w:name w:val="F8D18386A46B495C96AA65B804DFFEDD"/>
         <w:category>
           <w:name w:val="عام"/>
           <w:gallery w:val="placeholder"/>
@@ -10634,12 +10419,12 @@
         <w:behaviors>
           <w:behavior w:val="content"/>
         </w:behaviors>
-        <w:guid w:val="{1076606D-043E-40B6-B485-99D31DE90ECF}"/>
+        <w:guid w:val="{E4B7C69E-52B5-4E5D-BD72-20F17C328270}"/>
       </w:docPartPr>
       <w:docPartBody>
         <w:p>
           <w:pPr>
-            <w:pStyle w:val="4DC94EB24F48490BA2704694763B2082"/>
+            <w:pStyle w:val="F8D18386A46B495C96AA65B804DFFEDD"/>
           </w:pPr>
           <w:r>
             <w:rPr>
@@ -10659,7 +10444,7 @@
     </w:docPart>
     <w:docPart>
       <w:docPartPr>
-        <w:name w:val="56B733A5F5B5479B9D861589445CBD70"/>
+        <w:name w:val="5D22DFC318A1409F9E7AF6CA1795E719"/>
         <w:category>
           <w:name w:val="عام"/>
           <w:gallery w:val="placeholder"/>
@@ -10670,12 +10455,12 @@
         <w:behaviors>
           <w:behavior w:val="content"/>
         </w:behaviors>
-        <w:guid w:val="{A4796491-66BE-451B-87CB-6E137732F9C0}"/>
+        <w:guid w:val="{CD8C5A96-BB5A-42AA-A320-AF27691D9495}"/>
       </w:docPartPr>
       <w:docPartBody>
         <w:p>
           <w:pPr>
-            <w:pStyle w:val="56B733A5F5B5479B9D861589445CBD70"/>
+            <w:pStyle w:val="5D22DFC318A1409F9E7AF6CA1795E719"/>
           </w:pPr>
           <w:r>
             <w:rPr>
@@ -10695,7 +10480,7 @@
     </w:docPart>
     <w:docPart>
       <w:docPartPr>
-        <w:name w:val="5CDAE183FEA847168A051733424279AA"/>
+        <w:name w:val="BB3A231CB03B4994BD82FCC82E4C120E"/>
         <w:category>
           <w:name w:val="عام"/>
           <w:gallery w:val="placeholder"/>
@@ -10706,12 +10491,12 @@
         <w:behaviors>
           <w:behavior w:val="content"/>
         </w:behaviors>
-        <w:guid w:val="{7EAF852A-89A9-4038-B32E-4E99EE2204A3}"/>
+        <w:guid w:val="{D5C9E717-580B-4832-B8F5-7E56F5DEE2C8}"/>
       </w:docPartPr>
       <w:docPartBody>
         <w:p>
           <w:pPr>
-            <w:pStyle w:val="5CDAE183FEA847168A051733424279AA"/>
+            <w:pStyle w:val="BB3A231CB03B4994BD82FCC82E4C120E"/>
           </w:pPr>
           <w:r>
             <w:rPr>
@@ -10731,7 +10516,7 @@
     </w:docPart>
     <w:docPart>
       <w:docPartPr>
-        <w:name w:val="420929547B1449A091D103DF9738A361"/>
+        <w:name w:val="D6AD8433ACF84EE7AB07EFD4F6D7DA5C"/>
         <w:category>
           <w:name w:val="عام"/>
           <w:gallery w:val="placeholder"/>
@@ -10742,12 +10527,12 @@
         <w:behaviors>
           <w:behavior w:val="content"/>
         </w:behaviors>
-        <w:guid w:val="{F1B3F68D-17F9-4A5B-9CE5-9310FCB3BB09}"/>
+        <w:guid w:val="{570633B8-1A79-4BE5-8151-A16109E69926}"/>
       </w:docPartPr>
       <w:docPartBody>
         <w:p>
           <w:pPr>
-            <w:pStyle w:val="420929547B1449A091D103DF9738A361"/>
+            <w:pStyle w:val="D6AD8433ACF84EE7AB07EFD4F6D7DA5C"/>
           </w:pPr>
           <w:r>
             <w:rPr>
@@ -10767,7 +10552,7 @@
     </w:docPart>
     <w:docPart>
       <w:docPartPr>
-        <w:name w:val="7C7C5B63B3D445849055F4DEFC6DF253"/>
+        <w:name w:val="6F8BA60DE1C14978B92165046AA53B2C"/>
         <w:category>
           <w:name w:val="عام"/>
           <w:gallery w:val="placeholder"/>
@@ -10778,12 +10563,12 @@
         <w:behaviors>
           <w:behavior w:val="content"/>
         </w:behaviors>
-        <w:guid w:val="{4B603053-7007-4779-84B0-1D05E952503F}"/>
+        <w:guid w:val="{6BAE36DC-E655-4D0C-99DA-40918C4820AD}"/>
       </w:docPartPr>
       <w:docPartBody>
         <w:p>
           <w:pPr>
-            <w:pStyle w:val="7C7C5B63B3D445849055F4DEFC6DF253"/>
+            <w:pStyle w:val="6F8BA60DE1C14978B92165046AA53B2C"/>
           </w:pPr>
           <w:r>
             <w:rPr>
@@ -10803,7 +10588,7 @@
     </w:docPart>
     <w:docPart>
       <w:docPartPr>
-        <w:name w:val="0E320352E6974721B39E7C86033F23D1"/>
+        <w:name w:val="4F8F19767ECA4329934E54EA71EB47F0"/>
         <w:category>
           <w:name w:val="عام"/>
           <w:gallery w:val="placeholder"/>
@@ -10814,12 +10599,12 @@
         <w:behaviors>
           <w:behavior w:val="content"/>
         </w:behaviors>
-        <w:guid w:val="{CC86971F-E685-44FD-86BC-FAACC011DD0E}"/>
+        <w:guid w:val="{3C67DCCC-779B-4345-9F47-DC4CAE87BE05}"/>
       </w:docPartPr>
       <w:docPartBody>
         <w:p>
           <w:pPr>
-            <w:pStyle w:val="0E320352E6974721B39E7C86033F23D1"/>
+            <w:pStyle w:val="4F8F19767ECA4329934E54EA71EB47F0"/>
           </w:pPr>
           <w:r>
             <w:rPr>
@@ -10839,7 +10624,7 @@
     </w:docPart>
     <w:docPart>
       <w:docPartPr>
-        <w:name w:val="96FD5495A5BF40CBAA79D9DABD0A9C94"/>
+        <w:name w:val="934F4CAF5AC7433A92820FF8B3704FDA"/>
         <w:category>
           <w:name w:val="عام"/>
           <w:gallery w:val="placeholder"/>
@@ -10850,12 +10635,12 @@
         <w:behaviors>
           <w:behavior w:val="content"/>
         </w:behaviors>
-        <w:guid w:val="{851A3404-823B-4D61-ACD9-BF38D0325FBB}"/>
+        <w:guid w:val="{62535D20-AE32-476E-BB38-C7BC51BB3F00}"/>
       </w:docPartPr>
       <w:docPartBody>
         <w:p>
           <w:pPr>
-            <w:pStyle w:val="96FD5495A5BF40CBAA79D9DABD0A9C94"/>
+            <w:pStyle w:val="934F4CAF5AC7433A92820FF8B3704FDA"/>
           </w:pPr>
           <w:r>
             <w:rPr>
@@ -10875,7 +10660,7 @@
     </w:docPart>
     <w:docPart>
       <w:docPartPr>
-        <w:name w:val="F6FE6A304C654B59B499C5E60386BB64"/>
+        <w:name w:val="84AC94AE833F4008A698A5DF262C9646"/>
         <w:category>
           <w:name w:val="عام"/>
           <w:gallery w:val="placeholder"/>
@@ -10886,12 +10671,12 @@
         <w:behaviors>
           <w:behavior w:val="content"/>
         </w:behaviors>
-        <w:guid w:val="{9E162B31-E2ED-4CF0-804E-08821600B61C}"/>
+        <w:guid w:val="{72E6B98C-E2A9-4A5E-AC1B-73599B0E3054}"/>
       </w:docPartPr>
       <w:docPartBody>
         <w:p>
           <w:pPr>
-            <w:pStyle w:val="F6FE6A304C654B59B499C5E60386BB64"/>
+            <w:pStyle w:val="84AC94AE833F4008A698A5DF262C9646"/>
           </w:pPr>
           <w:r>
             <w:rPr>
@@ -10911,7 +10696,7 @@
     </w:docPart>
     <w:docPart>
       <w:docPartPr>
-        <w:name w:val="9FD9D193083447E4BD823EB45989D58A"/>
+        <w:name w:val="59712D6FC8EB4AD6A24B5EB63E46B6C9"/>
         <w:category>
           <w:name w:val="عام"/>
           <w:gallery w:val="placeholder"/>
@@ -10922,12 +10707,12 @@
         <w:behaviors>
           <w:behavior w:val="content"/>
         </w:behaviors>
-        <w:guid w:val="{66C0A966-C17B-4DD1-A0A2-C32D1E045BCE}"/>
+        <w:guid w:val="{C61ABEEF-E0E2-4303-A550-CD92EF7D7C5C}"/>
       </w:docPartPr>
       <w:docPartBody>
         <w:p>
           <w:pPr>
-            <w:pStyle w:val="9FD9D193083447E4BD823EB45989D58A"/>
+            <w:pStyle w:val="59712D6FC8EB4AD6A24B5EB63E46B6C9"/>
           </w:pPr>
           <w:r>
             <w:rPr>
@@ -10947,7 +10732,7 @@
     </w:docPart>
     <w:docPart>
       <w:docPartPr>
-        <w:name w:val="96591B8BD7204348B44D73CA7C538EA0"/>
+        <w:name w:val="973A00ADB8694F9E8933904D02D3ADD8"/>
         <w:category>
           <w:name w:val="عام"/>
           <w:gallery w:val="placeholder"/>
@@ -10958,12 +10743,12 @@
         <w:behaviors>
           <w:behavior w:val="content"/>
         </w:behaviors>
-        <w:guid w:val="{ADF57476-AFB5-4F61-923C-3994CDC0EF4B}"/>
+        <w:guid w:val="{CF4D66AE-FF38-4F60-9D65-735DABF6C605}"/>
       </w:docPartPr>
       <w:docPartBody>
         <w:p>
           <w:pPr>
-            <w:pStyle w:val="96591B8BD7204348B44D73CA7C538EA0"/>
+            <w:pStyle w:val="973A00ADB8694F9E8933904D02D3ADD8"/>
           </w:pPr>
           <w:r>
             <w:rPr>
@@ -10983,7 +10768,7 @@
     </w:docPart>
     <w:docPart>
       <w:docPartPr>
-        <w:name w:val="846882E51DA146DAA14642FBD04A0069"/>
+        <w:name w:val="73DF53ABB4E04B5CB0740D84C0C18740"/>
         <w:category>
           <w:name w:val="عام"/>
           <w:gallery w:val="placeholder"/>
@@ -10994,12 +10779,12 @@
         <w:behaviors>
           <w:behavior w:val="content"/>
         </w:behaviors>
-        <w:guid w:val="{AD89F206-B827-40D2-815D-335524C63208}"/>
+        <w:guid w:val="{770A1E28-ADBB-4E7E-AA99-C3988004529C}"/>
       </w:docPartPr>
       <w:docPartBody>
         <w:p>
           <w:pPr>
-            <w:pStyle w:val="846882E51DA146DAA14642FBD04A0069"/>
+            <w:pStyle w:val="73DF53ABB4E04B5CB0740D84C0C18740"/>
           </w:pPr>
           <w:r>
             <w:rPr>
@@ -11019,7 +10804,7 @@
     </w:docPart>
     <w:docPart>
       <w:docPartPr>
-        <w:name w:val="043D2C5A2C4B4B02B445A9905A01738A"/>
+        <w:name w:val="05A05BA9C0B74E4083CD7803C981DDFA"/>
         <w:category>
           <w:name w:val="عام"/>
           <w:gallery w:val="placeholder"/>
@@ -11030,12 +10815,12 @@
         <w:behaviors>
           <w:behavior w:val="content"/>
         </w:behaviors>
-        <w:guid w:val="{E77D3E89-C187-4C3E-B0F0-A947646AF3BC}"/>
+        <w:guid w:val="{D2806E0E-31CE-4678-8877-773280007F74}"/>
       </w:docPartPr>
       <w:docPartBody>
         <w:p>
           <w:pPr>
-            <w:pStyle w:val="043D2C5A2C4B4B02B445A9905A01738A"/>
+            <w:pStyle w:val="05A05BA9C0B74E4083CD7803C981DDFA"/>
           </w:pPr>
           <w:r>
             <w:rPr>
@@ -11055,7 +10840,7 @@
     </w:docPart>
     <w:docPart>
       <w:docPartPr>
-        <w:name w:val="E2461130E35A4356A4D22682587991D9"/>
+        <w:name w:val="1347E61C29EE4BAEA4ABDF45E7117D02"/>
         <w:category>
           <w:name w:val="عام"/>
           <w:gallery w:val="placeholder"/>
@@ -11066,12 +10851,12 @@
         <w:behaviors>
           <w:behavior w:val="content"/>
         </w:behaviors>
-        <w:guid w:val="{9CF1D28B-95D2-48D6-979D-8BDCC4D650DF}"/>
+        <w:guid w:val="{F1307F1E-F750-4300-90C6-5797082B4A7C}"/>
       </w:docPartPr>
       <w:docPartBody>
         <w:p>
           <w:pPr>
-            <w:pStyle w:val="E2461130E35A4356A4D22682587991D9"/>
+            <w:pStyle w:val="1347E61C29EE4BAEA4ABDF45E7117D02"/>
           </w:pPr>
           <w:r>
             <w:rPr>
@@ -11091,7 +10876,7 @@
     </w:docPart>
     <w:docPart>
       <w:docPartPr>
-        <w:name w:val="2DD330DB11FC4E1C86E5F2256BC30CC3"/>
+        <w:name w:val="2A30C687C5D84946954AF403D2354395"/>
         <w:category>
           <w:name w:val="عام"/>
           <w:gallery w:val="placeholder"/>
@@ -11102,12 +10887,12 @@
         <w:behaviors>
           <w:behavior w:val="content"/>
         </w:behaviors>
-        <w:guid w:val="{C8EF50D5-D077-4AD1-AEDB-8F3DDBF84F04}"/>
+        <w:guid w:val="{79EFED99-CD8F-46E2-BB19-2CD866834C07}"/>
       </w:docPartPr>
       <w:docPartBody>
         <w:p>
           <w:pPr>
-            <w:pStyle w:val="2DD330DB11FC4E1C86E5F2256BC30CC3"/>
+            <w:pStyle w:val="2A30C687C5D84946954AF403D2354395"/>
           </w:pPr>
           <w:r>
             <w:rPr>
@@ -11198,8 +10983,11 @@
   <w:rsids>
     <w:rsidRoot w:val="001B379E"/>
     <w:rsid w:val="001B379E"/>
+    <w:rsid w:val="00244DFC"/>
     <w:rsid w:val="007B484D"/>
+    <w:rsid w:val="00966CA5"/>
     <w:rsid w:val="00A71208"/>
+    <w:rsid w:val="00E06AEF"/>
   </w:rsids>
   <m:mathPr>
     <m:mathFont m:val="Cambria Math"/>
@@ -11658,119 +11446,119 @@
     <w:basedOn w:val="a0"/>
     <w:uiPriority w:val="99"/>
     <w:semiHidden/>
-    <w:rsid w:val="001B379E"/>
+    <w:rsid w:val="00244DFC"/>
     <w:rPr>
       <w:color w:val="808080"/>
     </w:rPr>
   </w:style>
-  <w:style w:type="paragraph" w:customStyle="1" w:styleId="86BC7519A942453CA6AF8BEC4136B483">
-    <w:name w:val="86BC7519A942453CA6AF8BEC4136B483"/>
-    <w:rsid w:val="001B379E"/>
+  <w:style w:type="paragraph" w:customStyle="1" w:styleId="A9876209333F45ADB4B60B360A7522D8">
+    <w:name w:val="A9876209333F45ADB4B60B360A7522D8"/>
+    <w:rsid w:val="00244DFC"/>
     <w:pPr>
       <w:bidi/>
     </w:pPr>
   </w:style>
-  <w:style w:type="paragraph" w:customStyle="1" w:styleId="E54CB2B5A89B4595ACFD1DF8419B2C8D">
-    <w:name w:val="E54CB2B5A89B4595ACFD1DF8419B2C8D"/>
-    <w:rsid w:val="001B379E"/>
+  <w:style w:type="paragraph" w:customStyle="1" w:styleId="B2DC5715E540493C9D71289E33CC6E78">
+    <w:name w:val="B2DC5715E540493C9D71289E33CC6E78"/>
+    <w:rsid w:val="00244DFC"/>
     <w:pPr>
       <w:bidi/>
     </w:pPr>
   </w:style>
-  <w:style w:type="paragraph" w:customStyle="1" w:styleId="B00A1B8F4771490BA1D5E2A7483EE6F6">
-    <w:name w:val="B00A1B8F4771490BA1D5E2A7483EE6F6"/>
-    <w:rsid w:val="001B379E"/>
+  <w:style w:type="paragraph" w:customStyle="1" w:styleId="7C173F9007504AD497F4C64AC9BF5B37">
+    <w:name w:val="7C173F9007504AD497F4C64AC9BF5B37"/>
+    <w:rsid w:val="00244DFC"/>
     <w:pPr>
       <w:bidi/>
     </w:pPr>
   </w:style>
-  <w:style w:type="paragraph" w:customStyle="1" w:styleId="3CCBB6657FC94FA4A71E514BF4D417B7">
-    <w:name w:val="3CCBB6657FC94FA4A71E514BF4D417B7"/>
-    <w:rsid w:val="001B379E"/>
+  <w:style w:type="paragraph" w:customStyle="1" w:styleId="99E92CF97636415CAEE93F962E0CEEE5">
+    <w:name w:val="99E92CF97636415CAEE93F962E0CEEE5"/>
+    <w:rsid w:val="00244DFC"/>
     <w:pPr>
       <w:bidi/>
     </w:pPr>
   </w:style>
-  <w:style w:type="paragraph" w:customStyle="1" w:styleId="5E407E77A3BA4ECC8AE9A174C11FA3A8">
-    <w:name w:val="5E407E77A3BA4ECC8AE9A174C11FA3A8"/>
-    <w:rsid w:val="001B379E"/>
+  <w:style w:type="paragraph" w:customStyle="1" w:styleId="8D4465436C744CCCA603A83EE6B491D3">
+    <w:name w:val="8D4465436C744CCCA603A83EE6B491D3"/>
+    <w:rsid w:val="00244DFC"/>
     <w:pPr>
       <w:bidi/>
     </w:pPr>
   </w:style>
-  <w:style w:type="paragraph" w:customStyle="1" w:styleId="51D620A319A647F79FCB1BD2FBF2A74B">
-    <w:name w:val="51D620A319A647F79FCB1BD2FBF2A74B"/>
-    <w:rsid w:val="001B379E"/>
+  <w:style w:type="paragraph" w:customStyle="1" w:styleId="F0D4484B38C64C888ED0DBAD9AB85996">
+    <w:name w:val="F0D4484B38C64C888ED0DBAD9AB85996"/>
+    <w:rsid w:val="00244DFC"/>
     <w:pPr>
       <w:bidi/>
     </w:pPr>
   </w:style>
-  <w:style w:type="paragraph" w:customStyle="1" w:styleId="56116E4A0E69439991B1951FAFF5DB2A">
-    <w:name w:val="56116E4A0E69439991B1951FAFF5DB2A"/>
-    <w:rsid w:val="001B379E"/>
+  <w:style w:type="paragraph" w:customStyle="1" w:styleId="1752766912C5466BA426408865771948">
+    <w:name w:val="1752766912C5466BA426408865771948"/>
+    <w:rsid w:val="00244DFC"/>
     <w:pPr>
       <w:bidi/>
     </w:pPr>
   </w:style>
-  <w:style w:type="paragraph" w:customStyle="1" w:styleId="2FFD14CACF694CA6A2D2B6A742197DFB">
-    <w:name w:val="2FFD14CACF694CA6A2D2B6A742197DFB"/>
-    <w:rsid w:val="001B379E"/>
+  <w:style w:type="paragraph" w:customStyle="1" w:styleId="2B0FFBA6C4924AC5A6BA5AAD788AF11A">
+    <w:name w:val="2B0FFBA6C4924AC5A6BA5AAD788AF11A"/>
+    <w:rsid w:val="00244DFC"/>
     <w:pPr>
       <w:bidi/>
     </w:pPr>
   </w:style>
-  <w:style w:type="paragraph" w:customStyle="1" w:styleId="47437FBB2E2D40EF85440226B9421D13">
-    <w:name w:val="47437FBB2E2D40EF85440226B9421D13"/>
-    <w:rsid w:val="001B379E"/>
+  <w:style w:type="paragraph" w:customStyle="1" w:styleId="F3E50941C6AA4F56BF0ABF8FEAD6E239">
+    <w:name w:val="F3E50941C6AA4F56BF0ABF8FEAD6E239"/>
+    <w:rsid w:val="00244DFC"/>
     <w:pPr>
       <w:bidi/>
     </w:pPr>
   </w:style>
-  <w:style w:type="paragraph" w:customStyle="1" w:styleId="4D497243FAFB4F2CA17FD7B10F8C1A9A">
-    <w:name w:val="4D497243FAFB4F2CA17FD7B10F8C1A9A"/>
-    <w:rsid w:val="001B379E"/>
+  <w:style w:type="paragraph" w:customStyle="1" w:styleId="0113D59B41924EDA90F795CDE70B1EDE">
+    <w:name w:val="0113D59B41924EDA90F795CDE70B1EDE"/>
+    <w:rsid w:val="00244DFC"/>
     <w:pPr>
       <w:bidi/>
     </w:pPr>
   </w:style>
-  <w:style w:type="paragraph" w:customStyle="1" w:styleId="C5BE785FFBAF4A0D9B43D38DB134C77A">
-    <w:name w:val="C5BE785FFBAF4A0D9B43D38DB134C77A"/>
-    <w:rsid w:val="001B379E"/>
+  <w:style w:type="paragraph" w:customStyle="1" w:styleId="193BAF0D57A540859B0A82C4C0FB4A70">
+    <w:name w:val="193BAF0D57A540859B0A82C4C0FB4A70"/>
+    <w:rsid w:val="00244DFC"/>
     <w:pPr>
       <w:bidi/>
     </w:pPr>
   </w:style>
-  <w:style w:type="paragraph" w:customStyle="1" w:styleId="44B47982EE844C45964B5AC80DB73A29">
-    <w:name w:val="44B47982EE844C45964B5AC80DB73A29"/>
-    <w:rsid w:val="001B379E"/>
+  <w:style w:type="paragraph" w:customStyle="1" w:styleId="A615951E3BC14947947D285DD4779B6F">
+    <w:name w:val="A615951E3BC14947947D285DD4779B6F"/>
+    <w:rsid w:val="00244DFC"/>
     <w:pPr>
       <w:bidi/>
     </w:pPr>
   </w:style>
-  <w:style w:type="paragraph" w:customStyle="1" w:styleId="6557B0BB3B894EDBAA86AD9A3E9B8841">
-    <w:name w:val="6557B0BB3B894EDBAA86AD9A3E9B8841"/>
-    <w:rsid w:val="001B379E"/>
+  <w:style w:type="paragraph" w:customStyle="1" w:styleId="20A416DCF9D3446587BFFC6FFDD76797">
+    <w:name w:val="20A416DCF9D3446587BFFC6FFDD76797"/>
+    <w:rsid w:val="00244DFC"/>
     <w:pPr>
       <w:bidi/>
     </w:pPr>
   </w:style>
-  <w:style w:type="paragraph" w:customStyle="1" w:styleId="7FC3E2C078CD4E18957AC531B6E264C0">
-    <w:name w:val="7FC3E2C078CD4E18957AC531B6E264C0"/>
-    <w:rsid w:val="001B379E"/>
+  <w:style w:type="paragraph" w:customStyle="1" w:styleId="8263DD9BFDFA48A4BB23E66A649DA6D9">
+    <w:name w:val="8263DD9BFDFA48A4BB23E66A649DA6D9"/>
+    <w:rsid w:val="00244DFC"/>
     <w:pPr>
       <w:bidi/>
     </w:pPr>
   </w:style>
-  <w:style w:type="paragraph" w:customStyle="1" w:styleId="CAC38D42D03043A986FA313133438C3B">
-    <w:name w:val="CAC38D42D03043A986FA313133438C3B"/>
-    <w:rsid w:val="001B379E"/>
+  <w:style w:type="paragraph" w:customStyle="1" w:styleId="9A1E42948C1642389501E80FAACD2610">
+    <w:name w:val="9A1E42948C1642389501E80FAACD2610"/>
+    <w:rsid w:val="00244DFC"/>
     <w:pPr>
       <w:bidi/>
     </w:pPr>
   </w:style>
-  <w:style w:type="paragraph" w:customStyle="1" w:styleId="C29449B9C60C40619B5D7A97CDE302A0">
-    <w:name w:val="C29449B9C60C40619B5D7A97CDE302A0"/>
-    <w:rsid w:val="001B379E"/>
+  <w:style w:type="paragraph" w:customStyle="1" w:styleId="8C246CB963F8487082DBD49383D172E6">
+    <w:name w:val="8C246CB963F8487082DBD49383D172E6"/>
+    <w:rsid w:val="00244DFC"/>
     <w:pPr>
       <w:bidi/>
     </w:pPr>
@@ -11869,6 +11657,104 @@
   <w:style w:type="paragraph" w:customStyle="1" w:styleId="2DD330DB11FC4E1C86E5F2256BC30CC3">
     <w:name w:val="2DD330DB11FC4E1C86E5F2256BC30CC3"/>
     <w:rsid w:val="001B379E"/>
+    <w:pPr>
+      <w:bidi/>
+    </w:pPr>
+  </w:style>
+  <w:style w:type="paragraph" w:customStyle="1" w:styleId="F8D18386A46B495C96AA65B804DFFEDD">
+    <w:name w:val="F8D18386A46B495C96AA65B804DFFEDD"/>
+    <w:rsid w:val="00244DFC"/>
+    <w:pPr>
+      <w:bidi/>
+    </w:pPr>
+  </w:style>
+  <w:style w:type="paragraph" w:customStyle="1" w:styleId="5D22DFC318A1409F9E7AF6CA1795E719">
+    <w:name w:val="5D22DFC318A1409F9E7AF6CA1795E719"/>
+    <w:rsid w:val="00244DFC"/>
+    <w:pPr>
+      <w:bidi/>
+    </w:pPr>
+  </w:style>
+  <w:style w:type="paragraph" w:customStyle="1" w:styleId="BB3A231CB03B4994BD82FCC82E4C120E">
+    <w:name w:val="BB3A231CB03B4994BD82FCC82E4C120E"/>
+    <w:rsid w:val="00244DFC"/>
+    <w:pPr>
+      <w:bidi/>
+    </w:pPr>
+  </w:style>
+  <w:style w:type="paragraph" w:customStyle="1" w:styleId="D6AD8433ACF84EE7AB07EFD4F6D7DA5C">
+    <w:name w:val="D6AD8433ACF84EE7AB07EFD4F6D7DA5C"/>
+    <w:rsid w:val="00244DFC"/>
+    <w:pPr>
+      <w:bidi/>
+    </w:pPr>
+  </w:style>
+  <w:style w:type="paragraph" w:customStyle="1" w:styleId="6F8BA60DE1C14978B92165046AA53B2C">
+    <w:name w:val="6F8BA60DE1C14978B92165046AA53B2C"/>
+    <w:rsid w:val="00244DFC"/>
+    <w:pPr>
+      <w:bidi/>
+    </w:pPr>
+  </w:style>
+  <w:style w:type="paragraph" w:customStyle="1" w:styleId="4F8F19767ECA4329934E54EA71EB47F0">
+    <w:name w:val="4F8F19767ECA4329934E54EA71EB47F0"/>
+    <w:rsid w:val="00244DFC"/>
+    <w:pPr>
+      <w:bidi/>
+    </w:pPr>
+  </w:style>
+  <w:style w:type="paragraph" w:customStyle="1" w:styleId="934F4CAF5AC7433A92820FF8B3704FDA">
+    <w:name w:val="934F4CAF5AC7433A92820FF8B3704FDA"/>
+    <w:rsid w:val="00244DFC"/>
+    <w:pPr>
+      <w:bidi/>
+    </w:pPr>
+  </w:style>
+  <w:style w:type="paragraph" w:customStyle="1" w:styleId="84AC94AE833F4008A698A5DF262C9646">
+    <w:name w:val="84AC94AE833F4008A698A5DF262C9646"/>
+    <w:rsid w:val="00244DFC"/>
+    <w:pPr>
+      <w:bidi/>
+    </w:pPr>
+  </w:style>
+  <w:style w:type="paragraph" w:customStyle="1" w:styleId="59712D6FC8EB4AD6A24B5EB63E46B6C9">
+    <w:name w:val="59712D6FC8EB4AD6A24B5EB63E46B6C9"/>
+    <w:rsid w:val="00244DFC"/>
+    <w:pPr>
+      <w:bidi/>
+    </w:pPr>
+  </w:style>
+  <w:style w:type="paragraph" w:customStyle="1" w:styleId="973A00ADB8694F9E8933904D02D3ADD8">
+    <w:name w:val="973A00ADB8694F9E8933904D02D3ADD8"/>
+    <w:rsid w:val="00244DFC"/>
+    <w:pPr>
+      <w:bidi/>
+    </w:pPr>
+  </w:style>
+  <w:style w:type="paragraph" w:customStyle="1" w:styleId="73DF53ABB4E04B5CB0740D84C0C18740">
+    <w:name w:val="73DF53ABB4E04B5CB0740D84C0C18740"/>
+    <w:rsid w:val="00244DFC"/>
+    <w:pPr>
+      <w:bidi/>
+    </w:pPr>
+  </w:style>
+  <w:style w:type="paragraph" w:customStyle="1" w:styleId="05A05BA9C0B74E4083CD7803C981DDFA">
+    <w:name w:val="05A05BA9C0B74E4083CD7803C981DDFA"/>
+    <w:rsid w:val="00244DFC"/>
+    <w:pPr>
+      <w:bidi/>
+    </w:pPr>
+  </w:style>
+  <w:style w:type="paragraph" w:customStyle="1" w:styleId="1347E61C29EE4BAEA4ABDF45E7117D02">
+    <w:name w:val="1347E61C29EE4BAEA4ABDF45E7117D02"/>
+    <w:rsid w:val="00244DFC"/>
+    <w:pPr>
+      <w:bidi/>
+    </w:pPr>
+  </w:style>
+  <w:style w:type="paragraph" w:customStyle="1" w:styleId="2A30C687C5D84946954AF403D2354395">
+    <w:name w:val="2A30C687C5D84946954AF403D2354395"/>
+    <w:rsid w:val="00244DFC"/>
     <w:pPr>
       <w:bidi/>
     </w:pPr>
